--- a/docs/Пример Главы 4. Проектирование БД.docx
+++ b/docs/Пример Главы 4. Проектирование БД.docx
@@ -5,7 +5,8 @@
     <w:p>
       <w:pPr>
         <w:pStyle w:val="1"/>
-        <w:jc w:val="both"/>
+        <w:spacing w:before="0" w:after="0"/>
+        <w:ind w:firstLine="709"/>
       </w:pPr>
       <w:bookmarkStart w:id="0" w:name="_Toc222436969"/>
       <w:bookmarkStart w:id="1" w:name="_Toc222434550"/>
@@ -30,332 +31,301 @@
           <w:sz w:val="28"/>
           <w:szCs w:val="28"/>
         </w:rPr>
-        <w:t>Проектирование базы данных – это процесс создания схемы базы данных, которая определяет структуру данных, их взаимосвязь и правила работы с ними. Целью проектирования базы данных является создание эффективной и удобной для использования системы хранения и обработки данных.</w:t>
-      </w:r>
-    </w:p>
-    <w:p>
-      <w:pPr>
-        <w:pStyle w:val="a6"/>
-        <w:spacing w:beforeAutospacing="0" w:afterAutospacing="0" w:line="360" w:lineRule="auto"/>
-        <w:ind w:firstLine="709"/>
-        <w:jc w:val="both"/>
-        <w:rPr>
-          <w:sz w:val="28"/>
-          <w:szCs w:val="28"/>
-          <w:lang w:val="ru-RU"/>
-        </w:rPr>
-      </w:pPr>
-      <w:r>
-        <w:rPr>
-          <w:sz w:val="28"/>
-          <w:szCs w:val="28"/>
-          <w:lang w:val="ru-RU"/>
-        </w:rPr>
-        <w:t>Для программного продукта «Планировщик меню» была разработана база данных, предназначенная для хранения информации о пользователях, недельных меню, блюдах, ингредиентах, приёмах пищи и списках покупок. Разработанная база данных обеспечивает автоматическое формирование меню на неделю, расчёт стоимости, подсчёт калорийности и КБЖУ, а также генерацию списка покупок на основе выбранных блюд.</w:t>
-      </w:r>
-    </w:p>
-    <w:p>
-      <w:pPr>
-        <w:pStyle w:val="a6"/>
-        <w:spacing w:beforeAutospacing="0" w:afterAutospacing="0" w:line="360" w:lineRule="auto"/>
-        <w:ind w:firstLine="709"/>
-        <w:jc w:val="both"/>
-        <w:rPr>
-          <w:sz w:val="28"/>
-          <w:szCs w:val="28"/>
-        </w:rPr>
-      </w:pPr>
-      <w:r>
-        <w:rPr>
-          <w:sz w:val="28"/>
-          <w:szCs w:val="28"/>
-          <w:lang w:val="ru-RU"/>
-        </w:rPr>
-        <w:t xml:space="preserve">В качестве системы управления базами данных была выбрана </w:t>
-      </w:r>
-      <w:r>
-        <w:rPr>
-          <w:sz w:val="28"/>
-          <w:szCs w:val="28"/>
-        </w:rPr>
-        <w:t>SQLite</w:t>
-      </w:r>
-      <w:r>
-        <w:rPr>
-          <w:sz w:val="28"/>
-          <w:szCs w:val="28"/>
-          <w:lang w:val="ru-RU"/>
-        </w:rPr>
-        <w:t xml:space="preserve">. </w:t>
-      </w:r>
-      <w:proofErr w:type="spellStart"/>
-      <w:r>
-        <w:rPr>
-          <w:sz w:val="28"/>
-          <w:szCs w:val="28"/>
-        </w:rPr>
-        <w:t>Данная</w:t>
-      </w:r>
-      <w:proofErr w:type="spellEnd"/>
-      <w:r>
-        <w:rPr>
-          <w:sz w:val="28"/>
-          <w:szCs w:val="28"/>
-        </w:rPr>
-        <w:t xml:space="preserve"> СУБД </w:t>
-      </w:r>
-      <w:proofErr w:type="spellStart"/>
-      <w:r>
-        <w:rPr>
-          <w:sz w:val="28"/>
-          <w:szCs w:val="28"/>
-        </w:rPr>
-        <w:t>обладает</w:t>
-      </w:r>
-      <w:proofErr w:type="spellEnd"/>
-      <w:r>
-        <w:rPr>
-          <w:sz w:val="28"/>
-          <w:szCs w:val="28"/>
-        </w:rPr>
-        <w:t xml:space="preserve"> </w:t>
-      </w:r>
-      <w:proofErr w:type="spellStart"/>
-      <w:r>
-        <w:rPr>
-          <w:sz w:val="28"/>
-          <w:szCs w:val="28"/>
-        </w:rPr>
-        <w:t>рядом</w:t>
-      </w:r>
-      <w:proofErr w:type="spellEnd"/>
-      <w:r>
-        <w:rPr>
-          <w:sz w:val="28"/>
-          <w:szCs w:val="28"/>
-        </w:rPr>
-        <w:t xml:space="preserve"> </w:t>
-      </w:r>
-      <w:proofErr w:type="spellStart"/>
-      <w:r>
-        <w:rPr>
-          <w:sz w:val="28"/>
-          <w:szCs w:val="28"/>
-        </w:rPr>
-        <w:t>преимуществ</w:t>
-      </w:r>
-      <w:proofErr w:type="spellEnd"/>
-      <w:r>
-        <w:rPr>
-          <w:sz w:val="28"/>
-          <w:szCs w:val="28"/>
-        </w:rPr>
-        <w:t>:</w:t>
+        <w:t>Проектирование базы данных представляет собой процесс создания структуры хранения данных, определения взаимосвязей между сущностями и организации эффективной обработки информации. Основной целью проектирования базы данных является создание надежной и удобной системы хранения данных для программного продукта</w:t>
+      </w:r>
+      <w:r>
+        <w:rPr>
+          <w:sz w:val="28"/>
+          <w:szCs w:val="28"/>
+        </w:rPr>
+        <w:t>.</w:t>
+      </w:r>
+    </w:p>
+    <w:p>
+      <w:pPr>
+        <w:spacing w:line="360" w:lineRule="auto"/>
+        <w:ind w:firstLine="709"/>
+        <w:jc w:val="both"/>
+        <w:rPr>
+          <w:rFonts w:eastAsia="SimSun"/>
+          <w:sz w:val="28"/>
+          <w:szCs w:val="28"/>
+          <w:lang w:eastAsia="zh-CN"/>
+        </w:rPr>
+      </w:pPr>
+      <w:r>
+        <w:rPr>
+          <w:rFonts w:eastAsia="SimSun"/>
+          <w:sz w:val="28"/>
+          <w:szCs w:val="28"/>
+          <w:lang w:eastAsia="zh-CN"/>
+        </w:rPr>
+        <w:t>Для приложения «Электронная библиотека» была разработана база данных, предназначенная для хранения информации о пользователях, книгах, выдаче литературы, рецензиях, рейтинге активности и взаимодействии с библиотекарями. Разработанная база данных обеспечивает быстрый поиск информации, удобное хранение электронных материалов и автоматизацию библиотечных процессов.</w:t>
+      </w:r>
+    </w:p>
+    <w:p>
+      <w:pPr>
+        <w:spacing w:line="360" w:lineRule="auto"/>
+        <w:ind w:firstLine="709"/>
+        <w:jc w:val="both"/>
+        <w:rPr>
+          <w:rFonts w:eastAsia="SimSun"/>
+          <w:sz w:val="28"/>
+          <w:szCs w:val="28"/>
+          <w:lang w:eastAsia="zh-CN"/>
+        </w:rPr>
+      </w:pPr>
+      <w:r>
+        <w:rPr>
+          <w:rFonts w:eastAsia="SimSun"/>
+          <w:sz w:val="28"/>
+          <w:szCs w:val="28"/>
+          <w:lang w:eastAsia="zh-CN"/>
+        </w:rPr>
+        <w:t>В качестве системы управления базами данных была выбрана MySQL. Данная СУБД обладает следующими преимуществами:</w:t>
       </w:r>
     </w:p>
     <w:p>
       <w:pPr>
         <w:numPr>
           <w:ilvl w:val="0"/>
-          <w:numId w:val="2"/>
+          <w:numId w:val="14"/>
         </w:numPr>
         <w:spacing w:line="360" w:lineRule="auto"/>
         <w:ind w:firstLine="709"/>
         <w:jc w:val="both"/>
         <w:rPr>
-          <w:sz w:val="28"/>
-          <w:szCs w:val="28"/>
-        </w:rPr>
-      </w:pPr>
-      <w:r>
-        <w:rPr>
-          <w:sz w:val="28"/>
-          <w:szCs w:val="28"/>
-        </w:rPr>
-        <w:t xml:space="preserve">простота использования; </w:t>
+          <w:rFonts w:eastAsia="SimSun"/>
+          <w:sz w:val="28"/>
+          <w:szCs w:val="28"/>
+          <w:lang w:eastAsia="zh-CN"/>
+        </w:rPr>
+      </w:pPr>
+      <w:r>
+        <w:rPr>
+          <w:rFonts w:eastAsia="SimSun"/>
+          <w:sz w:val="28"/>
+          <w:szCs w:val="28"/>
+          <w:lang w:eastAsia="zh-CN"/>
+        </w:rPr>
+        <w:t xml:space="preserve">высокая производительность; </w:t>
       </w:r>
     </w:p>
     <w:p>
       <w:pPr>
         <w:numPr>
           <w:ilvl w:val="0"/>
-          <w:numId w:val="2"/>
+          <w:numId w:val="14"/>
         </w:numPr>
         <w:spacing w:line="360" w:lineRule="auto"/>
         <w:ind w:firstLine="709"/>
         <w:jc w:val="both"/>
         <w:rPr>
-          <w:sz w:val="28"/>
-          <w:szCs w:val="28"/>
-        </w:rPr>
-      </w:pPr>
-      <w:r>
-        <w:rPr>
-          <w:sz w:val="28"/>
-          <w:szCs w:val="28"/>
-        </w:rPr>
-        <w:t xml:space="preserve">отсутствие необходимости в отдельном сервере; </w:t>
+          <w:rFonts w:eastAsia="SimSun"/>
+          <w:sz w:val="28"/>
+          <w:szCs w:val="28"/>
+          <w:lang w:eastAsia="zh-CN"/>
+        </w:rPr>
+      </w:pPr>
+      <w:r>
+        <w:rPr>
+          <w:rFonts w:eastAsia="SimSun"/>
+          <w:sz w:val="28"/>
+          <w:szCs w:val="28"/>
+          <w:lang w:eastAsia="zh-CN"/>
+        </w:rPr>
+        <w:t xml:space="preserve">надежность хранения данных; </w:t>
       </w:r>
     </w:p>
     <w:p>
       <w:pPr>
         <w:numPr>
           <w:ilvl w:val="0"/>
-          <w:numId w:val="2"/>
+          <w:numId w:val="14"/>
         </w:numPr>
         <w:spacing w:line="360" w:lineRule="auto"/>
         <w:ind w:firstLine="709"/>
         <w:jc w:val="both"/>
         <w:rPr>
-          <w:sz w:val="28"/>
-          <w:szCs w:val="28"/>
-        </w:rPr>
-      </w:pPr>
-      <w:r>
-        <w:rPr>
-          <w:sz w:val="28"/>
-          <w:szCs w:val="28"/>
-        </w:rPr>
-        <w:t xml:space="preserve">высокая скорость работы; </w:t>
+          <w:rFonts w:eastAsia="SimSun"/>
+          <w:sz w:val="28"/>
+          <w:szCs w:val="28"/>
+          <w:lang w:eastAsia="zh-CN"/>
+        </w:rPr>
+      </w:pPr>
+      <w:r>
+        <w:rPr>
+          <w:rFonts w:eastAsia="SimSun"/>
+          <w:sz w:val="28"/>
+          <w:szCs w:val="28"/>
+          <w:lang w:eastAsia="zh-CN"/>
+        </w:rPr>
+        <w:t xml:space="preserve">поддержка многопользовательской работы; </w:t>
       </w:r>
     </w:p>
     <w:p>
       <w:pPr>
         <w:numPr>
           <w:ilvl w:val="0"/>
-          <w:numId w:val="2"/>
+          <w:numId w:val="14"/>
         </w:numPr>
         <w:spacing w:line="360" w:lineRule="auto"/>
         <w:ind w:firstLine="709"/>
         <w:jc w:val="both"/>
         <w:rPr>
-          <w:sz w:val="28"/>
-          <w:szCs w:val="28"/>
-        </w:rPr>
-      </w:pPr>
-      <w:r>
-        <w:rPr>
-          <w:sz w:val="28"/>
-          <w:szCs w:val="28"/>
-        </w:rPr>
-        <w:t xml:space="preserve">удобная интеграция с игровым движком </w:t>
-      </w:r>
-      <w:hyperlink r:id="rId7" w:tgtFrame="_new" w:history="1">
-        <w:proofErr w:type="spellStart"/>
-        <w:r>
-          <w:rPr>
-            <w:rStyle w:val="a3"/>
-            <w:sz w:val="28"/>
-            <w:szCs w:val="28"/>
-          </w:rPr>
-          <w:t>Godot</w:t>
-        </w:r>
-        <w:proofErr w:type="spellEnd"/>
-        <w:r>
-          <w:rPr>
-            <w:rStyle w:val="a3"/>
-            <w:sz w:val="28"/>
-            <w:szCs w:val="28"/>
-          </w:rPr>
-          <w:t xml:space="preserve"> Engine</w:t>
-        </w:r>
-      </w:hyperlink>
-      <w:r>
-        <w:rPr>
-          <w:sz w:val="28"/>
-          <w:szCs w:val="28"/>
-        </w:rPr>
-        <w:t xml:space="preserve">; </w:t>
+          <w:rFonts w:eastAsia="SimSun"/>
+          <w:sz w:val="28"/>
+          <w:szCs w:val="28"/>
+          <w:lang w:eastAsia="zh-CN"/>
+        </w:rPr>
+      </w:pPr>
+      <w:r>
+        <w:rPr>
+          <w:rFonts w:eastAsia="SimSun"/>
+          <w:sz w:val="28"/>
+          <w:szCs w:val="28"/>
+          <w:lang w:eastAsia="zh-CN"/>
+        </w:rPr>
+        <w:t xml:space="preserve">высокая скорость выполнения SQL-запросов; </w:t>
       </w:r>
     </w:p>
     <w:p>
       <w:pPr>
         <w:numPr>
           <w:ilvl w:val="0"/>
-          <w:numId w:val="2"/>
+          <w:numId w:val="14"/>
         </w:numPr>
         <w:spacing w:line="360" w:lineRule="auto"/>
         <w:ind w:firstLine="709"/>
         <w:jc w:val="both"/>
         <w:rPr>
-          <w:sz w:val="28"/>
-          <w:szCs w:val="28"/>
-        </w:rPr>
-      </w:pPr>
-      <w:r>
-        <w:rPr>
-          <w:sz w:val="28"/>
-          <w:szCs w:val="28"/>
-        </w:rPr>
-        <w:t xml:space="preserve">поддержка настольных и мобильных платформ. </w:t>
-      </w:r>
-    </w:p>
-    <w:p>
-      <w:pPr>
-        <w:pStyle w:val="a6"/>
-        <w:spacing w:beforeAutospacing="0" w:afterAutospacing="0" w:line="360" w:lineRule="auto"/>
-        <w:ind w:firstLine="709"/>
-        <w:jc w:val="both"/>
-        <w:rPr>
-          <w:sz w:val="28"/>
-          <w:szCs w:val="28"/>
-          <w:lang w:val="ru-RU"/>
-        </w:rPr>
-      </w:pPr>
-      <w:r>
-        <w:rPr>
-          <w:sz w:val="28"/>
-          <w:szCs w:val="28"/>
-          <w:lang w:val="ru-RU"/>
-        </w:rPr>
-        <w:t>Инфологическая модель базы данных представляет собой описание сущностей системы и связей между ними без учёта конкретной реализации. Она используется для анализа структуры данных и построения логической модели будущей базы данных.</w:t>
-      </w:r>
-    </w:p>
-    <w:p>
-      <w:pPr>
-        <w:pStyle w:val="a6"/>
-        <w:spacing w:beforeAutospacing="0" w:afterAutospacing="0" w:line="360" w:lineRule="auto"/>
-        <w:ind w:firstLine="709"/>
-        <w:jc w:val="both"/>
-        <w:rPr>
-          <w:sz w:val="28"/>
-          <w:szCs w:val="28"/>
-          <w:lang w:val="ru-RU"/>
-        </w:rPr>
-      </w:pPr>
-      <w:r>
-        <w:rPr>
-          <w:sz w:val="28"/>
-          <w:szCs w:val="28"/>
-          <w:lang w:val="ru-RU"/>
-        </w:rPr>
-        <w:t>На рисунке 4 представлена инфологическая модель базы данных для программного продукта «Планировщик меню».</w:t>
-      </w:r>
-    </w:p>
-    <w:p>
-      <w:pPr>
-        <w:spacing w:line="360" w:lineRule="auto"/>
-        <w:ind w:firstLine="709"/>
-        <w:jc w:val="both"/>
-        <w:rPr>
-          <w:sz w:val="28"/>
-          <w:szCs w:val="28"/>
-          <w:lang w:val="en-US"/>
-        </w:rPr>
-      </w:pPr>
-      <w:r>
-        <w:rPr>
-          <w:noProof/>
-          <w:sz w:val="28"/>
-          <w:szCs w:val="28"/>
-          <w:lang w:val="en-US"/>
+          <w:rFonts w:eastAsia="SimSun"/>
+          <w:sz w:val="28"/>
+          <w:szCs w:val="28"/>
+          <w:lang w:eastAsia="zh-CN"/>
+        </w:rPr>
+      </w:pPr>
+      <w:r>
+        <w:rPr>
+          <w:rFonts w:eastAsia="SimSun"/>
+          <w:sz w:val="28"/>
+          <w:szCs w:val="28"/>
+          <w:lang w:eastAsia="zh-CN"/>
+        </w:rPr>
+        <w:t xml:space="preserve">удобная интеграция с </w:t>
+      </w:r>
+      <w:proofErr w:type="spellStart"/>
+      <w:r>
+        <w:rPr>
+          <w:rFonts w:eastAsia="SimSun"/>
+          <w:sz w:val="28"/>
+          <w:szCs w:val="28"/>
+          <w:lang w:eastAsia="zh-CN"/>
+        </w:rPr>
+        <w:t>Flutter</w:t>
+      </w:r>
+      <w:proofErr w:type="spellEnd"/>
+      <w:r>
+        <w:rPr>
+          <w:rFonts w:eastAsia="SimSun"/>
+          <w:sz w:val="28"/>
+          <w:szCs w:val="28"/>
+          <w:lang w:eastAsia="zh-CN"/>
+        </w:rPr>
+        <w:t xml:space="preserve">; </w:t>
+      </w:r>
+    </w:p>
+    <w:p>
+      <w:pPr>
+        <w:numPr>
+          <w:ilvl w:val="0"/>
+          <w:numId w:val="14"/>
+        </w:numPr>
+        <w:spacing w:line="360" w:lineRule="auto"/>
+        <w:ind w:firstLine="709"/>
+        <w:jc w:val="both"/>
+        <w:rPr>
+          <w:rFonts w:eastAsia="SimSun"/>
+          <w:sz w:val="28"/>
+          <w:szCs w:val="28"/>
+          <w:lang w:eastAsia="zh-CN"/>
+        </w:rPr>
+      </w:pPr>
+      <w:r>
+        <w:rPr>
+          <w:rFonts w:eastAsia="SimSun"/>
+          <w:sz w:val="28"/>
+          <w:szCs w:val="28"/>
+          <w:lang w:eastAsia="zh-CN"/>
+        </w:rPr>
+        <w:t xml:space="preserve">широкая распространенность и наличие документации. </w:t>
+      </w:r>
+    </w:p>
+    <w:p>
+      <w:pPr>
+        <w:spacing w:line="360" w:lineRule="auto"/>
+        <w:ind w:firstLine="709"/>
+        <w:jc w:val="both"/>
+        <w:rPr>
+          <w:rFonts w:eastAsia="SimSun"/>
+          <w:sz w:val="28"/>
+          <w:szCs w:val="28"/>
+          <w:lang w:eastAsia="zh-CN"/>
+        </w:rPr>
+      </w:pPr>
+      <w:r>
+        <w:rPr>
+          <w:rFonts w:eastAsia="SimSun"/>
+          <w:sz w:val="28"/>
+          <w:szCs w:val="28"/>
+          <w:lang w:eastAsia="zh-CN"/>
+        </w:rPr>
+        <w:t>Инфологическая модель базы данных представляет собой описание сущностей системы и связей между ними без учета особенностей программной реализации. Она используется для анализа структуры данных и дальнейшего проектирования логической модели базы данных.</w:t>
+      </w:r>
+    </w:p>
+    <w:p>
+      <w:pPr>
+        <w:spacing w:line="360" w:lineRule="auto"/>
+        <w:ind w:firstLine="709"/>
+        <w:jc w:val="both"/>
+        <w:rPr>
+          <w:rFonts w:eastAsia="SimSun"/>
+          <w:sz w:val="28"/>
+          <w:szCs w:val="28"/>
+          <w:lang w:eastAsia="zh-CN"/>
+        </w:rPr>
+      </w:pPr>
+      <w:r>
+        <w:rPr>
+          <w:rFonts w:eastAsia="SimSun"/>
+          <w:sz w:val="28"/>
+          <w:szCs w:val="28"/>
+          <w:lang w:eastAsia="zh-CN"/>
+        </w:rPr>
+        <w:t>На рисунке 4 представлена инфологическая модель базы данных для приложения «Электронная библиотека».</w:t>
+      </w:r>
+    </w:p>
+    <w:p>
+      <w:pPr>
+        <w:spacing w:line="360" w:lineRule="auto"/>
+        <w:ind w:firstLine="709"/>
+        <w:jc w:val="center"/>
+        <w:rPr>
+          <w:sz w:val="28"/>
+          <w:szCs w:val="28"/>
+        </w:rPr>
+      </w:pPr>
+      <w:r>
+        <w:rPr>
+          <w:sz w:val="28"/>
+          <w:szCs w:val="28"/>
         </w:rPr>
         <w:lastRenderedPageBreak/>
         <w:drawing>
-          <wp:inline distT="0" distB="0" distL="114300" distR="114300" wp14:anchorId="301FA7DF" wp14:editId="4977E00A">
-            <wp:extent cx="5467350" cy="5524500"/>
+          <wp:inline distT="0" distB="0" distL="0" distR="0" wp14:anchorId="0CFBD58C" wp14:editId="343C0C57">
+            <wp:extent cx="3600953" cy="3010320"/>
             <wp:effectExtent l="0" t="0" r="0" b="0"/>
-            <wp:docPr id="2" name="Изображение 2" descr="ЭТО ВОТ ВРОДЕ ИДЕАЛ"/>
+            <wp:docPr id="1" name="Рисунок 1"/>
             <wp:cNvGraphicFramePr>
               <a:graphicFrameLocks xmlns:a="http://schemas.openxmlformats.org/drawingml/2006/main" noChangeAspect="1"/>
             </wp:cNvGraphicFramePr>
@@ -363,10 +333,505 @@
               <a:graphicData uri="http://schemas.openxmlformats.org/drawingml/2006/picture">
                 <pic:pic xmlns:pic="http://schemas.openxmlformats.org/drawingml/2006/picture">
                   <pic:nvPicPr>
-                    <pic:cNvPr id="2" name="Изображение 2" descr="ЭТО ВОТ ВРОДЕ ИДЕАЛ"/>
-                    <pic:cNvPicPr>
-                      <a:picLocks noChangeAspect="1"/>
-                    </pic:cNvPicPr>
+                    <pic:cNvPr id="1" name=""/>
+                    <pic:cNvPicPr/>
+                  </pic:nvPicPr>
+                  <pic:blipFill>
+                    <a:blip r:embed="rId7"/>
+                    <a:stretch>
+                      <a:fillRect/>
+                    </a:stretch>
+                  </pic:blipFill>
+                  <pic:spPr>
+                    <a:xfrm>
+                      <a:off x="0" y="0"/>
+                      <a:ext cx="3600953" cy="3010320"/>
+                    </a:xfrm>
+                    <a:prstGeom prst="rect">
+                      <a:avLst/>
+                    </a:prstGeom>
+                  </pic:spPr>
+                </pic:pic>
+              </a:graphicData>
+            </a:graphic>
+          </wp:inline>
+        </w:drawing>
+      </w:r>
+    </w:p>
+    <w:p>
+      <w:pPr>
+        <w:spacing w:line="360" w:lineRule="auto"/>
+        <w:ind w:firstLine="709"/>
+        <w:jc w:val="center"/>
+        <w:rPr>
+          <w:sz w:val="28"/>
+          <w:szCs w:val="28"/>
+        </w:rPr>
+      </w:pPr>
+      <w:r>
+        <w:rPr>
+          <w:sz w:val="28"/>
+          <w:szCs w:val="28"/>
+        </w:rPr>
+        <w:t>Рисунок 4 – Инфологическая модель базы данных</w:t>
+      </w:r>
+    </w:p>
+    <w:p>
+      <w:pPr>
+        <w:spacing w:line="360" w:lineRule="auto"/>
+        <w:ind w:firstLine="709"/>
+        <w:jc w:val="both"/>
+        <w:rPr>
+          <w:sz w:val="28"/>
+          <w:szCs w:val="28"/>
+        </w:rPr>
+      </w:pPr>
+    </w:p>
+    <w:p>
+      <w:pPr>
+        <w:pStyle w:val="a6"/>
+        <w:spacing w:beforeAutospacing="0" w:afterAutospacing="0" w:line="360" w:lineRule="auto"/>
+        <w:ind w:firstLine="709"/>
+        <w:jc w:val="both"/>
+        <w:rPr>
+          <w:sz w:val="28"/>
+          <w:szCs w:val="28"/>
+          <w:lang w:val="ru-RU"/>
+        </w:rPr>
+      </w:pPr>
+      <w:r>
+        <w:rPr>
+          <w:sz w:val="28"/>
+          <w:szCs w:val="28"/>
+          <w:lang w:val="ru-RU"/>
+        </w:rPr>
+        <w:t>Разработанная структура позволяет:</w:t>
+      </w:r>
+    </w:p>
+    <w:p>
+      <w:pPr>
+        <w:pStyle w:val="a6"/>
+        <w:numPr>
+          <w:ilvl w:val="0"/>
+          <w:numId w:val="15"/>
+        </w:numPr>
+        <w:spacing w:beforeAutospacing="0" w:afterAutospacing="0" w:line="360" w:lineRule="auto"/>
+        <w:ind w:firstLine="709"/>
+        <w:jc w:val="both"/>
+        <w:rPr>
+          <w:sz w:val="28"/>
+          <w:szCs w:val="28"/>
+          <w:lang w:val="ru-RU"/>
+        </w:rPr>
+      </w:pPr>
+      <w:r>
+        <w:rPr>
+          <w:sz w:val="28"/>
+          <w:szCs w:val="28"/>
+          <w:lang w:val="ru-RU"/>
+        </w:rPr>
+        <w:t xml:space="preserve">хранить информацию о пользователях и книгах; </w:t>
+      </w:r>
+    </w:p>
+    <w:p>
+      <w:pPr>
+        <w:pStyle w:val="a6"/>
+        <w:numPr>
+          <w:ilvl w:val="0"/>
+          <w:numId w:val="15"/>
+        </w:numPr>
+        <w:spacing w:beforeAutospacing="0" w:afterAutospacing="0" w:line="360" w:lineRule="auto"/>
+        <w:ind w:firstLine="709"/>
+        <w:jc w:val="both"/>
+        <w:rPr>
+          <w:sz w:val="28"/>
+          <w:szCs w:val="28"/>
+        </w:rPr>
+      </w:pPr>
+      <w:proofErr w:type="spellStart"/>
+      <w:r>
+        <w:rPr>
+          <w:sz w:val="28"/>
+          <w:szCs w:val="28"/>
+        </w:rPr>
+        <w:t>осуществлять</w:t>
+      </w:r>
+      <w:proofErr w:type="spellEnd"/>
+      <w:r>
+        <w:rPr>
+          <w:sz w:val="28"/>
+          <w:szCs w:val="28"/>
+        </w:rPr>
+        <w:t xml:space="preserve"> </w:t>
+      </w:r>
+      <w:proofErr w:type="spellStart"/>
+      <w:r>
+        <w:rPr>
+          <w:sz w:val="28"/>
+          <w:szCs w:val="28"/>
+        </w:rPr>
+        <w:t>поиск</w:t>
+      </w:r>
+      <w:proofErr w:type="spellEnd"/>
+      <w:r>
+        <w:rPr>
+          <w:sz w:val="28"/>
+          <w:szCs w:val="28"/>
+        </w:rPr>
+        <w:t xml:space="preserve"> </w:t>
+      </w:r>
+      <w:proofErr w:type="spellStart"/>
+      <w:r>
+        <w:rPr>
+          <w:sz w:val="28"/>
+          <w:szCs w:val="28"/>
+        </w:rPr>
+        <w:t>литературы</w:t>
+      </w:r>
+      <w:proofErr w:type="spellEnd"/>
+      <w:r>
+        <w:rPr>
+          <w:sz w:val="28"/>
+          <w:szCs w:val="28"/>
+        </w:rPr>
+        <w:t xml:space="preserve">; </w:t>
+      </w:r>
+    </w:p>
+    <w:p>
+      <w:pPr>
+        <w:pStyle w:val="a6"/>
+        <w:numPr>
+          <w:ilvl w:val="0"/>
+          <w:numId w:val="15"/>
+        </w:numPr>
+        <w:spacing w:beforeAutospacing="0" w:afterAutospacing="0" w:line="360" w:lineRule="auto"/>
+        <w:ind w:firstLine="709"/>
+        <w:jc w:val="both"/>
+        <w:rPr>
+          <w:sz w:val="28"/>
+          <w:szCs w:val="28"/>
+          <w:lang w:val="ru-RU"/>
+        </w:rPr>
+      </w:pPr>
+      <w:r>
+        <w:rPr>
+          <w:sz w:val="28"/>
+          <w:szCs w:val="28"/>
+          <w:lang w:val="ru-RU"/>
+        </w:rPr>
+        <w:t xml:space="preserve">контролировать выдачу и возврат книг; </w:t>
+      </w:r>
+    </w:p>
+    <w:p>
+      <w:pPr>
+        <w:pStyle w:val="a6"/>
+        <w:numPr>
+          <w:ilvl w:val="0"/>
+          <w:numId w:val="15"/>
+        </w:numPr>
+        <w:spacing w:beforeAutospacing="0" w:afterAutospacing="0" w:line="360" w:lineRule="auto"/>
+        <w:ind w:firstLine="709"/>
+        <w:jc w:val="both"/>
+        <w:rPr>
+          <w:sz w:val="28"/>
+          <w:szCs w:val="28"/>
+        </w:rPr>
+      </w:pPr>
+      <w:proofErr w:type="spellStart"/>
+      <w:r>
+        <w:rPr>
+          <w:sz w:val="28"/>
+          <w:szCs w:val="28"/>
+        </w:rPr>
+        <w:t>хранить</w:t>
+      </w:r>
+      <w:proofErr w:type="spellEnd"/>
+      <w:r>
+        <w:rPr>
+          <w:sz w:val="28"/>
+          <w:szCs w:val="28"/>
+        </w:rPr>
+        <w:t xml:space="preserve"> </w:t>
+      </w:r>
+      <w:proofErr w:type="spellStart"/>
+      <w:r>
+        <w:rPr>
+          <w:sz w:val="28"/>
+          <w:szCs w:val="28"/>
+        </w:rPr>
+        <w:t>рецензии</w:t>
+      </w:r>
+      <w:proofErr w:type="spellEnd"/>
+      <w:r>
+        <w:rPr>
+          <w:sz w:val="28"/>
+          <w:szCs w:val="28"/>
+        </w:rPr>
+        <w:t xml:space="preserve"> и </w:t>
+      </w:r>
+      <w:proofErr w:type="spellStart"/>
+      <w:r>
+        <w:rPr>
+          <w:sz w:val="28"/>
+          <w:szCs w:val="28"/>
+        </w:rPr>
+        <w:t>оценки</w:t>
+      </w:r>
+      <w:proofErr w:type="spellEnd"/>
+      <w:r>
+        <w:rPr>
+          <w:sz w:val="28"/>
+          <w:szCs w:val="28"/>
+        </w:rPr>
+        <w:t xml:space="preserve">; </w:t>
+      </w:r>
+    </w:p>
+    <w:p>
+      <w:pPr>
+        <w:pStyle w:val="a6"/>
+        <w:numPr>
+          <w:ilvl w:val="0"/>
+          <w:numId w:val="15"/>
+        </w:numPr>
+        <w:spacing w:beforeAutospacing="0" w:afterAutospacing="0" w:line="360" w:lineRule="auto"/>
+        <w:ind w:firstLine="709"/>
+        <w:jc w:val="both"/>
+        <w:rPr>
+          <w:sz w:val="28"/>
+          <w:szCs w:val="28"/>
+        </w:rPr>
+      </w:pPr>
+      <w:proofErr w:type="spellStart"/>
+      <w:r>
+        <w:rPr>
+          <w:sz w:val="28"/>
+          <w:szCs w:val="28"/>
+        </w:rPr>
+        <w:t>формировать</w:t>
+      </w:r>
+      <w:proofErr w:type="spellEnd"/>
+      <w:r>
+        <w:rPr>
+          <w:sz w:val="28"/>
+          <w:szCs w:val="28"/>
+        </w:rPr>
+        <w:t xml:space="preserve"> </w:t>
+      </w:r>
+      <w:proofErr w:type="spellStart"/>
+      <w:r>
+        <w:rPr>
+          <w:sz w:val="28"/>
+          <w:szCs w:val="28"/>
+        </w:rPr>
+        <w:t>рейтинг</w:t>
+      </w:r>
+      <w:proofErr w:type="spellEnd"/>
+      <w:r>
+        <w:rPr>
+          <w:sz w:val="28"/>
+          <w:szCs w:val="28"/>
+        </w:rPr>
+        <w:t xml:space="preserve"> </w:t>
+      </w:r>
+      <w:proofErr w:type="spellStart"/>
+      <w:r>
+        <w:rPr>
+          <w:sz w:val="28"/>
+          <w:szCs w:val="28"/>
+        </w:rPr>
+        <w:t>активности</w:t>
+      </w:r>
+      <w:proofErr w:type="spellEnd"/>
+      <w:r>
+        <w:rPr>
+          <w:sz w:val="28"/>
+          <w:szCs w:val="28"/>
+        </w:rPr>
+        <w:t xml:space="preserve"> </w:t>
+      </w:r>
+      <w:proofErr w:type="spellStart"/>
+      <w:r>
+        <w:rPr>
+          <w:sz w:val="28"/>
+          <w:szCs w:val="28"/>
+        </w:rPr>
+        <w:t>пользователей</w:t>
+      </w:r>
+      <w:proofErr w:type="spellEnd"/>
+      <w:r>
+        <w:rPr>
+          <w:sz w:val="28"/>
+          <w:szCs w:val="28"/>
+        </w:rPr>
+        <w:t xml:space="preserve">; </w:t>
+      </w:r>
+    </w:p>
+    <w:p>
+      <w:pPr>
+        <w:pStyle w:val="a6"/>
+        <w:numPr>
+          <w:ilvl w:val="0"/>
+          <w:numId w:val="15"/>
+        </w:numPr>
+        <w:spacing w:beforeAutospacing="0" w:afterAutospacing="0" w:line="360" w:lineRule="auto"/>
+        <w:ind w:firstLine="709"/>
+        <w:jc w:val="both"/>
+        <w:rPr>
+          <w:sz w:val="28"/>
+          <w:szCs w:val="28"/>
+          <w:lang w:val="ru-RU"/>
+        </w:rPr>
+      </w:pPr>
+      <w:r>
+        <w:rPr>
+          <w:sz w:val="28"/>
+          <w:szCs w:val="28"/>
+          <w:lang w:val="ru-RU"/>
+        </w:rPr>
+        <w:t xml:space="preserve">обеспечивать взаимодействие пользователей с библиотекарями. </w:t>
+      </w:r>
+    </w:p>
+    <w:p>
+      <w:pPr>
+        <w:pStyle w:val="a6"/>
+        <w:spacing w:beforeAutospacing="0" w:afterAutospacing="0" w:line="360" w:lineRule="auto"/>
+        <w:ind w:firstLine="709"/>
+        <w:jc w:val="both"/>
+        <w:rPr>
+          <w:sz w:val="28"/>
+          <w:szCs w:val="28"/>
+          <w:lang w:val="ru-RU"/>
+        </w:rPr>
+      </w:pPr>
+      <w:r>
+        <w:rPr>
+          <w:sz w:val="28"/>
+          <w:szCs w:val="28"/>
+        </w:rPr>
+        <w:t>ER</w:t>
+      </w:r>
+      <w:r>
+        <w:rPr>
+          <w:sz w:val="28"/>
+          <w:szCs w:val="28"/>
+          <w:lang w:val="ru-RU"/>
+        </w:rPr>
+        <w:t>-модель (</w:t>
+      </w:r>
+      <w:r>
+        <w:rPr>
+          <w:sz w:val="28"/>
+          <w:szCs w:val="28"/>
+        </w:rPr>
+        <w:t>Entity</w:t>
+      </w:r>
+      <w:r>
+        <w:rPr>
+          <w:sz w:val="28"/>
+          <w:szCs w:val="28"/>
+          <w:lang w:val="ru-RU"/>
+        </w:rPr>
+        <w:t>-</w:t>
+      </w:r>
+      <w:r>
+        <w:rPr>
+          <w:sz w:val="28"/>
+          <w:szCs w:val="28"/>
+        </w:rPr>
+        <w:t>Relationship</w:t>
+      </w:r>
+      <w:r>
+        <w:rPr>
+          <w:sz w:val="28"/>
+          <w:szCs w:val="28"/>
+          <w:lang w:val="ru-RU"/>
+        </w:rPr>
+        <w:t xml:space="preserve">) базы данных представляет собой графическое отображение сущностей, их атрибутов и связей между ними. </w:t>
+      </w:r>
+      <w:r>
+        <w:rPr>
+          <w:sz w:val="28"/>
+          <w:szCs w:val="28"/>
+        </w:rPr>
+        <w:t>ER</w:t>
+      </w:r>
+      <w:r>
+        <w:rPr>
+          <w:sz w:val="28"/>
+          <w:szCs w:val="28"/>
+          <w:lang w:val="ru-RU"/>
+        </w:rPr>
+        <w:t>-модель позволяет определить структуру таблиц базы данных, первичные и внешние ключи, а также типы связей между таблицами.</w:t>
+      </w:r>
+    </w:p>
+    <w:p>
+      <w:pPr>
+        <w:pStyle w:val="a6"/>
+        <w:spacing w:beforeAutospacing="0" w:afterAutospacing="0" w:line="360" w:lineRule="auto"/>
+        <w:ind w:firstLine="709"/>
+        <w:jc w:val="both"/>
+        <w:rPr>
+          <w:sz w:val="28"/>
+          <w:szCs w:val="28"/>
+          <w:lang w:val="ru-RU"/>
+        </w:rPr>
+      </w:pPr>
+      <w:r>
+        <w:rPr>
+          <w:sz w:val="28"/>
+          <w:szCs w:val="28"/>
+          <w:lang w:val="ru-RU"/>
+        </w:rPr>
+        <w:t xml:space="preserve">На рисунке 5 представлена </w:t>
+      </w:r>
+      <w:r>
+        <w:rPr>
+          <w:sz w:val="28"/>
+          <w:szCs w:val="28"/>
+        </w:rPr>
+        <w:t>ER</w:t>
+      </w:r>
+      <w:r>
+        <w:rPr>
+          <w:sz w:val="28"/>
+          <w:szCs w:val="28"/>
+          <w:lang w:val="ru-RU"/>
+        </w:rPr>
+        <w:t>-модель базы данных приложения «Электронная библиотека».</w:t>
+      </w:r>
+    </w:p>
+    <w:p>
+      <w:pPr>
+        <w:spacing w:line="360" w:lineRule="auto"/>
+        <w:ind w:firstLine="709"/>
+        <w:jc w:val="center"/>
+        <w:rPr>
+          <w:sz w:val="28"/>
+          <w:szCs w:val="28"/>
+          <w:lang w:val="en-US"/>
+        </w:rPr>
+      </w:pPr>
+      <w:r>
+        <w:rPr>
+          <w:sz w:val="28"/>
+          <w:szCs w:val="28"/>
+          <w:lang w:val="en-US"/>
+        </w:rPr>
+        <w:lastRenderedPageBreak/>
+        <w:drawing>
+          <wp:inline distT="0" distB="0" distL="0" distR="0" wp14:anchorId="066D67B0" wp14:editId="692D04F7">
+            <wp:extent cx="4816112" cy="3876675"/>
+            <wp:effectExtent l="0" t="0" r="3810" b="0"/>
+            <wp:docPr id="4" name="Рисунок 4"/>
+            <wp:cNvGraphicFramePr>
+              <a:graphicFrameLocks xmlns:a="http://schemas.openxmlformats.org/drawingml/2006/main" noChangeAspect="1"/>
+            </wp:cNvGraphicFramePr>
+            <a:graphic xmlns:a="http://schemas.openxmlformats.org/drawingml/2006/main">
+              <a:graphicData uri="http://schemas.openxmlformats.org/drawingml/2006/picture">
+                <pic:pic xmlns:pic="http://schemas.openxmlformats.org/drawingml/2006/picture">
+                  <pic:nvPicPr>
+                    <pic:cNvPr id="1" name=""/>
+                    <pic:cNvPicPr/>
                   </pic:nvPicPr>
                   <pic:blipFill>
                     <a:blip r:embed="rId8"/>
@@ -377,7 +842,7 @@
                   <pic:spPr>
                     <a:xfrm>
                       <a:off x="0" y="0"/>
-                      <a:ext cx="5467350" cy="5524500"/>
+                      <a:ext cx="4821451" cy="3880973"/>
                     </a:xfrm>
                     <a:prstGeom prst="rect">
                       <a:avLst/>
@@ -394,379 +859,147 @@
       <w:pPr>
         <w:spacing w:line="360" w:lineRule="auto"/>
         <w:ind w:firstLine="709"/>
-        <w:jc w:val="both"/>
-        <w:rPr>
-          <w:sz w:val="28"/>
-          <w:szCs w:val="28"/>
-        </w:rPr>
-      </w:pPr>
-      <w:r>
-        <w:rPr>
-          <w:sz w:val="28"/>
-          <w:szCs w:val="28"/>
-        </w:rPr>
-        <w:t>Рисунок 4 – Инфологическая модель базы данных</w:t>
-      </w:r>
-    </w:p>
-    <w:p>
-      <w:pPr>
-        <w:pStyle w:val="a6"/>
-        <w:spacing w:beforeAutospacing="0" w:afterAutospacing="0" w:line="360" w:lineRule="auto"/>
-        <w:ind w:firstLine="709"/>
-        <w:jc w:val="both"/>
-        <w:rPr>
-          <w:sz w:val="28"/>
-          <w:szCs w:val="28"/>
-          <w:lang w:val="ru-RU"/>
-        </w:rPr>
-      </w:pPr>
-      <w:r>
-        <w:rPr>
-          <w:sz w:val="28"/>
-          <w:szCs w:val="28"/>
-          <w:lang w:val="ru-RU"/>
-        </w:rPr>
-        <w:t>Данная структура позволяет минимизировать дублирование данных, автоматически рассчитывать стоимость меню, формировать список покупок и выполнять пересчёт калорийности при изменении состава блюд.</w:t>
-      </w:r>
-    </w:p>
-    <w:p>
-      <w:pPr>
-        <w:pStyle w:val="a6"/>
-        <w:spacing w:beforeAutospacing="0" w:afterAutospacing="0" w:line="360" w:lineRule="auto"/>
-        <w:ind w:firstLine="709"/>
-        <w:jc w:val="both"/>
-        <w:rPr>
-          <w:sz w:val="28"/>
-          <w:szCs w:val="28"/>
-          <w:lang w:val="ru-RU"/>
-        </w:rPr>
-      </w:pPr>
-      <w:r>
-        <w:rPr>
-          <w:sz w:val="28"/>
-          <w:szCs w:val="28"/>
-        </w:rPr>
-        <w:t>ER</w:t>
-      </w:r>
-      <w:r>
-        <w:rPr>
-          <w:sz w:val="28"/>
-          <w:szCs w:val="28"/>
-          <w:lang w:val="ru-RU"/>
-        </w:rPr>
-        <w:t xml:space="preserve"> (</w:t>
-      </w:r>
-      <w:r>
-        <w:rPr>
-          <w:sz w:val="28"/>
-          <w:szCs w:val="28"/>
-        </w:rPr>
-        <w:t>Entity</w:t>
-      </w:r>
-      <w:r>
-        <w:rPr>
-          <w:sz w:val="28"/>
-          <w:szCs w:val="28"/>
-          <w:lang w:val="ru-RU"/>
-        </w:rPr>
-        <w:t>-</w:t>
-      </w:r>
-      <w:r>
-        <w:rPr>
-          <w:sz w:val="28"/>
-          <w:szCs w:val="28"/>
-        </w:rPr>
-        <w:t>Relationship</w:t>
-      </w:r>
-      <w:r>
-        <w:rPr>
-          <w:sz w:val="28"/>
-          <w:szCs w:val="28"/>
-          <w:lang w:val="ru-RU"/>
-        </w:rPr>
-        <w:t xml:space="preserve">) модель базы данных представляет собой графическое отображение сущностей, их атрибутов и связей между ними. </w:t>
-      </w:r>
-      <w:r>
-        <w:rPr>
-          <w:sz w:val="28"/>
-          <w:szCs w:val="28"/>
-        </w:rPr>
-        <w:t>ER</w:t>
-      </w:r>
-      <w:r>
-        <w:rPr>
-          <w:sz w:val="28"/>
-          <w:szCs w:val="28"/>
-          <w:lang w:val="ru-RU"/>
-        </w:rPr>
-        <w:t>-модель позволяет определить структуру таблиц базы данных, первичные и внешние ключи, а также типы связей между сущностями.</w:t>
-      </w:r>
-    </w:p>
-    <w:p>
-      <w:pPr>
-        <w:pStyle w:val="a6"/>
-        <w:spacing w:beforeAutospacing="0" w:afterAutospacing="0" w:line="360" w:lineRule="auto"/>
-        <w:ind w:firstLine="709"/>
-        <w:jc w:val="both"/>
-        <w:rPr>
-          <w:sz w:val="28"/>
-          <w:szCs w:val="28"/>
-          <w:lang w:val="ru-RU"/>
-        </w:rPr>
-      </w:pPr>
-      <w:r>
-        <w:rPr>
-          <w:sz w:val="28"/>
-          <w:szCs w:val="28"/>
-          <w:lang w:val="ru-RU"/>
-        </w:rPr>
-        <w:t xml:space="preserve">На рисунке 5 представлена </w:t>
-      </w:r>
-      <w:r>
-        <w:rPr>
-          <w:sz w:val="28"/>
-          <w:szCs w:val="28"/>
-        </w:rPr>
-        <w:t>ER</w:t>
-      </w:r>
-      <w:r>
-        <w:rPr>
-          <w:sz w:val="28"/>
-          <w:szCs w:val="28"/>
-          <w:lang w:val="ru-RU"/>
-        </w:rPr>
-        <w:t>-модель базы данных для программного продукта «Планировщик меню».</w:t>
-      </w:r>
-    </w:p>
-    <w:p>
-      <w:pPr>
-        <w:pStyle w:val="a6"/>
-        <w:spacing w:beforeAutospacing="0" w:afterAutospacing="0" w:line="360" w:lineRule="auto"/>
-        <w:ind w:firstLine="709"/>
-        <w:jc w:val="both"/>
-        <w:rPr>
-          <w:sz w:val="28"/>
-          <w:szCs w:val="28"/>
-        </w:rPr>
-      </w:pPr>
+        <w:jc w:val="center"/>
+        <w:rPr>
+          <w:sz w:val="28"/>
+          <w:szCs w:val="28"/>
+        </w:rPr>
+      </w:pPr>
+      <w:r>
+        <w:rPr>
+          <w:sz w:val="28"/>
+          <w:szCs w:val="28"/>
+        </w:rPr>
+        <w:t>Рисунок 5 – ER модель базы данных</w:t>
+      </w:r>
+    </w:p>
+    <w:p>
+      <w:pPr>
+        <w:spacing w:line="360" w:lineRule="auto"/>
+        <w:ind w:firstLine="709"/>
+        <w:jc w:val="both"/>
+        <w:rPr>
+          <w:rFonts w:eastAsia="SimSun"/>
+          <w:sz w:val="28"/>
+          <w:szCs w:val="28"/>
+          <w:lang w:eastAsia="zh-CN"/>
+        </w:rPr>
+      </w:pPr>
+      <w:r>
+        <w:rPr>
+          <w:rFonts w:eastAsia="SimSun"/>
+          <w:sz w:val="28"/>
+          <w:szCs w:val="28"/>
+          <w:lang w:eastAsia="zh-CN"/>
+        </w:rPr>
+        <w:t>Всего база данных содержит 8 основных таблиц.</w:t>
+      </w:r>
+    </w:p>
+    <w:p>
+      <w:pPr>
+        <w:spacing w:line="360" w:lineRule="auto"/>
+        <w:ind w:firstLine="709"/>
+        <w:jc w:val="both"/>
+        <w:rPr>
+          <w:rFonts w:eastAsia="SimSun"/>
+          <w:b/>
+          <w:bCs/>
+          <w:sz w:val="28"/>
+          <w:szCs w:val="28"/>
+          <w:lang w:eastAsia="zh-CN"/>
+        </w:rPr>
+      </w:pPr>
+      <w:r>
+        <w:rPr>
+          <w:rFonts w:eastAsia="SimSun"/>
+          <w:b/>
+          <w:bCs/>
+          <w:sz w:val="28"/>
+          <w:szCs w:val="28"/>
+          <w:lang w:eastAsia="zh-CN"/>
+        </w:rPr>
+        <w:t>Таблица «</w:t>
+      </w:r>
       <w:proofErr w:type="spellStart"/>
       <w:r>
         <w:rPr>
-          <w:sz w:val="28"/>
-          <w:szCs w:val="28"/>
-        </w:rPr>
-        <w:t>Рисунок</w:t>
+          <w:rFonts w:eastAsia="SimSun"/>
+          <w:b/>
+          <w:bCs/>
+          <w:sz w:val="28"/>
+          <w:szCs w:val="28"/>
+          <w:lang w:eastAsia="zh-CN"/>
+        </w:rPr>
+        <w:t>users</w:t>
       </w:r>
       <w:proofErr w:type="spellEnd"/>
       <w:r>
         <w:rPr>
-          <w:sz w:val="28"/>
-          <w:szCs w:val="28"/>
-        </w:rPr>
-        <w:t xml:space="preserve"> 5 – ER-</w:t>
-      </w:r>
-      <w:proofErr w:type="spellStart"/>
-      <w:r>
-        <w:rPr>
-          <w:sz w:val="28"/>
-          <w:szCs w:val="28"/>
-        </w:rPr>
-        <w:t>модель</w:t>
-      </w:r>
-      <w:proofErr w:type="spellEnd"/>
-      <w:r>
-        <w:rPr>
-          <w:sz w:val="28"/>
-          <w:szCs w:val="28"/>
-        </w:rPr>
-        <w:t xml:space="preserve"> </w:t>
-      </w:r>
-      <w:proofErr w:type="spellStart"/>
-      <w:r>
-        <w:rPr>
-          <w:sz w:val="28"/>
-          <w:szCs w:val="28"/>
-        </w:rPr>
-        <w:t>базы</w:t>
-      </w:r>
-      <w:proofErr w:type="spellEnd"/>
-      <w:r>
-        <w:rPr>
-          <w:sz w:val="28"/>
-          <w:szCs w:val="28"/>
-        </w:rPr>
-        <w:t xml:space="preserve"> </w:t>
-      </w:r>
-      <w:proofErr w:type="spellStart"/>
-      <w:r>
-        <w:rPr>
-          <w:sz w:val="28"/>
-          <w:szCs w:val="28"/>
-        </w:rPr>
-        <w:t>данных</w:t>
-      </w:r>
-      <w:proofErr w:type="spellEnd"/>
-    </w:p>
-    <w:p>
-      <w:pPr>
-        <w:spacing w:line="360" w:lineRule="auto"/>
-        <w:ind w:firstLine="709"/>
-        <w:jc w:val="both"/>
-        <w:rPr>
-          <w:sz w:val="28"/>
-          <w:szCs w:val="28"/>
-          <w:lang w:val="en-US"/>
-        </w:rPr>
-      </w:pPr>
-      <w:r>
-        <w:rPr>
-          <w:noProof/>
-          <w:sz w:val="28"/>
-          <w:szCs w:val="28"/>
-          <w:lang w:val="en-US"/>
-        </w:rPr>
-        <w:lastRenderedPageBreak/>
-        <w:drawing>
-          <wp:inline distT="0" distB="0" distL="114300" distR="114300" wp14:anchorId="16DACB28" wp14:editId="62B08A1B">
-            <wp:extent cx="6111875" cy="3984625"/>
-            <wp:effectExtent l="0" t="0" r="3175" b="15875"/>
-            <wp:docPr id="3" name="Изображение 3" descr="ВРОДЕ ТО "/>
-            <wp:cNvGraphicFramePr>
-              <a:graphicFrameLocks xmlns:a="http://schemas.openxmlformats.org/drawingml/2006/main" noChangeAspect="1"/>
-            </wp:cNvGraphicFramePr>
-            <a:graphic xmlns:a="http://schemas.openxmlformats.org/drawingml/2006/main">
-              <a:graphicData uri="http://schemas.openxmlformats.org/drawingml/2006/picture">
-                <pic:pic xmlns:pic="http://schemas.openxmlformats.org/drawingml/2006/picture">
-                  <pic:nvPicPr>
-                    <pic:cNvPr id="3" name="Изображение 3" descr="ВРОДЕ ТО "/>
-                    <pic:cNvPicPr>
-                      <a:picLocks noChangeAspect="1"/>
-                    </pic:cNvPicPr>
-                  </pic:nvPicPr>
-                  <pic:blipFill>
-                    <a:blip r:embed="rId9"/>
-                    <a:stretch>
-                      <a:fillRect/>
-                    </a:stretch>
-                  </pic:blipFill>
-                  <pic:spPr>
-                    <a:xfrm>
-                      <a:off x="0" y="0"/>
-                      <a:ext cx="6111875" cy="3984625"/>
-                    </a:xfrm>
-                    <a:prstGeom prst="rect">
-                      <a:avLst/>
-                    </a:prstGeom>
-                  </pic:spPr>
-                </pic:pic>
-              </a:graphicData>
-            </a:graphic>
-          </wp:inline>
-        </w:drawing>
-      </w:r>
-    </w:p>
-    <w:p>
-      <w:pPr>
-        <w:spacing w:line="360" w:lineRule="auto"/>
-        <w:ind w:firstLine="709"/>
-        <w:jc w:val="both"/>
-        <w:rPr>
-          <w:sz w:val="28"/>
-          <w:szCs w:val="28"/>
-        </w:rPr>
-      </w:pPr>
-      <w:r>
-        <w:rPr>
-          <w:sz w:val="28"/>
-          <w:szCs w:val="28"/>
-        </w:rPr>
-        <w:t>Рисунок 5 – ER модель базы данных</w:t>
-      </w:r>
-    </w:p>
-    <w:p>
-      <w:pPr>
-        <w:pStyle w:val="a6"/>
-        <w:spacing w:beforeAutospacing="0" w:afterAutospacing="0" w:line="360" w:lineRule="auto"/>
-        <w:ind w:firstLine="709"/>
-        <w:jc w:val="both"/>
-        <w:rPr>
-          <w:sz w:val="28"/>
-          <w:szCs w:val="28"/>
-          <w:lang w:val="ru-RU"/>
-        </w:rPr>
-      </w:pPr>
-      <w:r>
-        <w:rPr>
-          <w:sz w:val="28"/>
-          <w:szCs w:val="28"/>
-          <w:lang w:val="ru-RU"/>
-        </w:rPr>
-        <w:t>Всего база данных содержит 10 таблиц:</w:t>
-      </w:r>
-    </w:p>
-    <w:p>
-      <w:pPr>
-        <w:pStyle w:val="a6"/>
-        <w:spacing w:beforeAutospacing="0" w:afterAutospacing="0" w:line="360" w:lineRule="auto"/>
-        <w:ind w:firstLine="709"/>
-        <w:jc w:val="both"/>
-        <w:rPr>
-          <w:sz w:val="28"/>
-          <w:szCs w:val="28"/>
-          <w:lang w:val="ru-RU"/>
-        </w:rPr>
-      </w:pPr>
-      <w:r>
-        <w:rPr>
-          <w:sz w:val="28"/>
-          <w:szCs w:val="28"/>
-          <w:lang w:val="ru-RU"/>
-        </w:rPr>
-        <w:t>Таблица «</w:t>
-      </w:r>
-      <w:r>
-        <w:rPr>
-          <w:sz w:val="28"/>
-          <w:szCs w:val="28"/>
-        </w:rPr>
-        <w:t>users</w:t>
-      </w:r>
-      <w:r>
-        <w:rPr>
-          <w:sz w:val="28"/>
-          <w:szCs w:val="28"/>
-          <w:lang w:val="ru-RU"/>
-        </w:rPr>
-        <w:t>», предназначенная для хранения информации о пользователях:</w:t>
+          <w:rFonts w:eastAsia="SimSun"/>
+          <w:b/>
+          <w:bCs/>
+          <w:sz w:val="28"/>
+          <w:szCs w:val="28"/>
+          <w:lang w:eastAsia="zh-CN"/>
+        </w:rPr>
+        <w:t>»</w:t>
+      </w:r>
+    </w:p>
+    <w:p>
+      <w:pPr>
+        <w:spacing w:line="360" w:lineRule="auto"/>
+        <w:ind w:firstLine="709"/>
+        <w:jc w:val="both"/>
+        <w:rPr>
+          <w:rFonts w:eastAsia="SimSun"/>
+          <w:sz w:val="28"/>
+          <w:szCs w:val="28"/>
+          <w:lang w:eastAsia="zh-CN"/>
+        </w:rPr>
+      </w:pPr>
+      <w:r>
+        <w:rPr>
+          <w:rFonts w:eastAsia="SimSun"/>
+          <w:sz w:val="28"/>
+          <w:szCs w:val="28"/>
+          <w:lang w:eastAsia="zh-CN"/>
+        </w:rPr>
+        <w:t>Предназначена для хранения информации о пользователях системы:</w:t>
       </w:r>
     </w:p>
     <w:p>
       <w:pPr>
         <w:numPr>
           <w:ilvl w:val="0"/>
-          <w:numId w:val="3"/>
+          <w:numId w:val="16"/>
         </w:numPr>
         <w:spacing w:line="360" w:lineRule="auto"/>
         <w:ind w:firstLine="709"/>
         <w:jc w:val="both"/>
         <w:rPr>
-          <w:sz w:val="28"/>
-          <w:szCs w:val="28"/>
+          <w:rFonts w:eastAsia="SimSun"/>
+          <w:sz w:val="28"/>
+          <w:szCs w:val="28"/>
+          <w:lang w:eastAsia="zh-CN"/>
         </w:rPr>
       </w:pPr>
       <w:proofErr w:type="spellStart"/>
       <w:r>
         <w:rPr>
-          <w:sz w:val="28"/>
-          <w:szCs w:val="28"/>
+          <w:rFonts w:eastAsia="SimSun"/>
+          <w:sz w:val="28"/>
+          <w:szCs w:val="28"/>
+          <w:lang w:eastAsia="zh-CN"/>
         </w:rPr>
         <w:t>id_user</w:t>
       </w:r>
       <w:proofErr w:type="spellEnd"/>
       <w:r>
         <w:rPr>
-          <w:sz w:val="28"/>
-          <w:szCs w:val="28"/>
+          <w:rFonts w:eastAsia="SimSun"/>
+          <w:sz w:val="28"/>
+          <w:szCs w:val="28"/>
+          <w:lang w:eastAsia="zh-CN"/>
         </w:rPr>
         <w:t xml:space="preserve"> (идентификатор пользователя); </w:t>
       </w:r>
@@ -775,2050 +1008,2697 @@
       <w:pPr>
         <w:numPr>
           <w:ilvl w:val="0"/>
-          <w:numId w:val="3"/>
+          <w:numId w:val="16"/>
         </w:numPr>
         <w:spacing w:line="360" w:lineRule="auto"/>
         <w:ind w:firstLine="709"/>
         <w:jc w:val="both"/>
         <w:rPr>
-          <w:sz w:val="28"/>
-          <w:szCs w:val="28"/>
+          <w:rFonts w:eastAsia="SimSun"/>
+          <w:sz w:val="28"/>
+          <w:szCs w:val="28"/>
+          <w:lang w:eastAsia="zh-CN"/>
         </w:rPr>
       </w:pPr>
       <w:proofErr w:type="spellStart"/>
       <w:r>
         <w:rPr>
-          <w:sz w:val="28"/>
-          <w:szCs w:val="28"/>
-        </w:rPr>
-        <w:t>username</w:t>
+          <w:rFonts w:eastAsia="SimSun"/>
+          <w:sz w:val="28"/>
+          <w:szCs w:val="28"/>
+          <w:lang w:eastAsia="zh-CN"/>
+        </w:rPr>
+        <w:t>surname</w:t>
       </w:r>
       <w:proofErr w:type="spellEnd"/>
       <w:r>
         <w:rPr>
-          <w:sz w:val="28"/>
-          <w:szCs w:val="28"/>
-        </w:rPr>
-        <w:t xml:space="preserve"> (имя пользователя); </w:t>
+          <w:rFonts w:eastAsia="SimSun"/>
+          <w:sz w:val="28"/>
+          <w:szCs w:val="28"/>
+          <w:lang w:eastAsia="zh-CN"/>
+        </w:rPr>
+        <w:t xml:space="preserve"> (фамилия); </w:t>
       </w:r>
     </w:p>
     <w:p>
       <w:pPr>
         <w:numPr>
           <w:ilvl w:val="0"/>
-          <w:numId w:val="3"/>
+          <w:numId w:val="16"/>
         </w:numPr>
         <w:spacing w:line="360" w:lineRule="auto"/>
         <w:ind w:firstLine="709"/>
         <w:jc w:val="both"/>
         <w:rPr>
-          <w:sz w:val="28"/>
-          <w:szCs w:val="28"/>
+          <w:rFonts w:eastAsia="SimSun"/>
+          <w:sz w:val="28"/>
+          <w:szCs w:val="28"/>
+          <w:lang w:eastAsia="zh-CN"/>
         </w:rPr>
       </w:pPr>
       <w:proofErr w:type="spellStart"/>
       <w:r>
         <w:rPr>
-          <w:sz w:val="28"/>
-          <w:szCs w:val="28"/>
-        </w:rPr>
-        <w:t>email</w:t>
+          <w:rFonts w:eastAsia="SimSun"/>
+          <w:sz w:val="28"/>
+          <w:szCs w:val="28"/>
+          <w:lang w:eastAsia="zh-CN"/>
+        </w:rPr>
+        <w:t>name</w:t>
       </w:r>
       <w:proofErr w:type="spellEnd"/>
       <w:r>
         <w:rPr>
-          <w:sz w:val="28"/>
-          <w:szCs w:val="28"/>
-        </w:rPr>
-        <w:t xml:space="preserve"> (электронная почта); </w:t>
+          <w:rFonts w:eastAsia="SimSun"/>
+          <w:sz w:val="28"/>
+          <w:szCs w:val="28"/>
+          <w:lang w:eastAsia="zh-CN"/>
+        </w:rPr>
+        <w:t xml:space="preserve"> (имя); </w:t>
       </w:r>
     </w:p>
     <w:p>
       <w:pPr>
         <w:numPr>
           <w:ilvl w:val="0"/>
-          <w:numId w:val="3"/>
+          <w:numId w:val="16"/>
         </w:numPr>
         <w:spacing w:line="360" w:lineRule="auto"/>
         <w:ind w:firstLine="709"/>
         <w:jc w:val="both"/>
         <w:rPr>
-          <w:sz w:val="28"/>
-          <w:szCs w:val="28"/>
+          <w:rFonts w:eastAsia="SimSun"/>
+          <w:sz w:val="28"/>
+          <w:szCs w:val="28"/>
+          <w:lang w:eastAsia="zh-CN"/>
         </w:rPr>
       </w:pPr>
       <w:proofErr w:type="spellStart"/>
       <w:r>
         <w:rPr>
-          <w:sz w:val="28"/>
-          <w:szCs w:val="28"/>
-        </w:rPr>
-        <w:t>password</w:t>
+          <w:rFonts w:eastAsia="SimSun"/>
+          <w:sz w:val="28"/>
+          <w:szCs w:val="28"/>
+          <w:lang w:eastAsia="zh-CN"/>
+        </w:rPr>
+        <w:t>patronymic</w:t>
       </w:r>
       <w:proofErr w:type="spellEnd"/>
       <w:r>
         <w:rPr>
-          <w:sz w:val="28"/>
-          <w:szCs w:val="28"/>
-        </w:rPr>
-        <w:t xml:space="preserve"> (пароль пользователя). </w:t>
-      </w:r>
-    </w:p>
-    <w:p>
-      <w:pPr>
-        <w:pStyle w:val="a6"/>
-        <w:spacing w:beforeAutospacing="0" w:afterAutospacing="0" w:line="360" w:lineRule="auto"/>
-        <w:ind w:firstLine="709"/>
-        <w:jc w:val="both"/>
-        <w:rPr>
-          <w:sz w:val="28"/>
-          <w:szCs w:val="28"/>
-          <w:lang w:val="ru-RU"/>
-        </w:rPr>
-      </w:pPr>
-      <w:r>
-        <w:rPr>
-          <w:sz w:val="28"/>
-          <w:szCs w:val="28"/>
-          <w:lang w:val="ru-RU"/>
-        </w:rPr>
-        <w:t>Таблица «</w:t>
-      </w:r>
-      <w:r>
-        <w:rPr>
-          <w:sz w:val="28"/>
-          <w:szCs w:val="28"/>
-        </w:rPr>
-        <w:t>weekly</w:t>
-      </w:r>
-      <w:r>
-        <w:rPr>
-          <w:sz w:val="28"/>
-          <w:szCs w:val="28"/>
-          <w:lang w:val="ru-RU"/>
-        </w:rPr>
-        <w:t>_</w:t>
-      </w:r>
-      <w:r>
-        <w:rPr>
-          <w:sz w:val="28"/>
-          <w:szCs w:val="28"/>
-        </w:rPr>
-        <w:t>menu</w:t>
-      </w:r>
-      <w:r>
-        <w:rPr>
-          <w:sz w:val="28"/>
-          <w:szCs w:val="28"/>
-          <w:lang w:val="ru-RU"/>
-        </w:rPr>
-        <w:t>», предназначенная для хранения недельных меню:</w:t>
+          <w:rFonts w:eastAsia="SimSun"/>
+          <w:sz w:val="28"/>
+          <w:szCs w:val="28"/>
+          <w:lang w:eastAsia="zh-CN"/>
+        </w:rPr>
+        <w:t xml:space="preserve"> (отчество); </w:t>
       </w:r>
     </w:p>
     <w:p>
       <w:pPr>
         <w:numPr>
           <w:ilvl w:val="0"/>
-          <w:numId w:val="4"/>
+          <w:numId w:val="16"/>
         </w:numPr>
         <w:spacing w:line="360" w:lineRule="auto"/>
         <w:ind w:firstLine="709"/>
         <w:jc w:val="both"/>
         <w:rPr>
-          <w:sz w:val="28"/>
-          <w:szCs w:val="28"/>
+          <w:rFonts w:eastAsia="SimSun"/>
+          <w:sz w:val="28"/>
+          <w:szCs w:val="28"/>
+          <w:lang w:eastAsia="zh-CN"/>
         </w:rPr>
       </w:pPr>
       <w:proofErr w:type="spellStart"/>
       <w:r>
         <w:rPr>
-          <w:sz w:val="28"/>
-          <w:szCs w:val="28"/>
-        </w:rPr>
-        <w:t>id_menu</w:t>
+          <w:rFonts w:eastAsia="SimSun"/>
+          <w:sz w:val="28"/>
+          <w:szCs w:val="28"/>
+          <w:lang w:eastAsia="zh-CN"/>
+        </w:rPr>
+        <w:t>phone</w:t>
       </w:r>
       <w:proofErr w:type="spellEnd"/>
       <w:r>
         <w:rPr>
-          <w:sz w:val="28"/>
-          <w:szCs w:val="28"/>
-        </w:rPr>
-        <w:t xml:space="preserve"> (идентификатор меню); </w:t>
+          <w:rFonts w:eastAsia="SimSun"/>
+          <w:sz w:val="28"/>
+          <w:szCs w:val="28"/>
+          <w:lang w:eastAsia="zh-CN"/>
+        </w:rPr>
+        <w:t xml:space="preserve"> (номер телефона); </w:t>
       </w:r>
     </w:p>
     <w:p>
       <w:pPr>
         <w:numPr>
           <w:ilvl w:val="0"/>
-          <w:numId w:val="4"/>
+          <w:numId w:val="16"/>
         </w:numPr>
         <w:spacing w:line="360" w:lineRule="auto"/>
         <w:ind w:firstLine="709"/>
         <w:jc w:val="both"/>
         <w:rPr>
-          <w:sz w:val="28"/>
-          <w:szCs w:val="28"/>
+          <w:rFonts w:eastAsia="SimSun"/>
+          <w:sz w:val="28"/>
+          <w:szCs w:val="28"/>
+          <w:lang w:eastAsia="zh-CN"/>
         </w:rPr>
       </w:pPr>
       <w:proofErr w:type="spellStart"/>
       <w:r>
         <w:rPr>
-          <w:sz w:val="28"/>
-          <w:szCs w:val="28"/>
-        </w:rPr>
-        <w:t>id_user</w:t>
+          <w:rFonts w:eastAsia="SimSun"/>
+          <w:sz w:val="28"/>
+          <w:szCs w:val="28"/>
+          <w:lang w:eastAsia="zh-CN"/>
+        </w:rPr>
+        <w:t>email</w:t>
       </w:r>
       <w:proofErr w:type="spellEnd"/>
       <w:r>
         <w:rPr>
-          <w:sz w:val="28"/>
-          <w:szCs w:val="28"/>
-        </w:rPr>
-        <w:t xml:space="preserve"> (идентификатор пользователя); </w:t>
+          <w:rFonts w:eastAsia="SimSun"/>
+          <w:sz w:val="28"/>
+          <w:szCs w:val="28"/>
+          <w:lang w:eastAsia="zh-CN"/>
+        </w:rPr>
+        <w:t xml:space="preserve"> (электронная почта); </w:t>
       </w:r>
     </w:p>
     <w:p>
       <w:pPr>
         <w:numPr>
           <w:ilvl w:val="0"/>
-          <w:numId w:val="4"/>
+          <w:numId w:val="16"/>
         </w:numPr>
         <w:spacing w:line="360" w:lineRule="auto"/>
         <w:ind w:firstLine="709"/>
         <w:jc w:val="both"/>
         <w:rPr>
-          <w:sz w:val="28"/>
-          <w:szCs w:val="28"/>
+          <w:rFonts w:eastAsia="SimSun"/>
+          <w:sz w:val="28"/>
+          <w:szCs w:val="28"/>
+          <w:lang w:eastAsia="zh-CN"/>
         </w:rPr>
       </w:pPr>
       <w:proofErr w:type="spellStart"/>
       <w:r>
         <w:rPr>
-          <w:sz w:val="28"/>
-          <w:szCs w:val="28"/>
-        </w:rPr>
-        <w:t>persons_count</w:t>
+          <w:rFonts w:eastAsia="SimSun"/>
+          <w:sz w:val="28"/>
+          <w:szCs w:val="28"/>
+          <w:lang w:eastAsia="zh-CN"/>
+        </w:rPr>
+        <w:t>login</w:t>
       </w:r>
       <w:proofErr w:type="spellEnd"/>
       <w:r>
         <w:rPr>
-          <w:sz w:val="28"/>
-          <w:szCs w:val="28"/>
-        </w:rPr>
-        <w:t xml:space="preserve"> (количество персон); </w:t>
+          <w:rFonts w:eastAsia="SimSun"/>
+          <w:sz w:val="28"/>
+          <w:szCs w:val="28"/>
+          <w:lang w:eastAsia="zh-CN"/>
+        </w:rPr>
+        <w:t xml:space="preserve"> (логин); </w:t>
       </w:r>
     </w:p>
     <w:p>
       <w:pPr>
         <w:numPr>
           <w:ilvl w:val="0"/>
-          <w:numId w:val="4"/>
+          <w:numId w:val="16"/>
         </w:numPr>
         <w:spacing w:line="360" w:lineRule="auto"/>
         <w:ind w:firstLine="709"/>
         <w:jc w:val="both"/>
         <w:rPr>
-          <w:sz w:val="28"/>
-          <w:szCs w:val="28"/>
+          <w:rFonts w:eastAsia="SimSun"/>
+          <w:sz w:val="28"/>
+          <w:szCs w:val="28"/>
+          <w:lang w:eastAsia="zh-CN"/>
         </w:rPr>
       </w:pPr>
       <w:proofErr w:type="spellStart"/>
       <w:r>
         <w:rPr>
-          <w:sz w:val="28"/>
-          <w:szCs w:val="28"/>
-        </w:rPr>
-        <w:t>budget</w:t>
+          <w:rFonts w:eastAsia="SimSun"/>
+          <w:sz w:val="28"/>
+          <w:szCs w:val="28"/>
+          <w:lang w:eastAsia="zh-CN"/>
+        </w:rPr>
+        <w:t>password</w:t>
       </w:r>
       <w:proofErr w:type="spellEnd"/>
       <w:r>
         <w:rPr>
-          <w:sz w:val="28"/>
-          <w:szCs w:val="28"/>
-        </w:rPr>
-        <w:t xml:space="preserve"> (бюджет); </w:t>
+          <w:rFonts w:eastAsia="SimSun"/>
+          <w:sz w:val="28"/>
+          <w:szCs w:val="28"/>
+          <w:lang w:eastAsia="zh-CN"/>
+        </w:rPr>
+        <w:t xml:space="preserve"> (пароль); </w:t>
       </w:r>
     </w:p>
     <w:p>
       <w:pPr>
         <w:numPr>
           <w:ilvl w:val="0"/>
-          <w:numId w:val="4"/>
+          <w:numId w:val="16"/>
         </w:numPr>
         <w:spacing w:line="360" w:lineRule="auto"/>
         <w:ind w:firstLine="709"/>
         <w:jc w:val="both"/>
         <w:rPr>
-          <w:sz w:val="28"/>
-          <w:szCs w:val="28"/>
+          <w:rFonts w:eastAsia="SimSun"/>
+          <w:sz w:val="28"/>
+          <w:szCs w:val="28"/>
+          <w:lang w:eastAsia="zh-CN"/>
         </w:rPr>
       </w:pPr>
       <w:proofErr w:type="spellStart"/>
       <w:r>
         <w:rPr>
-          <w:sz w:val="28"/>
-          <w:szCs w:val="28"/>
-        </w:rPr>
-        <w:t>total_price</w:t>
+          <w:rFonts w:eastAsia="SimSun"/>
+          <w:sz w:val="28"/>
+          <w:szCs w:val="28"/>
+          <w:lang w:eastAsia="zh-CN"/>
+        </w:rPr>
+        <w:t>role</w:t>
       </w:r>
       <w:proofErr w:type="spellEnd"/>
       <w:r>
         <w:rPr>
-          <w:sz w:val="28"/>
-          <w:szCs w:val="28"/>
-        </w:rPr>
-        <w:t xml:space="preserve"> (общая стоимость меню); </w:t>
+          <w:rFonts w:eastAsia="SimSun"/>
+          <w:sz w:val="28"/>
+          <w:szCs w:val="28"/>
+          <w:lang w:eastAsia="zh-CN"/>
+        </w:rPr>
+        <w:t xml:space="preserve"> (роль пользователя). </w:t>
+      </w:r>
+    </w:p>
+    <w:p>
+      <w:pPr>
+        <w:spacing w:line="360" w:lineRule="auto"/>
+        <w:ind w:firstLine="709"/>
+        <w:jc w:val="both"/>
+        <w:rPr>
+          <w:rFonts w:eastAsia="SimSun"/>
+          <w:b/>
+          <w:bCs/>
+          <w:sz w:val="28"/>
+          <w:szCs w:val="28"/>
+          <w:lang w:eastAsia="zh-CN"/>
+        </w:rPr>
+      </w:pPr>
+      <w:r>
+        <w:rPr>
+          <w:rFonts w:eastAsia="SimSun"/>
+          <w:b/>
+          <w:bCs/>
+          <w:sz w:val="28"/>
+          <w:szCs w:val="28"/>
+          <w:lang w:eastAsia="zh-CN"/>
+        </w:rPr>
+        <w:t>Таблица «</w:t>
+      </w:r>
+      <w:proofErr w:type="spellStart"/>
+      <w:r>
+        <w:rPr>
+          <w:rFonts w:eastAsia="SimSun"/>
+          <w:b/>
+          <w:bCs/>
+          <w:sz w:val="28"/>
+          <w:szCs w:val="28"/>
+          <w:lang w:eastAsia="zh-CN"/>
+        </w:rPr>
+        <w:t>librarians</w:t>
+      </w:r>
+      <w:proofErr w:type="spellEnd"/>
+      <w:r>
+        <w:rPr>
+          <w:rFonts w:eastAsia="SimSun"/>
+          <w:b/>
+          <w:bCs/>
+          <w:sz w:val="28"/>
+          <w:szCs w:val="28"/>
+          <w:lang w:eastAsia="zh-CN"/>
+        </w:rPr>
+        <w:t>»</w:t>
+      </w:r>
+    </w:p>
+    <w:p>
+      <w:pPr>
+        <w:spacing w:line="360" w:lineRule="auto"/>
+        <w:ind w:firstLine="709"/>
+        <w:jc w:val="both"/>
+        <w:rPr>
+          <w:rFonts w:eastAsia="SimSun"/>
+          <w:sz w:val="28"/>
+          <w:szCs w:val="28"/>
+          <w:lang w:eastAsia="zh-CN"/>
+        </w:rPr>
+      </w:pPr>
+      <w:r>
+        <w:rPr>
+          <w:rFonts w:eastAsia="SimSun"/>
+          <w:sz w:val="28"/>
+          <w:szCs w:val="28"/>
+          <w:lang w:eastAsia="zh-CN"/>
+        </w:rPr>
+        <w:t>Предназначена для хранения информации о библиотекарях:</w:t>
       </w:r>
     </w:p>
     <w:p>
       <w:pPr>
         <w:numPr>
           <w:ilvl w:val="0"/>
-          <w:numId w:val="4"/>
+          <w:numId w:val="17"/>
         </w:numPr>
         <w:spacing w:line="360" w:lineRule="auto"/>
         <w:ind w:firstLine="709"/>
         <w:jc w:val="both"/>
         <w:rPr>
-          <w:sz w:val="28"/>
-          <w:szCs w:val="28"/>
+          <w:rFonts w:eastAsia="SimSun"/>
+          <w:sz w:val="28"/>
+          <w:szCs w:val="28"/>
+          <w:lang w:eastAsia="zh-CN"/>
         </w:rPr>
       </w:pPr>
       <w:proofErr w:type="spellStart"/>
       <w:r>
         <w:rPr>
-          <w:sz w:val="28"/>
-          <w:szCs w:val="28"/>
-        </w:rPr>
-        <w:t>average_calories</w:t>
+          <w:rFonts w:eastAsia="SimSun"/>
+          <w:sz w:val="28"/>
+          <w:szCs w:val="28"/>
+          <w:lang w:eastAsia="zh-CN"/>
+        </w:rPr>
+        <w:t>id_librarian</w:t>
       </w:r>
       <w:proofErr w:type="spellEnd"/>
       <w:r>
         <w:rPr>
-          <w:sz w:val="28"/>
-          <w:szCs w:val="28"/>
-        </w:rPr>
-        <w:t xml:space="preserve"> (средняя калорийность); </w:t>
+          <w:rFonts w:eastAsia="SimSun"/>
+          <w:sz w:val="28"/>
+          <w:szCs w:val="28"/>
+          <w:lang w:eastAsia="zh-CN"/>
+        </w:rPr>
+        <w:t xml:space="preserve"> (идентификатор библиотекаря); </w:t>
       </w:r>
     </w:p>
     <w:p>
       <w:pPr>
         <w:numPr>
           <w:ilvl w:val="0"/>
-          <w:numId w:val="4"/>
+          <w:numId w:val="17"/>
         </w:numPr>
         <w:spacing w:line="360" w:lineRule="auto"/>
         <w:ind w:firstLine="709"/>
         <w:jc w:val="both"/>
         <w:rPr>
-          <w:sz w:val="28"/>
-          <w:szCs w:val="28"/>
+          <w:rFonts w:eastAsia="SimSun"/>
+          <w:sz w:val="28"/>
+          <w:szCs w:val="28"/>
+          <w:lang w:eastAsia="zh-CN"/>
         </w:rPr>
       </w:pPr>
       <w:proofErr w:type="spellStart"/>
       <w:r>
         <w:rPr>
-          <w:sz w:val="28"/>
-          <w:szCs w:val="28"/>
-        </w:rPr>
-        <w:t>created_at</w:t>
+          <w:rFonts w:eastAsia="SimSun"/>
+          <w:sz w:val="28"/>
+          <w:szCs w:val="28"/>
+          <w:lang w:eastAsia="zh-CN"/>
+        </w:rPr>
+        <w:t>surname</w:t>
       </w:r>
       <w:proofErr w:type="spellEnd"/>
       <w:r>
         <w:rPr>
-          <w:sz w:val="28"/>
-          <w:szCs w:val="28"/>
-        </w:rPr>
-        <w:t xml:space="preserve"> (дата создания меню). </w:t>
-      </w:r>
-    </w:p>
-    <w:p>
-      <w:pPr>
-        <w:pStyle w:val="a6"/>
-        <w:spacing w:beforeAutospacing="0" w:afterAutospacing="0" w:line="360" w:lineRule="auto"/>
-        <w:ind w:firstLine="709"/>
-        <w:jc w:val="both"/>
-        <w:rPr>
-          <w:sz w:val="28"/>
-          <w:szCs w:val="28"/>
-          <w:lang w:val="ru-RU"/>
-        </w:rPr>
-      </w:pPr>
-      <w:r>
-        <w:rPr>
-          <w:sz w:val="28"/>
-          <w:szCs w:val="28"/>
-          <w:lang w:val="ru-RU"/>
-        </w:rPr>
-        <w:t>Таблица «</w:t>
-      </w:r>
-      <w:r>
-        <w:rPr>
-          <w:sz w:val="28"/>
-          <w:szCs w:val="28"/>
-        </w:rPr>
-        <w:t>menu</w:t>
-      </w:r>
-      <w:r>
-        <w:rPr>
-          <w:sz w:val="28"/>
-          <w:szCs w:val="28"/>
-          <w:lang w:val="ru-RU"/>
-        </w:rPr>
-        <w:t>_</w:t>
-      </w:r>
-      <w:r>
-        <w:rPr>
-          <w:sz w:val="28"/>
-          <w:szCs w:val="28"/>
-        </w:rPr>
-        <w:t>day</w:t>
-      </w:r>
-      <w:r>
-        <w:rPr>
-          <w:sz w:val="28"/>
-          <w:szCs w:val="28"/>
-          <w:lang w:val="ru-RU"/>
-        </w:rPr>
-        <w:t>», содержащая информацию о днях недели:</w:t>
+          <w:rFonts w:eastAsia="SimSun"/>
+          <w:sz w:val="28"/>
+          <w:szCs w:val="28"/>
+          <w:lang w:eastAsia="zh-CN"/>
+        </w:rPr>
+        <w:t xml:space="preserve"> (фамилия); </w:t>
       </w:r>
     </w:p>
     <w:p>
       <w:pPr>
         <w:numPr>
           <w:ilvl w:val="0"/>
-          <w:numId w:val="5"/>
+          <w:numId w:val="17"/>
         </w:numPr>
         <w:spacing w:line="360" w:lineRule="auto"/>
         <w:ind w:firstLine="709"/>
         <w:jc w:val="both"/>
         <w:rPr>
-          <w:sz w:val="28"/>
-          <w:szCs w:val="28"/>
+          <w:rFonts w:eastAsia="SimSun"/>
+          <w:sz w:val="28"/>
+          <w:szCs w:val="28"/>
+          <w:lang w:eastAsia="zh-CN"/>
         </w:rPr>
       </w:pPr>
       <w:proofErr w:type="spellStart"/>
       <w:r>
         <w:rPr>
-          <w:sz w:val="28"/>
-          <w:szCs w:val="28"/>
+          <w:rFonts w:eastAsia="SimSun"/>
+          <w:sz w:val="28"/>
+          <w:szCs w:val="28"/>
+          <w:lang w:eastAsia="zh-CN"/>
         </w:rPr>
         <w:lastRenderedPageBreak/>
-        <w:t>id_day</w:t>
+        <w:t>name</w:t>
       </w:r>
       <w:proofErr w:type="spellEnd"/>
       <w:r>
         <w:rPr>
-          <w:sz w:val="28"/>
-          <w:szCs w:val="28"/>
-        </w:rPr>
-        <w:t xml:space="preserve"> (идентификатор дня); </w:t>
+          <w:rFonts w:eastAsia="SimSun"/>
+          <w:sz w:val="28"/>
+          <w:szCs w:val="28"/>
+          <w:lang w:eastAsia="zh-CN"/>
+        </w:rPr>
+        <w:t xml:space="preserve"> (имя); </w:t>
       </w:r>
     </w:p>
     <w:p>
       <w:pPr>
         <w:numPr>
           <w:ilvl w:val="0"/>
-          <w:numId w:val="5"/>
+          <w:numId w:val="17"/>
         </w:numPr>
         <w:spacing w:line="360" w:lineRule="auto"/>
         <w:ind w:firstLine="709"/>
         <w:jc w:val="both"/>
         <w:rPr>
-          <w:sz w:val="28"/>
-          <w:szCs w:val="28"/>
+          <w:rFonts w:eastAsia="SimSun"/>
+          <w:sz w:val="28"/>
+          <w:szCs w:val="28"/>
+          <w:lang w:eastAsia="zh-CN"/>
         </w:rPr>
       </w:pPr>
       <w:proofErr w:type="spellStart"/>
       <w:r>
         <w:rPr>
-          <w:sz w:val="28"/>
-          <w:szCs w:val="28"/>
-        </w:rPr>
-        <w:t>id_menu</w:t>
+          <w:rFonts w:eastAsia="SimSun"/>
+          <w:sz w:val="28"/>
+          <w:szCs w:val="28"/>
+          <w:lang w:eastAsia="zh-CN"/>
+        </w:rPr>
+        <w:t>patronymic</w:t>
       </w:r>
       <w:proofErr w:type="spellEnd"/>
       <w:r>
         <w:rPr>
-          <w:sz w:val="28"/>
-          <w:szCs w:val="28"/>
-        </w:rPr>
-        <w:t xml:space="preserve"> (идентификатор меню); </w:t>
+          <w:rFonts w:eastAsia="SimSun"/>
+          <w:sz w:val="28"/>
+          <w:szCs w:val="28"/>
+          <w:lang w:eastAsia="zh-CN"/>
+        </w:rPr>
+        <w:t xml:space="preserve"> (отчество); </w:t>
       </w:r>
     </w:p>
     <w:p>
       <w:pPr>
         <w:numPr>
           <w:ilvl w:val="0"/>
-          <w:numId w:val="5"/>
+          <w:numId w:val="17"/>
         </w:numPr>
         <w:spacing w:line="360" w:lineRule="auto"/>
         <w:ind w:firstLine="709"/>
         <w:jc w:val="both"/>
         <w:rPr>
-          <w:sz w:val="28"/>
-          <w:szCs w:val="28"/>
+          <w:rFonts w:eastAsia="SimSun"/>
+          <w:sz w:val="28"/>
+          <w:szCs w:val="28"/>
+          <w:lang w:eastAsia="zh-CN"/>
         </w:rPr>
       </w:pPr>
       <w:proofErr w:type="spellStart"/>
       <w:r>
         <w:rPr>
-          <w:sz w:val="28"/>
-          <w:szCs w:val="28"/>
-        </w:rPr>
-        <w:t>day_name</w:t>
+          <w:rFonts w:eastAsia="SimSun"/>
+          <w:sz w:val="28"/>
+          <w:szCs w:val="28"/>
+          <w:lang w:eastAsia="zh-CN"/>
+        </w:rPr>
+        <w:t>login</w:t>
       </w:r>
       <w:proofErr w:type="spellEnd"/>
       <w:r>
         <w:rPr>
-          <w:sz w:val="28"/>
-          <w:szCs w:val="28"/>
-        </w:rPr>
-        <w:t xml:space="preserve"> (название дня); </w:t>
+          <w:rFonts w:eastAsia="SimSun"/>
+          <w:sz w:val="28"/>
+          <w:szCs w:val="28"/>
+          <w:lang w:eastAsia="zh-CN"/>
+        </w:rPr>
+        <w:t xml:space="preserve"> (логин); </w:t>
       </w:r>
     </w:p>
     <w:p>
       <w:pPr>
         <w:numPr>
           <w:ilvl w:val="0"/>
-          <w:numId w:val="5"/>
+          <w:numId w:val="17"/>
         </w:numPr>
         <w:spacing w:line="360" w:lineRule="auto"/>
         <w:ind w:firstLine="709"/>
         <w:jc w:val="both"/>
         <w:rPr>
-          <w:sz w:val="28"/>
-          <w:szCs w:val="28"/>
+          <w:rFonts w:eastAsia="SimSun"/>
+          <w:sz w:val="28"/>
+          <w:szCs w:val="28"/>
+          <w:lang w:eastAsia="zh-CN"/>
         </w:rPr>
       </w:pPr>
       <w:proofErr w:type="spellStart"/>
       <w:r>
         <w:rPr>
-          <w:sz w:val="28"/>
-          <w:szCs w:val="28"/>
-        </w:rPr>
-        <w:t>total_calories</w:t>
+          <w:rFonts w:eastAsia="SimSun"/>
+          <w:sz w:val="28"/>
+          <w:szCs w:val="28"/>
+          <w:lang w:eastAsia="zh-CN"/>
+        </w:rPr>
+        <w:t>password</w:t>
       </w:r>
       <w:proofErr w:type="spellEnd"/>
       <w:r>
         <w:rPr>
-          <w:sz w:val="28"/>
-          <w:szCs w:val="28"/>
-        </w:rPr>
-        <w:t xml:space="preserve"> (калорийность дня); </w:t>
+          <w:rFonts w:eastAsia="SimSun"/>
+          <w:sz w:val="28"/>
+          <w:szCs w:val="28"/>
+          <w:lang w:eastAsia="zh-CN"/>
+        </w:rPr>
+        <w:t xml:space="preserve"> (пароль); </w:t>
       </w:r>
     </w:p>
     <w:p>
       <w:pPr>
         <w:numPr>
           <w:ilvl w:val="0"/>
-          <w:numId w:val="5"/>
+          <w:numId w:val="17"/>
         </w:numPr>
         <w:spacing w:line="360" w:lineRule="auto"/>
         <w:ind w:firstLine="709"/>
         <w:jc w:val="both"/>
         <w:rPr>
-          <w:sz w:val="28"/>
-          <w:szCs w:val="28"/>
+          <w:rFonts w:eastAsia="SimSun"/>
+          <w:sz w:val="28"/>
+          <w:szCs w:val="28"/>
+          <w:lang w:eastAsia="zh-CN"/>
         </w:rPr>
       </w:pPr>
       <w:proofErr w:type="spellStart"/>
       <w:r>
         <w:rPr>
-          <w:sz w:val="28"/>
-          <w:szCs w:val="28"/>
-        </w:rPr>
-        <w:t>total_price</w:t>
+          <w:rFonts w:eastAsia="SimSun"/>
+          <w:sz w:val="28"/>
+          <w:szCs w:val="28"/>
+          <w:lang w:eastAsia="zh-CN"/>
+        </w:rPr>
+        <w:t>position</w:t>
       </w:r>
       <w:proofErr w:type="spellEnd"/>
       <w:r>
         <w:rPr>
-          <w:sz w:val="28"/>
-          <w:szCs w:val="28"/>
-        </w:rPr>
-        <w:t xml:space="preserve"> (стоимость дня). </w:t>
-      </w:r>
-    </w:p>
-    <w:p>
-      <w:pPr>
-        <w:pStyle w:val="a6"/>
-        <w:spacing w:beforeAutospacing="0" w:afterAutospacing="0" w:line="360" w:lineRule="auto"/>
-        <w:ind w:firstLine="709"/>
-        <w:jc w:val="both"/>
-        <w:rPr>
-          <w:sz w:val="28"/>
-          <w:szCs w:val="28"/>
-          <w:lang w:val="ru-RU"/>
-        </w:rPr>
-      </w:pPr>
-      <w:r>
-        <w:rPr>
-          <w:sz w:val="28"/>
-          <w:szCs w:val="28"/>
-          <w:lang w:val="ru-RU"/>
+          <w:rFonts w:eastAsia="SimSun"/>
+          <w:sz w:val="28"/>
+          <w:szCs w:val="28"/>
+          <w:lang w:eastAsia="zh-CN"/>
+        </w:rPr>
+        <w:t xml:space="preserve"> (должность). </w:t>
+      </w:r>
+    </w:p>
+    <w:p>
+      <w:pPr>
+        <w:spacing w:line="360" w:lineRule="auto"/>
+        <w:ind w:firstLine="709"/>
+        <w:jc w:val="both"/>
+        <w:rPr>
+          <w:rFonts w:eastAsia="SimSun"/>
+          <w:b/>
+          <w:bCs/>
+          <w:sz w:val="28"/>
+          <w:szCs w:val="28"/>
+          <w:lang w:eastAsia="zh-CN"/>
+        </w:rPr>
+      </w:pPr>
+      <w:r>
+        <w:rPr>
+          <w:rFonts w:eastAsia="SimSun"/>
+          <w:b/>
+          <w:bCs/>
+          <w:sz w:val="28"/>
+          <w:szCs w:val="28"/>
+          <w:lang w:eastAsia="zh-CN"/>
         </w:rPr>
         <w:t>Таблица «</w:t>
       </w:r>
-      <w:r>
-        <w:rPr>
-          <w:sz w:val="28"/>
-          <w:szCs w:val="28"/>
-        </w:rPr>
-        <w:t>meal</w:t>
-      </w:r>
-      <w:r>
-        <w:rPr>
-          <w:sz w:val="28"/>
-          <w:szCs w:val="28"/>
-          <w:lang w:val="ru-RU"/>
-        </w:rPr>
-        <w:t>», предназначенная для хранения информации о приёмах пищи:</w:t>
+      <w:proofErr w:type="spellStart"/>
+      <w:r>
+        <w:rPr>
+          <w:rFonts w:eastAsia="SimSun"/>
+          <w:b/>
+          <w:bCs/>
+          <w:sz w:val="28"/>
+          <w:szCs w:val="28"/>
+          <w:lang w:eastAsia="zh-CN"/>
+        </w:rPr>
+        <w:t>books</w:t>
+      </w:r>
+      <w:proofErr w:type="spellEnd"/>
+      <w:r>
+        <w:rPr>
+          <w:rFonts w:eastAsia="SimSun"/>
+          <w:b/>
+          <w:bCs/>
+          <w:sz w:val="28"/>
+          <w:szCs w:val="28"/>
+          <w:lang w:eastAsia="zh-CN"/>
+        </w:rPr>
+        <w:t>»</w:t>
+      </w:r>
+    </w:p>
+    <w:p>
+      <w:pPr>
+        <w:spacing w:line="360" w:lineRule="auto"/>
+        <w:ind w:firstLine="709"/>
+        <w:jc w:val="both"/>
+        <w:rPr>
+          <w:rFonts w:eastAsia="SimSun"/>
+          <w:sz w:val="28"/>
+          <w:szCs w:val="28"/>
+          <w:lang w:eastAsia="zh-CN"/>
+        </w:rPr>
+      </w:pPr>
+      <w:r>
+        <w:rPr>
+          <w:rFonts w:eastAsia="SimSun"/>
+          <w:sz w:val="28"/>
+          <w:szCs w:val="28"/>
+          <w:lang w:eastAsia="zh-CN"/>
+        </w:rPr>
+        <w:t>Содержит информацию о книгах:</w:t>
       </w:r>
     </w:p>
     <w:p>
       <w:pPr>
         <w:numPr>
           <w:ilvl w:val="0"/>
-          <w:numId w:val="6"/>
+          <w:numId w:val="18"/>
         </w:numPr>
         <w:spacing w:line="360" w:lineRule="auto"/>
         <w:ind w:firstLine="709"/>
         <w:jc w:val="both"/>
         <w:rPr>
-          <w:sz w:val="28"/>
-          <w:szCs w:val="28"/>
+          <w:rFonts w:eastAsia="SimSun"/>
+          <w:sz w:val="28"/>
+          <w:szCs w:val="28"/>
+          <w:lang w:eastAsia="zh-CN"/>
         </w:rPr>
       </w:pPr>
       <w:proofErr w:type="spellStart"/>
       <w:r>
         <w:rPr>
-          <w:sz w:val="28"/>
-          <w:szCs w:val="28"/>
-        </w:rPr>
-        <w:t>id_meal</w:t>
+          <w:rFonts w:eastAsia="SimSun"/>
+          <w:sz w:val="28"/>
+          <w:szCs w:val="28"/>
+          <w:lang w:eastAsia="zh-CN"/>
+        </w:rPr>
+        <w:t>id_book</w:t>
       </w:r>
       <w:proofErr w:type="spellEnd"/>
       <w:r>
         <w:rPr>
-          <w:sz w:val="28"/>
-          <w:szCs w:val="28"/>
-        </w:rPr>
-        <w:t xml:space="preserve"> (идентификатор приёма пищи); </w:t>
+          <w:rFonts w:eastAsia="SimSun"/>
+          <w:sz w:val="28"/>
+          <w:szCs w:val="28"/>
+          <w:lang w:eastAsia="zh-CN"/>
+        </w:rPr>
+        <w:t xml:space="preserve"> (идентификатор книги); </w:t>
       </w:r>
     </w:p>
     <w:p>
       <w:pPr>
         <w:numPr>
           <w:ilvl w:val="0"/>
-          <w:numId w:val="6"/>
+          <w:numId w:val="18"/>
         </w:numPr>
         <w:spacing w:line="360" w:lineRule="auto"/>
         <w:ind w:firstLine="709"/>
         <w:jc w:val="both"/>
         <w:rPr>
-          <w:sz w:val="28"/>
-          <w:szCs w:val="28"/>
+          <w:rFonts w:eastAsia="SimSun"/>
+          <w:sz w:val="28"/>
+          <w:szCs w:val="28"/>
+          <w:lang w:eastAsia="zh-CN"/>
         </w:rPr>
       </w:pPr>
       <w:proofErr w:type="spellStart"/>
       <w:r>
         <w:rPr>
-          <w:sz w:val="28"/>
-          <w:szCs w:val="28"/>
-        </w:rPr>
-        <w:t>id_day</w:t>
+          <w:rFonts w:eastAsia="SimSun"/>
+          <w:sz w:val="28"/>
+          <w:szCs w:val="28"/>
+          <w:lang w:eastAsia="zh-CN"/>
+        </w:rPr>
+        <w:t>title</w:t>
       </w:r>
       <w:proofErr w:type="spellEnd"/>
       <w:r>
         <w:rPr>
-          <w:sz w:val="28"/>
-          <w:szCs w:val="28"/>
-        </w:rPr>
-        <w:t xml:space="preserve"> (идентификатор дня); </w:t>
+          <w:rFonts w:eastAsia="SimSun"/>
+          <w:sz w:val="28"/>
+          <w:szCs w:val="28"/>
+          <w:lang w:eastAsia="zh-CN"/>
+        </w:rPr>
+        <w:t xml:space="preserve"> (название книги); </w:t>
       </w:r>
     </w:p>
     <w:p>
       <w:pPr>
         <w:numPr>
           <w:ilvl w:val="0"/>
-          <w:numId w:val="6"/>
+          <w:numId w:val="18"/>
         </w:numPr>
         <w:spacing w:line="360" w:lineRule="auto"/>
         <w:ind w:firstLine="709"/>
         <w:jc w:val="both"/>
         <w:rPr>
-          <w:sz w:val="28"/>
-          <w:szCs w:val="28"/>
+          <w:rFonts w:eastAsia="SimSun"/>
+          <w:sz w:val="28"/>
+          <w:szCs w:val="28"/>
+          <w:lang w:eastAsia="zh-CN"/>
         </w:rPr>
       </w:pPr>
       <w:proofErr w:type="spellStart"/>
       <w:r>
         <w:rPr>
-          <w:sz w:val="28"/>
-          <w:szCs w:val="28"/>
-        </w:rPr>
-        <w:t>meal_type</w:t>
+          <w:rFonts w:eastAsia="SimSun"/>
+          <w:sz w:val="28"/>
+          <w:szCs w:val="28"/>
+          <w:lang w:eastAsia="zh-CN"/>
+        </w:rPr>
+        <w:t>author</w:t>
       </w:r>
       <w:proofErr w:type="spellEnd"/>
       <w:r>
         <w:rPr>
-          <w:sz w:val="28"/>
-          <w:szCs w:val="28"/>
-        </w:rPr>
-        <w:t xml:space="preserve"> (тип приёма пищи). </w:t>
-      </w:r>
-    </w:p>
-    <w:p>
-      <w:pPr>
-        <w:pStyle w:val="a6"/>
-        <w:spacing w:beforeAutospacing="0" w:afterAutospacing="0" w:line="360" w:lineRule="auto"/>
-        <w:ind w:firstLine="709"/>
-        <w:jc w:val="both"/>
-        <w:rPr>
-          <w:sz w:val="28"/>
-          <w:szCs w:val="28"/>
-          <w:lang w:val="ru-RU"/>
-        </w:rPr>
-      </w:pPr>
-      <w:r>
-        <w:rPr>
-          <w:sz w:val="28"/>
-          <w:szCs w:val="28"/>
-          <w:lang w:val="ru-RU"/>
-        </w:rPr>
-        <w:t>Таблица «</w:t>
-      </w:r>
-      <w:r>
-        <w:rPr>
-          <w:sz w:val="28"/>
-          <w:szCs w:val="28"/>
-        </w:rPr>
-        <w:t>dish</w:t>
-      </w:r>
-      <w:r>
-        <w:rPr>
-          <w:sz w:val="28"/>
-          <w:szCs w:val="28"/>
-          <w:lang w:val="ru-RU"/>
-        </w:rPr>
-        <w:t>», содержащая информацию о блюдах:</w:t>
+          <w:rFonts w:eastAsia="SimSun"/>
+          <w:sz w:val="28"/>
+          <w:szCs w:val="28"/>
+          <w:lang w:eastAsia="zh-CN"/>
+        </w:rPr>
+        <w:t xml:space="preserve"> (автор); </w:t>
       </w:r>
     </w:p>
     <w:p>
       <w:pPr>
         <w:numPr>
           <w:ilvl w:val="0"/>
-          <w:numId w:val="7"/>
+          <w:numId w:val="18"/>
         </w:numPr>
         <w:spacing w:line="360" w:lineRule="auto"/>
         <w:ind w:firstLine="709"/>
         <w:jc w:val="both"/>
         <w:rPr>
-          <w:sz w:val="28"/>
-          <w:szCs w:val="28"/>
+          <w:rFonts w:eastAsia="SimSun"/>
+          <w:sz w:val="28"/>
+          <w:szCs w:val="28"/>
+          <w:lang w:eastAsia="zh-CN"/>
         </w:rPr>
       </w:pPr>
       <w:proofErr w:type="spellStart"/>
       <w:r>
         <w:rPr>
-          <w:sz w:val="28"/>
-          <w:szCs w:val="28"/>
-        </w:rPr>
-        <w:t>id_dish</w:t>
+          <w:rFonts w:eastAsia="SimSun"/>
+          <w:sz w:val="28"/>
+          <w:szCs w:val="28"/>
+          <w:lang w:eastAsia="zh-CN"/>
+        </w:rPr>
+        <w:t>genre</w:t>
       </w:r>
       <w:proofErr w:type="spellEnd"/>
       <w:r>
         <w:rPr>
-          <w:sz w:val="28"/>
-          <w:szCs w:val="28"/>
-        </w:rPr>
-        <w:t xml:space="preserve"> (идентификатор блюда); </w:t>
+          <w:rFonts w:eastAsia="SimSun"/>
+          <w:sz w:val="28"/>
+          <w:szCs w:val="28"/>
+          <w:lang w:eastAsia="zh-CN"/>
+        </w:rPr>
+        <w:t xml:space="preserve"> (жанр); </w:t>
       </w:r>
     </w:p>
     <w:p>
       <w:pPr>
         <w:numPr>
           <w:ilvl w:val="0"/>
-          <w:numId w:val="7"/>
+          <w:numId w:val="18"/>
         </w:numPr>
         <w:spacing w:line="360" w:lineRule="auto"/>
         <w:ind w:firstLine="709"/>
         <w:jc w:val="both"/>
         <w:rPr>
-          <w:sz w:val="28"/>
-          <w:szCs w:val="28"/>
+          <w:rFonts w:eastAsia="SimSun"/>
+          <w:sz w:val="28"/>
+          <w:szCs w:val="28"/>
+          <w:lang w:eastAsia="zh-CN"/>
         </w:rPr>
       </w:pPr>
       <w:proofErr w:type="spellStart"/>
       <w:r>
         <w:rPr>
-          <w:sz w:val="28"/>
-          <w:szCs w:val="28"/>
-        </w:rPr>
-        <w:t>dish_name</w:t>
+          <w:rFonts w:eastAsia="SimSun"/>
+          <w:sz w:val="28"/>
+          <w:szCs w:val="28"/>
+          <w:lang w:eastAsia="zh-CN"/>
+        </w:rPr>
+        <w:t>publish_year</w:t>
       </w:r>
       <w:proofErr w:type="spellEnd"/>
       <w:r>
         <w:rPr>
-          <w:sz w:val="28"/>
-          <w:szCs w:val="28"/>
-        </w:rPr>
-        <w:t xml:space="preserve"> (название блюда); </w:t>
+          <w:rFonts w:eastAsia="SimSun"/>
+          <w:sz w:val="28"/>
+          <w:szCs w:val="28"/>
+          <w:lang w:eastAsia="zh-CN"/>
+        </w:rPr>
+        <w:t xml:space="preserve"> (год издания); </w:t>
       </w:r>
     </w:p>
     <w:p>
       <w:pPr>
         <w:numPr>
           <w:ilvl w:val="0"/>
-          <w:numId w:val="7"/>
+          <w:numId w:val="18"/>
         </w:numPr>
         <w:spacing w:line="360" w:lineRule="auto"/>
         <w:ind w:firstLine="709"/>
         <w:jc w:val="both"/>
         <w:rPr>
-          <w:sz w:val="28"/>
-          <w:szCs w:val="28"/>
+          <w:rFonts w:eastAsia="SimSun"/>
+          <w:sz w:val="28"/>
+          <w:szCs w:val="28"/>
+          <w:lang w:eastAsia="zh-CN"/>
         </w:rPr>
       </w:pPr>
       <w:proofErr w:type="spellStart"/>
       <w:r>
         <w:rPr>
-          <w:sz w:val="28"/>
-          <w:szCs w:val="28"/>
+          <w:rFonts w:eastAsia="SimSun"/>
+          <w:sz w:val="28"/>
+          <w:szCs w:val="28"/>
+          <w:lang w:eastAsia="zh-CN"/>
         </w:rPr>
         <w:t>description</w:t>
       </w:r>
       <w:proofErr w:type="spellEnd"/>
       <w:r>
         <w:rPr>
-          <w:sz w:val="28"/>
-          <w:szCs w:val="28"/>
-        </w:rPr>
-        <w:t xml:space="preserve"> (описание блюда); </w:t>
+          <w:rFonts w:eastAsia="SimSun"/>
+          <w:sz w:val="28"/>
+          <w:szCs w:val="28"/>
+          <w:lang w:eastAsia="zh-CN"/>
+        </w:rPr>
+        <w:t xml:space="preserve"> (описание книги); </w:t>
       </w:r>
     </w:p>
     <w:p>
       <w:pPr>
         <w:numPr>
           <w:ilvl w:val="0"/>
-          <w:numId w:val="7"/>
+          <w:numId w:val="18"/>
         </w:numPr>
         <w:spacing w:line="360" w:lineRule="auto"/>
         <w:ind w:firstLine="709"/>
         <w:jc w:val="both"/>
         <w:rPr>
-          <w:sz w:val="28"/>
-          <w:szCs w:val="28"/>
+          <w:rFonts w:eastAsia="SimSun"/>
+          <w:sz w:val="28"/>
+          <w:szCs w:val="28"/>
+          <w:lang w:eastAsia="zh-CN"/>
         </w:rPr>
       </w:pPr>
       <w:proofErr w:type="spellStart"/>
       <w:r>
         <w:rPr>
-          <w:sz w:val="28"/>
-          <w:szCs w:val="28"/>
-        </w:rPr>
-        <w:t>calories</w:t>
+          <w:rFonts w:eastAsia="SimSun"/>
+          <w:sz w:val="28"/>
+          <w:szCs w:val="28"/>
+          <w:lang w:eastAsia="zh-CN"/>
+        </w:rPr>
+        <w:t>file_path</w:t>
       </w:r>
       <w:proofErr w:type="spellEnd"/>
       <w:r>
         <w:rPr>
-          <w:sz w:val="28"/>
-          <w:szCs w:val="28"/>
-        </w:rPr>
-        <w:t xml:space="preserve"> (калорийность); </w:t>
+          <w:rFonts w:eastAsia="SimSun"/>
+          <w:sz w:val="28"/>
+          <w:szCs w:val="28"/>
+          <w:lang w:eastAsia="zh-CN"/>
+        </w:rPr>
+        <w:t xml:space="preserve"> (путь к электронной версии книги). </w:t>
+      </w:r>
+    </w:p>
+    <w:p>
+      <w:pPr>
+        <w:spacing w:line="360" w:lineRule="auto"/>
+        <w:ind w:firstLine="709"/>
+        <w:jc w:val="both"/>
+        <w:rPr>
+          <w:rFonts w:eastAsia="SimSun"/>
+          <w:b/>
+          <w:bCs/>
+          <w:sz w:val="28"/>
+          <w:szCs w:val="28"/>
+          <w:lang w:eastAsia="zh-CN"/>
+        </w:rPr>
+      </w:pPr>
+      <w:r>
+        <w:rPr>
+          <w:rFonts w:eastAsia="SimSun"/>
+          <w:b/>
+          <w:bCs/>
+          <w:sz w:val="28"/>
+          <w:szCs w:val="28"/>
+          <w:lang w:eastAsia="zh-CN"/>
+        </w:rPr>
+        <w:t>Таблица «</w:t>
+      </w:r>
+      <w:proofErr w:type="spellStart"/>
+      <w:r>
+        <w:rPr>
+          <w:rFonts w:eastAsia="SimSun"/>
+          <w:b/>
+          <w:bCs/>
+          <w:sz w:val="28"/>
+          <w:szCs w:val="28"/>
+          <w:lang w:eastAsia="zh-CN"/>
+        </w:rPr>
+        <w:t>book_issue</w:t>
+      </w:r>
+      <w:proofErr w:type="spellEnd"/>
+      <w:r>
+        <w:rPr>
+          <w:rFonts w:eastAsia="SimSun"/>
+          <w:b/>
+          <w:bCs/>
+          <w:sz w:val="28"/>
+          <w:szCs w:val="28"/>
+          <w:lang w:eastAsia="zh-CN"/>
+        </w:rPr>
+        <w:t>»</w:t>
+      </w:r>
+    </w:p>
+    <w:p>
+      <w:pPr>
+        <w:spacing w:line="360" w:lineRule="auto"/>
+        <w:ind w:firstLine="709"/>
+        <w:jc w:val="both"/>
+        <w:rPr>
+          <w:rFonts w:eastAsia="SimSun"/>
+          <w:sz w:val="28"/>
+          <w:szCs w:val="28"/>
+          <w:lang w:eastAsia="zh-CN"/>
+        </w:rPr>
+      </w:pPr>
+      <w:r>
+        <w:rPr>
+          <w:rFonts w:eastAsia="SimSun"/>
+          <w:sz w:val="28"/>
+          <w:szCs w:val="28"/>
+          <w:lang w:eastAsia="zh-CN"/>
+        </w:rPr>
+        <w:t>Предназначена для хранения информации о выдаче книг:</w:t>
       </w:r>
     </w:p>
     <w:p>
       <w:pPr>
         <w:numPr>
           <w:ilvl w:val="0"/>
-          <w:numId w:val="7"/>
+          <w:numId w:val="19"/>
         </w:numPr>
         <w:spacing w:line="360" w:lineRule="auto"/>
         <w:ind w:firstLine="709"/>
         <w:jc w:val="both"/>
         <w:rPr>
-          <w:sz w:val="28"/>
-          <w:szCs w:val="28"/>
+          <w:rFonts w:eastAsia="SimSun"/>
+          <w:sz w:val="28"/>
+          <w:szCs w:val="28"/>
+          <w:lang w:eastAsia="zh-CN"/>
         </w:rPr>
       </w:pPr>
       <w:proofErr w:type="spellStart"/>
       <w:r>
         <w:rPr>
-          <w:sz w:val="28"/>
-          <w:szCs w:val="28"/>
-        </w:rPr>
-        <w:t>proteins</w:t>
+          <w:rFonts w:eastAsia="SimSun"/>
+          <w:sz w:val="28"/>
+          <w:szCs w:val="28"/>
+          <w:lang w:eastAsia="zh-CN"/>
+        </w:rPr>
+        <w:t>id_issue</w:t>
       </w:r>
       <w:proofErr w:type="spellEnd"/>
       <w:r>
         <w:rPr>
-          <w:sz w:val="28"/>
-          <w:szCs w:val="28"/>
-        </w:rPr>
-        <w:t xml:space="preserve"> (количество белков); </w:t>
+          <w:rFonts w:eastAsia="SimSun"/>
+          <w:sz w:val="28"/>
+          <w:szCs w:val="28"/>
+          <w:lang w:eastAsia="zh-CN"/>
+        </w:rPr>
+        <w:t xml:space="preserve"> (идентификатор записи); </w:t>
       </w:r>
     </w:p>
     <w:p>
       <w:pPr>
         <w:numPr>
           <w:ilvl w:val="0"/>
-          <w:numId w:val="7"/>
+          <w:numId w:val="19"/>
         </w:numPr>
         <w:spacing w:line="360" w:lineRule="auto"/>
         <w:ind w:firstLine="709"/>
         <w:jc w:val="both"/>
         <w:rPr>
-          <w:sz w:val="28"/>
-          <w:szCs w:val="28"/>
+          <w:rFonts w:eastAsia="SimSun"/>
+          <w:sz w:val="28"/>
+          <w:szCs w:val="28"/>
+          <w:lang w:eastAsia="zh-CN"/>
         </w:rPr>
       </w:pPr>
       <w:proofErr w:type="spellStart"/>
       <w:r>
         <w:rPr>
-          <w:sz w:val="28"/>
-          <w:szCs w:val="28"/>
-        </w:rPr>
-        <w:t>fats</w:t>
+          <w:rFonts w:eastAsia="SimSun"/>
+          <w:sz w:val="28"/>
+          <w:szCs w:val="28"/>
+          <w:lang w:eastAsia="zh-CN"/>
+        </w:rPr>
+        <w:t>id_user</w:t>
       </w:r>
       <w:proofErr w:type="spellEnd"/>
       <w:r>
         <w:rPr>
-          <w:sz w:val="28"/>
-          <w:szCs w:val="28"/>
-        </w:rPr>
-        <w:t xml:space="preserve"> (количество жиров); </w:t>
+          <w:rFonts w:eastAsia="SimSun"/>
+          <w:sz w:val="28"/>
+          <w:szCs w:val="28"/>
+          <w:lang w:eastAsia="zh-CN"/>
+        </w:rPr>
+        <w:t xml:space="preserve"> (идентификатор пользователя); </w:t>
       </w:r>
     </w:p>
     <w:p>
       <w:pPr>
         <w:numPr>
           <w:ilvl w:val="0"/>
-          <w:numId w:val="7"/>
+          <w:numId w:val="19"/>
         </w:numPr>
         <w:spacing w:line="360" w:lineRule="auto"/>
         <w:ind w:firstLine="709"/>
         <w:jc w:val="both"/>
         <w:rPr>
-          <w:sz w:val="28"/>
-          <w:szCs w:val="28"/>
+          <w:rFonts w:eastAsia="SimSun"/>
+          <w:sz w:val="28"/>
+          <w:szCs w:val="28"/>
+          <w:lang w:eastAsia="zh-CN"/>
         </w:rPr>
       </w:pPr>
       <w:proofErr w:type="spellStart"/>
       <w:r>
         <w:rPr>
-          <w:sz w:val="28"/>
-          <w:szCs w:val="28"/>
-        </w:rPr>
-        <w:t>carbohydrates</w:t>
+          <w:rFonts w:eastAsia="SimSun"/>
+          <w:sz w:val="28"/>
+          <w:szCs w:val="28"/>
+          <w:lang w:eastAsia="zh-CN"/>
+        </w:rPr>
+        <w:t>id_book</w:t>
       </w:r>
       <w:proofErr w:type="spellEnd"/>
       <w:r>
         <w:rPr>
-          <w:sz w:val="28"/>
-          <w:szCs w:val="28"/>
-        </w:rPr>
-        <w:t xml:space="preserve"> (количество углеводов); </w:t>
+          <w:rFonts w:eastAsia="SimSun"/>
+          <w:sz w:val="28"/>
+          <w:szCs w:val="28"/>
+          <w:lang w:eastAsia="zh-CN"/>
+        </w:rPr>
+        <w:t xml:space="preserve"> (идентификатор книги); </w:t>
       </w:r>
     </w:p>
     <w:p>
       <w:pPr>
         <w:numPr>
           <w:ilvl w:val="0"/>
-          <w:numId w:val="7"/>
+          <w:numId w:val="19"/>
         </w:numPr>
         <w:spacing w:line="360" w:lineRule="auto"/>
         <w:ind w:firstLine="709"/>
         <w:jc w:val="both"/>
         <w:rPr>
-          <w:sz w:val="28"/>
-          <w:szCs w:val="28"/>
+          <w:rFonts w:eastAsia="SimSun"/>
+          <w:sz w:val="28"/>
+          <w:szCs w:val="28"/>
+          <w:lang w:eastAsia="zh-CN"/>
         </w:rPr>
       </w:pPr>
       <w:proofErr w:type="spellStart"/>
       <w:r>
         <w:rPr>
-          <w:sz w:val="28"/>
-          <w:szCs w:val="28"/>
-        </w:rPr>
-        <w:t>price</w:t>
+          <w:rFonts w:eastAsia="SimSun"/>
+          <w:sz w:val="28"/>
+          <w:szCs w:val="28"/>
+          <w:lang w:eastAsia="zh-CN"/>
+        </w:rPr>
+        <w:t>issue_date</w:t>
       </w:r>
       <w:proofErr w:type="spellEnd"/>
       <w:r>
         <w:rPr>
-          <w:sz w:val="28"/>
-          <w:szCs w:val="28"/>
-        </w:rPr>
-        <w:t xml:space="preserve"> (стоимость блюда); </w:t>
+          <w:rFonts w:eastAsia="SimSun"/>
+          <w:sz w:val="28"/>
+          <w:szCs w:val="28"/>
+          <w:lang w:eastAsia="zh-CN"/>
+        </w:rPr>
+        <w:t xml:space="preserve"> (дата выдачи); </w:t>
       </w:r>
     </w:p>
     <w:p>
       <w:pPr>
         <w:numPr>
           <w:ilvl w:val="0"/>
-          <w:numId w:val="7"/>
+          <w:numId w:val="19"/>
         </w:numPr>
         <w:spacing w:line="360" w:lineRule="auto"/>
         <w:ind w:firstLine="709"/>
         <w:jc w:val="both"/>
         <w:rPr>
-          <w:sz w:val="28"/>
-          <w:szCs w:val="28"/>
+          <w:rFonts w:eastAsia="SimSun"/>
+          <w:sz w:val="28"/>
+          <w:szCs w:val="28"/>
+          <w:lang w:eastAsia="zh-CN"/>
         </w:rPr>
       </w:pPr>
       <w:proofErr w:type="spellStart"/>
       <w:r>
         <w:rPr>
-          <w:sz w:val="28"/>
-          <w:szCs w:val="28"/>
-        </w:rPr>
-        <w:t>dish_type</w:t>
+          <w:rFonts w:eastAsia="SimSun"/>
+          <w:sz w:val="28"/>
+          <w:szCs w:val="28"/>
+          <w:lang w:eastAsia="zh-CN"/>
+        </w:rPr>
+        <w:t>return_date_plan</w:t>
       </w:r>
       <w:proofErr w:type="spellEnd"/>
       <w:r>
         <w:rPr>
-          <w:sz w:val="28"/>
-          <w:szCs w:val="28"/>
-        </w:rPr>
-        <w:t xml:space="preserve"> (тип блюда). </w:t>
-      </w:r>
-    </w:p>
-    <w:p>
-      <w:pPr>
-        <w:pStyle w:val="a6"/>
-        <w:spacing w:beforeAutospacing="0" w:afterAutospacing="0" w:line="360" w:lineRule="auto"/>
-        <w:ind w:firstLine="709"/>
-        <w:jc w:val="both"/>
-        <w:rPr>
-          <w:sz w:val="28"/>
-          <w:szCs w:val="28"/>
-          <w:lang w:val="ru-RU"/>
-        </w:rPr>
-      </w:pPr>
-      <w:r>
-        <w:rPr>
-          <w:sz w:val="28"/>
-          <w:szCs w:val="28"/>
-          <w:lang w:val="ru-RU"/>
-        </w:rPr>
-        <w:t>Таблица «</w:t>
-      </w:r>
-      <w:r>
-        <w:rPr>
-          <w:sz w:val="28"/>
-          <w:szCs w:val="28"/>
-        </w:rPr>
-        <w:t>ingredient</w:t>
-      </w:r>
-      <w:r>
-        <w:rPr>
-          <w:sz w:val="28"/>
-          <w:szCs w:val="28"/>
-          <w:lang w:val="ru-RU"/>
-        </w:rPr>
-        <w:t>», содержащая информацию об ингредиентах:</w:t>
+          <w:rFonts w:eastAsia="SimSun"/>
+          <w:sz w:val="28"/>
+          <w:szCs w:val="28"/>
+          <w:lang w:eastAsia="zh-CN"/>
+        </w:rPr>
+        <w:t xml:space="preserve"> (плановая дата возврата); </w:t>
       </w:r>
     </w:p>
     <w:p>
       <w:pPr>
         <w:numPr>
           <w:ilvl w:val="0"/>
-          <w:numId w:val="8"/>
+          <w:numId w:val="19"/>
         </w:numPr>
         <w:spacing w:line="360" w:lineRule="auto"/>
         <w:ind w:firstLine="709"/>
         <w:jc w:val="both"/>
         <w:rPr>
-          <w:sz w:val="28"/>
-          <w:szCs w:val="28"/>
+          <w:rFonts w:eastAsia="SimSun"/>
+          <w:sz w:val="28"/>
+          <w:szCs w:val="28"/>
+          <w:lang w:eastAsia="zh-CN"/>
         </w:rPr>
       </w:pPr>
       <w:proofErr w:type="spellStart"/>
       <w:r>
         <w:rPr>
-          <w:sz w:val="28"/>
-          <w:szCs w:val="28"/>
-        </w:rPr>
-        <w:t>id_ingredient</w:t>
+          <w:rFonts w:eastAsia="SimSun"/>
+          <w:sz w:val="28"/>
+          <w:szCs w:val="28"/>
+          <w:lang w:eastAsia="zh-CN"/>
+        </w:rPr>
+        <w:t>return_date_fact</w:t>
       </w:r>
       <w:proofErr w:type="spellEnd"/>
       <w:r>
         <w:rPr>
-          <w:sz w:val="28"/>
-          <w:szCs w:val="28"/>
-        </w:rPr>
-        <w:t xml:space="preserve"> (идентификатор ингредиента); </w:t>
+          <w:rFonts w:eastAsia="SimSun"/>
+          <w:sz w:val="28"/>
+          <w:szCs w:val="28"/>
+          <w:lang w:eastAsia="zh-CN"/>
+        </w:rPr>
+        <w:t xml:space="preserve"> (фактическая дата возврата); </w:t>
       </w:r>
     </w:p>
     <w:p>
       <w:pPr>
         <w:numPr>
           <w:ilvl w:val="0"/>
-          <w:numId w:val="8"/>
+          <w:numId w:val="19"/>
         </w:numPr>
         <w:spacing w:line="360" w:lineRule="auto"/>
         <w:ind w:firstLine="709"/>
         <w:jc w:val="both"/>
         <w:rPr>
-          <w:sz w:val="28"/>
-          <w:szCs w:val="28"/>
+          <w:rFonts w:eastAsia="SimSun"/>
+          <w:sz w:val="28"/>
+          <w:szCs w:val="28"/>
+          <w:lang w:eastAsia="zh-CN"/>
         </w:rPr>
       </w:pPr>
       <w:proofErr w:type="spellStart"/>
       <w:r>
         <w:rPr>
-          <w:sz w:val="28"/>
-          <w:szCs w:val="28"/>
-        </w:rPr>
-        <w:t>ingredient_name</w:t>
+          <w:rFonts w:eastAsia="SimSun"/>
+          <w:sz w:val="28"/>
+          <w:szCs w:val="28"/>
+          <w:lang w:eastAsia="zh-CN"/>
+        </w:rPr>
+        <w:t>status</w:t>
       </w:r>
       <w:proofErr w:type="spellEnd"/>
       <w:r>
         <w:rPr>
-          <w:sz w:val="28"/>
-          <w:szCs w:val="28"/>
-        </w:rPr>
-        <w:t xml:space="preserve"> (название ингредиента); </w:t>
+          <w:rFonts w:eastAsia="SimSun"/>
+          <w:sz w:val="28"/>
+          <w:szCs w:val="28"/>
+          <w:lang w:eastAsia="zh-CN"/>
+        </w:rPr>
+        <w:t xml:space="preserve"> (статус выдачи). </w:t>
+      </w:r>
+    </w:p>
+    <w:p>
+      <w:pPr>
+        <w:spacing w:line="360" w:lineRule="auto"/>
+        <w:ind w:firstLine="709"/>
+        <w:jc w:val="both"/>
+        <w:rPr>
+          <w:rFonts w:eastAsia="SimSun"/>
+          <w:b/>
+          <w:bCs/>
+          <w:sz w:val="28"/>
+          <w:szCs w:val="28"/>
+          <w:lang w:eastAsia="zh-CN"/>
+        </w:rPr>
+      </w:pPr>
+      <w:r>
+        <w:rPr>
+          <w:rFonts w:eastAsia="SimSun"/>
+          <w:b/>
+          <w:bCs/>
+          <w:sz w:val="28"/>
+          <w:szCs w:val="28"/>
+          <w:lang w:eastAsia="zh-CN"/>
+        </w:rPr>
+        <w:t>Таблица «</w:t>
+      </w:r>
+      <w:proofErr w:type="spellStart"/>
+      <w:r>
+        <w:rPr>
+          <w:rFonts w:eastAsia="SimSun"/>
+          <w:b/>
+          <w:bCs/>
+          <w:sz w:val="28"/>
+          <w:szCs w:val="28"/>
+          <w:lang w:eastAsia="zh-CN"/>
+        </w:rPr>
+        <w:t>favorites</w:t>
+      </w:r>
+      <w:proofErr w:type="spellEnd"/>
+      <w:r>
+        <w:rPr>
+          <w:rFonts w:eastAsia="SimSun"/>
+          <w:b/>
+          <w:bCs/>
+          <w:sz w:val="28"/>
+          <w:szCs w:val="28"/>
+          <w:lang w:eastAsia="zh-CN"/>
+        </w:rPr>
+        <w:t>»</w:t>
+      </w:r>
+    </w:p>
+    <w:p>
+      <w:pPr>
+        <w:spacing w:line="360" w:lineRule="auto"/>
+        <w:ind w:firstLine="709"/>
+        <w:jc w:val="both"/>
+        <w:rPr>
+          <w:rFonts w:eastAsia="SimSun"/>
+          <w:sz w:val="28"/>
+          <w:szCs w:val="28"/>
+          <w:lang w:eastAsia="zh-CN"/>
+        </w:rPr>
+      </w:pPr>
+      <w:r>
+        <w:rPr>
+          <w:rFonts w:eastAsia="SimSun"/>
+          <w:sz w:val="28"/>
+          <w:szCs w:val="28"/>
+          <w:lang w:eastAsia="zh-CN"/>
+        </w:rPr>
+        <w:t>Предназначена для хранения избранных книг:</w:t>
       </w:r>
     </w:p>
     <w:p>
       <w:pPr>
         <w:numPr>
           <w:ilvl w:val="0"/>
-          <w:numId w:val="8"/>
+          <w:numId w:val="20"/>
         </w:numPr>
         <w:spacing w:line="360" w:lineRule="auto"/>
         <w:ind w:firstLine="709"/>
         <w:jc w:val="both"/>
         <w:rPr>
-          <w:sz w:val="28"/>
-          <w:szCs w:val="28"/>
+          <w:rFonts w:eastAsia="SimSun"/>
+          <w:sz w:val="28"/>
+          <w:szCs w:val="28"/>
+          <w:lang w:eastAsia="zh-CN"/>
         </w:rPr>
       </w:pPr>
       <w:proofErr w:type="spellStart"/>
       <w:r>
         <w:rPr>
-          <w:sz w:val="28"/>
-          <w:szCs w:val="28"/>
-        </w:rPr>
-        <w:t>unit</w:t>
+          <w:rFonts w:eastAsia="SimSun"/>
+          <w:sz w:val="28"/>
+          <w:szCs w:val="28"/>
+          <w:lang w:eastAsia="zh-CN"/>
+        </w:rPr>
+        <w:t>id_favorite</w:t>
       </w:r>
       <w:proofErr w:type="spellEnd"/>
       <w:r>
         <w:rPr>
-          <w:sz w:val="28"/>
-          <w:szCs w:val="28"/>
-        </w:rPr>
-        <w:t xml:space="preserve"> (единица измерения); </w:t>
+          <w:rFonts w:eastAsia="SimSun"/>
+          <w:sz w:val="28"/>
+          <w:szCs w:val="28"/>
+          <w:lang w:eastAsia="zh-CN"/>
+        </w:rPr>
+        <w:t xml:space="preserve"> (идентификатор записи); </w:t>
       </w:r>
     </w:p>
     <w:p>
       <w:pPr>
         <w:numPr>
           <w:ilvl w:val="0"/>
-          <w:numId w:val="8"/>
+          <w:numId w:val="20"/>
         </w:numPr>
         <w:spacing w:line="360" w:lineRule="auto"/>
         <w:ind w:firstLine="709"/>
         <w:jc w:val="both"/>
         <w:rPr>
-          <w:sz w:val="28"/>
-          <w:szCs w:val="28"/>
+          <w:rFonts w:eastAsia="SimSun"/>
+          <w:sz w:val="28"/>
+          <w:szCs w:val="28"/>
+          <w:lang w:eastAsia="zh-CN"/>
         </w:rPr>
       </w:pPr>
       <w:proofErr w:type="spellStart"/>
       <w:r>
         <w:rPr>
-          <w:sz w:val="28"/>
-          <w:szCs w:val="28"/>
-        </w:rPr>
-        <w:t>price</w:t>
+          <w:rFonts w:eastAsia="SimSun"/>
+          <w:sz w:val="28"/>
+          <w:szCs w:val="28"/>
+          <w:lang w:eastAsia="zh-CN"/>
+        </w:rPr>
+        <w:t>id_user</w:t>
       </w:r>
       <w:proofErr w:type="spellEnd"/>
       <w:r>
         <w:rPr>
-          <w:sz w:val="28"/>
-          <w:szCs w:val="28"/>
-        </w:rPr>
-        <w:t xml:space="preserve"> (стоимость ингредиента). </w:t>
-      </w:r>
-    </w:p>
-    <w:p>
-      <w:pPr>
-        <w:pStyle w:val="a6"/>
-        <w:spacing w:beforeAutospacing="0" w:afterAutospacing="0" w:line="360" w:lineRule="auto"/>
-        <w:ind w:firstLine="709"/>
-        <w:jc w:val="both"/>
-        <w:rPr>
-          <w:sz w:val="28"/>
-          <w:szCs w:val="28"/>
-          <w:lang w:val="ru-RU"/>
-        </w:rPr>
-      </w:pPr>
-      <w:r>
-        <w:rPr>
-          <w:sz w:val="28"/>
-          <w:szCs w:val="28"/>
-          <w:lang w:val="ru-RU"/>
-        </w:rPr>
-        <w:t>Таблица «</w:t>
-      </w:r>
-      <w:r>
-        <w:rPr>
-          <w:sz w:val="28"/>
-          <w:szCs w:val="28"/>
-        </w:rPr>
-        <w:t>meal</w:t>
-      </w:r>
-      <w:r>
-        <w:rPr>
-          <w:sz w:val="28"/>
-          <w:szCs w:val="28"/>
-          <w:lang w:val="ru-RU"/>
-        </w:rPr>
-        <w:t>_</w:t>
-      </w:r>
-      <w:r>
-        <w:rPr>
-          <w:sz w:val="28"/>
-          <w:szCs w:val="28"/>
-        </w:rPr>
-        <w:t>dish</w:t>
-      </w:r>
-      <w:r>
-        <w:rPr>
-          <w:sz w:val="28"/>
-          <w:szCs w:val="28"/>
-          <w:lang w:val="ru-RU"/>
-        </w:rPr>
-        <w:t>» используется для связи приёмов пищи и блюд:</w:t>
+          <w:rFonts w:eastAsia="SimSun"/>
+          <w:sz w:val="28"/>
+          <w:szCs w:val="28"/>
+          <w:lang w:eastAsia="zh-CN"/>
+        </w:rPr>
+        <w:t xml:space="preserve"> (идентификатор пользователя); </w:t>
       </w:r>
     </w:p>
     <w:p>
       <w:pPr>
         <w:numPr>
           <w:ilvl w:val="0"/>
-          <w:numId w:val="9"/>
+          <w:numId w:val="20"/>
         </w:numPr>
         <w:spacing w:line="360" w:lineRule="auto"/>
         <w:ind w:firstLine="709"/>
         <w:jc w:val="both"/>
         <w:rPr>
-          <w:sz w:val="28"/>
-          <w:szCs w:val="28"/>
+          <w:rFonts w:eastAsia="SimSun"/>
+          <w:sz w:val="28"/>
+          <w:szCs w:val="28"/>
+          <w:lang w:eastAsia="zh-CN"/>
         </w:rPr>
       </w:pPr>
       <w:proofErr w:type="spellStart"/>
       <w:r>
         <w:rPr>
-          <w:sz w:val="28"/>
-          <w:szCs w:val="28"/>
-        </w:rPr>
-        <w:t>id</w:t>
+          <w:rFonts w:eastAsia="SimSun"/>
+          <w:sz w:val="28"/>
+          <w:szCs w:val="28"/>
+          <w:lang w:eastAsia="zh-CN"/>
+        </w:rPr>
+        <w:t>id_book</w:t>
       </w:r>
       <w:proofErr w:type="spellEnd"/>
       <w:r>
         <w:rPr>
-          <w:sz w:val="28"/>
-          <w:szCs w:val="28"/>
-        </w:rPr>
-        <w:t xml:space="preserve"> (идентификатор записи); </w:t>
+          <w:rFonts w:eastAsia="SimSun"/>
+          <w:sz w:val="28"/>
+          <w:szCs w:val="28"/>
+          <w:lang w:eastAsia="zh-CN"/>
+        </w:rPr>
+        <w:t xml:space="preserve"> (идентификатор книги); </w:t>
       </w:r>
     </w:p>
     <w:p>
       <w:pPr>
         <w:numPr>
           <w:ilvl w:val="0"/>
-          <w:numId w:val="9"/>
+          <w:numId w:val="20"/>
         </w:numPr>
         <w:spacing w:line="360" w:lineRule="auto"/>
         <w:ind w:firstLine="709"/>
         <w:jc w:val="both"/>
         <w:rPr>
-          <w:sz w:val="28"/>
-          <w:szCs w:val="28"/>
+          <w:rFonts w:eastAsia="SimSun"/>
+          <w:sz w:val="28"/>
+          <w:szCs w:val="28"/>
+          <w:lang w:eastAsia="zh-CN"/>
         </w:rPr>
       </w:pPr>
       <w:proofErr w:type="spellStart"/>
       <w:r>
         <w:rPr>
-          <w:sz w:val="28"/>
-          <w:szCs w:val="28"/>
-        </w:rPr>
-        <w:t>id_meal</w:t>
+          <w:rFonts w:eastAsia="SimSun"/>
+          <w:sz w:val="28"/>
+          <w:szCs w:val="28"/>
+          <w:lang w:eastAsia="zh-CN"/>
+        </w:rPr>
+        <w:t>added_date</w:t>
       </w:r>
       <w:proofErr w:type="spellEnd"/>
       <w:r>
         <w:rPr>
-          <w:sz w:val="28"/>
-          <w:szCs w:val="28"/>
-        </w:rPr>
-        <w:t xml:space="preserve"> (идентификатор приёма пищи); </w:t>
+          <w:rFonts w:eastAsia="SimSun"/>
+          <w:sz w:val="28"/>
+          <w:szCs w:val="28"/>
+          <w:lang w:eastAsia="zh-CN"/>
+        </w:rPr>
+        <w:t xml:space="preserve"> (дата добавления). </w:t>
+      </w:r>
+    </w:p>
+    <w:p>
+      <w:pPr>
+        <w:spacing w:line="360" w:lineRule="auto"/>
+        <w:ind w:firstLine="709"/>
+        <w:jc w:val="both"/>
+        <w:rPr>
+          <w:rFonts w:eastAsia="SimSun"/>
+          <w:b/>
+          <w:bCs/>
+          <w:sz w:val="28"/>
+          <w:szCs w:val="28"/>
+          <w:lang w:eastAsia="zh-CN"/>
+        </w:rPr>
+      </w:pPr>
+      <w:r>
+        <w:rPr>
+          <w:rFonts w:eastAsia="SimSun"/>
+          <w:b/>
+          <w:bCs/>
+          <w:sz w:val="28"/>
+          <w:szCs w:val="28"/>
+          <w:lang w:eastAsia="zh-CN"/>
+        </w:rPr>
+        <w:t>Таблица «</w:t>
+      </w:r>
+      <w:proofErr w:type="spellStart"/>
+      <w:r>
+        <w:rPr>
+          <w:rFonts w:eastAsia="SimSun"/>
+          <w:b/>
+          <w:bCs/>
+          <w:sz w:val="28"/>
+          <w:szCs w:val="28"/>
+          <w:lang w:eastAsia="zh-CN"/>
+        </w:rPr>
+        <w:t>reviews</w:t>
+      </w:r>
+      <w:proofErr w:type="spellEnd"/>
+      <w:r>
+        <w:rPr>
+          <w:rFonts w:eastAsia="SimSun"/>
+          <w:b/>
+          <w:bCs/>
+          <w:sz w:val="28"/>
+          <w:szCs w:val="28"/>
+          <w:lang w:eastAsia="zh-CN"/>
+        </w:rPr>
+        <w:t>»</w:t>
+      </w:r>
+    </w:p>
+    <w:p>
+      <w:pPr>
+        <w:spacing w:line="360" w:lineRule="auto"/>
+        <w:ind w:firstLine="709"/>
+        <w:jc w:val="both"/>
+        <w:rPr>
+          <w:rFonts w:eastAsia="SimSun"/>
+          <w:sz w:val="28"/>
+          <w:szCs w:val="28"/>
+          <w:lang w:eastAsia="zh-CN"/>
+        </w:rPr>
+      </w:pPr>
+      <w:r>
+        <w:rPr>
+          <w:rFonts w:eastAsia="SimSun"/>
+          <w:sz w:val="28"/>
+          <w:szCs w:val="28"/>
+          <w:lang w:eastAsia="zh-CN"/>
+        </w:rPr>
+        <w:lastRenderedPageBreak/>
+        <w:t>Содержит информацию о рецензиях пользователей:</w:t>
       </w:r>
     </w:p>
     <w:p>
       <w:pPr>
         <w:numPr>
           <w:ilvl w:val="0"/>
-          <w:numId w:val="9"/>
+          <w:numId w:val="21"/>
         </w:numPr>
         <w:spacing w:line="360" w:lineRule="auto"/>
         <w:ind w:firstLine="709"/>
         <w:jc w:val="both"/>
         <w:rPr>
-          <w:sz w:val="28"/>
-          <w:szCs w:val="28"/>
+          <w:rFonts w:eastAsia="SimSun"/>
+          <w:sz w:val="28"/>
+          <w:szCs w:val="28"/>
+          <w:lang w:eastAsia="zh-CN"/>
         </w:rPr>
       </w:pPr>
       <w:proofErr w:type="spellStart"/>
       <w:r>
         <w:rPr>
-          <w:sz w:val="28"/>
-          <w:szCs w:val="28"/>
-        </w:rPr>
-        <w:t>id_dish</w:t>
+          <w:rFonts w:eastAsia="SimSun"/>
+          <w:sz w:val="28"/>
+          <w:szCs w:val="28"/>
+          <w:lang w:eastAsia="zh-CN"/>
+        </w:rPr>
+        <w:t>id_review</w:t>
       </w:r>
       <w:proofErr w:type="spellEnd"/>
       <w:r>
         <w:rPr>
-          <w:sz w:val="28"/>
-          <w:szCs w:val="28"/>
-        </w:rPr>
-        <w:t xml:space="preserve"> (идентификатор блюда); </w:t>
+          <w:rFonts w:eastAsia="SimSun"/>
+          <w:sz w:val="28"/>
+          <w:szCs w:val="28"/>
+          <w:lang w:eastAsia="zh-CN"/>
+        </w:rPr>
+        <w:t xml:space="preserve"> (идентификатор рецензии); </w:t>
       </w:r>
     </w:p>
     <w:p>
       <w:pPr>
         <w:numPr>
           <w:ilvl w:val="0"/>
-          <w:numId w:val="9"/>
+          <w:numId w:val="21"/>
         </w:numPr>
         <w:spacing w:line="360" w:lineRule="auto"/>
         <w:ind w:firstLine="709"/>
         <w:jc w:val="both"/>
         <w:rPr>
-          <w:sz w:val="28"/>
-          <w:szCs w:val="28"/>
+          <w:rFonts w:eastAsia="SimSun"/>
+          <w:sz w:val="28"/>
+          <w:szCs w:val="28"/>
+          <w:lang w:eastAsia="zh-CN"/>
         </w:rPr>
       </w:pPr>
       <w:proofErr w:type="spellStart"/>
       <w:r>
         <w:rPr>
-          <w:sz w:val="28"/>
-          <w:szCs w:val="28"/>
-        </w:rPr>
-        <w:t>quantity</w:t>
+          <w:rFonts w:eastAsia="SimSun"/>
+          <w:sz w:val="28"/>
+          <w:szCs w:val="28"/>
+          <w:lang w:eastAsia="zh-CN"/>
+        </w:rPr>
+        <w:t>id_user</w:t>
       </w:r>
       <w:proofErr w:type="spellEnd"/>
       <w:r>
         <w:rPr>
-          <w:sz w:val="28"/>
-          <w:szCs w:val="28"/>
-        </w:rPr>
-        <w:t xml:space="preserve"> (количество порций). </w:t>
-      </w:r>
-    </w:p>
-    <w:p>
-      <w:pPr>
-        <w:pStyle w:val="a6"/>
-        <w:spacing w:beforeAutospacing="0" w:afterAutospacing="0" w:line="360" w:lineRule="auto"/>
-        <w:ind w:firstLine="709"/>
-        <w:jc w:val="both"/>
-        <w:rPr>
-          <w:sz w:val="28"/>
-          <w:szCs w:val="28"/>
-          <w:lang w:val="ru-RU"/>
-        </w:rPr>
-      </w:pPr>
-      <w:r>
-        <w:rPr>
-          <w:sz w:val="28"/>
-          <w:szCs w:val="28"/>
-          <w:lang w:val="ru-RU"/>
-        </w:rPr>
-        <w:lastRenderedPageBreak/>
-        <w:t>Таблица «</w:t>
-      </w:r>
-      <w:r>
-        <w:rPr>
-          <w:sz w:val="28"/>
-          <w:szCs w:val="28"/>
-        </w:rPr>
-        <w:t>dish</w:t>
-      </w:r>
-      <w:r>
-        <w:rPr>
-          <w:sz w:val="28"/>
-          <w:szCs w:val="28"/>
-          <w:lang w:val="ru-RU"/>
-        </w:rPr>
-        <w:t>_</w:t>
-      </w:r>
-      <w:r>
-        <w:rPr>
-          <w:sz w:val="28"/>
-          <w:szCs w:val="28"/>
-        </w:rPr>
-        <w:t>ingredient</w:t>
-      </w:r>
-      <w:r>
-        <w:rPr>
-          <w:sz w:val="28"/>
-          <w:szCs w:val="28"/>
-          <w:lang w:val="ru-RU"/>
-        </w:rPr>
-        <w:t>» используется для хранения состава блюда:</w:t>
+          <w:rFonts w:eastAsia="SimSun"/>
+          <w:sz w:val="28"/>
+          <w:szCs w:val="28"/>
+          <w:lang w:eastAsia="zh-CN"/>
+        </w:rPr>
+        <w:t xml:space="preserve"> (идентификатор пользователя); </w:t>
       </w:r>
     </w:p>
     <w:p>
       <w:pPr>
         <w:numPr>
           <w:ilvl w:val="0"/>
-          <w:numId w:val="10"/>
+          <w:numId w:val="21"/>
         </w:numPr>
         <w:spacing w:line="360" w:lineRule="auto"/>
         <w:ind w:firstLine="709"/>
         <w:jc w:val="both"/>
         <w:rPr>
-          <w:sz w:val="28"/>
-          <w:szCs w:val="28"/>
+          <w:rFonts w:eastAsia="SimSun"/>
+          <w:sz w:val="28"/>
+          <w:szCs w:val="28"/>
+          <w:lang w:eastAsia="zh-CN"/>
         </w:rPr>
       </w:pPr>
       <w:proofErr w:type="spellStart"/>
       <w:r>
         <w:rPr>
-          <w:sz w:val="28"/>
-          <w:szCs w:val="28"/>
-        </w:rPr>
-        <w:t>id</w:t>
+          <w:rFonts w:eastAsia="SimSun"/>
+          <w:sz w:val="28"/>
+          <w:szCs w:val="28"/>
+          <w:lang w:eastAsia="zh-CN"/>
+        </w:rPr>
+        <w:t>id_book</w:t>
       </w:r>
       <w:proofErr w:type="spellEnd"/>
       <w:r>
         <w:rPr>
-          <w:sz w:val="28"/>
-          <w:szCs w:val="28"/>
-        </w:rPr>
-        <w:t xml:space="preserve"> (идентификатор записи); </w:t>
+          <w:rFonts w:eastAsia="SimSun"/>
+          <w:sz w:val="28"/>
+          <w:szCs w:val="28"/>
+          <w:lang w:eastAsia="zh-CN"/>
+        </w:rPr>
+        <w:t xml:space="preserve"> (идентификатор книги); </w:t>
       </w:r>
     </w:p>
     <w:p>
       <w:pPr>
         <w:numPr>
           <w:ilvl w:val="0"/>
-          <w:numId w:val="10"/>
+          <w:numId w:val="21"/>
         </w:numPr>
         <w:spacing w:line="360" w:lineRule="auto"/>
         <w:ind w:firstLine="709"/>
         <w:jc w:val="both"/>
         <w:rPr>
-          <w:sz w:val="28"/>
-          <w:szCs w:val="28"/>
+          <w:rFonts w:eastAsia="SimSun"/>
+          <w:sz w:val="28"/>
+          <w:szCs w:val="28"/>
+          <w:lang w:eastAsia="zh-CN"/>
         </w:rPr>
       </w:pPr>
       <w:proofErr w:type="spellStart"/>
       <w:r>
         <w:rPr>
-          <w:sz w:val="28"/>
-          <w:szCs w:val="28"/>
-        </w:rPr>
-        <w:t>id_dish</w:t>
+          <w:rFonts w:eastAsia="SimSun"/>
+          <w:sz w:val="28"/>
+          <w:szCs w:val="28"/>
+          <w:lang w:eastAsia="zh-CN"/>
+        </w:rPr>
+        <w:t>review_text</w:t>
       </w:r>
       <w:proofErr w:type="spellEnd"/>
       <w:r>
         <w:rPr>
-          <w:sz w:val="28"/>
-          <w:szCs w:val="28"/>
-        </w:rPr>
-        <w:t xml:space="preserve"> (идентификатор блюда); </w:t>
+          <w:rFonts w:eastAsia="SimSun"/>
+          <w:sz w:val="28"/>
+          <w:szCs w:val="28"/>
+          <w:lang w:eastAsia="zh-CN"/>
+        </w:rPr>
+        <w:t xml:space="preserve"> (текст рецензии); </w:t>
       </w:r>
     </w:p>
     <w:p>
       <w:pPr>
         <w:numPr>
           <w:ilvl w:val="0"/>
-          <w:numId w:val="10"/>
+          <w:numId w:val="21"/>
         </w:numPr>
         <w:spacing w:line="360" w:lineRule="auto"/>
         <w:ind w:firstLine="709"/>
         <w:jc w:val="both"/>
         <w:rPr>
-          <w:sz w:val="28"/>
-          <w:szCs w:val="28"/>
+          <w:rFonts w:eastAsia="SimSun"/>
+          <w:sz w:val="28"/>
+          <w:szCs w:val="28"/>
+          <w:lang w:eastAsia="zh-CN"/>
         </w:rPr>
       </w:pPr>
       <w:proofErr w:type="spellStart"/>
       <w:r>
         <w:rPr>
-          <w:sz w:val="28"/>
-          <w:szCs w:val="28"/>
-        </w:rPr>
-        <w:t>id_ingredient</w:t>
+          <w:rFonts w:eastAsia="SimSun"/>
+          <w:sz w:val="28"/>
+          <w:szCs w:val="28"/>
+          <w:lang w:eastAsia="zh-CN"/>
+        </w:rPr>
+        <w:t>rating</w:t>
       </w:r>
       <w:proofErr w:type="spellEnd"/>
       <w:r>
         <w:rPr>
-          <w:sz w:val="28"/>
-          <w:szCs w:val="28"/>
-        </w:rPr>
-        <w:t xml:space="preserve"> (идентификатор ингредиента); </w:t>
+          <w:rFonts w:eastAsia="SimSun"/>
+          <w:sz w:val="28"/>
+          <w:szCs w:val="28"/>
+          <w:lang w:eastAsia="zh-CN"/>
+        </w:rPr>
+        <w:t xml:space="preserve"> (оценка); </w:t>
       </w:r>
     </w:p>
     <w:p>
       <w:pPr>
         <w:numPr>
           <w:ilvl w:val="0"/>
-          <w:numId w:val="10"/>
+          <w:numId w:val="21"/>
         </w:numPr>
         <w:spacing w:line="360" w:lineRule="auto"/>
         <w:ind w:firstLine="709"/>
         <w:jc w:val="both"/>
         <w:rPr>
-          <w:sz w:val="28"/>
-          <w:szCs w:val="28"/>
+          <w:rFonts w:eastAsia="SimSun"/>
+          <w:sz w:val="28"/>
+          <w:szCs w:val="28"/>
+          <w:lang w:eastAsia="zh-CN"/>
         </w:rPr>
       </w:pPr>
       <w:proofErr w:type="spellStart"/>
       <w:r>
         <w:rPr>
-          <w:sz w:val="28"/>
-          <w:szCs w:val="28"/>
-        </w:rPr>
-        <w:t>quantity</w:t>
+          <w:rFonts w:eastAsia="SimSun"/>
+          <w:sz w:val="28"/>
+          <w:szCs w:val="28"/>
+          <w:lang w:eastAsia="zh-CN"/>
+        </w:rPr>
+        <w:t>review_date</w:t>
       </w:r>
       <w:proofErr w:type="spellEnd"/>
       <w:r>
         <w:rPr>
-          <w:sz w:val="28"/>
-          <w:szCs w:val="28"/>
-        </w:rPr>
-        <w:t xml:space="preserve"> (количество ингредиента). </w:t>
-      </w:r>
-    </w:p>
-    <w:p>
-      <w:pPr>
-        <w:pStyle w:val="a6"/>
-        <w:spacing w:beforeAutospacing="0" w:afterAutospacing="0" w:line="360" w:lineRule="auto"/>
-        <w:ind w:firstLine="709"/>
-        <w:jc w:val="both"/>
-        <w:rPr>
-          <w:sz w:val="28"/>
-          <w:szCs w:val="28"/>
-          <w:lang w:val="ru-RU"/>
-        </w:rPr>
-      </w:pPr>
-      <w:r>
-        <w:rPr>
-          <w:sz w:val="28"/>
-          <w:szCs w:val="28"/>
-          <w:lang w:val="ru-RU"/>
+          <w:rFonts w:eastAsia="SimSun"/>
+          <w:sz w:val="28"/>
+          <w:szCs w:val="28"/>
+          <w:lang w:eastAsia="zh-CN"/>
+        </w:rPr>
+        <w:t xml:space="preserve"> (дата написания). </w:t>
+      </w:r>
+    </w:p>
+    <w:p>
+      <w:pPr>
+        <w:spacing w:line="360" w:lineRule="auto"/>
+        <w:ind w:firstLine="709"/>
+        <w:jc w:val="both"/>
+        <w:rPr>
+          <w:rFonts w:eastAsia="SimSun"/>
+          <w:b/>
+          <w:bCs/>
+          <w:sz w:val="28"/>
+          <w:szCs w:val="28"/>
+          <w:lang w:eastAsia="zh-CN"/>
+        </w:rPr>
+      </w:pPr>
+      <w:r>
+        <w:rPr>
+          <w:rFonts w:eastAsia="SimSun"/>
+          <w:b/>
+          <w:bCs/>
+          <w:sz w:val="28"/>
+          <w:szCs w:val="28"/>
+          <w:lang w:eastAsia="zh-CN"/>
         </w:rPr>
         <w:t>Таблица «</w:t>
       </w:r>
-      <w:r>
-        <w:rPr>
-          <w:sz w:val="28"/>
-          <w:szCs w:val="28"/>
-        </w:rPr>
-        <w:t>shopping</w:t>
-      </w:r>
-      <w:r>
-        <w:rPr>
-          <w:sz w:val="28"/>
-          <w:szCs w:val="28"/>
-          <w:lang w:val="ru-RU"/>
-        </w:rPr>
-        <w:t>_</w:t>
-      </w:r>
-      <w:r>
-        <w:rPr>
-          <w:sz w:val="28"/>
-          <w:szCs w:val="28"/>
-        </w:rPr>
-        <w:t>list</w:t>
-      </w:r>
-      <w:r>
-        <w:rPr>
-          <w:sz w:val="28"/>
-          <w:szCs w:val="28"/>
-          <w:lang w:val="ru-RU"/>
-        </w:rPr>
-        <w:t>» предназначена для хранения списков покупок:</w:t>
+      <w:proofErr w:type="spellStart"/>
+      <w:r>
+        <w:rPr>
+          <w:rFonts w:eastAsia="SimSun"/>
+          <w:b/>
+          <w:bCs/>
+          <w:sz w:val="28"/>
+          <w:szCs w:val="28"/>
+          <w:lang w:eastAsia="zh-CN"/>
+        </w:rPr>
+        <w:t>reader_rating</w:t>
+      </w:r>
+      <w:proofErr w:type="spellEnd"/>
+      <w:r>
+        <w:rPr>
+          <w:rFonts w:eastAsia="SimSun"/>
+          <w:b/>
+          <w:bCs/>
+          <w:sz w:val="28"/>
+          <w:szCs w:val="28"/>
+          <w:lang w:eastAsia="zh-CN"/>
+        </w:rPr>
+        <w:t>»</w:t>
+      </w:r>
+    </w:p>
+    <w:p>
+      <w:pPr>
+        <w:spacing w:line="360" w:lineRule="auto"/>
+        <w:ind w:firstLine="709"/>
+        <w:jc w:val="both"/>
+        <w:rPr>
+          <w:rFonts w:eastAsia="SimSun"/>
+          <w:sz w:val="28"/>
+          <w:szCs w:val="28"/>
+          <w:lang w:eastAsia="zh-CN"/>
+        </w:rPr>
+      </w:pPr>
+      <w:r>
+        <w:rPr>
+          <w:rFonts w:eastAsia="SimSun"/>
+          <w:sz w:val="28"/>
+          <w:szCs w:val="28"/>
+          <w:lang w:eastAsia="zh-CN"/>
+        </w:rPr>
+        <w:t>Предназначена для хранения рейтинга активности пользователей:</w:t>
       </w:r>
     </w:p>
     <w:p>
       <w:pPr>
         <w:numPr>
           <w:ilvl w:val="0"/>
-          <w:numId w:val="11"/>
+          <w:numId w:val="22"/>
         </w:numPr>
         <w:spacing w:line="360" w:lineRule="auto"/>
         <w:ind w:firstLine="709"/>
         <w:jc w:val="both"/>
         <w:rPr>
-          <w:sz w:val="28"/>
-          <w:szCs w:val="28"/>
+          <w:rFonts w:eastAsia="SimSun"/>
+          <w:sz w:val="28"/>
+          <w:szCs w:val="28"/>
+          <w:lang w:eastAsia="zh-CN"/>
         </w:rPr>
       </w:pPr>
       <w:proofErr w:type="spellStart"/>
       <w:r>
         <w:rPr>
-          <w:sz w:val="28"/>
-          <w:szCs w:val="28"/>
-        </w:rPr>
-        <w:t>id_list</w:t>
+          <w:rFonts w:eastAsia="SimSun"/>
+          <w:sz w:val="28"/>
+          <w:szCs w:val="28"/>
+          <w:lang w:eastAsia="zh-CN"/>
+        </w:rPr>
+        <w:t>id_rating</w:t>
       </w:r>
       <w:proofErr w:type="spellEnd"/>
       <w:r>
         <w:rPr>
-          <w:sz w:val="28"/>
-          <w:szCs w:val="28"/>
-        </w:rPr>
-        <w:t xml:space="preserve"> (идентификатор списка); </w:t>
+          <w:rFonts w:eastAsia="SimSun"/>
+          <w:sz w:val="28"/>
+          <w:szCs w:val="28"/>
+          <w:lang w:eastAsia="zh-CN"/>
+        </w:rPr>
+        <w:t xml:space="preserve"> (идентификатор записи); </w:t>
       </w:r>
     </w:p>
     <w:p>
       <w:pPr>
         <w:numPr>
           <w:ilvl w:val="0"/>
-          <w:numId w:val="11"/>
+          <w:numId w:val="22"/>
         </w:numPr>
         <w:spacing w:line="360" w:lineRule="auto"/>
         <w:ind w:firstLine="709"/>
         <w:jc w:val="both"/>
         <w:rPr>
-          <w:sz w:val="28"/>
-          <w:szCs w:val="28"/>
+          <w:rFonts w:eastAsia="SimSun"/>
+          <w:sz w:val="28"/>
+          <w:szCs w:val="28"/>
+          <w:lang w:eastAsia="zh-CN"/>
         </w:rPr>
       </w:pPr>
       <w:proofErr w:type="spellStart"/>
       <w:r>
         <w:rPr>
-          <w:sz w:val="28"/>
-          <w:szCs w:val="28"/>
-        </w:rPr>
-        <w:t>id_menu</w:t>
+          <w:rFonts w:eastAsia="SimSun"/>
+          <w:sz w:val="28"/>
+          <w:szCs w:val="28"/>
+          <w:lang w:eastAsia="zh-CN"/>
+        </w:rPr>
+        <w:t>id_user</w:t>
       </w:r>
       <w:proofErr w:type="spellEnd"/>
       <w:r>
         <w:rPr>
-          <w:sz w:val="28"/>
-          <w:szCs w:val="28"/>
-        </w:rPr>
-        <w:t xml:space="preserve"> (идентификатор меню). </w:t>
-      </w:r>
-    </w:p>
-    <w:p>
-      <w:pPr>
-        <w:pStyle w:val="a6"/>
-        <w:spacing w:beforeAutospacing="0" w:afterAutospacing="0" w:line="360" w:lineRule="auto"/>
-        <w:ind w:firstLine="709"/>
-        <w:jc w:val="both"/>
-        <w:rPr>
-          <w:sz w:val="28"/>
-          <w:szCs w:val="28"/>
-          <w:lang w:val="ru-RU"/>
-        </w:rPr>
-      </w:pPr>
-      <w:r>
-        <w:rPr>
-          <w:sz w:val="28"/>
-          <w:szCs w:val="28"/>
-          <w:lang w:val="ru-RU"/>
-        </w:rPr>
-        <w:t>Таблица «</w:t>
-      </w:r>
-      <w:r>
-        <w:rPr>
-          <w:sz w:val="28"/>
-          <w:szCs w:val="28"/>
-        </w:rPr>
-        <w:t>shopping</w:t>
-      </w:r>
-      <w:r>
-        <w:rPr>
-          <w:sz w:val="28"/>
-          <w:szCs w:val="28"/>
-          <w:lang w:val="ru-RU"/>
-        </w:rPr>
-        <w:t>_</w:t>
-      </w:r>
-      <w:r>
-        <w:rPr>
-          <w:sz w:val="28"/>
-          <w:szCs w:val="28"/>
-        </w:rPr>
-        <w:t>list</w:t>
-      </w:r>
-      <w:r>
-        <w:rPr>
-          <w:sz w:val="28"/>
-          <w:szCs w:val="28"/>
-          <w:lang w:val="ru-RU"/>
-        </w:rPr>
-        <w:t>_</w:t>
-      </w:r>
-      <w:r>
-        <w:rPr>
-          <w:sz w:val="28"/>
-          <w:szCs w:val="28"/>
-        </w:rPr>
-        <w:t>item</w:t>
-      </w:r>
-      <w:r>
-        <w:rPr>
-          <w:sz w:val="28"/>
-          <w:szCs w:val="28"/>
-          <w:lang w:val="ru-RU"/>
-        </w:rPr>
-        <w:t>» содержит позиции списка покупок:</w:t>
+          <w:rFonts w:eastAsia="SimSun"/>
+          <w:sz w:val="28"/>
+          <w:szCs w:val="28"/>
+          <w:lang w:eastAsia="zh-CN"/>
+        </w:rPr>
+        <w:t xml:space="preserve"> (идентификатор пользователя); </w:t>
       </w:r>
     </w:p>
     <w:p>
       <w:pPr>
         <w:numPr>
           <w:ilvl w:val="0"/>
-          <w:numId w:val="12"/>
+          <w:numId w:val="22"/>
         </w:numPr>
         <w:spacing w:line="360" w:lineRule="auto"/>
         <w:ind w:firstLine="709"/>
         <w:jc w:val="both"/>
         <w:rPr>
-          <w:sz w:val="28"/>
-          <w:szCs w:val="28"/>
+          <w:rFonts w:eastAsia="SimSun"/>
+          <w:sz w:val="28"/>
+          <w:szCs w:val="28"/>
+          <w:lang w:eastAsia="zh-CN"/>
         </w:rPr>
       </w:pPr>
       <w:proofErr w:type="spellStart"/>
       <w:r>
         <w:rPr>
-          <w:sz w:val="28"/>
-          <w:szCs w:val="28"/>
-        </w:rPr>
-        <w:t>id</w:t>
+          <w:rFonts w:eastAsia="SimSun"/>
+          <w:sz w:val="28"/>
+          <w:szCs w:val="28"/>
+          <w:lang w:eastAsia="zh-CN"/>
+        </w:rPr>
+        <w:t>total_points</w:t>
       </w:r>
       <w:proofErr w:type="spellEnd"/>
       <w:r>
         <w:rPr>
-          <w:sz w:val="28"/>
-          <w:szCs w:val="28"/>
-        </w:rPr>
-        <w:t xml:space="preserve"> (идентификатор записи); </w:t>
+          <w:rFonts w:eastAsia="SimSun"/>
+          <w:sz w:val="28"/>
+          <w:szCs w:val="28"/>
+          <w:lang w:eastAsia="zh-CN"/>
+        </w:rPr>
+        <w:t xml:space="preserve"> (количество баллов); </w:t>
       </w:r>
     </w:p>
     <w:p>
       <w:pPr>
         <w:numPr>
           <w:ilvl w:val="0"/>
-          <w:numId w:val="12"/>
+          <w:numId w:val="22"/>
         </w:numPr>
         <w:spacing w:line="360" w:lineRule="auto"/>
         <w:ind w:firstLine="709"/>
         <w:jc w:val="both"/>
         <w:rPr>
-          <w:sz w:val="28"/>
-          <w:szCs w:val="28"/>
+          <w:rFonts w:eastAsia="SimSun"/>
+          <w:sz w:val="28"/>
+          <w:szCs w:val="28"/>
+          <w:lang w:eastAsia="zh-CN"/>
         </w:rPr>
       </w:pPr>
       <w:proofErr w:type="spellStart"/>
       <w:r>
         <w:rPr>
-          <w:sz w:val="28"/>
-          <w:szCs w:val="28"/>
-        </w:rPr>
-        <w:t>id_list</w:t>
+          <w:rFonts w:eastAsia="SimSun"/>
+          <w:sz w:val="28"/>
+          <w:szCs w:val="28"/>
+          <w:lang w:eastAsia="zh-CN"/>
+        </w:rPr>
+        <w:t>rating_place</w:t>
       </w:r>
       <w:proofErr w:type="spellEnd"/>
       <w:r>
         <w:rPr>
-          <w:sz w:val="28"/>
-          <w:szCs w:val="28"/>
-        </w:rPr>
-        <w:t xml:space="preserve"> (идентификатор списка); </w:t>
+          <w:rFonts w:eastAsia="SimSun"/>
+          <w:sz w:val="28"/>
+          <w:szCs w:val="28"/>
+          <w:lang w:eastAsia="zh-CN"/>
+        </w:rPr>
+        <w:t xml:space="preserve"> (место в рейтинге). </w:t>
+      </w:r>
+    </w:p>
+    <w:p>
+      <w:pPr>
+        <w:spacing w:line="360" w:lineRule="auto"/>
+        <w:ind w:firstLine="709"/>
+        <w:jc w:val="both"/>
+        <w:rPr>
+          <w:rFonts w:eastAsia="SimSun"/>
+          <w:b/>
+          <w:bCs/>
+          <w:sz w:val="28"/>
+          <w:szCs w:val="28"/>
+          <w:lang w:eastAsia="zh-CN"/>
+        </w:rPr>
+      </w:pPr>
+      <w:r>
+        <w:rPr>
+          <w:rFonts w:eastAsia="SimSun"/>
+          <w:b/>
+          <w:bCs/>
+          <w:sz w:val="28"/>
+          <w:szCs w:val="28"/>
+          <w:lang w:eastAsia="zh-CN"/>
+        </w:rPr>
+        <w:t>Таблица «</w:t>
+      </w:r>
+      <w:proofErr w:type="spellStart"/>
+      <w:r>
+        <w:rPr>
+          <w:rFonts w:eastAsia="SimSun"/>
+          <w:b/>
+          <w:bCs/>
+          <w:sz w:val="28"/>
+          <w:szCs w:val="28"/>
+          <w:lang w:eastAsia="zh-CN"/>
+        </w:rPr>
+        <w:t>chat_messages</w:t>
+      </w:r>
+      <w:proofErr w:type="spellEnd"/>
+      <w:r>
+        <w:rPr>
+          <w:rFonts w:eastAsia="SimSun"/>
+          <w:b/>
+          <w:bCs/>
+          <w:sz w:val="28"/>
+          <w:szCs w:val="28"/>
+          <w:lang w:eastAsia="zh-CN"/>
+        </w:rPr>
+        <w:t>»</w:t>
+      </w:r>
+    </w:p>
+    <w:p>
+      <w:pPr>
+        <w:spacing w:line="360" w:lineRule="auto"/>
+        <w:ind w:firstLine="709"/>
+        <w:jc w:val="both"/>
+        <w:rPr>
+          <w:rFonts w:eastAsia="SimSun"/>
+          <w:sz w:val="28"/>
+          <w:szCs w:val="28"/>
+          <w:lang w:eastAsia="zh-CN"/>
+        </w:rPr>
+      </w:pPr>
+      <w:r>
+        <w:rPr>
+          <w:rFonts w:eastAsia="SimSun"/>
+          <w:sz w:val="28"/>
+          <w:szCs w:val="28"/>
+          <w:lang w:eastAsia="zh-CN"/>
+        </w:rPr>
+        <w:t>Содержит сообщения пользователей и библиотекарей:</w:t>
       </w:r>
     </w:p>
     <w:p>
       <w:pPr>
         <w:numPr>
           <w:ilvl w:val="0"/>
-          <w:numId w:val="12"/>
+          <w:numId w:val="23"/>
         </w:numPr>
         <w:spacing w:line="360" w:lineRule="auto"/>
         <w:ind w:firstLine="709"/>
         <w:jc w:val="both"/>
         <w:rPr>
-          <w:sz w:val="28"/>
-          <w:szCs w:val="28"/>
+          <w:rFonts w:eastAsia="SimSun"/>
+          <w:sz w:val="28"/>
+          <w:szCs w:val="28"/>
+          <w:lang w:eastAsia="zh-CN"/>
         </w:rPr>
       </w:pPr>
       <w:proofErr w:type="spellStart"/>
       <w:r>
         <w:rPr>
-          <w:sz w:val="28"/>
-          <w:szCs w:val="28"/>
-        </w:rPr>
-        <w:t>id_ingredient</w:t>
+          <w:rFonts w:eastAsia="SimSun"/>
+          <w:sz w:val="28"/>
+          <w:szCs w:val="28"/>
+          <w:lang w:eastAsia="zh-CN"/>
+        </w:rPr>
+        <w:t>id_message</w:t>
       </w:r>
       <w:proofErr w:type="spellEnd"/>
       <w:r>
         <w:rPr>
-          <w:sz w:val="28"/>
-          <w:szCs w:val="28"/>
-        </w:rPr>
-        <w:t xml:space="preserve"> (идентификатор ингредиента); </w:t>
+          <w:rFonts w:eastAsia="SimSun"/>
+          <w:sz w:val="28"/>
+          <w:szCs w:val="28"/>
+          <w:lang w:eastAsia="zh-CN"/>
+        </w:rPr>
+        <w:t xml:space="preserve"> (идентификатор сообщения); </w:t>
       </w:r>
     </w:p>
     <w:p>
       <w:pPr>
         <w:numPr>
           <w:ilvl w:val="0"/>
-          <w:numId w:val="12"/>
+          <w:numId w:val="23"/>
         </w:numPr>
         <w:spacing w:line="360" w:lineRule="auto"/>
         <w:ind w:firstLine="709"/>
         <w:jc w:val="both"/>
         <w:rPr>
-          <w:sz w:val="28"/>
-          <w:szCs w:val="28"/>
+          <w:rFonts w:eastAsia="SimSun"/>
+          <w:sz w:val="28"/>
+          <w:szCs w:val="28"/>
+          <w:lang w:eastAsia="zh-CN"/>
         </w:rPr>
       </w:pPr>
       <w:proofErr w:type="spellStart"/>
       <w:r>
         <w:rPr>
-          <w:sz w:val="28"/>
-          <w:szCs w:val="28"/>
-        </w:rPr>
-        <w:t>quantity</w:t>
+          <w:rFonts w:eastAsia="SimSun"/>
+          <w:sz w:val="28"/>
+          <w:szCs w:val="28"/>
+          <w:lang w:eastAsia="zh-CN"/>
+        </w:rPr>
+        <w:t>id_user</w:t>
       </w:r>
       <w:proofErr w:type="spellEnd"/>
       <w:r>
         <w:rPr>
-          <w:sz w:val="28"/>
-          <w:szCs w:val="28"/>
-        </w:rPr>
-        <w:t xml:space="preserve"> (количество); </w:t>
+          <w:rFonts w:eastAsia="SimSun"/>
+          <w:sz w:val="28"/>
+          <w:szCs w:val="28"/>
+          <w:lang w:eastAsia="zh-CN"/>
+        </w:rPr>
+        <w:t xml:space="preserve"> (идентификатор пользователя); </w:t>
       </w:r>
     </w:p>
     <w:p>
       <w:pPr>
         <w:numPr>
           <w:ilvl w:val="0"/>
-          <w:numId w:val="12"/>
+          <w:numId w:val="23"/>
         </w:numPr>
         <w:spacing w:line="360" w:lineRule="auto"/>
         <w:ind w:firstLine="709"/>
         <w:jc w:val="both"/>
         <w:rPr>
-          <w:sz w:val="28"/>
-          <w:szCs w:val="28"/>
+          <w:rFonts w:eastAsia="SimSun"/>
+          <w:sz w:val="28"/>
+          <w:szCs w:val="28"/>
+          <w:lang w:eastAsia="zh-CN"/>
         </w:rPr>
       </w:pPr>
       <w:proofErr w:type="spellStart"/>
       <w:r>
         <w:rPr>
-          <w:sz w:val="28"/>
-          <w:szCs w:val="28"/>
-        </w:rPr>
-        <w:t>is_bought</w:t>
+          <w:rFonts w:eastAsia="SimSun"/>
+          <w:sz w:val="28"/>
+          <w:szCs w:val="28"/>
+          <w:lang w:eastAsia="zh-CN"/>
+        </w:rPr>
+        <w:t>id_librarian</w:t>
       </w:r>
       <w:proofErr w:type="spellEnd"/>
       <w:r>
         <w:rPr>
-          <w:sz w:val="28"/>
-          <w:szCs w:val="28"/>
-        </w:rPr>
-        <w:t xml:space="preserve"> (статус покупки). </w:t>
-      </w:r>
-    </w:p>
-    <w:p>
-      <w:pPr>
-        <w:pStyle w:val="a6"/>
-        <w:spacing w:beforeAutospacing="0" w:afterAutospacing="0" w:line="360" w:lineRule="auto"/>
-        <w:ind w:firstLine="709"/>
-        <w:jc w:val="both"/>
-        <w:rPr>
-          <w:sz w:val="28"/>
-          <w:szCs w:val="28"/>
-          <w:lang w:val="ru-RU"/>
-        </w:rPr>
-      </w:pPr>
-      <w:r>
-        <w:rPr>
-          <w:sz w:val="28"/>
-          <w:szCs w:val="28"/>
-          <w:lang w:val="ru-RU"/>
-        </w:rPr>
-        <w:t>База данных была приведена к третьей нормальной форме. Для этого были выполнены следующие этапы:</w:t>
+          <w:rFonts w:eastAsia="SimSun"/>
+          <w:sz w:val="28"/>
+          <w:szCs w:val="28"/>
+          <w:lang w:eastAsia="zh-CN"/>
+        </w:rPr>
+        <w:t xml:space="preserve"> (идентификатор библиотекаря); </w:t>
       </w:r>
     </w:p>
     <w:p>
       <w:pPr>
         <w:numPr>
           <w:ilvl w:val="0"/>
-          <w:numId w:val="13"/>
+          <w:numId w:val="23"/>
         </w:numPr>
         <w:spacing w:line="360" w:lineRule="auto"/>
         <w:ind w:firstLine="709"/>
         <w:jc w:val="both"/>
         <w:rPr>
-          <w:sz w:val="28"/>
-          <w:szCs w:val="28"/>
-        </w:rPr>
-      </w:pPr>
-      <w:r>
-        <w:rPr>
-          <w:sz w:val="28"/>
-          <w:szCs w:val="28"/>
-        </w:rPr>
-        <w:t xml:space="preserve">нормализация до первой нормальной формы; </w:t>
+          <w:rFonts w:eastAsia="SimSun"/>
+          <w:sz w:val="28"/>
+          <w:szCs w:val="28"/>
+          <w:lang w:eastAsia="zh-CN"/>
+        </w:rPr>
+      </w:pPr>
+      <w:proofErr w:type="spellStart"/>
+      <w:r>
+        <w:rPr>
+          <w:rFonts w:eastAsia="SimSun"/>
+          <w:sz w:val="28"/>
+          <w:szCs w:val="28"/>
+          <w:lang w:eastAsia="zh-CN"/>
+        </w:rPr>
+        <w:t>message_text</w:t>
+      </w:r>
+      <w:proofErr w:type="spellEnd"/>
+      <w:r>
+        <w:rPr>
+          <w:rFonts w:eastAsia="SimSun"/>
+          <w:sz w:val="28"/>
+          <w:szCs w:val="28"/>
+          <w:lang w:eastAsia="zh-CN"/>
+        </w:rPr>
+        <w:t xml:space="preserve"> (текст сообщения); </w:t>
       </w:r>
     </w:p>
     <w:p>
       <w:pPr>
         <w:numPr>
           <w:ilvl w:val="0"/>
-          <w:numId w:val="13"/>
+          <w:numId w:val="23"/>
         </w:numPr>
         <w:spacing w:line="360" w:lineRule="auto"/>
         <w:ind w:firstLine="709"/>
         <w:jc w:val="both"/>
         <w:rPr>
-          <w:sz w:val="28"/>
-          <w:szCs w:val="28"/>
-        </w:rPr>
-      </w:pPr>
-      <w:r>
-        <w:rPr>
-          <w:sz w:val="28"/>
-          <w:szCs w:val="28"/>
-        </w:rPr>
-        <w:t xml:space="preserve">нормализация до второй нормальной формы; </w:t>
+          <w:rFonts w:eastAsia="SimSun"/>
+          <w:sz w:val="28"/>
+          <w:szCs w:val="28"/>
+          <w:lang w:eastAsia="zh-CN"/>
+        </w:rPr>
+      </w:pPr>
+      <w:proofErr w:type="spellStart"/>
+      <w:r>
+        <w:rPr>
+          <w:rFonts w:eastAsia="SimSun"/>
+          <w:sz w:val="28"/>
+          <w:szCs w:val="28"/>
+          <w:lang w:eastAsia="zh-CN"/>
+        </w:rPr>
+        <w:t>send_date</w:t>
+      </w:r>
+      <w:proofErr w:type="spellEnd"/>
+      <w:r>
+        <w:rPr>
+          <w:rFonts w:eastAsia="SimSun"/>
+          <w:sz w:val="28"/>
+          <w:szCs w:val="28"/>
+          <w:lang w:eastAsia="zh-CN"/>
+        </w:rPr>
+        <w:t xml:space="preserve"> (дата отправки сообщения). </w:t>
+      </w:r>
+    </w:p>
+    <w:p>
+      <w:pPr>
+        <w:spacing w:line="360" w:lineRule="auto"/>
+        <w:ind w:firstLine="709"/>
+        <w:jc w:val="both"/>
+        <w:rPr>
+          <w:rFonts w:eastAsia="SimSun"/>
+          <w:sz w:val="28"/>
+          <w:szCs w:val="28"/>
+          <w:lang w:eastAsia="zh-CN"/>
+        </w:rPr>
+      </w:pPr>
+      <w:r>
+        <w:rPr>
+          <w:rFonts w:eastAsia="SimSun"/>
+          <w:sz w:val="28"/>
+          <w:szCs w:val="28"/>
+          <w:lang w:eastAsia="zh-CN"/>
+        </w:rPr>
+        <w:t>База данных была приведена к третьей нормальной форме. Для этого были выполнены следующие этапы:</w:t>
       </w:r>
     </w:p>
     <w:p>
       <w:pPr>
         <w:numPr>
           <w:ilvl w:val="0"/>
-          <w:numId w:val="13"/>
+          <w:numId w:val="24"/>
         </w:numPr>
         <w:spacing w:line="360" w:lineRule="auto"/>
         <w:ind w:firstLine="709"/>
         <w:jc w:val="both"/>
         <w:rPr>
-          <w:sz w:val="28"/>
-          <w:szCs w:val="28"/>
-        </w:rPr>
-      </w:pPr>
-      <w:r>
-        <w:rPr>
-          <w:sz w:val="28"/>
-          <w:szCs w:val="28"/>
+          <w:rFonts w:eastAsia="SimSun"/>
+          <w:sz w:val="28"/>
+          <w:szCs w:val="28"/>
+          <w:lang w:eastAsia="zh-CN"/>
+        </w:rPr>
+      </w:pPr>
+      <w:r>
+        <w:rPr>
+          <w:rFonts w:eastAsia="SimSun"/>
+          <w:sz w:val="28"/>
+          <w:szCs w:val="28"/>
+          <w:lang w:eastAsia="zh-CN"/>
+        </w:rPr>
+        <w:t xml:space="preserve">нормализация до первой нормальной формы; </w:t>
+      </w:r>
+    </w:p>
+    <w:p>
+      <w:pPr>
+        <w:numPr>
+          <w:ilvl w:val="0"/>
+          <w:numId w:val="24"/>
+        </w:numPr>
+        <w:spacing w:line="360" w:lineRule="auto"/>
+        <w:ind w:firstLine="709"/>
+        <w:jc w:val="both"/>
+        <w:rPr>
+          <w:rFonts w:eastAsia="SimSun"/>
+          <w:sz w:val="28"/>
+          <w:szCs w:val="28"/>
+          <w:lang w:eastAsia="zh-CN"/>
+        </w:rPr>
+      </w:pPr>
+      <w:r>
+        <w:rPr>
+          <w:rFonts w:eastAsia="SimSun"/>
+          <w:sz w:val="28"/>
+          <w:szCs w:val="28"/>
+          <w:lang w:eastAsia="zh-CN"/>
+        </w:rPr>
+        <w:t xml:space="preserve">нормализация до второй нормальной формы; </w:t>
+      </w:r>
+    </w:p>
+    <w:p>
+      <w:pPr>
+        <w:numPr>
+          <w:ilvl w:val="0"/>
+          <w:numId w:val="24"/>
+        </w:numPr>
+        <w:spacing w:line="360" w:lineRule="auto"/>
+        <w:ind w:firstLine="709"/>
+        <w:jc w:val="both"/>
+        <w:rPr>
+          <w:rFonts w:eastAsia="SimSun"/>
+          <w:sz w:val="28"/>
+          <w:szCs w:val="28"/>
+          <w:lang w:eastAsia="zh-CN"/>
+        </w:rPr>
+      </w:pPr>
+      <w:r>
+        <w:rPr>
+          <w:rFonts w:eastAsia="SimSun"/>
+          <w:sz w:val="28"/>
+          <w:szCs w:val="28"/>
+          <w:lang w:eastAsia="zh-CN"/>
         </w:rPr>
         <w:t xml:space="preserve">нормализация до третьей нормальной формы. </w:t>
       </w:r>
     </w:p>
     <w:p>
       <w:pPr>
-        <w:pStyle w:val="a6"/>
-        <w:spacing w:beforeAutospacing="0" w:afterAutospacing="0" w:line="360" w:lineRule="auto"/>
-        <w:ind w:firstLine="709"/>
-        <w:jc w:val="both"/>
-        <w:rPr>
-          <w:sz w:val="28"/>
-          <w:szCs w:val="28"/>
-          <w:lang w:val="ru-RU"/>
-        </w:rPr>
-      </w:pPr>
-      <w:r>
-        <w:rPr>
-          <w:sz w:val="28"/>
-          <w:szCs w:val="28"/>
-          <w:lang w:val="ru-RU"/>
-        </w:rPr>
-        <w:t>Нормальная форма – это свойство отношения в реляционной модели данных, характеризующее степень устранения избыточности данных. Нормализация необходима для предотвращения дублирования информации и обеспечения целостности данных.</w:t>
-      </w:r>
-    </w:p>
-    <w:p>
-      <w:pPr>
-        <w:pStyle w:val="a6"/>
-        <w:spacing w:beforeAutospacing="0" w:afterAutospacing="0" w:line="360" w:lineRule="auto"/>
-        <w:ind w:firstLine="709"/>
-        <w:jc w:val="both"/>
-        <w:rPr>
-          <w:sz w:val="28"/>
-          <w:szCs w:val="28"/>
-          <w:lang w:val="ru-RU"/>
-        </w:rPr>
-      </w:pPr>
-      <w:r>
-        <w:rPr>
-          <w:sz w:val="28"/>
-          <w:szCs w:val="28"/>
-          <w:lang w:val="ru-RU"/>
-        </w:rPr>
-        <w:t>При приведении базы данных к первой нормальной форме были соблюдены требования атомарности данных. Каждое поле таблицы содержит только одно значение.</w:t>
-      </w:r>
-    </w:p>
-    <w:p>
-      <w:pPr>
-        <w:pStyle w:val="a6"/>
-        <w:spacing w:beforeAutospacing="0" w:afterAutospacing="0" w:line="360" w:lineRule="auto"/>
-        <w:ind w:firstLine="709"/>
-        <w:jc w:val="both"/>
-        <w:rPr>
-          <w:sz w:val="28"/>
-          <w:szCs w:val="28"/>
-          <w:lang w:val="ru-RU"/>
-        </w:rPr>
-      </w:pPr>
-      <w:r>
-        <w:rPr>
-          <w:sz w:val="28"/>
-          <w:szCs w:val="28"/>
-          <w:lang w:val="ru-RU"/>
-        </w:rPr>
-        <w:t>Для достижения второй нормальной формы были устранены частичные зависимости и организованы связи между таблицами. Это позволило исключить дублирование информации и повысить удобство работы с данными.</w:t>
-      </w:r>
-    </w:p>
-    <w:p>
-      <w:pPr>
-        <w:pStyle w:val="a6"/>
-        <w:spacing w:beforeAutospacing="0" w:afterAutospacing="0" w:line="360" w:lineRule="auto"/>
-        <w:ind w:firstLine="709"/>
-        <w:jc w:val="both"/>
-        <w:rPr>
-          <w:sz w:val="28"/>
-          <w:szCs w:val="28"/>
-          <w:lang w:val="ru-RU"/>
-        </w:rPr>
-      </w:pPr>
-      <w:r>
-        <w:rPr>
-          <w:sz w:val="28"/>
-          <w:szCs w:val="28"/>
-          <w:lang w:val="ru-RU"/>
+        <w:spacing w:line="360" w:lineRule="auto"/>
+        <w:ind w:firstLine="709"/>
+        <w:jc w:val="both"/>
+        <w:rPr>
+          <w:rFonts w:eastAsia="SimSun"/>
+          <w:sz w:val="28"/>
+          <w:szCs w:val="28"/>
+          <w:lang w:eastAsia="zh-CN"/>
+        </w:rPr>
+      </w:pPr>
+      <w:r>
+        <w:rPr>
+          <w:rFonts w:eastAsia="SimSun"/>
+          <w:sz w:val="28"/>
+          <w:szCs w:val="28"/>
+          <w:lang w:eastAsia="zh-CN"/>
+        </w:rPr>
+        <w:t>Нормальная форма представляет собой свойство реляционной модели данных, определяющее степень устранения избыточности информации и зависимостей между атрибутами.</w:t>
+      </w:r>
+    </w:p>
+    <w:p>
+      <w:pPr>
+        <w:spacing w:line="360" w:lineRule="auto"/>
+        <w:ind w:firstLine="709"/>
+        <w:jc w:val="both"/>
+        <w:rPr>
+          <w:rFonts w:eastAsia="SimSun"/>
+          <w:sz w:val="28"/>
+          <w:szCs w:val="28"/>
+          <w:lang w:eastAsia="zh-CN"/>
+        </w:rPr>
+      </w:pPr>
+      <w:r>
+        <w:rPr>
+          <w:rFonts w:eastAsia="SimSun"/>
+          <w:sz w:val="28"/>
+          <w:szCs w:val="28"/>
+          <w:lang w:eastAsia="zh-CN"/>
         </w:rPr>
         <w:lastRenderedPageBreak/>
-        <w:t>При нормализации до третьей нормальной формы были устранены транзитивные зависимости между неключевыми атрибутами. Благодаря этому каждый неключевой атрибут зависит только от первичного ключа таблицы.</w:t>
-      </w:r>
-    </w:p>
-    <w:p>
-      <w:pPr>
-        <w:pStyle w:val="a6"/>
-        <w:spacing w:beforeAutospacing="0" w:afterAutospacing="0" w:line="360" w:lineRule="auto"/>
-        <w:ind w:firstLine="709"/>
-        <w:jc w:val="both"/>
-        <w:rPr>
-          <w:sz w:val="28"/>
-          <w:szCs w:val="28"/>
-          <w:lang w:val="ru-RU"/>
-        </w:rPr>
-      </w:pPr>
-      <w:r>
-        <w:rPr>
-          <w:sz w:val="28"/>
-          <w:szCs w:val="28"/>
-          <w:lang w:val="ru-RU"/>
-        </w:rPr>
-        <w:t>Таким образом, разработанная база данных обеспечивает удобное хранение информации, поддержку автоматических расчётов, генерацию меню и формирование списков покупок. Созданная структура базы данных позволяет эффективно использовать систему как в настольной, так и в мобильной версии приложения.</w:t>
+        <w:t>При приведении базы данных к первой нормальной форме были выполнены требования атомарности данных. Каждое поле таблицы содержит только одно значение.</w:t>
+      </w:r>
+    </w:p>
+    <w:p>
+      <w:pPr>
+        <w:spacing w:line="360" w:lineRule="auto"/>
+        <w:ind w:firstLine="709"/>
+        <w:jc w:val="both"/>
+        <w:rPr>
+          <w:rFonts w:eastAsia="SimSun"/>
+          <w:sz w:val="28"/>
+          <w:szCs w:val="28"/>
+          <w:lang w:eastAsia="zh-CN"/>
+        </w:rPr>
+      </w:pPr>
+      <w:r>
+        <w:rPr>
+          <w:rFonts w:eastAsia="SimSun"/>
+          <w:sz w:val="28"/>
+          <w:szCs w:val="28"/>
+          <w:lang w:eastAsia="zh-CN"/>
+        </w:rPr>
+        <w:t>Для достижения второй нормальной формы были устранены частичные зависимости между атрибутами и организованы связи между таблицами базы данных.</w:t>
+      </w:r>
+    </w:p>
+    <w:p>
+      <w:pPr>
+        <w:spacing w:line="360" w:lineRule="auto"/>
+        <w:ind w:firstLine="709"/>
+        <w:jc w:val="both"/>
+        <w:rPr>
+          <w:rFonts w:eastAsia="SimSun"/>
+          <w:sz w:val="28"/>
+          <w:szCs w:val="28"/>
+          <w:lang w:eastAsia="zh-CN"/>
+        </w:rPr>
+      </w:pPr>
+      <w:r>
+        <w:rPr>
+          <w:rFonts w:eastAsia="SimSun"/>
+          <w:sz w:val="28"/>
+          <w:szCs w:val="28"/>
+          <w:lang w:eastAsia="zh-CN"/>
+        </w:rPr>
+        <w:t>При приведении базы данных к третьей нормальной форме были устранены транзитивные зависимости между неключевыми атрибутами. Каждый неключевой атрибут зависит только от первичного ключа таблицы.</w:t>
+      </w:r>
+    </w:p>
+    <w:p>
+      <w:pPr>
+        <w:spacing w:line="360" w:lineRule="auto"/>
+        <w:ind w:firstLine="709"/>
+        <w:jc w:val="both"/>
+        <w:rPr>
+          <w:rFonts w:eastAsia="SimSun"/>
+          <w:sz w:val="28"/>
+          <w:szCs w:val="28"/>
+          <w:lang w:eastAsia="zh-CN"/>
+        </w:rPr>
+      </w:pPr>
+      <w:r>
+        <w:rPr>
+          <w:rFonts w:eastAsia="SimSun"/>
+          <w:sz w:val="28"/>
+          <w:szCs w:val="28"/>
+          <w:lang w:eastAsia="zh-CN"/>
+        </w:rPr>
+        <w:t>Таким образом, разработанная база данных обеспечивает:</w:t>
+      </w:r>
+    </w:p>
+    <w:p>
+      <w:pPr>
+        <w:numPr>
+          <w:ilvl w:val="0"/>
+          <w:numId w:val="25"/>
+        </w:numPr>
+        <w:spacing w:line="360" w:lineRule="auto"/>
+        <w:ind w:firstLine="709"/>
+        <w:jc w:val="both"/>
+        <w:rPr>
+          <w:rFonts w:eastAsia="SimSun"/>
+          <w:sz w:val="28"/>
+          <w:szCs w:val="28"/>
+          <w:lang w:eastAsia="zh-CN"/>
+        </w:rPr>
+      </w:pPr>
+      <w:r>
+        <w:rPr>
+          <w:rFonts w:eastAsia="SimSun"/>
+          <w:sz w:val="28"/>
+          <w:szCs w:val="28"/>
+          <w:lang w:eastAsia="zh-CN"/>
+        </w:rPr>
+        <w:t xml:space="preserve">надежное хранение информации; </w:t>
+      </w:r>
+    </w:p>
+    <w:p>
+      <w:pPr>
+        <w:numPr>
+          <w:ilvl w:val="0"/>
+          <w:numId w:val="25"/>
+        </w:numPr>
+        <w:spacing w:line="360" w:lineRule="auto"/>
+        <w:ind w:firstLine="709"/>
+        <w:jc w:val="both"/>
+        <w:rPr>
+          <w:rFonts w:eastAsia="SimSun"/>
+          <w:sz w:val="28"/>
+          <w:szCs w:val="28"/>
+          <w:lang w:eastAsia="zh-CN"/>
+        </w:rPr>
+      </w:pPr>
+      <w:r>
+        <w:rPr>
+          <w:rFonts w:eastAsia="SimSun"/>
+          <w:sz w:val="28"/>
+          <w:szCs w:val="28"/>
+          <w:lang w:eastAsia="zh-CN"/>
+        </w:rPr>
+        <w:t xml:space="preserve">высокую скорость обработки данных; </w:t>
+      </w:r>
+    </w:p>
+    <w:p>
+      <w:pPr>
+        <w:numPr>
+          <w:ilvl w:val="0"/>
+          <w:numId w:val="25"/>
+        </w:numPr>
+        <w:spacing w:line="360" w:lineRule="auto"/>
+        <w:ind w:firstLine="709"/>
+        <w:jc w:val="both"/>
+        <w:rPr>
+          <w:rFonts w:eastAsia="SimSun"/>
+          <w:sz w:val="28"/>
+          <w:szCs w:val="28"/>
+          <w:lang w:eastAsia="zh-CN"/>
+        </w:rPr>
+      </w:pPr>
+      <w:r>
+        <w:rPr>
+          <w:rFonts w:eastAsia="SimSun"/>
+          <w:sz w:val="28"/>
+          <w:szCs w:val="28"/>
+          <w:lang w:eastAsia="zh-CN"/>
+        </w:rPr>
+        <w:t xml:space="preserve">поддержку работы пользователей и библиотекарей; </w:t>
+      </w:r>
+    </w:p>
+    <w:p>
+      <w:pPr>
+        <w:numPr>
+          <w:ilvl w:val="0"/>
+          <w:numId w:val="25"/>
+        </w:numPr>
+        <w:spacing w:line="360" w:lineRule="auto"/>
+        <w:ind w:firstLine="709"/>
+        <w:jc w:val="both"/>
+        <w:rPr>
+          <w:rFonts w:eastAsia="SimSun"/>
+          <w:sz w:val="28"/>
+          <w:szCs w:val="28"/>
+          <w:lang w:eastAsia="zh-CN"/>
+        </w:rPr>
+      </w:pPr>
+      <w:r>
+        <w:rPr>
+          <w:rFonts w:eastAsia="SimSun"/>
+          <w:sz w:val="28"/>
+          <w:szCs w:val="28"/>
+          <w:lang w:eastAsia="zh-CN"/>
+        </w:rPr>
+        <w:t xml:space="preserve">удобный поиск литературы; </w:t>
+      </w:r>
+    </w:p>
+    <w:p>
+      <w:pPr>
+        <w:numPr>
+          <w:ilvl w:val="0"/>
+          <w:numId w:val="25"/>
+        </w:numPr>
+        <w:spacing w:line="360" w:lineRule="auto"/>
+        <w:ind w:firstLine="709"/>
+        <w:jc w:val="both"/>
+        <w:rPr>
+          <w:rFonts w:eastAsia="SimSun"/>
+          <w:sz w:val="28"/>
+          <w:szCs w:val="28"/>
+          <w:lang w:eastAsia="zh-CN"/>
+        </w:rPr>
+      </w:pPr>
+      <w:r>
+        <w:rPr>
+          <w:rFonts w:eastAsia="SimSun"/>
+          <w:sz w:val="28"/>
+          <w:szCs w:val="28"/>
+          <w:lang w:eastAsia="zh-CN"/>
+        </w:rPr>
+        <w:t xml:space="preserve">хранение электронных материалов; </w:t>
+      </w:r>
+    </w:p>
+    <w:p>
+      <w:pPr>
+        <w:numPr>
+          <w:ilvl w:val="0"/>
+          <w:numId w:val="25"/>
+        </w:numPr>
+        <w:spacing w:line="360" w:lineRule="auto"/>
+        <w:ind w:firstLine="709"/>
+        <w:jc w:val="both"/>
+        <w:rPr>
+          <w:rFonts w:eastAsia="SimSun"/>
+          <w:sz w:val="28"/>
+          <w:szCs w:val="28"/>
+          <w:lang w:eastAsia="zh-CN"/>
+        </w:rPr>
+      </w:pPr>
+      <w:r>
+        <w:rPr>
+          <w:rFonts w:eastAsia="SimSun"/>
+          <w:sz w:val="28"/>
+          <w:szCs w:val="28"/>
+          <w:lang w:eastAsia="zh-CN"/>
+        </w:rPr>
+        <w:t xml:space="preserve">автоматизацию учета выдачи книг; </w:t>
+      </w:r>
+    </w:p>
+    <w:p>
+      <w:pPr>
+        <w:numPr>
+          <w:ilvl w:val="0"/>
+          <w:numId w:val="25"/>
+        </w:numPr>
+        <w:spacing w:line="360" w:lineRule="auto"/>
+        <w:ind w:firstLine="709"/>
+        <w:jc w:val="both"/>
+        <w:rPr>
+          <w:rFonts w:eastAsia="SimSun"/>
+          <w:sz w:val="28"/>
+          <w:szCs w:val="28"/>
+          <w:lang w:eastAsia="zh-CN"/>
+        </w:rPr>
+      </w:pPr>
+      <w:r>
+        <w:rPr>
+          <w:rFonts w:eastAsia="SimSun"/>
+          <w:sz w:val="28"/>
+          <w:szCs w:val="28"/>
+          <w:lang w:eastAsia="zh-CN"/>
+        </w:rPr>
+        <w:t xml:space="preserve">поддержку рейтингов и рецензий. </w:t>
+      </w:r>
+    </w:p>
+    <w:p>
+      <w:pPr>
+        <w:spacing w:line="360" w:lineRule="auto"/>
+        <w:ind w:firstLine="709"/>
+        <w:jc w:val="both"/>
+        <w:rPr>
+          <w:rFonts w:eastAsia="SimSun"/>
+          <w:sz w:val="28"/>
+          <w:szCs w:val="28"/>
+          <w:lang w:eastAsia="zh-CN"/>
+        </w:rPr>
+      </w:pPr>
+      <w:r>
+        <w:rPr>
+          <w:rFonts w:eastAsia="SimSun"/>
+          <w:sz w:val="28"/>
+          <w:szCs w:val="28"/>
+          <w:lang w:eastAsia="zh-CN"/>
+        </w:rPr>
+        <w:t>Созданная структура базы данных позволяет эффективно использовать приложение «Электронная библиотека» и обеспечивает возможность дальнейшего расширения функциональности системы.</w:t>
       </w:r>
     </w:p>
     <w:p>
@@ -3479,6 +4359,751 @@
     </w:lvl>
   </w:abstractNum>
   <w:abstractNum w:abstractNumId="4" w15:restartNumberingAfterBreak="0">
+    <w:nsid w:val="00915EFE"/>
+    <w:multiLevelType w:val="multilevel"/>
+    <w:tmpl w:val="DEBA0E2C"/>
+    <w:lvl w:ilvl="0">
+      <w:start w:val="1"/>
+      <w:numFmt w:val="bullet"/>
+      <w:lvlText w:val=""/>
+      <w:lvlJc w:val="left"/>
+      <w:pPr>
+        <w:tabs>
+          <w:tab w:val="num" w:pos="720"/>
+        </w:tabs>
+        <w:ind w:left="720" w:hanging="360"/>
+      </w:pPr>
+      <w:rPr>
+        <w:rFonts w:ascii="Symbol" w:hAnsi="Symbol" w:hint="default"/>
+        <w:sz w:val="20"/>
+      </w:rPr>
+    </w:lvl>
+    <w:lvl w:ilvl="1" w:tentative="1">
+      <w:start w:val="1"/>
+      <w:numFmt w:val="bullet"/>
+      <w:lvlText w:val="o"/>
+      <w:lvlJc w:val="left"/>
+      <w:pPr>
+        <w:tabs>
+          <w:tab w:val="num" w:pos="1440"/>
+        </w:tabs>
+        <w:ind w:left="1440" w:hanging="360"/>
+      </w:pPr>
+      <w:rPr>
+        <w:rFonts w:ascii="Courier New" w:hAnsi="Courier New" w:hint="default"/>
+        <w:sz w:val="20"/>
+      </w:rPr>
+    </w:lvl>
+    <w:lvl w:ilvl="2" w:tentative="1">
+      <w:start w:val="1"/>
+      <w:numFmt w:val="bullet"/>
+      <w:lvlText w:val=""/>
+      <w:lvlJc w:val="left"/>
+      <w:pPr>
+        <w:tabs>
+          <w:tab w:val="num" w:pos="2160"/>
+        </w:tabs>
+        <w:ind w:left="2160" w:hanging="360"/>
+      </w:pPr>
+      <w:rPr>
+        <w:rFonts w:ascii="Wingdings" w:hAnsi="Wingdings" w:hint="default"/>
+        <w:sz w:val="20"/>
+      </w:rPr>
+    </w:lvl>
+    <w:lvl w:ilvl="3" w:tentative="1">
+      <w:start w:val="1"/>
+      <w:numFmt w:val="bullet"/>
+      <w:lvlText w:val=""/>
+      <w:lvlJc w:val="left"/>
+      <w:pPr>
+        <w:tabs>
+          <w:tab w:val="num" w:pos="2880"/>
+        </w:tabs>
+        <w:ind w:left="2880" w:hanging="360"/>
+      </w:pPr>
+      <w:rPr>
+        <w:rFonts w:ascii="Wingdings" w:hAnsi="Wingdings" w:hint="default"/>
+        <w:sz w:val="20"/>
+      </w:rPr>
+    </w:lvl>
+    <w:lvl w:ilvl="4" w:tentative="1">
+      <w:start w:val="1"/>
+      <w:numFmt w:val="bullet"/>
+      <w:lvlText w:val=""/>
+      <w:lvlJc w:val="left"/>
+      <w:pPr>
+        <w:tabs>
+          <w:tab w:val="num" w:pos="3600"/>
+        </w:tabs>
+        <w:ind w:left="3600" w:hanging="360"/>
+      </w:pPr>
+      <w:rPr>
+        <w:rFonts w:ascii="Wingdings" w:hAnsi="Wingdings" w:hint="default"/>
+        <w:sz w:val="20"/>
+      </w:rPr>
+    </w:lvl>
+    <w:lvl w:ilvl="5" w:tentative="1">
+      <w:start w:val="1"/>
+      <w:numFmt w:val="bullet"/>
+      <w:lvlText w:val=""/>
+      <w:lvlJc w:val="left"/>
+      <w:pPr>
+        <w:tabs>
+          <w:tab w:val="num" w:pos="4320"/>
+        </w:tabs>
+        <w:ind w:left="4320" w:hanging="360"/>
+      </w:pPr>
+      <w:rPr>
+        <w:rFonts w:ascii="Wingdings" w:hAnsi="Wingdings" w:hint="default"/>
+        <w:sz w:val="20"/>
+      </w:rPr>
+    </w:lvl>
+    <w:lvl w:ilvl="6" w:tentative="1">
+      <w:start w:val="1"/>
+      <w:numFmt w:val="bullet"/>
+      <w:lvlText w:val=""/>
+      <w:lvlJc w:val="left"/>
+      <w:pPr>
+        <w:tabs>
+          <w:tab w:val="num" w:pos="5040"/>
+        </w:tabs>
+        <w:ind w:left="5040" w:hanging="360"/>
+      </w:pPr>
+      <w:rPr>
+        <w:rFonts w:ascii="Wingdings" w:hAnsi="Wingdings" w:hint="default"/>
+        <w:sz w:val="20"/>
+      </w:rPr>
+    </w:lvl>
+    <w:lvl w:ilvl="7" w:tentative="1">
+      <w:start w:val="1"/>
+      <w:numFmt w:val="bullet"/>
+      <w:lvlText w:val=""/>
+      <w:lvlJc w:val="left"/>
+      <w:pPr>
+        <w:tabs>
+          <w:tab w:val="num" w:pos="5760"/>
+        </w:tabs>
+        <w:ind w:left="5760" w:hanging="360"/>
+      </w:pPr>
+      <w:rPr>
+        <w:rFonts w:ascii="Wingdings" w:hAnsi="Wingdings" w:hint="default"/>
+        <w:sz w:val="20"/>
+      </w:rPr>
+    </w:lvl>
+    <w:lvl w:ilvl="8" w:tentative="1">
+      <w:start w:val="1"/>
+      <w:numFmt w:val="bullet"/>
+      <w:lvlText w:val=""/>
+      <w:lvlJc w:val="left"/>
+      <w:pPr>
+        <w:tabs>
+          <w:tab w:val="num" w:pos="6480"/>
+        </w:tabs>
+        <w:ind w:left="6480" w:hanging="360"/>
+      </w:pPr>
+      <w:rPr>
+        <w:rFonts w:ascii="Wingdings" w:hAnsi="Wingdings" w:hint="default"/>
+        <w:sz w:val="20"/>
+      </w:rPr>
+    </w:lvl>
+  </w:abstractNum>
+  <w:abstractNum w:abstractNumId="5" w15:restartNumberingAfterBreak="0">
+    <w:nsid w:val="037839CF"/>
+    <w:multiLevelType w:val="multilevel"/>
+    <w:tmpl w:val="007C126E"/>
+    <w:lvl w:ilvl="0">
+      <w:start w:val="1"/>
+      <w:numFmt w:val="bullet"/>
+      <w:lvlText w:val=""/>
+      <w:lvlJc w:val="left"/>
+      <w:pPr>
+        <w:tabs>
+          <w:tab w:val="num" w:pos="720"/>
+        </w:tabs>
+        <w:ind w:left="720" w:hanging="360"/>
+      </w:pPr>
+      <w:rPr>
+        <w:rFonts w:ascii="Symbol" w:hAnsi="Symbol" w:hint="default"/>
+        <w:sz w:val="20"/>
+      </w:rPr>
+    </w:lvl>
+    <w:lvl w:ilvl="1" w:tentative="1">
+      <w:start w:val="1"/>
+      <w:numFmt w:val="bullet"/>
+      <w:lvlText w:val="o"/>
+      <w:lvlJc w:val="left"/>
+      <w:pPr>
+        <w:tabs>
+          <w:tab w:val="num" w:pos="1440"/>
+        </w:tabs>
+        <w:ind w:left="1440" w:hanging="360"/>
+      </w:pPr>
+      <w:rPr>
+        <w:rFonts w:ascii="Courier New" w:hAnsi="Courier New" w:hint="default"/>
+        <w:sz w:val="20"/>
+      </w:rPr>
+    </w:lvl>
+    <w:lvl w:ilvl="2" w:tentative="1">
+      <w:start w:val="1"/>
+      <w:numFmt w:val="bullet"/>
+      <w:lvlText w:val=""/>
+      <w:lvlJc w:val="left"/>
+      <w:pPr>
+        <w:tabs>
+          <w:tab w:val="num" w:pos="2160"/>
+        </w:tabs>
+        <w:ind w:left="2160" w:hanging="360"/>
+      </w:pPr>
+      <w:rPr>
+        <w:rFonts w:ascii="Wingdings" w:hAnsi="Wingdings" w:hint="default"/>
+        <w:sz w:val="20"/>
+      </w:rPr>
+    </w:lvl>
+    <w:lvl w:ilvl="3" w:tentative="1">
+      <w:start w:val="1"/>
+      <w:numFmt w:val="bullet"/>
+      <w:lvlText w:val=""/>
+      <w:lvlJc w:val="left"/>
+      <w:pPr>
+        <w:tabs>
+          <w:tab w:val="num" w:pos="2880"/>
+        </w:tabs>
+        <w:ind w:left="2880" w:hanging="360"/>
+      </w:pPr>
+      <w:rPr>
+        <w:rFonts w:ascii="Wingdings" w:hAnsi="Wingdings" w:hint="default"/>
+        <w:sz w:val="20"/>
+      </w:rPr>
+    </w:lvl>
+    <w:lvl w:ilvl="4" w:tentative="1">
+      <w:start w:val="1"/>
+      <w:numFmt w:val="bullet"/>
+      <w:lvlText w:val=""/>
+      <w:lvlJc w:val="left"/>
+      <w:pPr>
+        <w:tabs>
+          <w:tab w:val="num" w:pos="3600"/>
+        </w:tabs>
+        <w:ind w:left="3600" w:hanging="360"/>
+      </w:pPr>
+      <w:rPr>
+        <w:rFonts w:ascii="Wingdings" w:hAnsi="Wingdings" w:hint="default"/>
+        <w:sz w:val="20"/>
+      </w:rPr>
+    </w:lvl>
+    <w:lvl w:ilvl="5" w:tentative="1">
+      <w:start w:val="1"/>
+      <w:numFmt w:val="bullet"/>
+      <w:lvlText w:val=""/>
+      <w:lvlJc w:val="left"/>
+      <w:pPr>
+        <w:tabs>
+          <w:tab w:val="num" w:pos="4320"/>
+        </w:tabs>
+        <w:ind w:left="4320" w:hanging="360"/>
+      </w:pPr>
+      <w:rPr>
+        <w:rFonts w:ascii="Wingdings" w:hAnsi="Wingdings" w:hint="default"/>
+        <w:sz w:val="20"/>
+      </w:rPr>
+    </w:lvl>
+    <w:lvl w:ilvl="6" w:tentative="1">
+      <w:start w:val="1"/>
+      <w:numFmt w:val="bullet"/>
+      <w:lvlText w:val=""/>
+      <w:lvlJc w:val="left"/>
+      <w:pPr>
+        <w:tabs>
+          <w:tab w:val="num" w:pos="5040"/>
+        </w:tabs>
+        <w:ind w:left="5040" w:hanging="360"/>
+      </w:pPr>
+      <w:rPr>
+        <w:rFonts w:ascii="Wingdings" w:hAnsi="Wingdings" w:hint="default"/>
+        <w:sz w:val="20"/>
+      </w:rPr>
+    </w:lvl>
+    <w:lvl w:ilvl="7" w:tentative="1">
+      <w:start w:val="1"/>
+      <w:numFmt w:val="bullet"/>
+      <w:lvlText w:val=""/>
+      <w:lvlJc w:val="left"/>
+      <w:pPr>
+        <w:tabs>
+          <w:tab w:val="num" w:pos="5760"/>
+        </w:tabs>
+        <w:ind w:left="5760" w:hanging="360"/>
+      </w:pPr>
+      <w:rPr>
+        <w:rFonts w:ascii="Wingdings" w:hAnsi="Wingdings" w:hint="default"/>
+        <w:sz w:val="20"/>
+      </w:rPr>
+    </w:lvl>
+    <w:lvl w:ilvl="8" w:tentative="1">
+      <w:start w:val="1"/>
+      <w:numFmt w:val="bullet"/>
+      <w:lvlText w:val=""/>
+      <w:lvlJc w:val="left"/>
+      <w:pPr>
+        <w:tabs>
+          <w:tab w:val="num" w:pos="6480"/>
+        </w:tabs>
+        <w:ind w:left="6480" w:hanging="360"/>
+      </w:pPr>
+      <w:rPr>
+        <w:rFonts w:ascii="Wingdings" w:hAnsi="Wingdings" w:hint="default"/>
+        <w:sz w:val="20"/>
+      </w:rPr>
+    </w:lvl>
+  </w:abstractNum>
+  <w:abstractNum w:abstractNumId="6" w15:restartNumberingAfterBreak="0">
+    <w:nsid w:val="056E6E89"/>
+    <w:multiLevelType w:val="multilevel"/>
+    <w:tmpl w:val="8BEED60C"/>
+    <w:lvl w:ilvl="0">
+      <w:start w:val="1"/>
+      <w:numFmt w:val="bullet"/>
+      <w:lvlText w:val=""/>
+      <w:lvlJc w:val="left"/>
+      <w:pPr>
+        <w:tabs>
+          <w:tab w:val="num" w:pos="720"/>
+        </w:tabs>
+        <w:ind w:left="720" w:hanging="360"/>
+      </w:pPr>
+      <w:rPr>
+        <w:rFonts w:ascii="Symbol" w:hAnsi="Symbol" w:hint="default"/>
+        <w:sz w:val="20"/>
+      </w:rPr>
+    </w:lvl>
+    <w:lvl w:ilvl="1" w:tentative="1">
+      <w:start w:val="1"/>
+      <w:numFmt w:val="bullet"/>
+      <w:lvlText w:val="o"/>
+      <w:lvlJc w:val="left"/>
+      <w:pPr>
+        <w:tabs>
+          <w:tab w:val="num" w:pos="1440"/>
+        </w:tabs>
+        <w:ind w:left="1440" w:hanging="360"/>
+      </w:pPr>
+      <w:rPr>
+        <w:rFonts w:ascii="Courier New" w:hAnsi="Courier New" w:hint="default"/>
+        <w:sz w:val="20"/>
+      </w:rPr>
+    </w:lvl>
+    <w:lvl w:ilvl="2" w:tentative="1">
+      <w:start w:val="1"/>
+      <w:numFmt w:val="bullet"/>
+      <w:lvlText w:val=""/>
+      <w:lvlJc w:val="left"/>
+      <w:pPr>
+        <w:tabs>
+          <w:tab w:val="num" w:pos="2160"/>
+        </w:tabs>
+        <w:ind w:left="2160" w:hanging="360"/>
+      </w:pPr>
+      <w:rPr>
+        <w:rFonts w:ascii="Wingdings" w:hAnsi="Wingdings" w:hint="default"/>
+        <w:sz w:val="20"/>
+      </w:rPr>
+    </w:lvl>
+    <w:lvl w:ilvl="3" w:tentative="1">
+      <w:start w:val="1"/>
+      <w:numFmt w:val="bullet"/>
+      <w:lvlText w:val=""/>
+      <w:lvlJc w:val="left"/>
+      <w:pPr>
+        <w:tabs>
+          <w:tab w:val="num" w:pos="2880"/>
+        </w:tabs>
+        <w:ind w:left="2880" w:hanging="360"/>
+      </w:pPr>
+      <w:rPr>
+        <w:rFonts w:ascii="Wingdings" w:hAnsi="Wingdings" w:hint="default"/>
+        <w:sz w:val="20"/>
+      </w:rPr>
+    </w:lvl>
+    <w:lvl w:ilvl="4" w:tentative="1">
+      <w:start w:val="1"/>
+      <w:numFmt w:val="bullet"/>
+      <w:lvlText w:val=""/>
+      <w:lvlJc w:val="left"/>
+      <w:pPr>
+        <w:tabs>
+          <w:tab w:val="num" w:pos="3600"/>
+        </w:tabs>
+        <w:ind w:left="3600" w:hanging="360"/>
+      </w:pPr>
+      <w:rPr>
+        <w:rFonts w:ascii="Wingdings" w:hAnsi="Wingdings" w:hint="default"/>
+        <w:sz w:val="20"/>
+      </w:rPr>
+    </w:lvl>
+    <w:lvl w:ilvl="5" w:tentative="1">
+      <w:start w:val="1"/>
+      <w:numFmt w:val="bullet"/>
+      <w:lvlText w:val=""/>
+      <w:lvlJc w:val="left"/>
+      <w:pPr>
+        <w:tabs>
+          <w:tab w:val="num" w:pos="4320"/>
+        </w:tabs>
+        <w:ind w:left="4320" w:hanging="360"/>
+      </w:pPr>
+      <w:rPr>
+        <w:rFonts w:ascii="Wingdings" w:hAnsi="Wingdings" w:hint="default"/>
+        <w:sz w:val="20"/>
+      </w:rPr>
+    </w:lvl>
+    <w:lvl w:ilvl="6" w:tentative="1">
+      <w:start w:val="1"/>
+      <w:numFmt w:val="bullet"/>
+      <w:lvlText w:val=""/>
+      <w:lvlJc w:val="left"/>
+      <w:pPr>
+        <w:tabs>
+          <w:tab w:val="num" w:pos="5040"/>
+        </w:tabs>
+        <w:ind w:left="5040" w:hanging="360"/>
+      </w:pPr>
+      <w:rPr>
+        <w:rFonts w:ascii="Wingdings" w:hAnsi="Wingdings" w:hint="default"/>
+        <w:sz w:val="20"/>
+      </w:rPr>
+    </w:lvl>
+    <w:lvl w:ilvl="7" w:tentative="1">
+      <w:start w:val="1"/>
+      <w:numFmt w:val="bullet"/>
+      <w:lvlText w:val=""/>
+      <w:lvlJc w:val="left"/>
+      <w:pPr>
+        <w:tabs>
+          <w:tab w:val="num" w:pos="5760"/>
+        </w:tabs>
+        <w:ind w:left="5760" w:hanging="360"/>
+      </w:pPr>
+      <w:rPr>
+        <w:rFonts w:ascii="Wingdings" w:hAnsi="Wingdings" w:hint="default"/>
+        <w:sz w:val="20"/>
+      </w:rPr>
+    </w:lvl>
+    <w:lvl w:ilvl="8" w:tentative="1">
+      <w:start w:val="1"/>
+      <w:numFmt w:val="bullet"/>
+      <w:lvlText w:val=""/>
+      <w:lvlJc w:val="left"/>
+      <w:pPr>
+        <w:tabs>
+          <w:tab w:val="num" w:pos="6480"/>
+        </w:tabs>
+        <w:ind w:left="6480" w:hanging="360"/>
+      </w:pPr>
+      <w:rPr>
+        <w:rFonts w:ascii="Wingdings" w:hAnsi="Wingdings" w:hint="default"/>
+        <w:sz w:val="20"/>
+      </w:rPr>
+    </w:lvl>
+  </w:abstractNum>
+  <w:abstractNum w:abstractNumId="7" w15:restartNumberingAfterBreak="0">
+    <w:nsid w:val="07E462F4"/>
+    <w:multiLevelType w:val="multilevel"/>
+    <w:tmpl w:val="0E02BEB8"/>
+    <w:lvl w:ilvl="0">
+      <w:start w:val="1"/>
+      <w:numFmt w:val="bullet"/>
+      <w:lvlText w:val=""/>
+      <w:lvlJc w:val="left"/>
+      <w:pPr>
+        <w:tabs>
+          <w:tab w:val="num" w:pos="720"/>
+        </w:tabs>
+        <w:ind w:left="720" w:hanging="360"/>
+      </w:pPr>
+      <w:rPr>
+        <w:rFonts w:ascii="Symbol" w:hAnsi="Symbol" w:hint="default"/>
+        <w:sz w:val="20"/>
+      </w:rPr>
+    </w:lvl>
+    <w:lvl w:ilvl="1" w:tentative="1">
+      <w:start w:val="1"/>
+      <w:numFmt w:val="bullet"/>
+      <w:lvlText w:val="o"/>
+      <w:lvlJc w:val="left"/>
+      <w:pPr>
+        <w:tabs>
+          <w:tab w:val="num" w:pos="1440"/>
+        </w:tabs>
+        <w:ind w:left="1440" w:hanging="360"/>
+      </w:pPr>
+      <w:rPr>
+        <w:rFonts w:ascii="Courier New" w:hAnsi="Courier New" w:hint="default"/>
+        <w:sz w:val="20"/>
+      </w:rPr>
+    </w:lvl>
+    <w:lvl w:ilvl="2" w:tentative="1">
+      <w:start w:val="1"/>
+      <w:numFmt w:val="bullet"/>
+      <w:lvlText w:val=""/>
+      <w:lvlJc w:val="left"/>
+      <w:pPr>
+        <w:tabs>
+          <w:tab w:val="num" w:pos="2160"/>
+        </w:tabs>
+        <w:ind w:left="2160" w:hanging="360"/>
+      </w:pPr>
+      <w:rPr>
+        <w:rFonts w:ascii="Wingdings" w:hAnsi="Wingdings" w:hint="default"/>
+        <w:sz w:val="20"/>
+      </w:rPr>
+    </w:lvl>
+    <w:lvl w:ilvl="3" w:tentative="1">
+      <w:start w:val="1"/>
+      <w:numFmt w:val="bullet"/>
+      <w:lvlText w:val=""/>
+      <w:lvlJc w:val="left"/>
+      <w:pPr>
+        <w:tabs>
+          <w:tab w:val="num" w:pos="2880"/>
+        </w:tabs>
+        <w:ind w:left="2880" w:hanging="360"/>
+      </w:pPr>
+      <w:rPr>
+        <w:rFonts w:ascii="Wingdings" w:hAnsi="Wingdings" w:hint="default"/>
+        <w:sz w:val="20"/>
+      </w:rPr>
+    </w:lvl>
+    <w:lvl w:ilvl="4" w:tentative="1">
+      <w:start w:val="1"/>
+      <w:numFmt w:val="bullet"/>
+      <w:lvlText w:val=""/>
+      <w:lvlJc w:val="left"/>
+      <w:pPr>
+        <w:tabs>
+          <w:tab w:val="num" w:pos="3600"/>
+        </w:tabs>
+        <w:ind w:left="3600" w:hanging="360"/>
+      </w:pPr>
+      <w:rPr>
+        <w:rFonts w:ascii="Wingdings" w:hAnsi="Wingdings" w:hint="default"/>
+        <w:sz w:val="20"/>
+      </w:rPr>
+    </w:lvl>
+    <w:lvl w:ilvl="5" w:tentative="1">
+      <w:start w:val="1"/>
+      <w:numFmt w:val="bullet"/>
+      <w:lvlText w:val=""/>
+      <w:lvlJc w:val="left"/>
+      <w:pPr>
+        <w:tabs>
+          <w:tab w:val="num" w:pos="4320"/>
+        </w:tabs>
+        <w:ind w:left="4320" w:hanging="360"/>
+      </w:pPr>
+      <w:rPr>
+        <w:rFonts w:ascii="Wingdings" w:hAnsi="Wingdings" w:hint="default"/>
+        <w:sz w:val="20"/>
+      </w:rPr>
+    </w:lvl>
+    <w:lvl w:ilvl="6" w:tentative="1">
+      <w:start w:val="1"/>
+      <w:numFmt w:val="bullet"/>
+      <w:lvlText w:val=""/>
+      <w:lvlJc w:val="left"/>
+      <w:pPr>
+        <w:tabs>
+          <w:tab w:val="num" w:pos="5040"/>
+        </w:tabs>
+        <w:ind w:left="5040" w:hanging="360"/>
+      </w:pPr>
+      <w:rPr>
+        <w:rFonts w:ascii="Wingdings" w:hAnsi="Wingdings" w:hint="default"/>
+        <w:sz w:val="20"/>
+      </w:rPr>
+    </w:lvl>
+    <w:lvl w:ilvl="7" w:tentative="1">
+      <w:start w:val="1"/>
+      <w:numFmt w:val="bullet"/>
+      <w:lvlText w:val=""/>
+      <w:lvlJc w:val="left"/>
+      <w:pPr>
+        <w:tabs>
+          <w:tab w:val="num" w:pos="5760"/>
+        </w:tabs>
+        <w:ind w:left="5760" w:hanging="360"/>
+      </w:pPr>
+      <w:rPr>
+        <w:rFonts w:ascii="Wingdings" w:hAnsi="Wingdings" w:hint="default"/>
+        <w:sz w:val="20"/>
+      </w:rPr>
+    </w:lvl>
+    <w:lvl w:ilvl="8" w:tentative="1">
+      <w:start w:val="1"/>
+      <w:numFmt w:val="bullet"/>
+      <w:lvlText w:val=""/>
+      <w:lvlJc w:val="left"/>
+      <w:pPr>
+        <w:tabs>
+          <w:tab w:val="num" w:pos="6480"/>
+        </w:tabs>
+        <w:ind w:left="6480" w:hanging="360"/>
+      </w:pPr>
+      <w:rPr>
+        <w:rFonts w:ascii="Wingdings" w:hAnsi="Wingdings" w:hint="default"/>
+        <w:sz w:val="20"/>
+      </w:rPr>
+    </w:lvl>
+  </w:abstractNum>
+  <w:abstractNum w:abstractNumId="8" w15:restartNumberingAfterBreak="0">
+    <w:nsid w:val="113C52F1"/>
+    <w:multiLevelType w:val="multilevel"/>
+    <w:tmpl w:val="72A8229E"/>
+    <w:lvl w:ilvl="0">
+      <w:start w:val="1"/>
+      <w:numFmt w:val="bullet"/>
+      <w:lvlText w:val=""/>
+      <w:lvlJc w:val="left"/>
+      <w:pPr>
+        <w:tabs>
+          <w:tab w:val="num" w:pos="720"/>
+        </w:tabs>
+        <w:ind w:left="720" w:hanging="360"/>
+      </w:pPr>
+      <w:rPr>
+        <w:rFonts w:ascii="Symbol" w:hAnsi="Symbol" w:hint="default"/>
+        <w:sz w:val="20"/>
+      </w:rPr>
+    </w:lvl>
+    <w:lvl w:ilvl="1" w:tentative="1">
+      <w:start w:val="1"/>
+      <w:numFmt w:val="bullet"/>
+      <w:lvlText w:val="o"/>
+      <w:lvlJc w:val="left"/>
+      <w:pPr>
+        <w:tabs>
+          <w:tab w:val="num" w:pos="1440"/>
+        </w:tabs>
+        <w:ind w:left="1440" w:hanging="360"/>
+      </w:pPr>
+      <w:rPr>
+        <w:rFonts w:ascii="Courier New" w:hAnsi="Courier New" w:hint="default"/>
+        <w:sz w:val="20"/>
+      </w:rPr>
+    </w:lvl>
+    <w:lvl w:ilvl="2" w:tentative="1">
+      <w:start w:val="1"/>
+      <w:numFmt w:val="bullet"/>
+      <w:lvlText w:val=""/>
+      <w:lvlJc w:val="left"/>
+      <w:pPr>
+        <w:tabs>
+          <w:tab w:val="num" w:pos="2160"/>
+        </w:tabs>
+        <w:ind w:left="2160" w:hanging="360"/>
+      </w:pPr>
+      <w:rPr>
+        <w:rFonts w:ascii="Wingdings" w:hAnsi="Wingdings" w:hint="default"/>
+        <w:sz w:val="20"/>
+      </w:rPr>
+    </w:lvl>
+    <w:lvl w:ilvl="3" w:tentative="1">
+      <w:start w:val="1"/>
+      <w:numFmt w:val="bullet"/>
+      <w:lvlText w:val=""/>
+      <w:lvlJc w:val="left"/>
+      <w:pPr>
+        <w:tabs>
+          <w:tab w:val="num" w:pos="2880"/>
+        </w:tabs>
+        <w:ind w:left="2880" w:hanging="360"/>
+      </w:pPr>
+      <w:rPr>
+        <w:rFonts w:ascii="Wingdings" w:hAnsi="Wingdings" w:hint="default"/>
+        <w:sz w:val="20"/>
+      </w:rPr>
+    </w:lvl>
+    <w:lvl w:ilvl="4" w:tentative="1">
+      <w:start w:val="1"/>
+      <w:numFmt w:val="bullet"/>
+      <w:lvlText w:val=""/>
+      <w:lvlJc w:val="left"/>
+      <w:pPr>
+        <w:tabs>
+          <w:tab w:val="num" w:pos="3600"/>
+        </w:tabs>
+        <w:ind w:left="3600" w:hanging="360"/>
+      </w:pPr>
+      <w:rPr>
+        <w:rFonts w:ascii="Wingdings" w:hAnsi="Wingdings" w:hint="default"/>
+        <w:sz w:val="20"/>
+      </w:rPr>
+    </w:lvl>
+    <w:lvl w:ilvl="5" w:tentative="1">
+      <w:start w:val="1"/>
+      <w:numFmt w:val="bullet"/>
+      <w:lvlText w:val=""/>
+      <w:lvlJc w:val="left"/>
+      <w:pPr>
+        <w:tabs>
+          <w:tab w:val="num" w:pos="4320"/>
+        </w:tabs>
+        <w:ind w:left="4320" w:hanging="360"/>
+      </w:pPr>
+      <w:rPr>
+        <w:rFonts w:ascii="Wingdings" w:hAnsi="Wingdings" w:hint="default"/>
+        <w:sz w:val="20"/>
+      </w:rPr>
+    </w:lvl>
+    <w:lvl w:ilvl="6" w:tentative="1">
+      <w:start w:val="1"/>
+      <w:numFmt w:val="bullet"/>
+      <w:lvlText w:val=""/>
+      <w:lvlJc w:val="left"/>
+      <w:pPr>
+        <w:tabs>
+          <w:tab w:val="num" w:pos="5040"/>
+        </w:tabs>
+        <w:ind w:left="5040" w:hanging="360"/>
+      </w:pPr>
+      <w:rPr>
+        <w:rFonts w:ascii="Wingdings" w:hAnsi="Wingdings" w:hint="default"/>
+        <w:sz w:val="20"/>
+      </w:rPr>
+    </w:lvl>
+    <w:lvl w:ilvl="7" w:tentative="1">
+      <w:start w:val="1"/>
+      <w:numFmt w:val="bullet"/>
+      <w:lvlText w:val=""/>
+      <w:lvlJc w:val="left"/>
+      <w:pPr>
+        <w:tabs>
+          <w:tab w:val="num" w:pos="5760"/>
+        </w:tabs>
+        <w:ind w:left="5760" w:hanging="360"/>
+      </w:pPr>
+      <w:rPr>
+        <w:rFonts w:ascii="Wingdings" w:hAnsi="Wingdings" w:hint="default"/>
+        <w:sz w:val="20"/>
+      </w:rPr>
+    </w:lvl>
+    <w:lvl w:ilvl="8" w:tentative="1">
+      <w:start w:val="1"/>
+      <w:numFmt w:val="bullet"/>
+      <w:lvlText w:val=""/>
+      <w:lvlJc w:val="left"/>
+      <w:pPr>
+        <w:tabs>
+          <w:tab w:val="num" w:pos="6480"/>
+        </w:tabs>
+        <w:ind w:left="6480" w:hanging="360"/>
+      </w:pPr>
+      <w:rPr>
+        <w:rFonts w:ascii="Wingdings" w:hAnsi="Wingdings" w:hint="default"/>
+        <w:sz w:val="20"/>
+      </w:rPr>
+    </w:lvl>
+  </w:abstractNum>
+  <w:abstractNum w:abstractNumId="9" w15:restartNumberingAfterBreak="0">
     <w:nsid w:val="23E6CC20"/>
     <w:multiLevelType w:val="multilevel"/>
     <w:tmpl w:val="23E6CC20"/>
@@ -3627,7 +5252,7 @@
       </w:rPr>
     </w:lvl>
   </w:abstractNum>
-  <w:abstractNum w:abstractNumId="5" w15:restartNumberingAfterBreak="0">
+  <w:abstractNum w:abstractNumId="10" w15:restartNumberingAfterBreak="0">
     <w:nsid w:val="23F586E0"/>
     <w:multiLevelType w:val="multilevel"/>
     <w:tmpl w:val="23F586E0"/>
@@ -3776,7 +5401,454 @@
       </w:rPr>
     </w:lvl>
   </w:abstractNum>
-  <w:abstractNum w:abstractNumId="6" w15:restartNumberingAfterBreak="0">
+  <w:abstractNum w:abstractNumId="11" w15:restartNumberingAfterBreak="0">
+    <w:nsid w:val="25D64371"/>
+    <w:multiLevelType w:val="multilevel"/>
+    <w:tmpl w:val="07849562"/>
+    <w:lvl w:ilvl="0">
+      <w:start w:val="1"/>
+      <w:numFmt w:val="bullet"/>
+      <w:lvlText w:val=""/>
+      <w:lvlJc w:val="left"/>
+      <w:pPr>
+        <w:tabs>
+          <w:tab w:val="num" w:pos="720"/>
+        </w:tabs>
+        <w:ind w:left="720" w:hanging="360"/>
+      </w:pPr>
+      <w:rPr>
+        <w:rFonts w:ascii="Symbol" w:hAnsi="Symbol" w:hint="default"/>
+        <w:sz w:val="20"/>
+      </w:rPr>
+    </w:lvl>
+    <w:lvl w:ilvl="1" w:tentative="1">
+      <w:start w:val="1"/>
+      <w:numFmt w:val="bullet"/>
+      <w:lvlText w:val="o"/>
+      <w:lvlJc w:val="left"/>
+      <w:pPr>
+        <w:tabs>
+          <w:tab w:val="num" w:pos="1440"/>
+        </w:tabs>
+        <w:ind w:left="1440" w:hanging="360"/>
+      </w:pPr>
+      <w:rPr>
+        <w:rFonts w:ascii="Courier New" w:hAnsi="Courier New" w:hint="default"/>
+        <w:sz w:val="20"/>
+      </w:rPr>
+    </w:lvl>
+    <w:lvl w:ilvl="2" w:tentative="1">
+      <w:start w:val="1"/>
+      <w:numFmt w:val="bullet"/>
+      <w:lvlText w:val=""/>
+      <w:lvlJc w:val="left"/>
+      <w:pPr>
+        <w:tabs>
+          <w:tab w:val="num" w:pos="2160"/>
+        </w:tabs>
+        <w:ind w:left="2160" w:hanging="360"/>
+      </w:pPr>
+      <w:rPr>
+        <w:rFonts w:ascii="Wingdings" w:hAnsi="Wingdings" w:hint="default"/>
+        <w:sz w:val="20"/>
+      </w:rPr>
+    </w:lvl>
+    <w:lvl w:ilvl="3" w:tentative="1">
+      <w:start w:val="1"/>
+      <w:numFmt w:val="bullet"/>
+      <w:lvlText w:val=""/>
+      <w:lvlJc w:val="left"/>
+      <w:pPr>
+        <w:tabs>
+          <w:tab w:val="num" w:pos="2880"/>
+        </w:tabs>
+        <w:ind w:left="2880" w:hanging="360"/>
+      </w:pPr>
+      <w:rPr>
+        <w:rFonts w:ascii="Wingdings" w:hAnsi="Wingdings" w:hint="default"/>
+        <w:sz w:val="20"/>
+      </w:rPr>
+    </w:lvl>
+    <w:lvl w:ilvl="4" w:tentative="1">
+      <w:start w:val="1"/>
+      <w:numFmt w:val="bullet"/>
+      <w:lvlText w:val=""/>
+      <w:lvlJc w:val="left"/>
+      <w:pPr>
+        <w:tabs>
+          <w:tab w:val="num" w:pos="3600"/>
+        </w:tabs>
+        <w:ind w:left="3600" w:hanging="360"/>
+      </w:pPr>
+      <w:rPr>
+        <w:rFonts w:ascii="Wingdings" w:hAnsi="Wingdings" w:hint="default"/>
+        <w:sz w:val="20"/>
+      </w:rPr>
+    </w:lvl>
+    <w:lvl w:ilvl="5" w:tentative="1">
+      <w:start w:val="1"/>
+      <w:numFmt w:val="bullet"/>
+      <w:lvlText w:val=""/>
+      <w:lvlJc w:val="left"/>
+      <w:pPr>
+        <w:tabs>
+          <w:tab w:val="num" w:pos="4320"/>
+        </w:tabs>
+        <w:ind w:left="4320" w:hanging="360"/>
+      </w:pPr>
+      <w:rPr>
+        <w:rFonts w:ascii="Wingdings" w:hAnsi="Wingdings" w:hint="default"/>
+        <w:sz w:val="20"/>
+      </w:rPr>
+    </w:lvl>
+    <w:lvl w:ilvl="6" w:tentative="1">
+      <w:start w:val="1"/>
+      <w:numFmt w:val="bullet"/>
+      <w:lvlText w:val=""/>
+      <w:lvlJc w:val="left"/>
+      <w:pPr>
+        <w:tabs>
+          <w:tab w:val="num" w:pos="5040"/>
+        </w:tabs>
+        <w:ind w:left="5040" w:hanging="360"/>
+      </w:pPr>
+      <w:rPr>
+        <w:rFonts w:ascii="Wingdings" w:hAnsi="Wingdings" w:hint="default"/>
+        <w:sz w:val="20"/>
+      </w:rPr>
+    </w:lvl>
+    <w:lvl w:ilvl="7" w:tentative="1">
+      <w:start w:val="1"/>
+      <w:numFmt w:val="bullet"/>
+      <w:lvlText w:val=""/>
+      <w:lvlJc w:val="left"/>
+      <w:pPr>
+        <w:tabs>
+          <w:tab w:val="num" w:pos="5760"/>
+        </w:tabs>
+        <w:ind w:left="5760" w:hanging="360"/>
+      </w:pPr>
+      <w:rPr>
+        <w:rFonts w:ascii="Wingdings" w:hAnsi="Wingdings" w:hint="default"/>
+        <w:sz w:val="20"/>
+      </w:rPr>
+    </w:lvl>
+    <w:lvl w:ilvl="8" w:tentative="1">
+      <w:start w:val="1"/>
+      <w:numFmt w:val="bullet"/>
+      <w:lvlText w:val=""/>
+      <w:lvlJc w:val="left"/>
+      <w:pPr>
+        <w:tabs>
+          <w:tab w:val="num" w:pos="6480"/>
+        </w:tabs>
+        <w:ind w:left="6480" w:hanging="360"/>
+      </w:pPr>
+      <w:rPr>
+        <w:rFonts w:ascii="Wingdings" w:hAnsi="Wingdings" w:hint="default"/>
+        <w:sz w:val="20"/>
+      </w:rPr>
+    </w:lvl>
+  </w:abstractNum>
+  <w:abstractNum w:abstractNumId="12" w15:restartNumberingAfterBreak="0">
+    <w:nsid w:val="25F327D0"/>
+    <w:multiLevelType w:val="multilevel"/>
+    <w:tmpl w:val="FCC82E28"/>
+    <w:lvl w:ilvl="0">
+      <w:start w:val="1"/>
+      <w:numFmt w:val="bullet"/>
+      <w:lvlText w:val=""/>
+      <w:lvlJc w:val="left"/>
+      <w:pPr>
+        <w:tabs>
+          <w:tab w:val="num" w:pos="720"/>
+        </w:tabs>
+        <w:ind w:left="720" w:hanging="360"/>
+      </w:pPr>
+      <w:rPr>
+        <w:rFonts w:ascii="Symbol" w:hAnsi="Symbol" w:hint="default"/>
+        <w:sz w:val="20"/>
+      </w:rPr>
+    </w:lvl>
+    <w:lvl w:ilvl="1" w:tentative="1">
+      <w:start w:val="1"/>
+      <w:numFmt w:val="bullet"/>
+      <w:lvlText w:val="o"/>
+      <w:lvlJc w:val="left"/>
+      <w:pPr>
+        <w:tabs>
+          <w:tab w:val="num" w:pos="1440"/>
+        </w:tabs>
+        <w:ind w:left="1440" w:hanging="360"/>
+      </w:pPr>
+      <w:rPr>
+        <w:rFonts w:ascii="Courier New" w:hAnsi="Courier New" w:hint="default"/>
+        <w:sz w:val="20"/>
+      </w:rPr>
+    </w:lvl>
+    <w:lvl w:ilvl="2" w:tentative="1">
+      <w:start w:val="1"/>
+      <w:numFmt w:val="bullet"/>
+      <w:lvlText w:val=""/>
+      <w:lvlJc w:val="left"/>
+      <w:pPr>
+        <w:tabs>
+          <w:tab w:val="num" w:pos="2160"/>
+        </w:tabs>
+        <w:ind w:left="2160" w:hanging="360"/>
+      </w:pPr>
+      <w:rPr>
+        <w:rFonts w:ascii="Wingdings" w:hAnsi="Wingdings" w:hint="default"/>
+        <w:sz w:val="20"/>
+      </w:rPr>
+    </w:lvl>
+    <w:lvl w:ilvl="3" w:tentative="1">
+      <w:start w:val="1"/>
+      <w:numFmt w:val="bullet"/>
+      <w:lvlText w:val=""/>
+      <w:lvlJc w:val="left"/>
+      <w:pPr>
+        <w:tabs>
+          <w:tab w:val="num" w:pos="2880"/>
+        </w:tabs>
+        <w:ind w:left="2880" w:hanging="360"/>
+      </w:pPr>
+      <w:rPr>
+        <w:rFonts w:ascii="Wingdings" w:hAnsi="Wingdings" w:hint="default"/>
+        <w:sz w:val="20"/>
+      </w:rPr>
+    </w:lvl>
+    <w:lvl w:ilvl="4" w:tentative="1">
+      <w:start w:val="1"/>
+      <w:numFmt w:val="bullet"/>
+      <w:lvlText w:val=""/>
+      <w:lvlJc w:val="left"/>
+      <w:pPr>
+        <w:tabs>
+          <w:tab w:val="num" w:pos="3600"/>
+        </w:tabs>
+        <w:ind w:left="3600" w:hanging="360"/>
+      </w:pPr>
+      <w:rPr>
+        <w:rFonts w:ascii="Wingdings" w:hAnsi="Wingdings" w:hint="default"/>
+        <w:sz w:val="20"/>
+      </w:rPr>
+    </w:lvl>
+    <w:lvl w:ilvl="5" w:tentative="1">
+      <w:start w:val="1"/>
+      <w:numFmt w:val="bullet"/>
+      <w:lvlText w:val=""/>
+      <w:lvlJc w:val="left"/>
+      <w:pPr>
+        <w:tabs>
+          <w:tab w:val="num" w:pos="4320"/>
+        </w:tabs>
+        <w:ind w:left="4320" w:hanging="360"/>
+      </w:pPr>
+      <w:rPr>
+        <w:rFonts w:ascii="Wingdings" w:hAnsi="Wingdings" w:hint="default"/>
+        <w:sz w:val="20"/>
+      </w:rPr>
+    </w:lvl>
+    <w:lvl w:ilvl="6" w:tentative="1">
+      <w:start w:val="1"/>
+      <w:numFmt w:val="bullet"/>
+      <w:lvlText w:val=""/>
+      <w:lvlJc w:val="left"/>
+      <w:pPr>
+        <w:tabs>
+          <w:tab w:val="num" w:pos="5040"/>
+        </w:tabs>
+        <w:ind w:left="5040" w:hanging="360"/>
+      </w:pPr>
+      <w:rPr>
+        <w:rFonts w:ascii="Wingdings" w:hAnsi="Wingdings" w:hint="default"/>
+        <w:sz w:val="20"/>
+      </w:rPr>
+    </w:lvl>
+    <w:lvl w:ilvl="7" w:tentative="1">
+      <w:start w:val="1"/>
+      <w:numFmt w:val="bullet"/>
+      <w:lvlText w:val=""/>
+      <w:lvlJc w:val="left"/>
+      <w:pPr>
+        <w:tabs>
+          <w:tab w:val="num" w:pos="5760"/>
+        </w:tabs>
+        <w:ind w:left="5760" w:hanging="360"/>
+      </w:pPr>
+      <w:rPr>
+        <w:rFonts w:ascii="Wingdings" w:hAnsi="Wingdings" w:hint="default"/>
+        <w:sz w:val="20"/>
+      </w:rPr>
+    </w:lvl>
+    <w:lvl w:ilvl="8" w:tentative="1">
+      <w:start w:val="1"/>
+      <w:numFmt w:val="bullet"/>
+      <w:lvlText w:val=""/>
+      <w:lvlJc w:val="left"/>
+      <w:pPr>
+        <w:tabs>
+          <w:tab w:val="num" w:pos="6480"/>
+        </w:tabs>
+        <w:ind w:left="6480" w:hanging="360"/>
+      </w:pPr>
+      <w:rPr>
+        <w:rFonts w:ascii="Wingdings" w:hAnsi="Wingdings" w:hint="default"/>
+        <w:sz w:val="20"/>
+      </w:rPr>
+    </w:lvl>
+  </w:abstractNum>
+  <w:abstractNum w:abstractNumId="13" w15:restartNumberingAfterBreak="0">
+    <w:nsid w:val="26570C8E"/>
+    <w:multiLevelType w:val="multilevel"/>
+    <w:tmpl w:val="D0D048B4"/>
+    <w:lvl w:ilvl="0">
+      <w:start w:val="1"/>
+      <w:numFmt w:val="bullet"/>
+      <w:lvlText w:val=""/>
+      <w:lvlJc w:val="left"/>
+      <w:pPr>
+        <w:tabs>
+          <w:tab w:val="num" w:pos="720"/>
+        </w:tabs>
+        <w:ind w:left="720" w:hanging="360"/>
+      </w:pPr>
+      <w:rPr>
+        <w:rFonts w:ascii="Symbol" w:hAnsi="Symbol" w:hint="default"/>
+        <w:sz w:val="20"/>
+      </w:rPr>
+    </w:lvl>
+    <w:lvl w:ilvl="1" w:tentative="1">
+      <w:start w:val="1"/>
+      <w:numFmt w:val="bullet"/>
+      <w:lvlText w:val="o"/>
+      <w:lvlJc w:val="left"/>
+      <w:pPr>
+        <w:tabs>
+          <w:tab w:val="num" w:pos="1440"/>
+        </w:tabs>
+        <w:ind w:left="1440" w:hanging="360"/>
+      </w:pPr>
+      <w:rPr>
+        <w:rFonts w:ascii="Courier New" w:hAnsi="Courier New" w:hint="default"/>
+        <w:sz w:val="20"/>
+      </w:rPr>
+    </w:lvl>
+    <w:lvl w:ilvl="2" w:tentative="1">
+      <w:start w:val="1"/>
+      <w:numFmt w:val="bullet"/>
+      <w:lvlText w:val=""/>
+      <w:lvlJc w:val="left"/>
+      <w:pPr>
+        <w:tabs>
+          <w:tab w:val="num" w:pos="2160"/>
+        </w:tabs>
+        <w:ind w:left="2160" w:hanging="360"/>
+      </w:pPr>
+      <w:rPr>
+        <w:rFonts w:ascii="Wingdings" w:hAnsi="Wingdings" w:hint="default"/>
+        <w:sz w:val="20"/>
+      </w:rPr>
+    </w:lvl>
+    <w:lvl w:ilvl="3" w:tentative="1">
+      <w:start w:val="1"/>
+      <w:numFmt w:val="bullet"/>
+      <w:lvlText w:val=""/>
+      <w:lvlJc w:val="left"/>
+      <w:pPr>
+        <w:tabs>
+          <w:tab w:val="num" w:pos="2880"/>
+        </w:tabs>
+        <w:ind w:left="2880" w:hanging="360"/>
+      </w:pPr>
+      <w:rPr>
+        <w:rFonts w:ascii="Wingdings" w:hAnsi="Wingdings" w:hint="default"/>
+        <w:sz w:val="20"/>
+      </w:rPr>
+    </w:lvl>
+    <w:lvl w:ilvl="4" w:tentative="1">
+      <w:start w:val="1"/>
+      <w:numFmt w:val="bullet"/>
+      <w:lvlText w:val=""/>
+      <w:lvlJc w:val="left"/>
+      <w:pPr>
+        <w:tabs>
+          <w:tab w:val="num" w:pos="3600"/>
+        </w:tabs>
+        <w:ind w:left="3600" w:hanging="360"/>
+      </w:pPr>
+      <w:rPr>
+        <w:rFonts w:ascii="Wingdings" w:hAnsi="Wingdings" w:hint="default"/>
+        <w:sz w:val="20"/>
+      </w:rPr>
+    </w:lvl>
+    <w:lvl w:ilvl="5" w:tentative="1">
+      <w:start w:val="1"/>
+      <w:numFmt w:val="bullet"/>
+      <w:lvlText w:val=""/>
+      <w:lvlJc w:val="left"/>
+      <w:pPr>
+        <w:tabs>
+          <w:tab w:val="num" w:pos="4320"/>
+        </w:tabs>
+        <w:ind w:left="4320" w:hanging="360"/>
+      </w:pPr>
+      <w:rPr>
+        <w:rFonts w:ascii="Wingdings" w:hAnsi="Wingdings" w:hint="default"/>
+        <w:sz w:val="20"/>
+      </w:rPr>
+    </w:lvl>
+    <w:lvl w:ilvl="6" w:tentative="1">
+      <w:start w:val="1"/>
+      <w:numFmt w:val="bullet"/>
+      <w:lvlText w:val=""/>
+      <w:lvlJc w:val="left"/>
+      <w:pPr>
+        <w:tabs>
+          <w:tab w:val="num" w:pos="5040"/>
+        </w:tabs>
+        <w:ind w:left="5040" w:hanging="360"/>
+      </w:pPr>
+      <w:rPr>
+        <w:rFonts w:ascii="Wingdings" w:hAnsi="Wingdings" w:hint="default"/>
+        <w:sz w:val="20"/>
+      </w:rPr>
+    </w:lvl>
+    <w:lvl w:ilvl="7" w:tentative="1">
+      <w:start w:val="1"/>
+      <w:numFmt w:val="bullet"/>
+      <w:lvlText w:val=""/>
+      <w:lvlJc w:val="left"/>
+      <w:pPr>
+        <w:tabs>
+          <w:tab w:val="num" w:pos="5760"/>
+        </w:tabs>
+        <w:ind w:left="5760" w:hanging="360"/>
+      </w:pPr>
+      <w:rPr>
+        <w:rFonts w:ascii="Wingdings" w:hAnsi="Wingdings" w:hint="default"/>
+        <w:sz w:val="20"/>
+      </w:rPr>
+    </w:lvl>
+    <w:lvl w:ilvl="8" w:tentative="1">
+      <w:start w:val="1"/>
+      <w:numFmt w:val="bullet"/>
+      <w:lvlText w:val=""/>
+      <w:lvlJc w:val="left"/>
+      <w:pPr>
+        <w:tabs>
+          <w:tab w:val="num" w:pos="6480"/>
+        </w:tabs>
+        <w:ind w:left="6480" w:hanging="360"/>
+      </w:pPr>
+      <w:rPr>
+        <w:rFonts w:ascii="Wingdings" w:hAnsi="Wingdings" w:hint="default"/>
+        <w:sz w:val="20"/>
+      </w:rPr>
+    </w:lvl>
+  </w:abstractNum>
+  <w:abstractNum w:abstractNumId="14" w15:restartNumberingAfterBreak="0">
     <w:nsid w:val="2C7A7B64"/>
     <w:multiLevelType w:val="multilevel"/>
     <w:tmpl w:val="2C7A7B64"/>
@@ -3865,7 +5937,305 @@
       </w:pPr>
     </w:lvl>
   </w:abstractNum>
-  <w:abstractNum w:abstractNumId="7" w15:restartNumberingAfterBreak="0">
+  <w:abstractNum w:abstractNumId="15" w15:restartNumberingAfterBreak="0">
+    <w:nsid w:val="2DFD0A69"/>
+    <w:multiLevelType w:val="multilevel"/>
+    <w:tmpl w:val="1750B8DA"/>
+    <w:lvl w:ilvl="0">
+      <w:start w:val="1"/>
+      <w:numFmt w:val="bullet"/>
+      <w:lvlText w:val=""/>
+      <w:lvlJc w:val="left"/>
+      <w:pPr>
+        <w:tabs>
+          <w:tab w:val="num" w:pos="720"/>
+        </w:tabs>
+        <w:ind w:left="720" w:hanging="360"/>
+      </w:pPr>
+      <w:rPr>
+        <w:rFonts w:ascii="Symbol" w:hAnsi="Symbol" w:hint="default"/>
+        <w:sz w:val="20"/>
+      </w:rPr>
+    </w:lvl>
+    <w:lvl w:ilvl="1" w:tentative="1">
+      <w:start w:val="1"/>
+      <w:numFmt w:val="bullet"/>
+      <w:lvlText w:val="o"/>
+      <w:lvlJc w:val="left"/>
+      <w:pPr>
+        <w:tabs>
+          <w:tab w:val="num" w:pos="1440"/>
+        </w:tabs>
+        <w:ind w:left="1440" w:hanging="360"/>
+      </w:pPr>
+      <w:rPr>
+        <w:rFonts w:ascii="Courier New" w:hAnsi="Courier New" w:hint="default"/>
+        <w:sz w:val="20"/>
+      </w:rPr>
+    </w:lvl>
+    <w:lvl w:ilvl="2" w:tentative="1">
+      <w:start w:val="1"/>
+      <w:numFmt w:val="bullet"/>
+      <w:lvlText w:val=""/>
+      <w:lvlJc w:val="left"/>
+      <w:pPr>
+        <w:tabs>
+          <w:tab w:val="num" w:pos="2160"/>
+        </w:tabs>
+        <w:ind w:left="2160" w:hanging="360"/>
+      </w:pPr>
+      <w:rPr>
+        <w:rFonts w:ascii="Wingdings" w:hAnsi="Wingdings" w:hint="default"/>
+        <w:sz w:val="20"/>
+      </w:rPr>
+    </w:lvl>
+    <w:lvl w:ilvl="3" w:tentative="1">
+      <w:start w:val="1"/>
+      <w:numFmt w:val="bullet"/>
+      <w:lvlText w:val=""/>
+      <w:lvlJc w:val="left"/>
+      <w:pPr>
+        <w:tabs>
+          <w:tab w:val="num" w:pos="2880"/>
+        </w:tabs>
+        <w:ind w:left="2880" w:hanging="360"/>
+      </w:pPr>
+      <w:rPr>
+        <w:rFonts w:ascii="Wingdings" w:hAnsi="Wingdings" w:hint="default"/>
+        <w:sz w:val="20"/>
+      </w:rPr>
+    </w:lvl>
+    <w:lvl w:ilvl="4" w:tentative="1">
+      <w:start w:val="1"/>
+      <w:numFmt w:val="bullet"/>
+      <w:lvlText w:val=""/>
+      <w:lvlJc w:val="left"/>
+      <w:pPr>
+        <w:tabs>
+          <w:tab w:val="num" w:pos="3600"/>
+        </w:tabs>
+        <w:ind w:left="3600" w:hanging="360"/>
+      </w:pPr>
+      <w:rPr>
+        <w:rFonts w:ascii="Wingdings" w:hAnsi="Wingdings" w:hint="default"/>
+        <w:sz w:val="20"/>
+      </w:rPr>
+    </w:lvl>
+    <w:lvl w:ilvl="5" w:tentative="1">
+      <w:start w:val="1"/>
+      <w:numFmt w:val="bullet"/>
+      <w:lvlText w:val=""/>
+      <w:lvlJc w:val="left"/>
+      <w:pPr>
+        <w:tabs>
+          <w:tab w:val="num" w:pos="4320"/>
+        </w:tabs>
+        <w:ind w:left="4320" w:hanging="360"/>
+      </w:pPr>
+      <w:rPr>
+        <w:rFonts w:ascii="Wingdings" w:hAnsi="Wingdings" w:hint="default"/>
+        <w:sz w:val="20"/>
+      </w:rPr>
+    </w:lvl>
+    <w:lvl w:ilvl="6" w:tentative="1">
+      <w:start w:val="1"/>
+      <w:numFmt w:val="bullet"/>
+      <w:lvlText w:val=""/>
+      <w:lvlJc w:val="left"/>
+      <w:pPr>
+        <w:tabs>
+          <w:tab w:val="num" w:pos="5040"/>
+        </w:tabs>
+        <w:ind w:left="5040" w:hanging="360"/>
+      </w:pPr>
+      <w:rPr>
+        <w:rFonts w:ascii="Wingdings" w:hAnsi="Wingdings" w:hint="default"/>
+        <w:sz w:val="20"/>
+      </w:rPr>
+    </w:lvl>
+    <w:lvl w:ilvl="7" w:tentative="1">
+      <w:start w:val="1"/>
+      <w:numFmt w:val="bullet"/>
+      <w:lvlText w:val=""/>
+      <w:lvlJc w:val="left"/>
+      <w:pPr>
+        <w:tabs>
+          <w:tab w:val="num" w:pos="5760"/>
+        </w:tabs>
+        <w:ind w:left="5760" w:hanging="360"/>
+      </w:pPr>
+      <w:rPr>
+        <w:rFonts w:ascii="Wingdings" w:hAnsi="Wingdings" w:hint="default"/>
+        <w:sz w:val="20"/>
+      </w:rPr>
+    </w:lvl>
+    <w:lvl w:ilvl="8" w:tentative="1">
+      <w:start w:val="1"/>
+      <w:numFmt w:val="bullet"/>
+      <w:lvlText w:val=""/>
+      <w:lvlJc w:val="left"/>
+      <w:pPr>
+        <w:tabs>
+          <w:tab w:val="num" w:pos="6480"/>
+        </w:tabs>
+        <w:ind w:left="6480" w:hanging="360"/>
+      </w:pPr>
+      <w:rPr>
+        <w:rFonts w:ascii="Wingdings" w:hAnsi="Wingdings" w:hint="default"/>
+        <w:sz w:val="20"/>
+      </w:rPr>
+    </w:lvl>
+  </w:abstractNum>
+  <w:abstractNum w:abstractNumId="16" w15:restartNumberingAfterBreak="0">
+    <w:nsid w:val="3F613CC7"/>
+    <w:multiLevelType w:val="multilevel"/>
+    <w:tmpl w:val="CC38FD02"/>
+    <w:lvl w:ilvl="0">
+      <w:start w:val="1"/>
+      <w:numFmt w:val="bullet"/>
+      <w:lvlText w:val=""/>
+      <w:lvlJc w:val="left"/>
+      <w:pPr>
+        <w:tabs>
+          <w:tab w:val="num" w:pos="720"/>
+        </w:tabs>
+        <w:ind w:left="720" w:hanging="360"/>
+      </w:pPr>
+      <w:rPr>
+        <w:rFonts w:ascii="Symbol" w:hAnsi="Symbol" w:hint="default"/>
+        <w:sz w:val="20"/>
+      </w:rPr>
+    </w:lvl>
+    <w:lvl w:ilvl="1" w:tentative="1">
+      <w:start w:val="1"/>
+      <w:numFmt w:val="bullet"/>
+      <w:lvlText w:val="o"/>
+      <w:lvlJc w:val="left"/>
+      <w:pPr>
+        <w:tabs>
+          <w:tab w:val="num" w:pos="1440"/>
+        </w:tabs>
+        <w:ind w:left="1440" w:hanging="360"/>
+      </w:pPr>
+      <w:rPr>
+        <w:rFonts w:ascii="Courier New" w:hAnsi="Courier New" w:hint="default"/>
+        <w:sz w:val="20"/>
+      </w:rPr>
+    </w:lvl>
+    <w:lvl w:ilvl="2" w:tentative="1">
+      <w:start w:val="1"/>
+      <w:numFmt w:val="bullet"/>
+      <w:lvlText w:val=""/>
+      <w:lvlJc w:val="left"/>
+      <w:pPr>
+        <w:tabs>
+          <w:tab w:val="num" w:pos="2160"/>
+        </w:tabs>
+        <w:ind w:left="2160" w:hanging="360"/>
+      </w:pPr>
+      <w:rPr>
+        <w:rFonts w:ascii="Wingdings" w:hAnsi="Wingdings" w:hint="default"/>
+        <w:sz w:val="20"/>
+      </w:rPr>
+    </w:lvl>
+    <w:lvl w:ilvl="3" w:tentative="1">
+      <w:start w:val="1"/>
+      <w:numFmt w:val="bullet"/>
+      <w:lvlText w:val=""/>
+      <w:lvlJc w:val="left"/>
+      <w:pPr>
+        <w:tabs>
+          <w:tab w:val="num" w:pos="2880"/>
+        </w:tabs>
+        <w:ind w:left="2880" w:hanging="360"/>
+      </w:pPr>
+      <w:rPr>
+        <w:rFonts w:ascii="Wingdings" w:hAnsi="Wingdings" w:hint="default"/>
+        <w:sz w:val="20"/>
+      </w:rPr>
+    </w:lvl>
+    <w:lvl w:ilvl="4" w:tentative="1">
+      <w:start w:val="1"/>
+      <w:numFmt w:val="bullet"/>
+      <w:lvlText w:val=""/>
+      <w:lvlJc w:val="left"/>
+      <w:pPr>
+        <w:tabs>
+          <w:tab w:val="num" w:pos="3600"/>
+        </w:tabs>
+        <w:ind w:left="3600" w:hanging="360"/>
+      </w:pPr>
+      <w:rPr>
+        <w:rFonts w:ascii="Wingdings" w:hAnsi="Wingdings" w:hint="default"/>
+        <w:sz w:val="20"/>
+      </w:rPr>
+    </w:lvl>
+    <w:lvl w:ilvl="5" w:tentative="1">
+      <w:start w:val="1"/>
+      <w:numFmt w:val="bullet"/>
+      <w:lvlText w:val=""/>
+      <w:lvlJc w:val="left"/>
+      <w:pPr>
+        <w:tabs>
+          <w:tab w:val="num" w:pos="4320"/>
+        </w:tabs>
+        <w:ind w:left="4320" w:hanging="360"/>
+      </w:pPr>
+      <w:rPr>
+        <w:rFonts w:ascii="Wingdings" w:hAnsi="Wingdings" w:hint="default"/>
+        <w:sz w:val="20"/>
+      </w:rPr>
+    </w:lvl>
+    <w:lvl w:ilvl="6" w:tentative="1">
+      <w:start w:val="1"/>
+      <w:numFmt w:val="bullet"/>
+      <w:lvlText w:val=""/>
+      <w:lvlJc w:val="left"/>
+      <w:pPr>
+        <w:tabs>
+          <w:tab w:val="num" w:pos="5040"/>
+        </w:tabs>
+        <w:ind w:left="5040" w:hanging="360"/>
+      </w:pPr>
+      <w:rPr>
+        <w:rFonts w:ascii="Wingdings" w:hAnsi="Wingdings" w:hint="default"/>
+        <w:sz w:val="20"/>
+      </w:rPr>
+    </w:lvl>
+    <w:lvl w:ilvl="7" w:tentative="1">
+      <w:start w:val="1"/>
+      <w:numFmt w:val="bullet"/>
+      <w:lvlText w:val=""/>
+      <w:lvlJc w:val="left"/>
+      <w:pPr>
+        <w:tabs>
+          <w:tab w:val="num" w:pos="5760"/>
+        </w:tabs>
+        <w:ind w:left="5760" w:hanging="360"/>
+      </w:pPr>
+      <w:rPr>
+        <w:rFonts w:ascii="Wingdings" w:hAnsi="Wingdings" w:hint="default"/>
+        <w:sz w:val="20"/>
+      </w:rPr>
+    </w:lvl>
+    <w:lvl w:ilvl="8" w:tentative="1">
+      <w:start w:val="1"/>
+      <w:numFmt w:val="bullet"/>
+      <w:lvlText w:val=""/>
+      <w:lvlJc w:val="left"/>
+      <w:pPr>
+        <w:tabs>
+          <w:tab w:val="num" w:pos="6480"/>
+        </w:tabs>
+        <w:ind w:left="6480" w:hanging="360"/>
+      </w:pPr>
+      <w:rPr>
+        <w:rFonts w:ascii="Wingdings" w:hAnsi="Wingdings" w:hint="default"/>
+        <w:sz w:val="20"/>
+      </w:rPr>
+    </w:lvl>
+  </w:abstractNum>
+  <w:abstractNum w:abstractNumId="17" w15:restartNumberingAfterBreak="0">
     <w:nsid w:val="402C3E60"/>
     <w:multiLevelType w:val="multilevel"/>
     <w:tmpl w:val="402C3E60"/>
@@ -4014,7 +6384,7 @@
       </w:rPr>
     </w:lvl>
   </w:abstractNum>
-  <w:abstractNum w:abstractNumId="8" w15:restartNumberingAfterBreak="0">
+  <w:abstractNum w:abstractNumId="18" w15:restartNumberingAfterBreak="0">
     <w:nsid w:val="427FE2F4"/>
     <w:multiLevelType w:val="multilevel"/>
     <w:tmpl w:val="427FE2F4"/>
@@ -4163,7 +6533,7 @@
       </w:rPr>
     </w:lvl>
   </w:abstractNum>
-  <w:abstractNum w:abstractNumId="9" w15:restartNumberingAfterBreak="0">
+  <w:abstractNum w:abstractNumId="19" w15:restartNumberingAfterBreak="0">
     <w:nsid w:val="539BA94B"/>
     <w:multiLevelType w:val="multilevel"/>
     <w:tmpl w:val="539BA94B"/>
@@ -4312,7 +6682,7 @@
       </w:rPr>
     </w:lvl>
   </w:abstractNum>
-  <w:abstractNum w:abstractNumId="10" w15:restartNumberingAfterBreak="0">
+  <w:abstractNum w:abstractNumId="20" w15:restartNumberingAfterBreak="0">
     <w:nsid w:val="54B225D3"/>
     <w:multiLevelType w:val="multilevel"/>
     <w:tmpl w:val="54B225D3"/>
@@ -4461,7 +6831,156 @@
       </w:rPr>
     </w:lvl>
   </w:abstractNum>
-  <w:abstractNum w:abstractNumId="11" w15:restartNumberingAfterBreak="0">
+  <w:abstractNum w:abstractNumId="21" w15:restartNumberingAfterBreak="0">
+    <w:nsid w:val="58364F18"/>
+    <w:multiLevelType w:val="multilevel"/>
+    <w:tmpl w:val="1C6A65C2"/>
+    <w:lvl w:ilvl="0">
+      <w:start w:val="1"/>
+      <w:numFmt w:val="bullet"/>
+      <w:lvlText w:val=""/>
+      <w:lvlJc w:val="left"/>
+      <w:pPr>
+        <w:tabs>
+          <w:tab w:val="num" w:pos="1068"/>
+        </w:tabs>
+        <w:ind w:left="1068" w:hanging="360"/>
+      </w:pPr>
+      <w:rPr>
+        <w:rFonts w:ascii="Symbol" w:hAnsi="Symbol" w:hint="default"/>
+        <w:sz w:val="20"/>
+      </w:rPr>
+    </w:lvl>
+    <w:lvl w:ilvl="1" w:tentative="1">
+      <w:start w:val="1"/>
+      <w:numFmt w:val="bullet"/>
+      <w:lvlText w:val="o"/>
+      <w:lvlJc w:val="left"/>
+      <w:pPr>
+        <w:tabs>
+          <w:tab w:val="num" w:pos="1788"/>
+        </w:tabs>
+        <w:ind w:left="1788" w:hanging="360"/>
+      </w:pPr>
+      <w:rPr>
+        <w:rFonts w:ascii="Courier New" w:hAnsi="Courier New" w:hint="default"/>
+        <w:sz w:val="20"/>
+      </w:rPr>
+    </w:lvl>
+    <w:lvl w:ilvl="2" w:tentative="1">
+      <w:start w:val="1"/>
+      <w:numFmt w:val="bullet"/>
+      <w:lvlText w:val=""/>
+      <w:lvlJc w:val="left"/>
+      <w:pPr>
+        <w:tabs>
+          <w:tab w:val="num" w:pos="2508"/>
+        </w:tabs>
+        <w:ind w:left="2508" w:hanging="360"/>
+      </w:pPr>
+      <w:rPr>
+        <w:rFonts w:ascii="Wingdings" w:hAnsi="Wingdings" w:hint="default"/>
+        <w:sz w:val="20"/>
+      </w:rPr>
+    </w:lvl>
+    <w:lvl w:ilvl="3" w:tentative="1">
+      <w:start w:val="1"/>
+      <w:numFmt w:val="bullet"/>
+      <w:lvlText w:val=""/>
+      <w:lvlJc w:val="left"/>
+      <w:pPr>
+        <w:tabs>
+          <w:tab w:val="num" w:pos="3228"/>
+        </w:tabs>
+        <w:ind w:left="3228" w:hanging="360"/>
+      </w:pPr>
+      <w:rPr>
+        <w:rFonts w:ascii="Wingdings" w:hAnsi="Wingdings" w:hint="default"/>
+        <w:sz w:val="20"/>
+      </w:rPr>
+    </w:lvl>
+    <w:lvl w:ilvl="4" w:tentative="1">
+      <w:start w:val="1"/>
+      <w:numFmt w:val="bullet"/>
+      <w:lvlText w:val=""/>
+      <w:lvlJc w:val="left"/>
+      <w:pPr>
+        <w:tabs>
+          <w:tab w:val="num" w:pos="3948"/>
+        </w:tabs>
+        <w:ind w:left="3948" w:hanging="360"/>
+      </w:pPr>
+      <w:rPr>
+        <w:rFonts w:ascii="Wingdings" w:hAnsi="Wingdings" w:hint="default"/>
+        <w:sz w:val="20"/>
+      </w:rPr>
+    </w:lvl>
+    <w:lvl w:ilvl="5" w:tentative="1">
+      <w:start w:val="1"/>
+      <w:numFmt w:val="bullet"/>
+      <w:lvlText w:val=""/>
+      <w:lvlJc w:val="left"/>
+      <w:pPr>
+        <w:tabs>
+          <w:tab w:val="num" w:pos="4668"/>
+        </w:tabs>
+        <w:ind w:left="4668" w:hanging="360"/>
+      </w:pPr>
+      <w:rPr>
+        <w:rFonts w:ascii="Wingdings" w:hAnsi="Wingdings" w:hint="default"/>
+        <w:sz w:val="20"/>
+      </w:rPr>
+    </w:lvl>
+    <w:lvl w:ilvl="6" w:tentative="1">
+      <w:start w:val="1"/>
+      <w:numFmt w:val="bullet"/>
+      <w:lvlText w:val=""/>
+      <w:lvlJc w:val="left"/>
+      <w:pPr>
+        <w:tabs>
+          <w:tab w:val="num" w:pos="5388"/>
+        </w:tabs>
+        <w:ind w:left="5388" w:hanging="360"/>
+      </w:pPr>
+      <w:rPr>
+        <w:rFonts w:ascii="Wingdings" w:hAnsi="Wingdings" w:hint="default"/>
+        <w:sz w:val="20"/>
+      </w:rPr>
+    </w:lvl>
+    <w:lvl w:ilvl="7" w:tentative="1">
+      <w:start w:val="1"/>
+      <w:numFmt w:val="bullet"/>
+      <w:lvlText w:val=""/>
+      <w:lvlJc w:val="left"/>
+      <w:pPr>
+        <w:tabs>
+          <w:tab w:val="num" w:pos="6108"/>
+        </w:tabs>
+        <w:ind w:left="6108" w:hanging="360"/>
+      </w:pPr>
+      <w:rPr>
+        <w:rFonts w:ascii="Wingdings" w:hAnsi="Wingdings" w:hint="default"/>
+        <w:sz w:val="20"/>
+      </w:rPr>
+    </w:lvl>
+    <w:lvl w:ilvl="8" w:tentative="1">
+      <w:start w:val="1"/>
+      <w:numFmt w:val="bullet"/>
+      <w:lvlText w:val=""/>
+      <w:lvlJc w:val="left"/>
+      <w:pPr>
+        <w:tabs>
+          <w:tab w:val="num" w:pos="6828"/>
+        </w:tabs>
+        <w:ind w:left="6828" w:hanging="360"/>
+      </w:pPr>
+      <w:rPr>
+        <w:rFonts w:ascii="Wingdings" w:hAnsi="Wingdings" w:hint="default"/>
+        <w:sz w:val="20"/>
+      </w:rPr>
+    </w:lvl>
+  </w:abstractNum>
+  <w:abstractNum w:abstractNumId="22" w15:restartNumberingAfterBreak="0">
     <w:nsid w:val="69989ECE"/>
     <w:multiLevelType w:val="multilevel"/>
     <w:tmpl w:val="69989ECE"/>
@@ -4610,7 +7129,7 @@
       </w:rPr>
     </w:lvl>
   </w:abstractNum>
-  <w:abstractNum w:abstractNumId="12" w15:restartNumberingAfterBreak="0">
+  <w:abstractNum w:abstractNumId="23" w15:restartNumberingAfterBreak="0">
     <w:nsid w:val="6ABB1F90"/>
     <w:multiLevelType w:val="multilevel"/>
     <w:tmpl w:val="6ABB1F90"/>
@@ -4759,23 +7278,172 @@
       </w:rPr>
     </w:lvl>
   </w:abstractNum>
+  <w:abstractNum w:abstractNumId="24" w15:restartNumberingAfterBreak="0">
+    <w:nsid w:val="78133933"/>
+    <w:multiLevelType w:val="multilevel"/>
+    <w:tmpl w:val="10060226"/>
+    <w:lvl w:ilvl="0">
+      <w:start w:val="1"/>
+      <w:numFmt w:val="bullet"/>
+      <w:lvlText w:val=""/>
+      <w:lvlJc w:val="left"/>
+      <w:pPr>
+        <w:tabs>
+          <w:tab w:val="num" w:pos="720"/>
+        </w:tabs>
+        <w:ind w:left="720" w:hanging="360"/>
+      </w:pPr>
+      <w:rPr>
+        <w:rFonts w:ascii="Symbol" w:hAnsi="Symbol" w:hint="default"/>
+        <w:sz w:val="20"/>
+      </w:rPr>
+    </w:lvl>
+    <w:lvl w:ilvl="1" w:tentative="1">
+      <w:start w:val="1"/>
+      <w:numFmt w:val="bullet"/>
+      <w:lvlText w:val="o"/>
+      <w:lvlJc w:val="left"/>
+      <w:pPr>
+        <w:tabs>
+          <w:tab w:val="num" w:pos="1440"/>
+        </w:tabs>
+        <w:ind w:left="1440" w:hanging="360"/>
+      </w:pPr>
+      <w:rPr>
+        <w:rFonts w:ascii="Courier New" w:hAnsi="Courier New" w:hint="default"/>
+        <w:sz w:val="20"/>
+      </w:rPr>
+    </w:lvl>
+    <w:lvl w:ilvl="2" w:tentative="1">
+      <w:start w:val="1"/>
+      <w:numFmt w:val="bullet"/>
+      <w:lvlText w:val=""/>
+      <w:lvlJc w:val="left"/>
+      <w:pPr>
+        <w:tabs>
+          <w:tab w:val="num" w:pos="2160"/>
+        </w:tabs>
+        <w:ind w:left="2160" w:hanging="360"/>
+      </w:pPr>
+      <w:rPr>
+        <w:rFonts w:ascii="Wingdings" w:hAnsi="Wingdings" w:hint="default"/>
+        <w:sz w:val="20"/>
+      </w:rPr>
+    </w:lvl>
+    <w:lvl w:ilvl="3" w:tentative="1">
+      <w:start w:val="1"/>
+      <w:numFmt w:val="bullet"/>
+      <w:lvlText w:val=""/>
+      <w:lvlJc w:val="left"/>
+      <w:pPr>
+        <w:tabs>
+          <w:tab w:val="num" w:pos="2880"/>
+        </w:tabs>
+        <w:ind w:left="2880" w:hanging="360"/>
+      </w:pPr>
+      <w:rPr>
+        <w:rFonts w:ascii="Wingdings" w:hAnsi="Wingdings" w:hint="default"/>
+        <w:sz w:val="20"/>
+      </w:rPr>
+    </w:lvl>
+    <w:lvl w:ilvl="4" w:tentative="1">
+      <w:start w:val="1"/>
+      <w:numFmt w:val="bullet"/>
+      <w:lvlText w:val=""/>
+      <w:lvlJc w:val="left"/>
+      <w:pPr>
+        <w:tabs>
+          <w:tab w:val="num" w:pos="3600"/>
+        </w:tabs>
+        <w:ind w:left="3600" w:hanging="360"/>
+      </w:pPr>
+      <w:rPr>
+        <w:rFonts w:ascii="Wingdings" w:hAnsi="Wingdings" w:hint="default"/>
+        <w:sz w:val="20"/>
+      </w:rPr>
+    </w:lvl>
+    <w:lvl w:ilvl="5" w:tentative="1">
+      <w:start w:val="1"/>
+      <w:numFmt w:val="bullet"/>
+      <w:lvlText w:val=""/>
+      <w:lvlJc w:val="left"/>
+      <w:pPr>
+        <w:tabs>
+          <w:tab w:val="num" w:pos="4320"/>
+        </w:tabs>
+        <w:ind w:left="4320" w:hanging="360"/>
+      </w:pPr>
+      <w:rPr>
+        <w:rFonts w:ascii="Wingdings" w:hAnsi="Wingdings" w:hint="default"/>
+        <w:sz w:val="20"/>
+      </w:rPr>
+    </w:lvl>
+    <w:lvl w:ilvl="6" w:tentative="1">
+      <w:start w:val="1"/>
+      <w:numFmt w:val="bullet"/>
+      <w:lvlText w:val=""/>
+      <w:lvlJc w:val="left"/>
+      <w:pPr>
+        <w:tabs>
+          <w:tab w:val="num" w:pos="5040"/>
+        </w:tabs>
+        <w:ind w:left="5040" w:hanging="360"/>
+      </w:pPr>
+      <w:rPr>
+        <w:rFonts w:ascii="Wingdings" w:hAnsi="Wingdings" w:hint="default"/>
+        <w:sz w:val="20"/>
+      </w:rPr>
+    </w:lvl>
+    <w:lvl w:ilvl="7" w:tentative="1">
+      <w:start w:val="1"/>
+      <w:numFmt w:val="bullet"/>
+      <w:lvlText w:val=""/>
+      <w:lvlJc w:val="left"/>
+      <w:pPr>
+        <w:tabs>
+          <w:tab w:val="num" w:pos="5760"/>
+        </w:tabs>
+        <w:ind w:left="5760" w:hanging="360"/>
+      </w:pPr>
+      <w:rPr>
+        <w:rFonts w:ascii="Wingdings" w:hAnsi="Wingdings" w:hint="default"/>
+        <w:sz w:val="20"/>
+      </w:rPr>
+    </w:lvl>
+    <w:lvl w:ilvl="8" w:tentative="1">
+      <w:start w:val="1"/>
+      <w:numFmt w:val="bullet"/>
+      <w:lvlText w:val=""/>
+      <w:lvlJc w:val="left"/>
+      <w:pPr>
+        <w:tabs>
+          <w:tab w:val="num" w:pos="6480"/>
+        </w:tabs>
+        <w:ind w:left="6480" w:hanging="360"/>
+      </w:pPr>
+      <w:rPr>
+        <w:rFonts w:ascii="Wingdings" w:hAnsi="Wingdings" w:hint="default"/>
+        <w:sz w:val="20"/>
+      </w:rPr>
+    </w:lvl>
+  </w:abstractNum>
   <w:num w:numId="1" w16cid:durableId="1608805451">
-    <w:abstractNumId w:val="6"/>
+    <w:abstractNumId w:val="14"/>
   </w:num>
   <w:num w:numId="2" w16cid:durableId="30347425">
-    <w:abstractNumId w:val="12"/>
+    <w:abstractNumId w:val="23"/>
   </w:num>
   <w:num w:numId="3" w16cid:durableId="1376927525">
-    <w:abstractNumId w:val="4"/>
+    <w:abstractNumId w:val="9"/>
   </w:num>
   <w:num w:numId="4" w16cid:durableId="1091514164">
-    <w:abstractNumId w:val="9"/>
+    <w:abstractNumId w:val="19"/>
   </w:num>
   <w:num w:numId="5" w16cid:durableId="510723195">
-    <w:abstractNumId w:val="5"/>
+    <w:abstractNumId w:val="10"/>
   </w:num>
   <w:num w:numId="6" w16cid:durableId="1338070935">
-    <w:abstractNumId w:val="8"/>
+    <w:abstractNumId w:val="18"/>
   </w:num>
   <w:num w:numId="7" w16cid:durableId="1199006617">
     <w:abstractNumId w:val="1"/>
@@ -4787,16 +7455,52 @@
     <w:abstractNumId w:val="0"/>
   </w:num>
   <w:num w:numId="10" w16cid:durableId="315764963">
-    <w:abstractNumId w:val="7"/>
+    <w:abstractNumId w:val="17"/>
   </w:num>
   <w:num w:numId="11" w16cid:durableId="600065406">
-    <w:abstractNumId w:val="11"/>
+    <w:abstractNumId w:val="22"/>
   </w:num>
   <w:num w:numId="12" w16cid:durableId="626281135">
-    <w:abstractNumId w:val="10"/>
+    <w:abstractNumId w:val="20"/>
   </w:num>
   <w:num w:numId="13" w16cid:durableId="1646273583">
     <w:abstractNumId w:val="2"/>
+  </w:num>
+  <w:num w:numId="14" w16cid:durableId="187716738">
+    <w:abstractNumId w:val="6"/>
+  </w:num>
+  <w:num w:numId="15" w16cid:durableId="810637939">
+    <w:abstractNumId w:val="21"/>
+  </w:num>
+  <w:num w:numId="16" w16cid:durableId="1708336070">
+    <w:abstractNumId w:val="24"/>
+  </w:num>
+  <w:num w:numId="17" w16cid:durableId="1352952401">
+    <w:abstractNumId w:val="13"/>
+  </w:num>
+  <w:num w:numId="18" w16cid:durableId="716125640">
+    <w:abstractNumId w:val="5"/>
+  </w:num>
+  <w:num w:numId="19" w16cid:durableId="343560134">
+    <w:abstractNumId w:val="4"/>
+  </w:num>
+  <w:num w:numId="20" w16cid:durableId="326713099">
+    <w:abstractNumId w:val="12"/>
+  </w:num>
+  <w:num w:numId="21" w16cid:durableId="1946426313">
+    <w:abstractNumId w:val="16"/>
+  </w:num>
+  <w:num w:numId="22" w16cid:durableId="435712694">
+    <w:abstractNumId w:val="15"/>
+  </w:num>
+  <w:num w:numId="23" w16cid:durableId="710619409">
+    <w:abstractNumId w:val="7"/>
+  </w:num>
+  <w:num w:numId="24" w16cid:durableId="815609536">
+    <w:abstractNumId w:val="11"/>
+  </w:num>
+  <w:num w:numId="25" w16cid:durableId="915167335">
+    <w:abstractNumId w:val="8"/>
   </w:num>
 </w:numbering>
 </file>
@@ -5206,13 +7910,14 @@
     <w:link w:val="10"/>
     <w:uiPriority w:val="9"/>
     <w:qFormat/>
-    <w:rsid w:val="007A1B8C"/>
+    <w:rsid w:val="00541A59"/>
     <w:pPr>
       <w:keepNext/>
       <w:keepLines/>
       <w:spacing w:before="360" w:after="360" w:line="360" w:lineRule="auto"/>
       <w:ind w:firstLine="851"/>
       <w:contextualSpacing/>
+      <w:jc w:val="both"/>
       <w:outlineLvl w:val="0"/>
     </w:pPr>
     <w:rPr>
@@ -5393,7 +8098,6 @@
   <w:style w:type="character" w:default="1" w:styleId="a0">
     <w:name w:val="Default Paragraph Font"/>
     <w:uiPriority w:val="1"/>
-    <w:semiHidden/>
     <w:unhideWhenUsed/>
   </w:style>
   <w:style w:type="table" w:default="1" w:styleId="a1">
@@ -5482,7 +8186,7 @@
     <w:link w:val="1"/>
     <w:uiPriority w:val="9"/>
     <w:qFormat/>
-    <w:rsid w:val="007A1B8C"/>
+    <w:rsid w:val="00541A59"/>
     <w:rPr>
       <w:rFonts w:eastAsiaTheme="majorEastAsia" w:cstheme="majorBidi"/>
       <w:b/>

--- a/docs/Пример Главы 4. Проектирование БД.docx
+++ b/docs/Пример Главы 4. Проектирование БД.docx
@@ -7,10 +7,18 @@
         <w:pStyle w:val="1"/>
         <w:spacing w:before="0" w:after="0"/>
         <w:ind w:firstLine="709"/>
+        <w:rPr>
+          <w:rFonts w:cs="Times New Roman"/>
+          <w:szCs w:val="28"/>
+        </w:rPr>
       </w:pPr>
       <w:bookmarkStart w:id="0" w:name="_Toc222436969"/>
       <w:bookmarkStart w:id="1" w:name="_Toc222434550"/>
       <w:r>
+        <w:rPr>
+          <w:rFonts w:cs="Times New Roman"/>
+          <w:szCs w:val="28"/>
+        </w:rPr>
         <w:t>Проектирование базы данных</w:t>
       </w:r>
       <w:bookmarkEnd w:id="0"/>
@@ -18,377 +26,6 @@
     </w:p>
     <w:p>
       <w:pPr>
-        <w:spacing w:line="360" w:lineRule="auto"/>
-        <w:ind w:firstLine="709"/>
-        <w:jc w:val="both"/>
-        <w:rPr>
-          <w:sz w:val="28"/>
-          <w:szCs w:val="28"/>
-        </w:rPr>
-      </w:pPr>
-      <w:r>
-        <w:rPr>
-          <w:sz w:val="28"/>
-          <w:szCs w:val="28"/>
-        </w:rPr>
-        <w:t>Проектирование базы данных представляет собой процесс создания структуры хранения данных, определения взаимосвязей между сущностями и организации эффективной обработки информации. Основной целью проектирования базы данных является создание надежной и удобной системы хранения данных для программного продукта</w:t>
-      </w:r>
-      <w:r>
-        <w:rPr>
-          <w:sz w:val="28"/>
-          <w:szCs w:val="28"/>
-        </w:rPr>
-        <w:t>.</w:t>
-      </w:r>
-    </w:p>
-    <w:p>
-      <w:pPr>
-        <w:spacing w:line="360" w:lineRule="auto"/>
-        <w:ind w:firstLine="709"/>
-        <w:jc w:val="both"/>
-        <w:rPr>
-          <w:rFonts w:eastAsia="SimSun"/>
-          <w:sz w:val="28"/>
-          <w:szCs w:val="28"/>
-          <w:lang w:eastAsia="zh-CN"/>
-        </w:rPr>
-      </w:pPr>
-      <w:r>
-        <w:rPr>
-          <w:rFonts w:eastAsia="SimSun"/>
-          <w:sz w:val="28"/>
-          <w:szCs w:val="28"/>
-          <w:lang w:eastAsia="zh-CN"/>
-        </w:rPr>
-        <w:t>Для приложения «Электронная библиотека» была разработана база данных, предназначенная для хранения информации о пользователях, книгах, выдаче литературы, рецензиях, рейтинге активности и взаимодействии с библиотекарями. Разработанная база данных обеспечивает быстрый поиск информации, удобное хранение электронных материалов и автоматизацию библиотечных процессов.</w:t>
-      </w:r>
-    </w:p>
-    <w:p>
-      <w:pPr>
-        <w:spacing w:line="360" w:lineRule="auto"/>
-        <w:ind w:firstLine="709"/>
-        <w:jc w:val="both"/>
-        <w:rPr>
-          <w:rFonts w:eastAsia="SimSun"/>
-          <w:sz w:val="28"/>
-          <w:szCs w:val="28"/>
-          <w:lang w:eastAsia="zh-CN"/>
-        </w:rPr>
-      </w:pPr>
-      <w:r>
-        <w:rPr>
-          <w:rFonts w:eastAsia="SimSun"/>
-          <w:sz w:val="28"/>
-          <w:szCs w:val="28"/>
-          <w:lang w:eastAsia="zh-CN"/>
-        </w:rPr>
-        <w:t>В качестве системы управления базами данных была выбрана MySQL. Данная СУБД обладает следующими преимуществами:</w:t>
-      </w:r>
-    </w:p>
-    <w:p>
-      <w:pPr>
-        <w:numPr>
-          <w:ilvl w:val="0"/>
-          <w:numId w:val="14"/>
-        </w:numPr>
-        <w:spacing w:line="360" w:lineRule="auto"/>
-        <w:ind w:firstLine="709"/>
-        <w:jc w:val="both"/>
-        <w:rPr>
-          <w:rFonts w:eastAsia="SimSun"/>
-          <w:sz w:val="28"/>
-          <w:szCs w:val="28"/>
-          <w:lang w:eastAsia="zh-CN"/>
-        </w:rPr>
-      </w:pPr>
-      <w:r>
-        <w:rPr>
-          <w:rFonts w:eastAsia="SimSun"/>
-          <w:sz w:val="28"/>
-          <w:szCs w:val="28"/>
-          <w:lang w:eastAsia="zh-CN"/>
-        </w:rPr>
-        <w:t xml:space="preserve">высокая производительность; </w:t>
-      </w:r>
-    </w:p>
-    <w:p>
-      <w:pPr>
-        <w:numPr>
-          <w:ilvl w:val="0"/>
-          <w:numId w:val="14"/>
-        </w:numPr>
-        <w:spacing w:line="360" w:lineRule="auto"/>
-        <w:ind w:firstLine="709"/>
-        <w:jc w:val="both"/>
-        <w:rPr>
-          <w:rFonts w:eastAsia="SimSun"/>
-          <w:sz w:val="28"/>
-          <w:szCs w:val="28"/>
-          <w:lang w:eastAsia="zh-CN"/>
-        </w:rPr>
-      </w:pPr>
-      <w:r>
-        <w:rPr>
-          <w:rFonts w:eastAsia="SimSun"/>
-          <w:sz w:val="28"/>
-          <w:szCs w:val="28"/>
-          <w:lang w:eastAsia="zh-CN"/>
-        </w:rPr>
-        <w:t xml:space="preserve">надежность хранения данных; </w:t>
-      </w:r>
-    </w:p>
-    <w:p>
-      <w:pPr>
-        <w:numPr>
-          <w:ilvl w:val="0"/>
-          <w:numId w:val="14"/>
-        </w:numPr>
-        <w:spacing w:line="360" w:lineRule="auto"/>
-        <w:ind w:firstLine="709"/>
-        <w:jc w:val="both"/>
-        <w:rPr>
-          <w:rFonts w:eastAsia="SimSun"/>
-          <w:sz w:val="28"/>
-          <w:szCs w:val="28"/>
-          <w:lang w:eastAsia="zh-CN"/>
-        </w:rPr>
-      </w:pPr>
-      <w:r>
-        <w:rPr>
-          <w:rFonts w:eastAsia="SimSun"/>
-          <w:sz w:val="28"/>
-          <w:szCs w:val="28"/>
-          <w:lang w:eastAsia="zh-CN"/>
-        </w:rPr>
-        <w:t xml:space="preserve">поддержка многопользовательской работы; </w:t>
-      </w:r>
-    </w:p>
-    <w:p>
-      <w:pPr>
-        <w:numPr>
-          <w:ilvl w:val="0"/>
-          <w:numId w:val="14"/>
-        </w:numPr>
-        <w:spacing w:line="360" w:lineRule="auto"/>
-        <w:ind w:firstLine="709"/>
-        <w:jc w:val="both"/>
-        <w:rPr>
-          <w:rFonts w:eastAsia="SimSun"/>
-          <w:sz w:val="28"/>
-          <w:szCs w:val="28"/>
-          <w:lang w:eastAsia="zh-CN"/>
-        </w:rPr>
-      </w:pPr>
-      <w:r>
-        <w:rPr>
-          <w:rFonts w:eastAsia="SimSun"/>
-          <w:sz w:val="28"/>
-          <w:szCs w:val="28"/>
-          <w:lang w:eastAsia="zh-CN"/>
-        </w:rPr>
-        <w:t xml:space="preserve">высокая скорость выполнения SQL-запросов; </w:t>
-      </w:r>
-    </w:p>
-    <w:p>
-      <w:pPr>
-        <w:numPr>
-          <w:ilvl w:val="0"/>
-          <w:numId w:val="14"/>
-        </w:numPr>
-        <w:spacing w:line="360" w:lineRule="auto"/>
-        <w:ind w:firstLine="709"/>
-        <w:jc w:val="both"/>
-        <w:rPr>
-          <w:rFonts w:eastAsia="SimSun"/>
-          <w:sz w:val="28"/>
-          <w:szCs w:val="28"/>
-          <w:lang w:eastAsia="zh-CN"/>
-        </w:rPr>
-      </w:pPr>
-      <w:r>
-        <w:rPr>
-          <w:rFonts w:eastAsia="SimSun"/>
-          <w:sz w:val="28"/>
-          <w:szCs w:val="28"/>
-          <w:lang w:eastAsia="zh-CN"/>
-        </w:rPr>
-        <w:t xml:space="preserve">удобная интеграция с </w:t>
-      </w:r>
-      <w:proofErr w:type="spellStart"/>
-      <w:r>
-        <w:rPr>
-          <w:rFonts w:eastAsia="SimSun"/>
-          <w:sz w:val="28"/>
-          <w:szCs w:val="28"/>
-          <w:lang w:eastAsia="zh-CN"/>
-        </w:rPr>
-        <w:t>Flutter</w:t>
-      </w:r>
-      <w:proofErr w:type="spellEnd"/>
-      <w:r>
-        <w:rPr>
-          <w:rFonts w:eastAsia="SimSun"/>
-          <w:sz w:val="28"/>
-          <w:szCs w:val="28"/>
-          <w:lang w:eastAsia="zh-CN"/>
-        </w:rPr>
-        <w:t xml:space="preserve">; </w:t>
-      </w:r>
-    </w:p>
-    <w:p>
-      <w:pPr>
-        <w:numPr>
-          <w:ilvl w:val="0"/>
-          <w:numId w:val="14"/>
-        </w:numPr>
-        <w:spacing w:line="360" w:lineRule="auto"/>
-        <w:ind w:firstLine="709"/>
-        <w:jc w:val="both"/>
-        <w:rPr>
-          <w:rFonts w:eastAsia="SimSun"/>
-          <w:sz w:val="28"/>
-          <w:szCs w:val="28"/>
-          <w:lang w:eastAsia="zh-CN"/>
-        </w:rPr>
-      </w:pPr>
-      <w:r>
-        <w:rPr>
-          <w:rFonts w:eastAsia="SimSun"/>
-          <w:sz w:val="28"/>
-          <w:szCs w:val="28"/>
-          <w:lang w:eastAsia="zh-CN"/>
-        </w:rPr>
-        <w:t xml:space="preserve">широкая распространенность и наличие документации. </w:t>
-      </w:r>
-    </w:p>
-    <w:p>
-      <w:pPr>
-        <w:spacing w:line="360" w:lineRule="auto"/>
-        <w:ind w:firstLine="709"/>
-        <w:jc w:val="both"/>
-        <w:rPr>
-          <w:rFonts w:eastAsia="SimSun"/>
-          <w:sz w:val="28"/>
-          <w:szCs w:val="28"/>
-          <w:lang w:eastAsia="zh-CN"/>
-        </w:rPr>
-      </w:pPr>
-      <w:r>
-        <w:rPr>
-          <w:rFonts w:eastAsia="SimSun"/>
-          <w:sz w:val="28"/>
-          <w:szCs w:val="28"/>
-          <w:lang w:eastAsia="zh-CN"/>
-        </w:rPr>
-        <w:t>Инфологическая модель базы данных представляет собой описание сущностей системы и связей между ними без учета особенностей программной реализации. Она используется для анализа структуры данных и дальнейшего проектирования логической модели базы данных.</w:t>
-      </w:r>
-    </w:p>
-    <w:p>
-      <w:pPr>
-        <w:spacing w:line="360" w:lineRule="auto"/>
-        <w:ind w:firstLine="709"/>
-        <w:jc w:val="both"/>
-        <w:rPr>
-          <w:rFonts w:eastAsia="SimSun"/>
-          <w:sz w:val="28"/>
-          <w:szCs w:val="28"/>
-          <w:lang w:eastAsia="zh-CN"/>
-        </w:rPr>
-      </w:pPr>
-      <w:r>
-        <w:rPr>
-          <w:rFonts w:eastAsia="SimSun"/>
-          <w:sz w:val="28"/>
-          <w:szCs w:val="28"/>
-          <w:lang w:eastAsia="zh-CN"/>
-        </w:rPr>
-        <w:t>На рисунке 4 представлена инфологическая модель базы данных для приложения «Электронная библиотека».</w:t>
-      </w:r>
-    </w:p>
-    <w:p>
-      <w:pPr>
-        <w:spacing w:line="360" w:lineRule="auto"/>
-        <w:ind w:firstLine="709"/>
-        <w:jc w:val="center"/>
-        <w:rPr>
-          <w:sz w:val="28"/>
-          <w:szCs w:val="28"/>
-        </w:rPr>
-      </w:pPr>
-      <w:r>
-        <w:rPr>
-          <w:sz w:val="28"/>
-          <w:szCs w:val="28"/>
-        </w:rPr>
-        <w:lastRenderedPageBreak/>
-        <w:drawing>
-          <wp:inline distT="0" distB="0" distL="0" distR="0" wp14:anchorId="0CFBD58C" wp14:editId="343C0C57">
-            <wp:extent cx="3600953" cy="3010320"/>
-            <wp:effectExtent l="0" t="0" r="0" b="0"/>
-            <wp:docPr id="1" name="Рисунок 1"/>
-            <wp:cNvGraphicFramePr>
-              <a:graphicFrameLocks xmlns:a="http://schemas.openxmlformats.org/drawingml/2006/main" noChangeAspect="1"/>
-            </wp:cNvGraphicFramePr>
-            <a:graphic xmlns:a="http://schemas.openxmlformats.org/drawingml/2006/main">
-              <a:graphicData uri="http://schemas.openxmlformats.org/drawingml/2006/picture">
-                <pic:pic xmlns:pic="http://schemas.openxmlformats.org/drawingml/2006/picture">
-                  <pic:nvPicPr>
-                    <pic:cNvPr id="1" name=""/>
-                    <pic:cNvPicPr/>
-                  </pic:nvPicPr>
-                  <pic:blipFill>
-                    <a:blip r:embed="rId7"/>
-                    <a:stretch>
-                      <a:fillRect/>
-                    </a:stretch>
-                  </pic:blipFill>
-                  <pic:spPr>
-                    <a:xfrm>
-                      <a:off x="0" y="0"/>
-                      <a:ext cx="3600953" cy="3010320"/>
-                    </a:xfrm>
-                    <a:prstGeom prst="rect">
-                      <a:avLst/>
-                    </a:prstGeom>
-                  </pic:spPr>
-                </pic:pic>
-              </a:graphicData>
-            </a:graphic>
-          </wp:inline>
-        </w:drawing>
-      </w:r>
-    </w:p>
-    <w:p>
-      <w:pPr>
-        <w:spacing w:line="360" w:lineRule="auto"/>
-        <w:ind w:firstLine="709"/>
-        <w:jc w:val="center"/>
-        <w:rPr>
-          <w:sz w:val="28"/>
-          <w:szCs w:val="28"/>
-        </w:rPr>
-      </w:pPr>
-      <w:r>
-        <w:rPr>
-          <w:sz w:val="28"/>
-          <w:szCs w:val="28"/>
-        </w:rPr>
-        <w:t>Рисунок 4 – Инфологическая модель базы данных</w:t>
-      </w:r>
-    </w:p>
-    <w:p>
-      <w:pPr>
-        <w:spacing w:line="360" w:lineRule="auto"/>
-        <w:ind w:firstLine="709"/>
-        <w:jc w:val="both"/>
-        <w:rPr>
-          <w:sz w:val="28"/>
-          <w:szCs w:val="28"/>
-        </w:rPr>
-      </w:pPr>
-    </w:p>
-    <w:p>
-      <w:pPr>
         <w:pStyle w:val="a6"/>
         <w:spacing w:beforeAutospacing="0" w:afterAutospacing="0" w:line="360" w:lineRule="auto"/>
         <w:ind w:firstLine="709"/>
@@ -405,290 +42,7 @@
           <w:szCs w:val="28"/>
           <w:lang w:val="ru-RU"/>
         </w:rPr>
-        <w:t>Разработанная структура позволяет:</w:t>
-      </w:r>
-    </w:p>
-    <w:p>
-      <w:pPr>
-        <w:pStyle w:val="a6"/>
-        <w:numPr>
-          <w:ilvl w:val="0"/>
-          <w:numId w:val="15"/>
-        </w:numPr>
-        <w:spacing w:beforeAutospacing="0" w:afterAutospacing="0" w:line="360" w:lineRule="auto"/>
-        <w:ind w:firstLine="709"/>
-        <w:jc w:val="both"/>
-        <w:rPr>
-          <w:sz w:val="28"/>
-          <w:szCs w:val="28"/>
-          <w:lang w:val="ru-RU"/>
-        </w:rPr>
-      </w:pPr>
-      <w:r>
-        <w:rPr>
-          <w:sz w:val="28"/>
-          <w:szCs w:val="28"/>
-          <w:lang w:val="ru-RU"/>
-        </w:rPr>
-        <w:t xml:space="preserve">хранить информацию о пользователях и книгах; </w:t>
-      </w:r>
-    </w:p>
-    <w:p>
-      <w:pPr>
-        <w:pStyle w:val="a6"/>
-        <w:numPr>
-          <w:ilvl w:val="0"/>
-          <w:numId w:val="15"/>
-        </w:numPr>
-        <w:spacing w:beforeAutospacing="0" w:afterAutospacing="0" w:line="360" w:lineRule="auto"/>
-        <w:ind w:firstLine="709"/>
-        <w:jc w:val="both"/>
-        <w:rPr>
-          <w:sz w:val="28"/>
-          <w:szCs w:val="28"/>
-        </w:rPr>
-      </w:pPr>
-      <w:proofErr w:type="spellStart"/>
-      <w:r>
-        <w:rPr>
-          <w:sz w:val="28"/>
-          <w:szCs w:val="28"/>
-        </w:rPr>
-        <w:t>осуществлять</w:t>
-      </w:r>
-      <w:proofErr w:type="spellEnd"/>
-      <w:r>
-        <w:rPr>
-          <w:sz w:val="28"/>
-          <w:szCs w:val="28"/>
-        </w:rPr>
-        <w:t xml:space="preserve"> </w:t>
-      </w:r>
-      <w:proofErr w:type="spellStart"/>
-      <w:r>
-        <w:rPr>
-          <w:sz w:val="28"/>
-          <w:szCs w:val="28"/>
-        </w:rPr>
-        <w:t>поиск</w:t>
-      </w:r>
-      <w:proofErr w:type="spellEnd"/>
-      <w:r>
-        <w:rPr>
-          <w:sz w:val="28"/>
-          <w:szCs w:val="28"/>
-        </w:rPr>
-        <w:t xml:space="preserve"> </w:t>
-      </w:r>
-      <w:proofErr w:type="spellStart"/>
-      <w:r>
-        <w:rPr>
-          <w:sz w:val="28"/>
-          <w:szCs w:val="28"/>
-        </w:rPr>
-        <w:t>литературы</w:t>
-      </w:r>
-      <w:proofErr w:type="spellEnd"/>
-      <w:r>
-        <w:rPr>
-          <w:sz w:val="28"/>
-          <w:szCs w:val="28"/>
-        </w:rPr>
-        <w:t xml:space="preserve">; </w:t>
-      </w:r>
-    </w:p>
-    <w:p>
-      <w:pPr>
-        <w:pStyle w:val="a6"/>
-        <w:numPr>
-          <w:ilvl w:val="0"/>
-          <w:numId w:val="15"/>
-        </w:numPr>
-        <w:spacing w:beforeAutospacing="0" w:afterAutospacing="0" w:line="360" w:lineRule="auto"/>
-        <w:ind w:firstLine="709"/>
-        <w:jc w:val="both"/>
-        <w:rPr>
-          <w:sz w:val="28"/>
-          <w:szCs w:val="28"/>
-          <w:lang w:val="ru-RU"/>
-        </w:rPr>
-      </w:pPr>
-      <w:r>
-        <w:rPr>
-          <w:sz w:val="28"/>
-          <w:szCs w:val="28"/>
-          <w:lang w:val="ru-RU"/>
-        </w:rPr>
-        <w:t xml:space="preserve">контролировать выдачу и возврат книг; </w:t>
-      </w:r>
-    </w:p>
-    <w:p>
-      <w:pPr>
-        <w:pStyle w:val="a6"/>
-        <w:numPr>
-          <w:ilvl w:val="0"/>
-          <w:numId w:val="15"/>
-        </w:numPr>
-        <w:spacing w:beforeAutospacing="0" w:afterAutospacing="0" w:line="360" w:lineRule="auto"/>
-        <w:ind w:firstLine="709"/>
-        <w:jc w:val="both"/>
-        <w:rPr>
-          <w:sz w:val="28"/>
-          <w:szCs w:val="28"/>
-        </w:rPr>
-      </w:pPr>
-      <w:proofErr w:type="spellStart"/>
-      <w:r>
-        <w:rPr>
-          <w:sz w:val="28"/>
-          <w:szCs w:val="28"/>
-        </w:rPr>
-        <w:t>хранить</w:t>
-      </w:r>
-      <w:proofErr w:type="spellEnd"/>
-      <w:r>
-        <w:rPr>
-          <w:sz w:val="28"/>
-          <w:szCs w:val="28"/>
-        </w:rPr>
-        <w:t xml:space="preserve"> </w:t>
-      </w:r>
-      <w:proofErr w:type="spellStart"/>
-      <w:r>
-        <w:rPr>
-          <w:sz w:val="28"/>
-          <w:szCs w:val="28"/>
-        </w:rPr>
-        <w:t>рецензии</w:t>
-      </w:r>
-      <w:proofErr w:type="spellEnd"/>
-      <w:r>
-        <w:rPr>
-          <w:sz w:val="28"/>
-          <w:szCs w:val="28"/>
-        </w:rPr>
-        <w:t xml:space="preserve"> и </w:t>
-      </w:r>
-      <w:proofErr w:type="spellStart"/>
-      <w:r>
-        <w:rPr>
-          <w:sz w:val="28"/>
-          <w:szCs w:val="28"/>
-        </w:rPr>
-        <w:t>оценки</w:t>
-      </w:r>
-      <w:proofErr w:type="spellEnd"/>
-      <w:r>
-        <w:rPr>
-          <w:sz w:val="28"/>
-          <w:szCs w:val="28"/>
-        </w:rPr>
-        <w:t xml:space="preserve">; </w:t>
-      </w:r>
-    </w:p>
-    <w:p>
-      <w:pPr>
-        <w:pStyle w:val="a6"/>
-        <w:numPr>
-          <w:ilvl w:val="0"/>
-          <w:numId w:val="15"/>
-        </w:numPr>
-        <w:spacing w:beforeAutospacing="0" w:afterAutospacing="0" w:line="360" w:lineRule="auto"/>
-        <w:ind w:firstLine="709"/>
-        <w:jc w:val="both"/>
-        <w:rPr>
-          <w:sz w:val="28"/>
-          <w:szCs w:val="28"/>
-        </w:rPr>
-      </w:pPr>
-      <w:proofErr w:type="spellStart"/>
-      <w:r>
-        <w:rPr>
-          <w:sz w:val="28"/>
-          <w:szCs w:val="28"/>
-        </w:rPr>
-        <w:t>формировать</w:t>
-      </w:r>
-      <w:proofErr w:type="spellEnd"/>
-      <w:r>
-        <w:rPr>
-          <w:sz w:val="28"/>
-          <w:szCs w:val="28"/>
-        </w:rPr>
-        <w:t xml:space="preserve"> </w:t>
-      </w:r>
-      <w:proofErr w:type="spellStart"/>
-      <w:r>
-        <w:rPr>
-          <w:sz w:val="28"/>
-          <w:szCs w:val="28"/>
-        </w:rPr>
-        <w:t>рейтинг</w:t>
-      </w:r>
-      <w:proofErr w:type="spellEnd"/>
-      <w:r>
-        <w:rPr>
-          <w:sz w:val="28"/>
-          <w:szCs w:val="28"/>
-        </w:rPr>
-        <w:t xml:space="preserve"> </w:t>
-      </w:r>
-      <w:proofErr w:type="spellStart"/>
-      <w:r>
-        <w:rPr>
-          <w:sz w:val="28"/>
-          <w:szCs w:val="28"/>
-        </w:rPr>
-        <w:t>активности</w:t>
-      </w:r>
-      <w:proofErr w:type="spellEnd"/>
-      <w:r>
-        <w:rPr>
-          <w:sz w:val="28"/>
-          <w:szCs w:val="28"/>
-        </w:rPr>
-        <w:t xml:space="preserve"> </w:t>
-      </w:r>
-      <w:proofErr w:type="spellStart"/>
-      <w:r>
-        <w:rPr>
-          <w:sz w:val="28"/>
-          <w:szCs w:val="28"/>
-        </w:rPr>
-        <w:t>пользователей</w:t>
-      </w:r>
-      <w:proofErr w:type="spellEnd"/>
-      <w:r>
-        <w:rPr>
-          <w:sz w:val="28"/>
-          <w:szCs w:val="28"/>
-        </w:rPr>
-        <w:t xml:space="preserve">; </w:t>
-      </w:r>
-    </w:p>
-    <w:p>
-      <w:pPr>
-        <w:pStyle w:val="a6"/>
-        <w:numPr>
-          <w:ilvl w:val="0"/>
-          <w:numId w:val="15"/>
-        </w:numPr>
-        <w:spacing w:beforeAutospacing="0" w:afterAutospacing="0" w:line="360" w:lineRule="auto"/>
-        <w:ind w:firstLine="709"/>
-        <w:jc w:val="both"/>
-        <w:rPr>
-          <w:sz w:val="28"/>
-          <w:szCs w:val="28"/>
-          <w:lang w:val="ru-RU"/>
-        </w:rPr>
-      </w:pPr>
-      <w:r>
-        <w:rPr>
-          <w:sz w:val="28"/>
-          <w:szCs w:val="28"/>
-          <w:lang w:val="ru-RU"/>
-        </w:rPr>
-        <w:t xml:space="preserve">обеспечивать взаимодействие пользователей с библиотекарями. </w:t>
+        <w:t>Проектирование базы данных представляет собой процесс создания структуры хранения данных, определения взаимосвязей между сущностями и организации эффективной обработки информации. Основной целью проектирования базы данных является создание надёжной и удобной системы хранения данных для программного продукта.</w:t>
       </w:r>
     </w:p>
     <w:p>
@@ -707,23 +61,16 @@
         <w:rPr>
           <w:sz w:val="28"/>
           <w:szCs w:val="28"/>
-        </w:rPr>
-        <w:t>ER</w:t>
-      </w:r>
-      <w:r>
-        <w:rPr>
-          <w:sz w:val="28"/>
-          <w:szCs w:val="28"/>
           <w:lang w:val="ru-RU"/>
         </w:rPr>
-        <w:t>-модель (</w:t>
-      </w:r>
-      <w:r>
-        <w:rPr>
-          <w:sz w:val="28"/>
-          <w:szCs w:val="28"/>
-        </w:rPr>
-        <w:t>Entity</w:t>
+        <w:t>Для приложения «Электронная библиотека» разработана база данных, предназначенная для хранения информации о пользователях, книгах, избранном, истории чтения и рейтинге активности. Разработанная база данных обеспечивает быстрый поиск информации, удобное хранение электронных материалов (</w:t>
+      </w:r>
+      <w:r>
+        <w:rPr>
+          <w:sz w:val="28"/>
+          <w:szCs w:val="28"/>
+        </w:rPr>
+        <w:t>PDF</w:t>
       </w:r>
       <w:r>
         <w:rPr>
@@ -731,37 +78,7 @@
           <w:szCs w:val="28"/>
           <w:lang w:val="ru-RU"/>
         </w:rPr>
-        <w:t>-</w:t>
-      </w:r>
-      <w:r>
-        <w:rPr>
-          <w:sz w:val="28"/>
-          <w:szCs w:val="28"/>
-        </w:rPr>
-        <w:t>Relationship</w:t>
-      </w:r>
-      <w:r>
-        <w:rPr>
-          <w:sz w:val="28"/>
-          <w:szCs w:val="28"/>
-          <w:lang w:val="ru-RU"/>
-        </w:rPr>
-        <w:t xml:space="preserve">) базы данных представляет собой графическое отображение сущностей, их атрибутов и связей между ними. </w:t>
-      </w:r>
-      <w:r>
-        <w:rPr>
-          <w:sz w:val="28"/>
-          <w:szCs w:val="28"/>
-        </w:rPr>
-        <w:t>ER</w:t>
-      </w:r>
-      <w:r>
-        <w:rPr>
-          <w:sz w:val="28"/>
-          <w:szCs w:val="28"/>
-          <w:lang w:val="ru-RU"/>
-        </w:rPr>
-        <w:t>-модель позволяет определить структуру таблиц базы данных, первичные и внешние ключи, а также типы связей между таблицами.</w:t>
+        <w:t>-файлов) и автоматизацию учёта читательских предпочтений.</w:t>
       </w:r>
     </w:p>
     <w:p>
@@ -782,14 +99,23 @@
           <w:szCs w:val="28"/>
           <w:lang w:val="ru-RU"/>
         </w:rPr>
-        <w:t xml:space="preserve">На рисунке 5 представлена </w:t>
-      </w:r>
-      <w:r>
-        <w:rPr>
-          <w:sz w:val="28"/>
-          <w:szCs w:val="28"/>
-        </w:rPr>
-        <w:t>ER</w:t>
+        <w:t>В качестве системы управления базами данных выбрана</w:t>
+      </w:r>
+      <w:r>
+        <w:rPr>
+          <w:sz w:val="28"/>
+          <w:szCs w:val="28"/>
+        </w:rPr>
+        <w:t> </w:t>
+      </w:r>
+      <w:r>
+        <w:rPr>
+          <w:b/>
+          <w:bCs/>
+          <w:sz w:val="28"/>
+          <w:szCs w:val="28"/>
+        </w:rPr>
+        <w:t>MySQL</w:t>
       </w:r>
       <w:r>
         <w:rPr>
@@ -797,69 +123,743 @@
           <w:szCs w:val="28"/>
           <w:lang w:val="ru-RU"/>
         </w:rPr>
-        <w:t>-модель базы данных приложения «Электронная библиотека».</w:t>
+        <w:t>. Данная СУБД обладает следующими преимуществами:</w:t>
       </w:r>
     </w:p>
     <w:p>
       <w:pPr>
+        <w:pStyle w:val="a6"/>
+        <w:numPr>
+          <w:ilvl w:val="0"/>
+          <w:numId w:val="26"/>
+        </w:numPr>
+        <w:spacing w:beforeAutospacing="0" w:afterAutospacing="0" w:line="360" w:lineRule="auto"/>
+        <w:ind w:left="0" w:firstLine="709"/>
+        <w:jc w:val="both"/>
+        <w:rPr>
+          <w:sz w:val="28"/>
+          <w:szCs w:val="28"/>
+        </w:rPr>
+      </w:pPr>
+      <w:proofErr w:type="spellStart"/>
+      <w:r>
+        <w:rPr>
+          <w:sz w:val="28"/>
+          <w:szCs w:val="28"/>
+        </w:rPr>
+        <w:t>высокая</w:t>
+      </w:r>
+      <w:proofErr w:type="spellEnd"/>
+      <w:r>
+        <w:rPr>
+          <w:sz w:val="28"/>
+          <w:szCs w:val="28"/>
+        </w:rPr>
+        <w:t xml:space="preserve"> </w:t>
+      </w:r>
+      <w:proofErr w:type="spellStart"/>
+      <w:r>
+        <w:rPr>
+          <w:sz w:val="28"/>
+          <w:szCs w:val="28"/>
+        </w:rPr>
+        <w:t>производительность</w:t>
+      </w:r>
+      <w:proofErr w:type="spellEnd"/>
+      <w:r>
+        <w:rPr>
+          <w:sz w:val="28"/>
+          <w:szCs w:val="28"/>
+        </w:rPr>
+        <w:t>;</w:t>
+      </w:r>
+    </w:p>
+    <w:p>
+      <w:pPr>
+        <w:pStyle w:val="a6"/>
+        <w:numPr>
+          <w:ilvl w:val="0"/>
+          <w:numId w:val="26"/>
+        </w:numPr>
+        <w:spacing w:beforeAutospacing="0" w:afterAutospacing="0" w:line="360" w:lineRule="auto"/>
+        <w:ind w:left="0" w:firstLine="709"/>
+        <w:jc w:val="both"/>
+        <w:rPr>
+          <w:sz w:val="28"/>
+          <w:szCs w:val="28"/>
+        </w:rPr>
+      </w:pPr>
+      <w:proofErr w:type="spellStart"/>
+      <w:r>
+        <w:rPr>
+          <w:sz w:val="28"/>
+          <w:szCs w:val="28"/>
+        </w:rPr>
+        <w:t>надёжность</w:t>
+      </w:r>
+      <w:proofErr w:type="spellEnd"/>
+      <w:r>
+        <w:rPr>
+          <w:sz w:val="28"/>
+          <w:szCs w:val="28"/>
+        </w:rPr>
+        <w:t xml:space="preserve"> </w:t>
+      </w:r>
+      <w:proofErr w:type="spellStart"/>
+      <w:r>
+        <w:rPr>
+          <w:sz w:val="28"/>
+          <w:szCs w:val="28"/>
+        </w:rPr>
+        <w:t>хранения</w:t>
+      </w:r>
+      <w:proofErr w:type="spellEnd"/>
+      <w:r>
+        <w:rPr>
+          <w:sz w:val="28"/>
+          <w:szCs w:val="28"/>
+        </w:rPr>
+        <w:t xml:space="preserve"> </w:t>
+      </w:r>
+      <w:proofErr w:type="spellStart"/>
+      <w:r>
+        <w:rPr>
+          <w:sz w:val="28"/>
+          <w:szCs w:val="28"/>
+        </w:rPr>
+        <w:t>данных</w:t>
+      </w:r>
+      <w:proofErr w:type="spellEnd"/>
+      <w:r>
+        <w:rPr>
+          <w:sz w:val="28"/>
+          <w:szCs w:val="28"/>
+        </w:rPr>
+        <w:t>;</w:t>
+      </w:r>
+    </w:p>
+    <w:p>
+      <w:pPr>
+        <w:pStyle w:val="a6"/>
+        <w:numPr>
+          <w:ilvl w:val="0"/>
+          <w:numId w:val="26"/>
+        </w:numPr>
+        <w:spacing w:beforeAutospacing="0" w:afterAutospacing="0" w:line="360" w:lineRule="auto"/>
+        <w:ind w:left="0" w:firstLine="709"/>
+        <w:jc w:val="both"/>
+        <w:rPr>
+          <w:sz w:val="28"/>
+          <w:szCs w:val="28"/>
+        </w:rPr>
+      </w:pPr>
+      <w:proofErr w:type="spellStart"/>
+      <w:r>
+        <w:rPr>
+          <w:sz w:val="28"/>
+          <w:szCs w:val="28"/>
+        </w:rPr>
+        <w:t>поддержка</w:t>
+      </w:r>
+      <w:proofErr w:type="spellEnd"/>
+      <w:r>
+        <w:rPr>
+          <w:sz w:val="28"/>
+          <w:szCs w:val="28"/>
+        </w:rPr>
+        <w:t xml:space="preserve"> </w:t>
+      </w:r>
+      <w:proofErr w:type="spellStart"/>
+      <w:r>
+        <w:rPr>
+          <w:sz w:val="28"/>
+          <w:szCs w:val="28"/>
+        </w:rPr>
+        <w:t>многопользовательской</w:t>
+      </w:r>
+      <w:proofErr w:type="spellEnd"/>
+      <w:r>
+        <w:rPr>
+          <w:sz w:val="28"/>
+          <w:szCs w:val="28"/>
+        </w:rPr>
+        <w:t xml:space="preserve"> </w:t>
+      </w:r>
+      <w:proofErr w:type="spellStart"/>
+      <w:r>
+        <w:rPr>
+          <w:sz w:val="28"/>
+          <w:szCs w:val="28"/>
+        </w:rPr>
+        <w:t>работы</w:t>
+      </w:r>
+      <w:proofErr w:type="spellEnd"/>
+      <w:r>
+        <w:rPr>
+          <w:sz w:val="28"/>
+          <w:szCs w:val="28"/>
+        </w:rPr>
+        <w:t>;</w:t>
+      </w:r>
+    </w:p>
+    <w:p>
+      <w:pPr>
+        <w:pStyle w:val="a6"/>
+        <w:numPr>
+          <w:ilvl w:val="0"/>
+          <w:numId w:val="26"/>
+        </w:numPr>
+        <w:spacing w:beforeAutospacing="0" w:afterAutospacing="0" w:line="360" w:lineRule="auto"/>
+        <w:ind w:left="0" w:firstLine="709"/>
+        <w:jc w:val="both"/>
+        <w:rPr>
+          <w:sz w:val="28"/>
+          <w:szCs w:val="28"/>
+          <w:lang w:val="ru-RU"/>
+        </w:rPr>
+      </w:pPr>
+      <w:r>
+        <w:rPr>
+          <w:sz w:val="28"/>
+          <w:szCs w:val="28"/>
+          <w:lang w:val="ru-RU"/>
+        </w:rPr>
+        <w:t xml:space="preserve">высокая скорость выполнения </w:t>
+      </w:r>
+      <w:r>
+        <w:rPr>
+          <w:sz w:val="28"/>
+          <w:szCs w:val="28"/>
+        </w:rPr>
+        <w:t>SQL</w:t>
+      </w:r>
+      <w:r>
+        <w:rPr>
+          <w:sz w:val="28"/>
+          <w:szCs w:val="28"/>
+          <w:lang w:val="ru-RU"/>
+        </w:rPr>
+        <w:t>-запросов;</w:t>
+      </w:r>
+    </w:p>
+    <w:p>
+      <w:pPr>
+        <w:pStyle w:val="a6"/>
+        <w:numPr>
+          <w:ilvl w:val="0"/>
+          <w:numId w:val="26"/>
+        </w:numPr>
+        <w:spacing w:beforeAutospacing="0" w:afterAutospacing="0" w:line="360" w:lineRule="auto"/>
+        <w:ind w:left="0" w:firstLine="709"/>
+        <w:jc w:val="both"/>
+        <w:rPr>
+          <w:sz w:val="28"/>
+          <w:szCs w:val="28"/>
+          <w:lang w:val="ru-RU"/>
+        </w:rPr>
+      </w:pPr>
+      <w:r>
+        <w:rPr>
+          <w:sz w:val="28"/>
+          <w:szCs w:val="28"/>
+          <w:lang w:val="ru-RU"/>
+        </w:rPr>
+        <w:t xml:space="preserve">удобная интеграция с </w:t>
+      </w:r>
+      <w:r>
+        <w:rPr>
+          <w:sz w:val="28"/>
+          <w:szCs w:val="28"/>
+        </w:rPr>
+        <w:t>PHP</w:t>
+      </w:r>
+      <w:r>
+        <w:rPr>
+          <w:sz w:val="28"/>
+          <w:szCs w:val="28"/>
+          <w:lang w:val="ru-RU"/>
+        </w:rPr>
+        <w:t xml:space="preserve"> (серверная часть);</w:t>
+      </w:r>
+    </w:p>
+    <w:p>
+      <w:pPr>
+        <w:pStyle w:val="a6"/>
+        <w:numPr>
+          <w:ilvl w:val="0"/>
+          <w:numId w:val="26"/>
+        </w:numPr>
+        <w:spacing w:beforeAutospacing="0" w:afterAutospacing="0" w:line="360" w:lineRule="auto"/>
+        <w:ind w:left="0" w:firstLine="709"/>
+        <w:jc w:val="both"/>
+        <w:rPr>
+          <w:sz w:val="28"/>
+          <w:szCs w:val="28"/>
+          <w:lang w:val="ru-RU"/>
+        </w:rPr>
+      </w:pPr>
+      <w:r>
+        <w:rPr>
+          <w:sz w:val="28"/>
+          <w:szCs w:val="28"/>
+          <w:lang w:val="ru-RU"/>
+        </w:rPr>
+        <w:t>широкая распространённость и наличие документации.</w:t>
+      </w:r>
+    </w:p>
+    <w:p>
+      <w:pPr>
+        <w:pStyle w:val="a6"/>
+        <w:spacing w:beforeAutospacing="0" w:afterAutospacing="0" w:line="360" w:lineRule="auto"/>
+        <w:ind w:firstLine="709"/>
+        <w:jc w:val="both"/>
+        <w:rPr>
+          <w:sz w:val="28"/>
+          <w:szCs w:val="28"/>
+          <w:lang w:val="ru-RU"/>
+        </w:rPr>
+      </w:pPr>
+      <w:r>
+        <w:rPr>
+          <w:b/>
+          <w:bCs/>
+          <w:sz w:val="28"/>
+          <w:szCs w:val="28"/>
+          <w:lang w:val="ru-RU"/>
+        </w:rPr>
+        <w:t>Инфологическая модель</w:t>
+      </w:r>
+      <w:r>
+        <w:rPr>
+          <w:sz w:val="28"/>
+          <w:szCs w:val="28"/>
+        </w:rPr>
+        <w:t> </w:t>
+      </w:r>
+      <w:r>
+        <w:rPr>
+          <w:sz w:val="28"/>
+          <w:szCs w:val="28"/>
+          <w:lang w:val="ru-RU"/>
+        </w:rPr>
+        <w:t>базы данных представляет собой описание сущностей системы и связей между ними без учёта особенностей программной реализации. Она используется для анализа структуры данных и дальнейшего проектирования логической модели.</w:t>
+      </w:r>
+    </w:p>
+    <w:p>
+      <w:pPr>
+        <w:pStyle w:val="a6"/>
+        <w:spacing w:beforeAutospacing="0" w:afterAutospacing="0" w:line="360" w:lineRule="auto"/>
+        <w:ind w:firstLine="709"/>
+        <w:jc w:val="both"/>
+        <w:rPr>
+          <w:sz w:val="28"/>
+          <w:szCs w:val="28"/>
+          <w:lang w:val="ru-RU"/>
+        </w:rPr>
+      </w:pPr>
+      <w:r>
+        <w:rPr>
+          <w:sz w:val="28"/>
+          <w:szCs w:val="28"/>
+          <w:lang w:val="ru-RU"/>
+        </w:rPr>
+        <w:t>На рисунке 4 представлена инфологическая модель базы данных для приложения «Электронная библиотека».</w:t>
+      </w:r>
+    </w:p>
+    <w:p>
+      <w:pPr>
+        <w:pStyle w:val="a6"/>
+        <w:spacing w:beforeAutospacing="0" w:afterAutospacing="0" w:line="360" w:lineRule="auto"/>
+        <w:ind w:firstLine="709"/>
+        <w:jc w:val="both"/>
+        <w:rPr>
+          <w:sz w:val="28"/>
+          <w:szCs w:val="28"/>
+          <w:lang w:val="ru-RU"/>
+        </w:rPr>
+      </w:pPr>
+      <w:r>
+        <w:rPr>
+          <w:i/>
+          <w:iCs/>
+          <w:sz w:val="28"/>
+          <w:szCs w:val="28"/>
+          <w:lang w:val="ru-RU"/>
+        </w:rPr>
+        <w:t>Рисунок 4 – Инфологическая модель базы данных</w:t>
+      </w:r>
+    </w:p>
+    <w:p>
+      <w:pPr>
+        <w:pStyle w:val="a6"/>
+        <w:spacing w:beforeAutospacing="0" w:afterAutospacing="0" w:line="360" w:lineRule="auto"/>
+        <w:ind w:firstLine="709"/>
+        <w:jc w:val="both"/>
+        <w:rPr>
+          <w:sz w:val="28"/>
+          <w:szCs w:val="28"/>
+          <w:lang w:val="ru-RU"/>
+        </w:rPr>
+      </w:pPr>
+      <w:r>
+        <w:rPr>
+          <w:sz w:val="28"/>
+          <w:szCs w:val="28"/>
+          <w:lang w:val="ru-RU"/>
+        </w:rPr>
+        <w:t>Разработанная структура позволяет:</w:t>
+      </w:r>
+    </w:p>
+    <w:p>
+      <w:pPr>
+        <w:pStyle w:val="a6"/>
+        <w:numPr>
+          <w:ilvl w:val="0"/>
+          <w:numId w:val="27"/>
+        </w:numPr>
+        <w:spacing w:beforeAutospacing="0" w:afterAutospacing="0" w:line="360" w:lineRule="auto"/>
+        <w:ind w:left="0" w:firstLine="709"/>
+        <w:jc w:val="both"/>
+        <w:rPr>
+          <w:sz w:val="28"/>
+          <w:szCs w:val="28"/>
+          <w:lang w:val="ru-RU"/>
+        </w:rPr>
+      </w:pPr>
+      <w:r>
+        <w:rPr>
+          <w:sz w:val="28"/>
+          <w:szCs w:val="28"/>
+          <w:lang w:val="ru-RU"/>
+        </w:rPr>
+        <w:t>хранить информацию о пользователях и книгах;</w:t>
+      </w:r>
+    </w:p>
+    <w:p>
+      <w:pPr>
+        <w:pStyle w:val="a6"/>
+        <w:numPr>
+          <w:ilvl w:val="0"/>
+          <w:numId w:val="27"/>
+        </w:numPr>
+        <w:spacing w:beforeAutospacing="0" w:afterAutospacing="0" w:line="360" w:lineRule="auto"/>
+        <w:ind w:left="0" w:firstLine="709"/>
+        <w:jc w:val="both"/>
+        <w:rPr>
+          <w:sz w:val="28"/>
+          <w:szCs w:val="28"/>
+          <w:lang w:val="ru-RU"/>
+        </w:rPr>
+      </w:pPr>
+      <w:r>
+        <w:rPr>
+          <w:sz w:val="28"/>
+          <w:szCs w:val="28"/>
+          <w:lang w:val="ru-RU"/>
+        </w:rPr>
+        <w:t>осуществлять поиск литературы по названию, автору, жанру;</w:t>
+      </w:r>
+    </w:p>
+    <w:p>
+      <w:pPr>
+        <w:pStyle w:val="a6"/>
+        <w:numPr>
+          <w:ilvl w:val="0"/>
+          <w:numId w:val="27"/>
+        </w:numPr>
+        <w:spacing w:beforeAutospacing="0" w:afterAutospacing="0" w:line="360" w:lineRule="auto"/>
+        <w:ind w:left="0" w:firstLine="709"/>
+        <w:jc w:val="both"/>
+        <w:rPr>
+          <w:sz w:val="28"/>
+          <w:szCs w:val="28"/>
+          <w:lang w:val="ru-RU"/>
+        </w:rPr>
+      </w:pPr>
+      <w:r>
+        <w:rPr>
+          <w:sz w:val="28"/>
+          <w:szCs w:val="28"/>
+          <w:lang w:val="ru-RU"/>
+        </w:rPr>
+        <w:t>хранить избранные книги для каждого пользователя;</w:t>
+      </w:r>
+    </w:p>
+    <w:p>
+      <w:pPr>
+        <w:pStyle w:val="a6"/>
+        <w:numPr>
+          <w:ilvl w:val="0"/>
+          <w:numId w:val="27"/>
+        </w:numPr>
+        <w:spacing w:beforeAutospacing="0" w:afterAutospacing="0" w:line="360" w:lineRule="auto"/>
+        <w:ind w:left="0" w:firstLine="709"/>
+        <w:jc w:val="both"/>
+        <w:rPr>
+          <w:sz w:val="28"/>
+          <w:szCs w:val="28"/>
+        </w:rPr>
+      </w:pPr>
+      <w:proofErr w:type="spellStart"/>
+      <w:r>
+        <w:rPr>
+          <w:sz w:val="28"/>
+          <w:szCs w:val="28"/>
+        </w:rPr>
+        <w:lastRenderedPageBreak/>
+        <w:t>автоматически</w:t>
+      </w:r>
+      <w:proofErr w:type="spellEnd"/>
+      <w:r>
+        <w:rPr>
+          <w:sz w:val="28"/>
+          <w:szCs w:val="28"/>
+        </w:rPr>
+        <w:t xml:space="preserve"> </w:t>
+      </w:r>
+      <w:proofErr w:type="spellStart"/>
+      <w:r>
+        <w:rPr>
+          <w:sz w:val="28"/>
+          <w:szCs w:val="28"/>
+        </w:rPr>
+        <w:t>сохранять</w:t>
+      </w:r>
+      <w:proofErr w:type="spellEnd"/>
+      <w:r>
+        <w:rPr>
+          <w:sz w:val="28"/>
+          <w:szCs w:val="28"/>
+        </w:rPr>
+        <w:t xml:space="preserve"> </w:t>
+      </w:r>
+      <w:proofErr w:type="spellStart"/>
+      <w:r>
+        <w:rPr>
+          <w:sz w:val="28"/>
+          <w:szCs w:val="28"/>
+        </w:rPr>
+        <w:t>историю</w:t>
+      </w:r>
+      <w:proofErr w:type="spellEnd"/>
+      <w:r>
+        <w:rPr>
+          <w:sz w:val="28"/>
+          <w:szCs w:val="28"/>
+        </w:rPr>
+        <w:t xml:space="preserve"> </w:t>
+      </w:r>
+      <w:proofErr w:type="spellStart"/>
+      <w:r>
+        <w:rPr>
+          <w:sz w:val="28"/>
+          <w:szCs w:val="28"/>
+        </w:rPr>
+        <w:t>чтения</w:t>
+      </w:r>
+      <w:proofErr w:type="spellEnd"/>
+      <w:r>
+        <w:rPr>
+          <w:sz w:val="28"/>
+          <w:szCs w:val="28"/>
+        </w:rPr>
+        <w:t>;</w:t>
+      </w:r>
+    </w:p>
+    <w:p>
+      <w:pPr>
+        <w:pStyle w:val="a6"/>
+        <w:numPr>
+          <w:ilvl w:val="0"/>
+          <w:numId w:val="27"/>
+        </w:numPr>
+        <w:spacing w:beforeAutospacing="0" w:afterAutospacing="0" w:line="360" w:lineRule="auto"/>
+        <w:ind w:left="0" w:firstLine="709"/>
+        <w:jc w:val="both"/>
+        <w:rPr>
+          <w:sz w:val="28"/>
+          <w:szCs w:val="28"/>
+          <w:lang w:val="ru-RU"/>
+        </w:rPr>
+      </w:pPr>
+      <w:r>
+        <w:rPr>
+          <w:sz w:val="28"/>
+          <w:szCs w:val="28"/>
+          <w:lang w:val="ru-RU"/>
+        </w:rPr>
+        <w:t>начислять баллы за чтение книг;</w:t>
+      </w:r>
+    </w:p>
+    <w:p>
+      <w:pPr>
+        <w:pStyle w:val="a6"/>
+        <w:numPr>
+          <w:ilvl w:val="0"/>
+          <w:numId w:val="27"/>
+        </w:numPr>
+        <w:spacing w:beforeAutospacing="0" w:afterAutospacing="0" w:line="360" w:lineRule="auto"/>
+        <w:ind w:left="0" w:firstLine="709"/>
+        <w:jc w:val="both"/>
+        <w:rPr>
+          <w:sz w:val="28"/>
+          <w:szCs w:val="28"/>
+          <w:lang w:val="ru-RU"/>
+        </w:rPr>
+      </w:pPr>
+      <w:r>
+        <w:rPr>
+          <w:sz w:val="28"/>
+          <w:szCs w:val="28"/>
+          <w:lang w:val="ru-RU"/>
+        </w:rPr>
+        <w:t>формировать рейтинг самых активных читателей (сортировка по убыванию баллов).</w:t>
+      </w:r>
+    </w:p>
+    <w:p>
+      <w:pPr>
+        <w:pStyle w:val="a6"/>
+        <w:spacing w:beforeAutospacing="0" w:afterAutospacing="0" w:line="360" w:lineRule="auto"/>
+        <w:ind w:firstLine="709"/>
+        <w:jc w:val="both"/>
+        <w:rPr>
+          <w:sz w:val="28"/>
+          <w:szCs w:val="28"/>
+          <w:lang w:val="ru-RU"/>
+        </w:rPr>
+      </w:pPr>
+      <w:r>
+        <w:rPr>
+          <w:b/>
+          <w:bCs/>
+          <w:sz w:val="28"/>
+          <w:szCs w:val="28"/>
+        </w:rPr>
+        <w:t>ER</w:t>
+      </w:r>
+      <w:r>
+        <w:rPr>
+          <w:b/>
+          <w:bCs/>
+          <w:sz w:val="28"/>
+          <w:szCs w:val="28"/>
+          <w:lang w:val="ru-RU"/>
+        </w:rPr>
+        <w:t>-модель</w:t>
+      </w:r>
+      <w:r>
+        <w:rPr>
+          <w:sz w:val="28"/>
+          <w:szCs w:val="28"/>
+        </w:rPr>
+        <w:t> </w:t>
+      </w:r>
+      <w:r>
+        <w:rPr>
+          <w:sz w:val="28"/>
+          <w:szCs w:val="28"/>
+          <w:lang w:val="ru-RU"/>
+        </w:rPr>
+        <w:t>(</w:t>
+      </w:r>
+      <w:r>
+        <w:rPr>
+          <w:sz w:val="28"/>
+          <w:szCs w:val="28"/>
+        </w:rPr>
+        <w:t>Entity</w:t>
+      </w:r>
+      <w:r>
+        <w:rPr>
+          <w:sz w:val="28"/>
+          <w:szCs w:val="28"/>
+          <w:lang w:val="ru-RU"/>
+        </w:rPr>
+        <w:t>-</w:t>
+      </w:r>
+      <w:r>
+        <w:rPr>
+          <w:sz w:val="28"/>
+          <w:szCs w:val="28"/>
+        </w:rPr>
+        <w:t>Relationship</w:t>
+      </w:r>
+      <w:r>
+        <w:rPr>
+          <w:sz w:val="28"/>
+          <w:szCs w:val="28"/>
+          <w:lang w:val="ru-RU"/>
+        </w:rPr>
+        <w:t xml:space="preserve">) базы данных представляет собой графическое отображение сущностей, их атрибутов и связей между ними. </w:t>
+      </w:r>
+      <w:r>
+        <w:rPr>
+          <w:sz w:val="28"/>
+          <w:szCs w:val="28"/>
+        </w:rPr>
+        <w:t>ER</w:t>
+      </w:r>
+      <w:r>
+        <w:rPr>
+          <w:sz w:val="28"/>
+          <w:szCs w:val="28"/>
+          <w:lang w:val="ru-RU"/>
+        </w:rPr>
+        <w:t>-модель позволяет определить структуру таблиц базы данных, первичные и внешние ключи, а также типы связей между таблицами.</w:t>
+      </w:r>
+    </w:p>
+    <w:p>
+      <w:pPr>
+        <w:pStyle w:val="a6"/>
+        <w:spacing w:beforeAutospacing="0" w:afterAutospacing="0" w:line="360" w:lineRule="auto"/>
+        <w:ind w:firstLine="709"/>
+        <w:jc w:val="both"/>
+        <w:rPr>
+          <w:sz w:val="28"/>
+          <w:szCs w:val="28"/>
+          <w:lang w:val="ru-RU"/>
+        </w:rPr>
+      </w:pPr>
+      <w:r>
+        <w:rPr>
+          <w:sz w:val="28"/>
+          <w:szCs w:val="28"/>
+          <w:lang w:val="ru-RU"/>
+        </w:rPr>
+        <w:t xml:space="preserve">На рисунке 5 представлена </w:t>
+      </w:r>
+      <w:r>
+        <w:rPr>
+          <w:sz w:val="28"/>
+          <w:szCs w:val="28"/>
+        </w:rPr>
+        <w:t>ER</w:t>
+      </w:r>
+      <w:r>
+        <w:rPr>
+          <w:sz w:val="28"/>
+          <w:szCs w:val="28"/>
+          <w:lang w:val="ru-RU"/>
+        </w:rPr>
+        <w:t>-модель базы данных приложения «Электронная библиотека».</w:t>
+      </w:r>
+    </w:p>
+    <w:p>
+      <w:pPr>
         <w:spacing w:line="360" w:lineRule="auto"/>
         <w:ind w:firstLine="709"/>
-        <w:jc w:val="center"/>
-        <w:rPr>
-          <w:sz w:val="28"/>
-          <w:szCs w:val="28"/>
-          <w:lang w:val="en-US"/>
-        </w:rPr>
-      </w:pPr>
-      <w:r>
-        <w:rPr>
-          <w:sz w:val="28"/>
-          <w:szCs w:val="28"/>
-          <w:lang w:val="en-US"/>
-        </w:rPr>
-        <w:lastRenderedPageBreak/>
-        <w:drawing>
-          <wp:inline distT="0" distB="0" distL="0" distR="0" wp14:anchorId="066D67B0" wp14:editId="692D04F7">
-            <wp:extent cx="4816112" cy="3876675"/>
-            <wp:effectExtent l="0" t="0" r="3810" b="0"/>
-            <wp:docPr id="4" name="Рисунок 4"/>
-            <wp:cNvGraphicFramePr>
-              <a:graphicFrameLocks xmlns:a="http://schemas.openxmlformats.org/drawingml/2006/main" noChangeAspect="1"/>
-            </wp:cNvGraphicFramePr>
-            <a:graphic xmlns:a="http://schemas.openxmlformats.org/drawingml/2006/main">
-              <a:graphicData uri="http://schemas.openxmlformats.org/drawingml/2006/picture">
-                <pic:pic xmlns:pic="http://schemas.openxmlformats.org/drawingml/2006/picture">
-                  <pic:nvPicPr>
-                    <pic:cNvPr id="1" name=""/>
-                    <pic:cNvPicPr/>
-                  </pic:nvPicPr>
-                  <pic:blipFill>
-                    <a:blip r:embed="rId8"/>
-                    <a:stretch>
-                      <a:fillRect/>
-                    </a:stretch>
-                  </pic:blipFill>
-                  <pic:spPr>
-                    <a:xfrm>
-                      <a:off x="0" y="0"/>
-                      <a:ext cx="4821451" cy="3880973"/>
-                    </a:xfrm>
-                    <a:prstGeom prst="rect">
-                      <a:avLst/>
-                    </a:prstGeom>
-                  </pic:spPr>
-                </pic:pic>
-              </a:graphicData>
-            </a:graphic>
-          </wp:inline>
-        </w:drawing>
-      </w:r>
+        <w:jc w:val="both"/>
+        <w:rPr>
+          <w:sz w:val="28"/>
+          <w:szCs w:val="28"/>
+        </w:rPr>
+      </w:pPr>
     </w:p>
     <w:p>
       <w:pPr>
         <w:spacing w:line="360" w:lineRule="auto"/>
         <w:ind w:firstLine="709"/>
-        <w:jc w:val="center"/>
+        <w:jc w:val="both"/>
         <w:rPr>
           <w:sz w:val="28"/>
           <w:szCs w:val="28"/>
@@ -974,7 +974,7 @@
           <w:numId w:val="16"/>
         </w:numPr>
         <w:spacing w:line="360" w:lineRule="auto"/>
-        <w:ind w:firstLine="709"/>
+        <w:ind w:left="0" w:firstLine="709"/>
         <w:jc w:val="both"/>
         <w:rPr>
           <w:rFonts w:eastAsia="SimSun"/>
@@ -1011,7 +1011,7 @@
           <w:numId w:val="16"/>
         </w:numPr>
         <w:spacing w:line="360" w:lineRule="auto"/>
-        <w:ind w:firstLine="709"/>
+        <w:ind w:left="0" w:firstLine="709"/>
         <w:jc w:val="both"/>
         <w:rPr>
           <w:rFonts w:eastAsia="SimSun"/>
@@ -1048,7 +1048,7 @@
           <w:numId w:val="16"/>
         </w:numPr>
         <w:spacing w:line="360" w:lineRule="auto"/>
-        <w:ind w:firstLine="709"/>
+        <w:ind w:left="0" w:firstLine="709"/>
         <w:jc w:val="both"/>
         <w:rPr>
           <w:rFonts w:eastAsia="SimSun"/>
@@ -1085,7 +1085,7 @@
           <w:numId w:val="16"/>
         </w:numPr>
         <w:spacing w:line="360" w:lineRule="auto"/>
-        <w:ind w:firstLine="709"/>
+        <w:ind w:left="0" w:firstLine="709"/>
         <w:jc w:val="both"/>
         <w:rPr>
           <w:rFonts w:eastAsia="SimSun"/>
@@ -1122,7 +1122,7 @@
           <w:numId w:val="16"/>
         </w:numPr>
         <w:spacing w:line="360" w:lineRule="auto"/>
-        <w:ind w:firstLine="709"/>
+        <w:ind w:left="0" w:firstLine="709"/>
         <w:jc w:val="both"/>
         <w:rPr>
           <w:rFonts w:eastAsia="SimSun"/>
@@ -1159,7 +1159,7 @@
           <w:numId w:val="16"/>
         </w:numPr>
         <w:spacing w:line="360" w:lineRule="auto"/>
-        <w:ind w:firstLine="709"/>
+        <w:ind w:left="0" w:firstLine="709"/>
         <w:jc w:val="both"/>
         <w:rPr>
           <w:rFonts w:eastAsia="SimSun"/>
@@ -1196,7 +1196,7 @@
           <w:numId w:val="16"/>
         </w:numPr>
         <w:spacing w:line="360" w:lineRule="auto"/>
-        <w:ind w:firstLine="709"/>
+        <w:ind w:left="0" w:firstLine="709"/>
         <w:jc w:val="both"/>
         <w:rPr>
           <w:rFonts w:eastAsia="SimSun"/>
@@ -1233,7 +1233,7 @@
           <w:numId w:val="16"/>
         </w:numPr>
         <w:spacing w:line="360" w:lineRule="auto"/>
-        <w:ind w:firstLine="709"/>
+        <w:ind w:left="0" w:firstLine="709"/>
         <w:jc w:val="both"/>
         <w:rPr>
           <w:rFonts w:eastAsia="SimSun"/>
@@ -1270,7 +1270,7 @@
           <w:numId w:val="16"/>
         </w:numPr>
         <w:spacing w:line="360" w:lineRule="auto"/>
-        <w:ind w:firstLine="709"/>
+        <w:ind w:left="0" w:firstLine="709"/>
         <w:jc w:val="both"/>
         <w:rPr>
           <w:rFonts w:eastAsia="SimSun"/>
@@ -1298,338 +1298,6 @@
           <w:lang w:eastAsia="zh-CN"/>
         </w:rPr>
         <w:t xml:space="preserve"> (роль пользователя). </w:t>
-      </w:r>
-    </w:p>
-    <w:p>
-      <w:pPr>
-        <w:spacing w:line="360" w:lineRule="auto"/>
-        <w:ind w:firstLine="709"/>
-        <w:jc w:val="both"/>
-        <w:rPr>
-          <w:rFonts w:eastAsia="SimSun"/>
-          <w:b/>
-          <w:bCs/>
-          <w:sz w:val="28"/>
-          <w:szCs w:val="28"/>
-          <w:lang w:eastAsia="zh-CN"/>
-        </w:rPr>
-      </w:pPr>
-      <w:r>
-        <w:rPr>
-          <w:rFonts w:eastAsia="SimSun"/>
-          <w:b/>
-          <w:bCs/>
-          <w:sz w:val="28"/>
-          <w:szCs w:val="28"/>
-          <w:lang w:eastAsia="zh-CN"/>
-        </w:rPr>
-        <w:t>Таблица «</w:t>
-      </w:r>
-      <w:proofErr w:type="spellStart"/>
-      <w:r>
-        <w:rPr>
-          <w:rFonts w:eastAsia="SimSun"/>
-          <w:b/>
-          <w:bCs/>
-          <w:sz w:val="28"/>
-          <w:szCs w:val="28"/>
-          <w:lang w:eastAsia="zh-CN"/>
-        </w:rPr>
-        <w:t>librarians</w:t>
-      </w:r>
-      <w:proofErr w:type="spellEnd"/>
-      <w:r>
-        <w:rPr>
-          <w:rFonts w:eastAsia="SimSun"/>
-          <w:b/>
-          <w:bCs/>
-          <w:sz w:val="28"/>
-          <w:szCs w:val="28"/>
-          <w:lang w:eastAsia="zh-CN"/>
-        </w:rPr>
-        <w:t>»</w:t>
-      </w:r>
-    </w:p>
-    <w:p>
-      <w:pPr>
-        <w:spacing w:line="360" w:lineRule="auto"/>
-        <w:ind w:firstLine="709"/>
-        <w:jc w:val="both"/>
-        <w:rPr>
-          <w:rFonts w:eastAsia="SimSun"/>
-          <w:sz w:val="28"/>
-          <w:szCs w:val="28"/>
-          <w:lang w:eastAsia="zh-CN"/>
-        </w:rPr>
-      </w:pPr>
-      <w:r>
-        <w:rPr>
-          <w:rFonts w:eastAsia="SimSun"/>
-          <w:sz w:val="28"/>
-          <w:szCs w:val="28"/>
-          <w:lang w:eastAsia="zh-CN"/>
-        </w:rPr>
-        <w:t>Предназначена для хранения информации о библиотекарях:</w:t>
-      </w:r>
-    </w:p>
-    <w:p>
-      <w:pPr>
-        <w:numPr>
-          <w:ilvl w:val="0"/>
-          <w:numId w:val="17"/>
-        </w:numPr>
-        <w:spacing w:line="360" w:lineRule="auto"/>
-        <w:ind w:firstLine="709"/>
-        <w:jc w:val="both"/>
-        <w:rPr>
-          <w:rFonts w:eastAsia="SimSun"/>
-          <w:sz w:val="28"/>
-          <w:szCs w:val="28"/>
-          <w:lang w:eastAsia="zh-CN"/>
-        </w:rPr>
-      </w:pPr>
-      <w:proofErr w:type="spellStart"/>
-      <w:r>
-        <w:rPr>
-          <w:rFonts w:eastAsia="SimSun"/>
-          <w:sz w:val="28"/>
-          <w:szCs w:val="28"/>
-          <w:lang w:eastAsia="zh-CN"/>
-        </w:rPr>
-        <w:t>id_librarian</w:t>
-      </w:r>
-      <w:proofErr w:type="spellEnd"/>
-      <w:r>
-        <w:rPr>
-          <w:rFonts w:eastAsia="SimSun"/>
-          <w:sz w:val="28"/>
-          <w:szCs w:val="28"/>
-          <w:lang w:eastAsia="zh-CN"/>
-        </w:rPr>
-        <w:t xml:space="preserve"> (идентификатор библиотекаря); </w:t>
-      </w:r>
-    </w:p>
-    <w:p>
-      <w:pPr>
-        <w:numPr>
-          <w:ilvl w:val="0"/>
-          <w:numId w:val="17"/>
-        </w:numPr>
-        <w:spacing w:line="360" w:lineRule="auto"/>
-        <w:ind w:firstLine="709"/>
-        <w:jc w:val="both"/>
-        <w:rPr>
-          <w:rFonts w:eastAsia="SimSun"/>
-          <w:sz w:val="28"/>
-          <w:szCs w:val="28"/>
-          <w:lang w:eastAsia="zh-CN"/>
-        </w:rPr>
-      </w:pPr>
-      <w:proofErr w:type="spellStart"/>
-      <w:r>
-        <w:rPr>
-          <w:rFonts w:eastAsia="SimSun"/>
-          <w:sz w:val="28"/>
-          <w:szCs w:val="28"/>
-          <w:lang w:eastAsia="zh-CN"/>
-        </w:rPr>
-        <w:t>surname</w:t>
-      </w:r>
-      <w:proofErr w:type="spellEnd"/>
-      <w:r>
-        <w:rPr>
-          <w:rFonts w:eastAsia="SimSun"/>
-          <w:sz w:val="28"/>
-          <w:szCs w:val="28"/>
-          <w:lang w:eastAsia="zh-CN"/>
-        </w:rPr>
-        <w:t xml:space="preserve"> (фамилия); </w:t>
-      </w:r>
-    </w:p>
-    <w:p>
-      <w:pPr>
-        <w:numPr>
-          <w:ilvl w:val="0"/>
-          <w:numId w:val="17"/>
-        </w:numPr>
-        <w:spacing w:line="360" w:lineRule="auto"/>
-        <w:ind w:firstLine="709"/>
-        <w:jc w:val="both"/>
-        <w:rPr>
-          <w:rFonts w:eastAsia="SimSun"/>
-          <w:sz w:val="28"/>
-          <w:szCs w:val="28"/>
-          <w:lang w:eastAsia="zh-CN"/>
-        </w:rPr>
-      </w:pPr>
-      <w:proofErr w:type="spellStart"/>
-      <w:r>
-        <w:rPr>
-          <w:rFonts w:eastAsia="SimSun"/>
-          <w:sz w:val="28"/>
-          <w:szCs w:val="28"/>
-          <w:lang w:eastAsia="zh-CN"/>
-        </w:rPr>
-        <w:lastRenderedPageBreak/>
-        <w:t>name</w:t>
-      </w:r>
-      <w:proofErr w:type="spellEnd"/>
-      <w:r>
-        <w:rPr>
-          <w:rFonts w:eastAsia="SimSun"/>
-          <w:sz w:val="28"/>
-          <w:szCs w:val="28"/>
-          <w:lang w:eastAsia="zh-CN"/>
-        </w:rPr>
-        <w:t xml:space="preserve"> (имя); </w:t>
-      </w:r>
-    </w:p>
-    <w:p>
-      <w:pPr>
-        <w:numPr>
-          <w:ilvl w:val="0"/>
-          <w:numId w:val="17"/>
-        </w:numPr>
-        <w:spacing w:line="360" w:lineRule="auto"/>
-        <w:ind w:firstLine="709"/>
-        <w:jc w:val="both"/>
-        <w:rPr>
-          <w:rFonts w:eastAsia="SimSun"/>
-          <w:sz w:val="28"/>
-          <w:szCs w:val="28"/>
-          <w:lang w:eastAsia="zh-CN"/>
-        </w:rPr>
-      </w:pPr>
-      <w:proofErr w:type="spellStart"/>
-      <w:r>
-        <w:rPr>
-          <w:rFonts w:eastAsia="SimSun"/>
-          <w:sz w:val="28"/>
-          <w:szCs w:val="28"/>
-          <w:lang w:eastAsia="zh-CN"/>
-        </w:rPr>
-        <w:t>patronymic</w:t>
-      </w:r>
-      <w:proofErr w:type="spellEnd"/>
-      <w:r>
-        <w:rPr>
-          <w:rFonts w:eastAsia="SimSun"/>
-          <w:sz w:val="28"/>
-          <w:szCs w:val="28"/>
-          <w:lang w:eastAsia="zh-CN"/>
-        </w:rPr>
-        <w:t xml:space="preserve"> (отчество); </w:t>
-      </w:r>
-    </w:p>
-    <w:p>
-      <w:pPr>
-        <w:numPr>
-          <w:ilvl w:val="0"/>
-          <w:numId w:val="17"/>
-        </w:numPr>
-        <w:spacing w:line="360" w:lineRule="auto"/>
-        <w:ind w:firstLine="709"/>
-        <w:jc w:val="both"/>
-        <w:rPr>
-          <w:rFonts w:eastAsia="SimSun"/>
-          <w:sz w:val="28"/>
-          <w:szCs w:val="28"/>
-          <w:lang w:eastAsia="zh-CN"/>
-        </w:rPr>
-      </w:pPr>
-      <w:proofErr w:type="spellStart"/>
-      <w:r>
-        <w:rPr>
-          <w:rFonts w:eastAsia="SimSun"/>
-          <w:sz w:val="28"/>
-          <w:szCs w:val="28"/>
-          <w:lang w:eastAsia="zh-CN"/>
-        </w:rPr>
-        <w:t>login</w:t>
-      </w:r>
-      <w:proofErr w:type="spellEnd"/>
-      <w:r>
-        <w:rPr>
-          <w:rFonts w:eastAsia="SimSun"/>
-          <w:sz w:val="28"/>
-          <w:szCs w:val="28"/>
-          <w:lang w:eastAsia="zh-CN"/>
-        </w:rPr>
-        <w:t xml:space="preserve"> (логин); </w:t>
-      </w:r>
-    </w:p>
-    <w:p>
-      <w:pPr>
-        <w:numPr>
-          <w:ilvl w:val="0"/>
-          <w:numId w:val="17"/>
-        </w:numPr>
-        <w:spacing w:line="360" w:lineRule="auto"/>
-        <w:ind w:firstLine="709"/>
-        <w:jc w:val="both"/>
-        <w:rPr>
-          <w:rFonts w:eastAsia="SimSun"/>
-          <w:sz w:val="28"/>
-          <w:szCs w:val="28"/>
-          <w:lang w:eastAsia="zh-CN"/>
-        </w:rPr>
-      </w:pPr>
-      <w:proofErr w:type="spellStart"/>
-      <w:r>
-        <w:rPr>
-          <w:rFonts w:eastAsia="SimSun"/>
-          <w:sz w:val="28"/>
-          <w:szCs w:val="28"/>
-          <w:lang w:eastAsia="zh-CN"/>
-        </w:rPr>
-        <w:t>password</w:t>
-      </w:r>
-      <w:proofErr w:type="spellEnd"/>
-      <w:r>
-        <w:rPr>
-          <w:rFonts w:eastAsia="SimSun"/>
-          <w:sz w:val="28"/>
-          <w:szCs w:val="28"/>
-          <w:lang w:eastAsia="zh-CN"/>
-        </w:rPr>
-        <w:t xml:space="preserve"> (пароль); </w:t>
-      </w:r>
-    </w:p>
-    <w:p>
-      <w:pPr>
-        <w:numPr>
-          <w:ilvl w:val="0"/>
-          <w:numId w:val="17"/>
-        </w:numPr>
-        <w:spacing w:line="360" w:lineRule="auto"/>
-        <w:ind w:firstLine="709"/>
-        <w:jc w:val="both"/>
-        <w:rPr>
-          <w:rFonts w:eastAsia="SimSun"/>
-          <w:sz w:val="28"/>
-          <w:szCs w:val="28"/>
-          <w:lang w:eastAsia="zh-CN"/>
-        </w:rPr>
-      </w:pPr>
-      <w:proofErr w:type="spellStart"/>
-      <w:r>
-        <w:rPr>
-          <w:rFonts w:eastAsia="SimSun"/>
-          <w:sz w:val="28"/>
-          <w:szCs w:val="28"/>
-          <w:lang w:eastAsia="zh-CN"/>
-        </w:rPr>
-        <w:t>position</w:t>
-      </w:r>
-      <w:proofErr w:type="spellEnd"/>
-      <w:r>
-        <w:rPr>
-          <w:rFonts w:eastAsia="SimSun"/>
-          <w:sz w:val="28"/>
-          <w:szCs w:val="28"/>
-          <w:lang w:eastAsia="zh-CN"/>
-        </w:rPr>
-        <w:t xml:space="preserve"> (должность). </w:t>
       </w:r>
     </w:p>
     <w:p>
@@ -1711,7 +1379,7 @@
           <w:numId w:val="18"/>
         </w:numPr>
         <w:spacing w:line="360" w:lineRule="auto"/>
-        <w:ind w:firstLine="709"/>
+        <w:ind w:left="0" w:firstLine="709"/>
         <w:jc w:val="both"/>
         <w:rPr>
           <w:rFonts w:eastAsia="SimSun"/>
@@ -1748,7 +1416,7 @@
           <w:numId w:val="18"/>
         </w:numPr>
         <w:spacing w:line="360" w:lineRule="auto"/>
-        <w:ind w:firstLine="709"/>
+        <w:ind w:left="0" w:firstLine="709"/>
         <w:jc w:val="both"/>
         <w:rPr>
           <w:rFonts w:eastAsia="SimSun"/>
@@ -1785,7 +1453,7 @@
           <w:numId w:val="18"/>
         </w:numPr>
         <w:spacing w:line="360" w:lineRule="auto"/>
-        <w:ind w:firstLine="709"/>
+        <w:ind w:left="0" w:firstLine="709"/>
         <w:jc w:val="both"/>
         <w:rPr>
           <w:rFonts w:eastAsia="SimSun"/>
@@ -1822,7 +1490,7 @@
           <w:numId w:val="18"/>
         </w:numPr>
         <w:spacing w:line="360" w:lineRule="auto"/>
-        <w:ind w:firstLine="709"/>
+        <w:ind w:left="0" w:firstLine="709"/>
         <w:jc w:val="both"/>
         <w:rPr>
           <w:rFonts w:eastAsia="SimSun"/>
@@ -1859,7 +1527,7 @@
           <w:numId w:val="18"/>
         </w:numPr>
         <w:spacing w:line="360" w:lineRule="auto"/>
-        <w:ind w:firstLine="709"/>
+        <w:ind w:left="0" w:firstLine="709"/>
         <w:jc w:val="both"/>
         <w:rPr>
           <w:rFonts w:eastAsia="SimSun"/>
@@ -1876,6 +1544,7 @@
           <w:szCs w:val="28"/>
           <w:lang w:eastAsia="zh-CN"/>
         </w:rPr>
+        <w:lastRenderedPageBreak/>
         <w:t>publish_year</w:t>
       </w:r>
       <w:proofErr w:type="spellEnd"/>
@@ -1896,7 +1565,7 @@
           <w:numId w:val="18"/>
         </w:numPr>
         <w:spacing w:line="360" w:lineRule="auto"/>
-        <w:ind w:firstLine="709"/>
+        <w:ind w:left="0" w:firstLine="709"/>
         <w:jc w:val="both"/>
         <w:rPr>
           <w:rFonts w:eastAsia="SimSun"/>
@@ -1933,7 +1602,7 @@
           <w:numId w:val="18"/>
         </w:numPr>
         <w:spacing w:line="360" w:lineRule="auto"/>
-        <w:ind w:firstLine="709"/>
+        <w:ind w:left="0" w:firstLine="709"/>
         <w:jc w:val="both"/>
         <w:rPr>
           <w:rFonts w:eastAsia="SimSun"/>
@@ -1961,337 +1630,6 @@
           <w:lang w:eastAsia="zh-CN"/>
         </w:rPr>
         <w:t xml:space="preserve"> (путь к электронной версии книги). </w:t>
-      </w:r>
-    </w:p>
-    <w:p>
-      <w:pPr>
-        <w:spacing w:line="360" w:lineRule="auto"/>
-        <w:ind w:firstLine="709"/>
-        <w:jc w:val="both"/>
-        <w:rPr>
-          <w:rFonts w:eastAsia="SimSun"/>
-          <w:b/>
-          <w:bCs/>
-          <w:sz w:val="28"/>
-          <w:szCs w:val="28"/>
-          <w:lang w:eastAsia="zh-CN"/>
-        </w:rPr>
-      </w:pPr>
-      <w:r>
-        <w:rPr>
-          <w:rFonts w:eastAsia="SimSun"/>
-          <w:b/>
-          <w:bCs/>
-          <w:sz w:val="28"/>
-          <w:szCs w:val="28"/>
-          <w:lang w:eastAsia="zh-CN"/>
-        </w:rPr>
-        <w:t>Таблица «</w:t>
-      </w:r>
-      <w:proofErr w:type="spellStart"/>
-      <w:r>
-        <w:rPr>
-          <w:rFonts w:eastAsia="SimSun"/>
-          <w:b/>
-          <w:bCs/>
-          <w:sz w:val="28"/>
-          <w:szCs w:val="28"/>
-          <w:lang w:eastAsia="zh-CN"/>
-        </w:rPr>
-        <w:t>book_issue</w:t>
-      </w:r>
-      <w:proofErr w:type="spellEnd"/>
-      <w:r>
-        <w:rPr>
-          <w:rFonts w:eastAsia="SimSun"/>
-          <w:b/>
-          <w:bCs/>
-          <w:sz w:val="28"/>
-          <w:szCs w:val="28"/>
-          <w:lang w:eastAsia="zh-CN"/>
-        </w:rPr>
-        <w:t>»</w:t>
-      </w:r>
-    </w:p>
-    <w:p>
-      <w:pPr>
-        <w:spacing w:line="360" w:lineRule="auto"/>
-        <w:ind w:firstLine="709"/>
-        <w:jc w:val="both"/>
-        <w:rPr>
-          <w:rFonts w:eastAsia="SimSun"/>
-          <w:sz w:val="28"/>
-          <w:szCs w:val="28"/>
-          <w:lang w:eastAsia="zh-CN"/>
-        </w:rPr>
-      </w:pPr>
-      <w:r>
-        <w:rPr>
-          <w:rFonts w:eastAsia="SimSun"/>
-          <w:sz w:val="28"/>
-          <w:szCs w:val="28"/>
-          <w:lang w:eastAsia="zh-CN"/>
-        </w:rPr>
-        <w:t>Предназначена для хранения информации о выдаче книг:</w:t>
-      </w:r>
-    </w:p>
-    <w:p>
-      <w:pPr>
-        <w:numPr>
-          <w:ilvl w:val="0"/>
-          <w:numId w:val="19"/>
-        </w:numPr>
-        <w:spacing w:line="360" w:lineRule="auto"/>
-        <w:ind w:firstLine="709"/>
-        <w:jc w:val="both"/>
-        <w:rPr>
-          <w:rFonts w:eastAsia="SimSun"/>
-          <w:sz w:val="28"/>
-          <w:szCs w:val="28"/>
-          <w:lang w:eastAsia="zh-CN"/>
-        </w:rPr>
-      </w:pPr>
-      <w:proofErr w:type="spellStart"/>
-      <w:r>
-        <w:rPr>
-          <w:rFonts w:eastAsia="SimSun"/>
-          <w:sz w:val="28"/>
-          <w:szCs w:val="28"/>
-          <w:lang w:eastAsia="zh-CN"/>
-        </w:rPr>
-        <w:t>id_issue</w:t>
-      </w:r>
-      <w:proofErr w:type="spellEnd"/>
-      <w:r>
-        <w:rPr>
-          <w:rFonts w:eastAsia="SimSun"/>
-          <w:sz w:val="28"/>
-          <w:szCs w:val="28"/>
-          <w:lang w:eastAsia="zh-CN"/>
-        </w:rPr>
-        <w:t xml:space="preserve"> (идентификатор записи); </w:t>
-      </w:r>
-    </w:p>
-    <w:p>
-      <w:pPr>
-        <w:numPr>
-          <w:ilvl w:val="0"/>
-          <w:numId w:val="19"/>
-        </w:numPr>
-        <w:spacing w:line="360" w:lineRule="auto"/>
-        <w:ind w:firstLine="709"/>
-        <w:jc w:val="both"/>
-        <w:rPr>
-          <w:rFonts w:eastAsia="SimSun"/>
-          <w:sz w:val="28"/>
-          <w:szCs w:val="28"/>
-          <w:lang w:eastAsia="zh-CN"/>
-        </w:rPr>
-      </w:pPr>
-      <w:proofErr w:type="spellStart"/>
-      <w:r>
-        <w:rPr>
-          <w:rFonts w:eastAsia="SimSun"/>
-          <w:sz w:val="28"/>
-          <w:szCs w:val="28"/>
-          <w:lang w:eastAsia="zh-CN"/>
-        </w:rPr>
-        <w:t>id_user</w:t>
-      </w:r>
-      <w:proofErr w:type="spellEnd"/>
-      <w:r>
-        <w:rPr>
-          <w:rFonts w:eastAsia="SimSun"/>
-          <w:sz w:val="28"/>
-          <w:szCs w:val="28"/>
-          <w:lang w:eastAsia="zh-CN"/>
-        </w:rPr>
-        <w:t xml:space="preserve"> (идентификатор пользователя); </w:t>
-      </w:r>
-    </w:p>
-    <w:p>
-      <w:pPr>
-        <w:numPr>
-          <w:ilvl w:val="0"/>
-          <w:numId w:val="19"/>
-        </w:numPr>
-        <w:spacing w:line="360" w:lineRule="auto"/>
-        <w:ind w:firstLine="709"/>
-        <w:jc w:val="both"/>
-        <w:rPr>
-          <w:rFonts w:eastAsia="SimSun"/>
-          <w:sz w:val="28"/>
-          <w:szCs w:val="28"/>
-          <w:lang w:eastAsia="zh-CN"/>
-        </w:rPr>
-      </w:pPr>
-      <w:proofErr w:type="spellStart"/>
-      <w:r>
-        <w:rPr>
-          <w:rFonts w:eastAsia="SimSun"/>
-          <w:sz w:val="28"/>
-          <w:szCs w:val="28"/>
-          <w:lang w:eastAsia="zh-CN"/>
-        </w:rPr>
-        <w:t>id_book</w:t>
-      </w:r>
-      <w:proofErr w:type="spellEnd"/>
-      <w:r>
-        <w:rPr>
-          <w:rFonts w:eastAsia="SimSun"/>
-          <w:sz w:val="28"/>
-          <w:szCs w:val="28"/>
-          <w:lang w:eastAsia="zh-CN"/>
-        </w:rPr>
-        <w:t xml:space="preserve"> (идентификатор книги); </w:t>
-      </w:r>
-    </w:p>
-    <w:p>
-      <w:pPr>
-        <w:numPr>
-          <w:ilvl w:val="0"/>
-          <w:numId w:val="19"/>
-        </w:numPr>
-        <w:spacing w:line="360" w:lineRule="auto"/>
-        <w:ind w:firstLine="709"/>
-        <w:jc w:val="both"/>
-        <w:rPr>
-          <w:rFonts w:eastAsia="SimSun"/>
-          <w:sz w:val="28"/>
-          <w:szCs w:val="28"/>
-          <w:lang w:eastAsia="zh-CN"/>
-        </w:rPr>
-      </w:pPr>
-      <w:proofErr w:type="spellStart"/>
-      <w:r>
-        <w:rPr>
-          <w:rFonts w:eastAsia="SimSun"/>
-          <w:sz w:val="28"/>
-          <w:szCs w:val="28"/>
-          <w:lang w:eastAsia="zh-CN"/>
-        </w:rPr>
-        <w:t>issue_date</w:t>
-      </w:r>
-      <w:proofErr w:type="spellEnd"/>
-      <w:r>
-        <w:rPr>
-          <w:rFonts w:eastAsia="SimSun"/>
-          <w:sz w:val="28"/>
-          <w:szCs w:val="28"/>
-          <w:lang w:eastAsia="zh-CN"/>
-        </w:rPr>
-        <w:t xml:space="preserve"> (дата выдачи); </w:t>
-      </w:r>
-    </w:p>
-    <w:p>
-      <w:pPr>
-        <w:numPr>
-          <w:ilvl w:val="0"/>
-          <w:numId w:val="19"/>
-        </w:numPr>
-        <w:spacing w:line="360" w:lineRule="auto"/>
-        <w:ind w:firstLine="709"/>
-        <w:jc w:val="both"/>
-        <w:rPr>
-          <w:rFonts w:eastAsia="SimSun"/>
-          <w:sz w:val="28"/>
-          <w:szCs w:val="28"/>
-          <w:lang w:eastAsia="zh-CN"/>
-        </w:rPr>
-      </w:pPr>
-      <w:proofErr w:type="spellStart"/>
-      <w:r>
-        <w:rPr>
-          <w:rFonts w:eastAsia="SimSun"/>
-          <w:sz w:val="28"/>
-          <w:szCs w:val="28"/>
-          <w:lang w:eastAsia="zh-CN"/>
-        </w:rPr>
-        <w:t>return_date_plan</w:t>
-      </w:r>
-      <w:proofErr w:type="spellEnd"/>
-      <w:r>
-        <w:rPr>
-          <w:rFonts w:eastAsia="SimSun"/>
-          <w:sz w:val="28"/>
-          <w:szCs w:val="28"/>
-          <w:lang w:eastAsia="zh-CN"/>
-        </w:rPr>
-        <w:t xml:space="preserve"> (плановая дата возврата); </w:t>
-      </w:r>
-    </w:p>
-    <w:p>
-      <w:pPr>
-        <w:numPr>
-          <w:ilvl w:val="0"/>
-          <w:numId w:val="19"/>
-        </w:numPr>
-        <w:spacing w:line="360" w:lineRule="auto"/>
-        <w:ind w:firstLine="709"/>
-        <w:jc w:val="both"/>
-        <w:rPr>
-          <w:rFonts w:eastAsia="SimSun"/>
-          <w:sz w:val="28"/>
-          <w:szCs w:val="28"/>
-          <w:lang w:eastAsia="zh-CN"/>
-        </w:rPr>
-      </w:pPr>
-      <w:proofErr w:type="spellStart"/>
-      <w:r>
-        <w:rPr>
-          <w:rFonts w:eastAsia="SimSun"/>
-          <w:sz w:val="28"/>
-          <w:szCs w:val="28"/>
-          <w:lang w:eastAsia="zh-CN"/>
-        </w:rPr>
-        <w:t>return_date_fact</w:t>
-      </w:r>
-      <w:proofErr w:type="spellEnd"/>
-      <w:r>
-        <w:rPr>
-          <w:rFonts w:eastAsia="SimSun"/>
-          <w:sz w:val="28"/>
-          <w:szCs w:val="28"/>
-          <w:lang w:eastAsia="zh-CN"/>
-        </w:rPr>
-        <w:t xml:space="preserve"> (фактическая дата возврата); </w:t>
-      </w:r>
-    </w:p>
-    <w:p>
-      <w:pPr>
-        <w:numPr>
-          <w:ilvl w:val="0"/>
-          <w:numId w:val="19"/>
-        </w:numPr>
-        <w:spacing w:line="360" w:lineRule="auto"/>
-        <w:ind w:firstLine="709"/>
-        <w:jc w:val="both"/>
-        <w:rPr>
-          <w:rFonts w:eastAsia="SimSun"/>
-          <w:sz w:val="28"/>
-          <w:szCs w:val="28"/>
-          <w:lang w:eastAsia="zh-CN"/>
-        </w:rPr>
-      </w:pPr>
-      <w:proofErr w:type="spellStart"/>
-      <w:r>
-        <w:rPr>
-          <w:rFonts w:eastAsia="SimSun"/>
-          <w:sz w:val="28"/>
-          <w:szCs w:val="28"/>
-          <w:lang w:eastAsia="zh-CN"/>
-        </w:rPr>
-        <w:t>status</w:t>
-      </w:r>
-      <w:proofErr w:type="spellEnd"/>
-      <w:r>
-        <w:rPr>
-          <w:rFonts w:eastAsia="SimSun"/>
-          <w:sz w:val="28"/>
-          <w:szCs w:val="28"/>
-          <w:lang w:eastAsia="zh-CN"/>
-        </w:rPr>
-        <w:t xml:space="preserve"> (статус выдачи). </w:t>
       </w:r>
     </w:p>
     <w:p>
@@ -2373,7 +1711,7 @@
           <w:numId w:val="20"/>
         </w:numPr>
         <w:spacing w:line="360" w:lineRule="auto"/>
-        <w:ind w:firstLine="709"/>
+        <w:ind w:left="0" w:firstLine="709"/>
         <w:jc w:val="both"/>
         <w:rPr>
           <w:rFonts w:eastAsia="SimSun"/>
@@ -2410,7 +1748,7 @@
           <w:numId w:val="20"/>
         </w:numPr>
         <w:spacing w:line="360" w:lineRule="auto"/>
-        <w:ind w:firstLine="709"/>
+        <w:ind w:left="0" w:firstLine="709"/>
         <w:jc w:val="both"/>
         <w:rPr>
           <w:rFonts w:eastAsia="SimSun"/>
@@ -2447,7 +1785,7 @@
           <w:numId w:val="20"/>
         </w:numPr>
         <w:spacing w:line="360" w:lineRule="auto"/>
-        <w:ind w:firstLine="709"/>
+        <w:ind w:left="0" w:firstLine="709"/>
         <w:jc w:val="both"/>
         <w:rPr>
           <w:rFonts w:eastAsia="SimSun"/>
@@ -2484,7 +1822,7 @@
           <w:numId w:val="20"/>
         </w:numPr>
         <w:spacing w:line="360" w:lineRule="auto"/>
-        <w:ind w:firstLine="709"/>
+        <w:ind w:left="0" w:firstLine="709"/>
         <w:jc w:val="both"/>
         <w:rPr>
           <w:rFonts w:eastAsia="SimSun"/>
@@ -2512,301 +1850,6 @@
           <w:lang w:eastAsia="zh-CN"/>
         </w:rPr>
         <w:t xml:space="preserve"> (дата добавления). </w:t>
-      </w:r>
-    </w:p>
-    <w:p>
-      <w:pPr>
-        <w:spacing w:line="360" w:lineRule="auto"/>
-        <w:ind w:firstLine="709"/>
-        <w:jc w:val="both"/>
-        <w:rPr>
-          <w:rFonts w:eastAsia="SimSun"/>
-          <w:b/>
-          <w:bCs/>
-          <w:sz w:val="28"/>
-          <w:szCs w:val="28"/>
-          <w:lang w:eastAsia="zh-CN"/>
-        </w:rPr>
-      </w:pPr>
-      <w:r>
-        <w:rPr>
-          <w:rFonts w:eastAsia="SimSun"/>
-          <w:b/>
-          <w:bCs/>
-          <w:sz w:val="28"/>
-          <w:szCs w:val="28"/>
-          <w:lang w:eastAsia="zh-CN"/>
-        </w:rPr>
-        <w:t>Таблица «</w:t>
-      </w:r>
-      <w:proofErr w:type="spellStart"/>
-      <w:r>
-        <w:rPr>
-          <w:rFonts w:eastAsia="SimSun"/>
-          <w:b/>
-          <w:bCs/>
-          <w:sz w:val="28"/>
-          <w:szCs w:val="28"/>
-          <w:lang w:eastAsia="zh-CN"/>
-        </w:rPr>
-        <w:t>reviews</w:t>
-      </w:r>
-      <w:proofErr w:type="spellEnd"/>
-      <w:r>
-        <w:rPr>
-          <w:rFonts w:eastAsia="SimSun"/>
-          <w:b/>
-          <w:bCs/>
-          <w:sz w:val="28"/>
-          <w:szCs w:val="28"/>
-          <w:lang w:eastAsia="zh-CN"/>
-        </w:rPr>
-        <w:t>»</w:t>
-      </w:r>
-    </w:p>
-    <w:p>
-      <w:pPr>
-        <w:spacing w:line="360" w:lineRule="auto"/>
-        <w:ind w:firstLine="709"/>
-        <w:jc w:val="both"/>
-        <w:rPr>
-          <w:rFonts w:eastAsia="SimSun"/>
-          <w:sz w:val="28"/>
-          <w:szCs w:val="28"/>
-          <w:lang w:eastAsia="zh-CN"/>
-        </w:rPr>
-      </w:pPr>
-      <w:r>
-        <w:rPr>
-          <w:rFonts w:eastAsia="SimSun"/>
-          <w:sz w:val="28"/>
-          <w:szCs w:val="28"/>
-          <w:lang w:eastAsia="zh-CN"/>
-        </w:rPr>
-        <w:lastRenderedPageBreak/>
-        <w:t>Содержит информацию о рецензиях пользователей:</w:t>
-      </w:r>
-    </w:p>
-    <w:p>
-      <w:pPr>
-        <w:numPr>
-          <w:ilvl w:val="0"/>
-          <w:numId w:val="21"/>
-        </w:numPr>
-        <w:spacing w:line="360" w:lineRule="auto"/>
-        <w:ind w:firstLine="709"/>
-        <w:jc w:val="both"/>
-        <w:rPr>
-          <w:rFonts w:eastAsia="SimSun"/>
-          <w:sz w:val="28"/>
-          <w:szCs w:val="28"/>
-          <w:lang w:eastAsia="zh-CN"/>
-        </w:rPr>
-      </w:pPr>
-      <w:proofErr w:type="spellStart"/>
-      <w:r>
-        <w:rPr>
-          <w:rFonts w:eastAsia="SimSun"/>
-          <w:sz w:val="28"/>
-          <w:szCs w:val="28"/>
-          <w:lang w:eastAsia="zh-CN"/>
-        </w:rPr>
-        <w:t>id_review</w:t>
-      </w:r>
-      <w:proofErr w:type="spellEnd"/>
-      <w:r>
-        <w:rPr>
-          <w:rFonts w:eastAsia="SimSun"/>
-          <w:sz w:val="28"/>
-          <w:szCs w:val="28"/>
-          <w:lang w:eastAsia="zh-CN"/>
-        </w:rPr>
-        <w:t xml:space="preserve"> (идентификатор рецензии); </w:t>
-      </w:r>
-    </w:p>
-    <w:p>
-      <w:pPr>
-        <w:numPr>
-          <w:ilvl w:val="0"/>
-          <w:numId w:val="21"/>
-        </w:numPr>
-        <w:spacing w:line="360" w:lineRule="auto"/>
-        <w:ind w:firstLine="709"/>
-        <w:jc w:val="both"/>
-        <w:rPr>
-          <w:rFonts w:eastAsia="SimSun"/>
-          <w:sz w:val="28"/>
-          <w:szCs w:val="28"/>
-          <w:lang w:eastAsia="zh-CN"/>
-        </w:rPr>
-      </w:pPr>
-      <w:proofErr w:type="spellStart"/>
-      <w:r>
-        <w:rPr>
-          <w:rFonts w:eastAsia="SimSun"/>
-          <w:sz w:val="28"/>
-          <w:szCs w:val="28"/>
-          <w:lang w:eastAsia="zh-CN"/>
-        </w:rPr>
-        <w:t>id_user</w:t>
-      </w:r>
-      <w:proofErr w:type="spellEnd"/>
-      <w:r>
-        <w:rPr>
-          <w:rFonts w:eastAsia="SimSun"/>
-          <w:sz w:val="28"/>
-          <w:szCs w:val="28"/>
-          <w:lang w:eastAsia="zh-CN"/>
-        </w:rPr>
-        <w:t xml:space="preserve"> (идентификатор пользователя); </w:t>
-      </w:r>
-    </w:p>
-    <w:p>
-      <w:pPr>
-        <w:numPr>
-          <w:ilvl w:val="0"/>
-          <w:numId w:val="21"/>
-        </w:numPr>
-        <w:spacing w:line="360" w:lineRule="auto"/>
-        <w:ind w:firstLine="709"/>
-        <w:jc w:val="both"/>
-        <w:rPr>
-          <w:rFonts w:eastAsia="SimSun"/>
-          <w:sz w:val="28"/>
-          <w:szCs w:val="28"/>
-          <w:lang w:eastAsia="zh-CN"/>
-        </w:rPr>
-      </w:pPr>
-      <w:proofErr w:type="spellStart"/>
-      <w:r>
-        <w:rPr>
-          <w:rFonts w:eastAsia="SimSun"/>
-          <w:sz w:val="28"/>
-          <w:szCs w:val="28"/>
-          <w:lang w:eastAsia="zh-CN"/>
-        </w:rPr>
-        <w:t>id_book</w:t>
-      </w:r>
-      <w:proofErr w:type="spellEnd"/>
-      <w:r>
-        <w:rPr>
-          <w:rFonts w:eastAsia="SimSun"/>
-          <w:sz w:val="28"/>
-          <w:szCs w:val="28"/>
-          <w:lang w:eastAsia="zh-CN"/>
-        </w:rPr>
-        <w:t xml:space="preserve"> (идентификатор книги); </w:t>
-      </w:r>
-    </w:p>
-    <w:p>
-      <w:pPr>
-        <w:numPr>
-          <w:ilvl w:val="0"/>
-          <w:numId w:val="21"/>
-        </w:numPr>
-        <w:spacing w:line="360" w:lineRule="auto"/>
-        <w:ind w:firstLine="709"/>
-        <w:jc w:val="both"/>
-        <w:rPr>
-          <w:rFonts w:eastAsia="SimSun"/>
-          <w:sz w:val="28"/>
-          <w:szCs w:val="28"/>
-          <w:lang w:eastAsia="zh-CN"/>
-        </w:rPr>
-      </w:pPr>
-      <w:proofErr w:type="spellStart"/>
-      <w:r>
-        <w:rPr>
-          <w:rFonts w:eastAsia="SimSun"/>
-          <w:sz w:val="28"/>
-          <w:szCs w:val="28"/>
-          <w:lang w:eastAsia="zh-CN"/>
-        </w:rPr>
-        <w:t>review_text</w:t>
-      </w:r>
-      <w:proofErr w:type="spellEnd"/>
-      <w:r>
-        <w:rPr>
-          <w:rFonts w:eastAsia="SimSun"/>
-          <w:sz w:val="28"/>
-          <w:szCs w:val="28"/>
-          <w:lang w:eastAsia="zh-CN"/>
-        </w:rPr>
-        <w:t xml:space="preserve"> (текст рецензии); </w:t>
-      </w:r>
-    </w:p>
-    <w:p>
-      <w:pPr>
-        <w:numPr>
-          <w:ilvl w:val="0"/>
-          <w:numId w:val="21"/>
-        </w:numPr>
-        <w:spacing w:line="360" w:lineRule="auto"/>
-        <w:ind w:firstLine="709"/>
-        <w:jc w:val="both"/>
-        <w:rPr>
-          <w:rFonts w:eastAsia="SimSun"/>
-          <w:sz w:val="28"/>
-          <w:szCs w:val="28"/>
-          <w:lang w:eastAsia="zh-CN"/>
-        </w:rPr>
-      </w:pPr>
-      <w:proofErr w:type="spellStart"/>
-      <w:r>
-        <w:rPr>
-          <w:rFonts w:eastAsia="SimSun"/>
-          <w:sz w:val="28"/>
-          <w:szCs w:val="28"/>
-          <w:lang w:eastAsia="zh-CN"/>
-        </w:rPr>
-        <w:t>rating</w:t>
-      </w:r>
-      <w:proofErr w:type="spellEnd"/>
-      <w:r>
-        <w:rPr>
-          <w:rFonts w:eastAsia="SimSun"/>
-          <w:sz w:val="28"/>
-          <w:szCs w:val="28"/>
-          <w:lang w:eastAsia="zh-CN"/>
-        </w:rPr>
-        <w:t xml:space="preserve"> (оценка); </w:t>
-      </w:r>
-    </w:p>
-    <w:p>
-      <w:pPr>
-        <w:numPr>
-          <w:ilvl w:val="0"/>
-          <w:numId w:val="21"/>
-        </w:numPr>
-        <w:spacing w:line="360" w:lineRule="auto"/>
-        <w:ind w:firstLine="709"/>
-        <w:jc w:val="both"/>
-        <w:rPr>
-          <w:rFonts w:eastAsia="SimSun"/>
-          <w:sz w:val="28"/>
-          <w:szCs w:val="28"/>
-          <w:lang w:eastAsia="zh-CN"/>
-        </w:rPr>
-      </w:pPr>
-      <w:proofErr w:type="spellStart"/>
-      <w:r>
-        <w:rPr>
-          <w:rFonts w:eastAsia="SimSun"/>
-          <w:sz w:val="28"/>
-          <w:szCs w:val="28"/>
-          <w:lang w:eastAsia="zh-CN"/>
-        </w:rPr>
-        <w:t>review_date</w:t>
-      </w:r>
-      <w:proofErr w:type="spellEnd"/>
-      <w:r>
-        <w:rPr>
-          <w:rFonts w:eastAsia="SimSun"/>
-          <w:sz w:val="28"/>
-          <w:szCs w:val="28"/>
-          <w:lang w:eastAsia="zh-CN"/>
-        </w:rPr>
-        <w:t xml:space="preserve"> (дата написания). </w:t>
       </w:r>
     </w:p>
     <w:p>
@@ -2888,7 +1931,7 @@
           <w:numId w:val="22"/>
         </w:numPr>
         <w:spacing w:line="360" w:lineRule="auto"/>
-        <w:ind w:firstLine="709"/>
+        <w:ind w:left="0" w:firstLine="709"/>
         <w:jc w:val="both"/>
         <w:rPr>
           <w:rFonts w:eastAsia="SimSun"/>
@@ -2925,7 +1968,7 @@
           <w:numId w:val="22"/>
         </w:numPr>
         <w:spacing w:line="360" w:lineRule="auto"/>
-        <w:ind w:firstLine="709"/>
+        <w:ind w:left="0" w:firstLine="709"/>
         <w:jc w:val="both"/>
         <w:rPr>
           <w:rFonts w:eastAsia="SimSun"/>
@@ -2962,7 +2005,7 @@
           <w:numId w:val="22"/>
         </w:numPr>
         <w:spacing w:line="360" w:lineRule="auto"/>
-        <w:ind w:firstLine="709"/>
+        <w:ind w:left="0" w:firstLine="709"/>
         <w:jc w:val="both"/>
         <w:rPr>
           <w:rFonts w:eastAsia="SimSun"/>
@@ -2999,7 +2042,7 @@
           <w:numId w:val="22"/>
         </w:numPr>
         <w:spacing w:line="360" w:lineRule="auto"/>
-        <w:ind w:firstLine="709"/>
+        <w:ind w:left="0" w:firstLine="709"/>
         <w:jc w:val="both"/>
         <w:rPr>
           <w:rFonts w:eastAsia="SimSun"/>
@@ -3064,7 +2107,7 @@
           <w:szCs w:val="28"/>
           <w:lang w:eastAsia="zh-CN"/>
         </w:rPr>
-        <w:t>chat_messages</w:t>
+        <w:t>history</w:t>
       </w:r>
       <w:proofErr w:type="spellEnd"/>
       <w:r>
@@ -3098,52 +2141,166 @@
           <w:szCs w:val="28"/>
           <w:lang w:eastAsia="zh-CN"/>
         </w:rPr>
-        <w:t>Содержит сообщения пользователей и библиотекарей:</w:t>
+        <w:t>Предназначена для хранения рейтинга активности пользователей:</w:t>
       </w:r>
     </w:p>
     <w:p>
       <w:pPr>
         <w:numPr>
           <w:ilvl w:val="0"/>
-          <w:numId w:val="23"/>
+          <w:numId w:val="22"/>
         </w:numPr>
+        <w:spacing w:line="360" w:lineRule="auto"/>
+        <w:ind w:left="0" w:firstLine="709"/>
+        <w:jc w:val="both"/>
+        <w:rPr>
+          <w:rFonts w:eastAsia="SimSun"/>
+          <w:sz w:val="28"/>
+          <w:szCs w:val="28"/>
+          <w:lang w:eastAsia="zh-CN"/>
+        </w:rPr>
+      </w:pPr>
+      <w:proofErr w:type="spellStart"/>
+      <w:r>
+        <w:rPr>
+          <w:rFonts w:eastAsia="SimSun"/>
+          <w:sz w:val="28"/>
+          <w:szCs w:val="28"/>
+          <w:lang w:eastAsia="zh-CN"/>
+        </w:rPr>
+        <w:t>id</w:t>
+      </w:r>
+      <w:proofErr w:type="spellEnd"/>
+      <w:r>
+        <w:rPr>
+          <w:rFonts w:eastAsia="SimSun"/>
+          <w:sz w:val="28"/>
+          <w:szCs w:val="28"/>
+          <w:lang w:eastAsia="zh-CN"/>
+        </w:rPr>
+        <w:t xml:space="preserve"> </w:t>
+      </w:r>
+      <w:r>
+        <w:rPr>
+          <w:rFonts w:eastAsia="SimSun"/>
+          <w:sz w:val="28"/>
+          <w:szCs w:val="28"/>
+          <w:lang w:eastAsia="zh-CN"/>
+        </w:rPr>
+        <w:t xml:space="preserve">(идентификатор записи); </w:t>
+      </w:r>
+    </w:p>
+    <w:p>
+      <w:pPr>
+        <w:numPr>
+          <w:ilvl w:val="0"/>
+          <w:numId w:val="22"/>
+        </w:numPr>
+        <w:spacing w:line="360" w:lineRule="auto"/>
+        <w:ind w:left="0" w:firstLine="709"/>
+        <w:jc w:val="both"/>
+        <w:rPr>
+          <w:rFonts w:eastAsia="SimSun"/>
+          <w:sz w:val="28"/>
+          <w:szCs w:val="28"/>
+          <w:lang w:eastAsia="zh-CN"/>
+        </w:rPr>
+      </w:pPr>
+      <w:proofErr w:type="spellStart"/>
+      <w:r>
+        <w:rPr>
+          <w:rFonts w:eastAsia="SimSun"/>
+          <w:sz w:val="28"/>
+          <w:szCs w:val="28"/>
+          <w:lang w:eastAsia="zh-CN"/>
+        </w:rPr>
+        <w:t>id_user</w:t>
+      </w:r>
+      <w:proofErr w:type="spellEnd"/>
+      <w:r>
+        <w:rPr>
+          <w:rFonts w:eastAsia="SimSun"/>
+          <w:sz w:val="28"/>
+          <w:szCs w:val="28"/>
+          <w:lang w:eastAsia="zh-CN"/>
+        </w:rPr>
+        <w:t xml:space="preserve"> (идентификатор пользователя); </w:t>
+      </w:r>
+    </w:p>
+    <w:p>
+      <w:pPr>
+        <w:numPr>
+          <w:ilvl w:val="0"/>
+          <w:numId w:val="22"/>
+        </w:numPr>
+        <w:spacing w:line="360" w:lineRule="auto"/>
+        <w:ind w:left="0" w:firstLine="709"/>
+        <w:jc w:val="both"/>
+        <w:rPr>
+          <w:rFonts w:eastAsia="SimSun"/>
+          <w:sz w:val="28"/>
+          <w:szCs w:val="28"/>
+          <w:lang w:eastAsia="zh-CN"/>
+        </w:rPr>
+      </w:pPr>
+      <w:proofErr w:type="spellStart"/>
+      <w:r>
+        <w:rPr>
+          <w:rFonts w:eastAsia="SimSun"/>
+          <w:sz w:val="28"/>
+          <w:szCs w:val="28"/>
+          <w:lang w:eastAsia="zh-CN"/>
+        </w:rPr>
+        <w:t>book_id</w:t>
+      </w:r>
+      <w:proofErr w:type="spellEnd"/>
+      <w:r>
+        <w:rPr>
+          <w:rFonts w:eastAsia="SimSun"/>
+          <w:sz w:val="28"/>
+          <w:szCs w:val="28"/>
+          <w:lang w:eastAsia="zh-CN"/>
+        </w:rPr>
+        <w:t xml:space="preserve"> </w:t>
+      </w:r>
+      <w:r>
+        <w:rPr>
+          <w:rFonts w:eastAsia="SimSun"/>
+          <w:sz w:val="28"/>
+          <w:szCs w:val="28"/>
+          <w:lang w:eastAsia="zh-CN"/>
+        </w:rPr>
+        <w:t xml:space="preserve">(Идентификатор книги); </w:t>
+      </w:r>
+    </w:p>
+    <w:p>
+      <w:pPr>
         <w:spacing w:line="360" w:lineRule="auto"/>
         <w:ind w:firstLine="709"/>
         <w:jc w:val="both"/>
         <w:rPr>
           <w:rFonts w:eastAsia="SimSun"/>
-          <w:sz w:val="28"/>
-          <w:szCs w:val="28"/>
-          <w:lang w:eastAsia="zh-CN"/>
-        </w:rPr>
-      </w:pPr>
-      <w:proofErr w:type="spellStart"/>
-      <w:r>
-        <w:rPr>
-          <w:rFonts w:eastAsia="SimSun"/>
-          <w:sz w:val="28"/>
-          <w:szCs w:val="28"/>
-          <w:lang w:eastAsia="zh-CN"/>
-        </w:rPr>
-        <w:t>id_message</w:t>
-      </w:r>
-      <w:proofErr w:type="spellEnd"/>
-      <w:r>
-        <w:rPr>
-          <w:rFonts w:eastAsia="SimSun"/>
-          <w:sz w:val="28"/>
-          <w:szCs w:val="28"/>
-          <w:lang w:eastAsia="zh-CN"/>
-        </w:rPr>
-        <w:t xml:space="preserve"> (идентификатор сообщения); </w:t>
+          <w:b/>
+          <w:bCs/>
+          <w:sz w:val="28"/>
+          <w:szCs w:val="28"/>
+          <w:lang w:eastAsia="zh-CN"/>
+        </w:rPr>
+      </w:pPr>
+      <w:r>
+        <w:rPr>
+          <w:rFonts w:eastAsia="SimSun"/>
+          <w:b/>
+          <w:bCs/>
+          <w:sz w:val="28"/>
+          <w:szCs w:val="28"/>
+          <w:lang w:eastAsia="zh-CN"/>
+        </w:rPr>
+        <w:t>Процесс нормализации базы данных</w:t>
       </w:r>
     </w:p>
     <w:p>
       <w:pPr>
-        <w:numPr>
-          <w:ilvl w:val="0"/>
-          <w:numId w:val="23"/>
-        </w:numPr>
         <w:spacing w:line="360" w:lineRule="auto"/>
         <w:ind w:firstLine="709"/>
         <w:jc w:val="both"/>
@@ -3154,107 +2311,582 @@
           <w:lang w:eastAsia="zh-CN"/>
         </w:rPr>
       </w:pPr>
-      <w:proofErr w:type="spellStart"/>
-      <w:r>
-        <w:rPr>
-          <w:rFonts w:eastAsia="SimSun"/>
-          <w:sz w:val="28"/>
-          <w:szCs w:val="28"/>
-          <w:lang w:eastAsia="zh-CN"/>
-        </w:rPr>
-        <w:t>id_user</w:t>
-      </w:r>
-      <w:proofErr w:type="spellEnd"/>
-      <w:r>
-        <w:rPr>
-          <w:rFonts w:eastAsia="SimSun"/>
-          <w:sz w:val="28"/>
-          <w:szCs w:val="28"/>
-          <w:lang w:eastAsia="zh-CN"/>
-        </w:rPr>
-        <w:t xml:space="preserve"> (идентификатор пользователя); </w:t>
+      <w:r>
+        <w:rPr>
+          <w:rFonts w:eastAsia="SimSun"/>
+          <w:sz w:val="28"/>
+          <w:szCs w:val="28"/>
+          <w:lang w:eastAsia="zh-CN"/>
+        </w:rPr>
+        <w:t>База данных приведена к </w:t>
+      </w:r>
+      <w:r>
+        <w:rPr>
+          <w:rFonts w:eastAsia="SimSun"/>
+          <w:b/>
+          <w:bCs/>
+          <w:sz w:val="28"/>
+          <w:szCs w:val="28"/>
+          <w:lang w:eastAsia="zh-CN"/>
+        </w:rPr>
+        <w:t>третьей нормальной форме (3НФ)</w:t>
+      </w:r>
+      <w:r>
+        <w:rPr>
+          <w:rFonts w:eastAsia="SimSun"/>
+          <w:sz w:val="28"/>
+          <w:szCs w:val="28"/>
+          <w:lang w:eastAsia="zh-CN"/>
+        </w:rPr>
+        <w:t>. Для этого были выполнены следующие этапы:</w:t>
       </w:r>
     </w:p>
     <w:p>
       <w:pPr>
         <w:numPr>
           <w:ilvl w:val="0"/>
-          <w:numId w:val="23"/>
+          <w:numId w:val="28"/>
         </w:numPr>
+        <w:spacing w:line="360" w:lineRule="auto"/>
+        <w:ind w:left="0" w:firstLine="709"/>
+        <w:jc w:val="both"/>
+        <w:rPr>
+          <w:rFonts w:eastAsia="SimSun"/>
+          <w:sz w:val="28"/>
+          <w:szCs w:val="28"/>
+          <w:lang w:eastAsia="zh-CN"/>
+        </w:rPr>
+      </w:pPr>
+      <w:r>
+        <w:rPr>
+          <w:rFonts w:eastAsia="SimSun"/>
+          <w:b/>
+          <w:bCs/>
+          <w:sz w:val="28"/>
+          <w:szCs w:val="28"/>
+          <w:lang w:eastAsia="zh-CN"/>
+        </w:rPr>
+        <w:t>Первая нормальная форма (1НФ)</w:t>
+      </w:r>
+      <w:r>
+        <w:rPr>
+          <w:rFonts w:eastAsia="SimSun"/>
+          <w:sz w:val="28"/>
+          <w:szCs w:val="28"/>
+          <w:lang w:eastAsia="zh-CN"/>
+        </w:rPr>
+        <w:t> – обеспечена атомарность данных: каждое поле таблицы содержит только одно значение (отсутствуют массивы, повторяющиеся группы).</w:t>
+      </w:r>
+    </w:p>
+    <w:p>
+      <w:pPr>
+        <w:numPr>
+          <w:ilvl w:val="0"/>
+          <w:numId w:val="28"/>
+        </w:numPr>
+        <w:spacing w:line="360" w:lineRule="auto"/>
+        <w:ind w:left="0" w:firstLine="709"/>
+        <w:jc w:val="both"/>
+        <w:rPr>
+          <w:rFonts w:eastAsia="SimSun"/>
+          <w:sz w:val="28"/>
+          <w:szCs w:val="28"/>
+          <w:lang w:eastAsia="zh-CN"/>
+        </w:rPr>
+      </w:pPr>
+      <w:r>
+        <w:rPr>
+          <w:rFonts w:eastAsia="SimSun"/>
+          <w:b/>
+          <w:bCs/>
+          <w:sz w:val="28"/>
+          <w:szCs w:val="28"/>
+          <w:lang w:eastAsia="zh-CN"/>
+        </w:rPr>
+        <w:t>Вторая нормальная форма (2НФ)</w:t>
+      </w:r>
+      <w:r>
+        <w:rPr>
+          <w:rFonts w:eastAsia="SimSun"/>
+          <w:sz w:val="28"/>
+          <w:szCs w:val="28"/>
+          <w:lang w:eastAsia="zh-CN"/>
+        </w:rPr>
+        <w:t> – устранены частичные зависимости: все неключевые атрибуты зависят от полного первичного ключа (в таблицах с составным ключом, например, в </w:t>
+      </w:r>
+      <w:proofErr w:type="spellStart"/>
+      <w:r>
+        <w:rPr>
+          <w:rFonts w:eastAsia="SimSun"/>
+          <w:sz w:val="28"/>
+          <w:szCs w:val="28"/>
+          <w:lang w:eastAsia="zh-CN"/>
+        </w:rPr>
+        <w:t>favorites</w:t>
+      </w:r>
+      <w:proofErr w:type="spellEnd"/>
+      <w:r>
+        <w:rPr>
+          <w:rFonts w:eastAsia="SimSun"/>
+          <w:sz w:val="28"/>
+          <w:szCs w:val="28"/>
+          <w:lang w:eastAsia="zh-CN"/>
+        </w:rPr>
+        <w:t> и </w:t>
+      </w:r>
+      <w:proofErr w:type="spellStart"/>
+      <w:r>
+        <w:rPr>
+          <w:rFonts w:eastAsia="SimSun"/>
+          <w:sz w:val="28"/>
+          <w:szCs w:val="28"/>
+          <w:lang w:eastAsia="zh-CN"/>
+        </w:rPr>
+        <w:t>history</w:t>
+      </w:r>
+      <w:proofErr w:type="spellEnd"/>
+      <w:r>
+        <w:rPr>
+          <w:rFonts w:eastAsia="SimSun"/>
+          <w:sz w:val="28"/>
+          <w:szCs w:val="28"/>
+          <w:lang w:eastAsia="zh-CN"/>
+        </w:rPr>
+        <w:t>, введён суррогатный первичный ключ </w:t>
+      </w:r>
+      <w:proofErr w:type="spellStart"/>
+      <w:r>
+        <w:rPr>
+          <w:rFonts w:eastAsia="SimSun"/>
+          <w:sz w:val="28"/>
+          <w:szCs w:val="28"/>
+          <w:lang w:eastAsia="zh-CN"/>
+        </w:rPr>
+        <w:t>id</w:t>
+      </w:r>
+      <w:proofErr w:type="spellEnd"/>
+      <w:r>
+        <w:rPr>
+          <w:rFonts w:eastAsia="SimSun"/>
+          <w:sz w:val="28"/>
+          <w:szCs w:val="28"/>
+          <w:lang w:eastAsia="zh-CN"/>
+        </w:rPr>
+        <w:t>).</w:t>
+      </w:r>
+    </w:p>
+    <w:p>
+      <w:pPr>
+        <w:numPr>
+          <w:ilvl w:val="0"/>
+          <w:numId w:val="28"/>
+        </w:numPr>
+        <w:spacing w:line="360" w:lineRule="auto"/>
+        <w:ind w:left="0" w:firstLine="709"/>
+        <w:jc w:val="both"/>
+        <w:rPr>
+          <w:rFonts w:eastAsia="SimSun"/>
+          <w:sz w:val="28"/>
+          <w:szCs w:val="28"/>
+          <w:lang w:eastAsia="zh-CN"/>
+        </w:rPr>
+      </w:pPr>
+      <w:r>
+        <w:rPr>
+          <w:rFonts w:eastAsia="SimSun"/>
+          <w:b/>
+          <w:bCs/>
+          <w:sz w:val="28"/>
+          <w:szCs w:val="28"/>
+          <w:lang w:eastAsia="zh-CN"/>
+        </w:rPr>
+        <w:lastRenderedPageBreak/>
+        <w:t>Третья нормальная форма (3НФ)</w:t>
+      </w:r>
+      <w:r>
+        <w:rPr>
+          <w:rFonts w:eastAsia="SimSun"/>
+          <w:sz w:val="28"/>
+          <w:szCs w:val="28"/>
+          <w:lang w:eastAsia="zh-CN"/>
+        </w:rPr>
+        <w:t> – устранены транзитивные зависимости: неключевые атрибуты не зависят от других неключевых атрибутов (например, место в рейтинге не хранится в таблице, а вычисляется; информация об авторе и жанре хранится непосредственно в таблице </w:t>
+      </w:r>
+      <w:proofErr w:type="spellStart"/>
+      <w:r>
+        <w:rPr>
+          <w:rFonts w:eastAsia="SimSun"/>
+          <w:sz w:val="28"/>
+          <w:szCs w:val="28"/>
+          <w:lang w:eastAsia="zh-CN"/>
+        </w:rPr>
+        <w:t>books</w:t>
+      </w:r>
+      <w:proofErr w:type="spellEnd"/>
+      <w:r>
+        <w:rPr>
+          <w:rFonts w:eastAsia="SimSun"/>
+          <w:sz w:val="28"/>
+          <w:szCs w:val="28"/>
+          <w:lang w:eastAsia="zh-CN"/>
+        </w:rPr>
+        <w:t>).</w:t>
+      </w:r>
+    </w:p>
+    <w:p>
+      <w:pPr>
         <w:spacing w:line="360" w:lineRule="auto"/>
         <w:ind w:firstLine="709"/>
         <w:jc w:val="both"/>
         <w:rPr>
           <w:rFonts w:eastAsia="SimSun"/>
-          <w:sz w:val="28"/>
-          <w:szCs w:val="28"/>
-          <w:lang w:eastAsia="zh-CN"/>
-        </w:rPr>
-      </w:pPr>
-      <w:proofErr w:type="spellStart"/>
-      <w:r>
-        <w:rPr>
-          <w:rFonts w:eastAsia="SimSun"/>
-          <w:sz w:val="28"/>
-          <w:szCs w:val="28"/>
-          <w:lang w:eastAsia="zh-CN"/>
-        </w:rPr>
-        <w:t>id_librarian</w:t>
-      </w:r>
-      <w:proofErr w:type="spellEnd"/>
-      <w:r>
-        <w:rPr>
-          <w:rFonts w:eastAsia="SimSun"/>
-          <w:sz w:val="28"/>
-          <w:szCs w:val="28"/>
-          <w:lang w:eastAsia="zh-CN"/>
-        </w:rPr>
-        <w:t xml:space="preserve"> (идентификатор библиотекаря); </w:t>
+          <w:b/>
+          <w:bCs/>
+          <w:sz w:val="28"/>
+          <w:szCs w:val="28"/>
+          <w:lang w:eastAsia="zh-CN"/>
+        </w:rPr>
+      </w:pPr>
+      <w:r>
+        <w:rPr>
+          <w:rFonts w:eastAsia="SimSun"/>
+          <w:b/>
+          <w:bCs/>
+          <w:sz w:val="28"/>
+          <w:szCs w:val="28"/>
+          <w:lang w:eastAsia="zh-CN"/>
+        </w:rPr>
+        <w:t>Связи между таблицами</w:t>
       </w:r>
     </w:p>
     <w:p>
       <w:pPr>
         <w:numPr>
           <w:ilvl w:val="0"/>
-          <w:numId w:val="23"/>
+          <w:numId w:val="29"/>
         </w:numPr>
+        <w:spacing w:line="360" w:lineRule="auto"/>
+        <w:ind w:left="0" w:firstLine="709"/>
+        <w:jc w:val="both"/>
+        <w:rPr>
+          <w:rFonts w:eastAsia="SimSun"/>
+          <w:sz w:val="28"/>
+          <w:szCs w:val="28"/>
+          <w:lang w:eastAsia="zh-CN"/>
+        </w:rPr>
+      </w:pPr>
+      <w:proofErr w:type="spellStart"/>
+      <w:r>
+        <w:rPr>
+          <w:rFonts w:eastAsia="SimSun"/>
+          <w:sz w:val="28"/>
+          <w:szCs w:val="28"/>
+          <w:lang w:eastAsia="zh-CN"/>
+        </w:rPr>
+        <w:t>users</w:t>
+      </w:r>
+      <w:proofErr w:type="spellEnd"/>
+      <w:r>
+        <w:rPr>
+          <w:rFonts w:eastAsia="SimSun"/>
+          <w:b/>
+          <w:bCs/>
+          <w:sz w:val="28"/>
+          <w:szCs w:val="28"/>
+          <w:lang w:eastAsia="zh-CN"/>
+        </w:rPr>
+        <w:t> — </w:t>
+      </w:r>
+      <w:proofErr w:type="spellStart"/>
+      <w:proofErr w:type="gramStart"/>
+      <w:r>
+        <w:rPr>
+          <w:rFonts w:eastAsia="SimSun"/>
+          <w:sz w:val="28"/>
+          <w:szCs w:val="28"/>
+          <w:lang w:eastAsia="zh-CN"/>
+        </w:rPr>
+        <w:t>favorites</w:t>
+      </w:r>
+      <w:proofErr w:type="spellEnd"/>
+      <w:r>
+        <w:rPr>
+          <w:rFonts w:eastAsia="SimSun"/>
+          <w:sz w:val="28"/>
+          <w:szCs w:val="28"/>
+          <w:lang w:eastAsia="zh-CN"/>
+        </w:rPr>
+        <w:t> :</w:t>
+      </w:r>
+      <w:proofErr w:type="gramEnd"/>
+      <w:r>
+        <w:rPr>
+          <w:rFonts w:eastAsia="SimSun"/>
+          <w:sz w:val="28"/>
+          <w:szCs w:val="28"/>
+          <w:lang w:eastAsia="zh-CN"/>
+        </w:rPr>
+        <w:t xml:space="preserve"> один пользователь может иметь много записей в избранном (связь 1:N). При удалении пользователя записи в избранном удаляются </w:t>
+      </w:r>
+      <w:proofErr w:type="spellStart"/>
+      <w:r>
+        <w:rPr>
+          <w:rFonts w:eastAsia="SimSun"/>
+          <w:sz w:val="28"/>
+          <w:szCs w:val="28"/>
+          <w:lang w:eastAsia="zh-CN"/>
+        </w:rPr>
+        <w:t>каскадно</w:t>
+      </w:r>
+      <w:proofErr w:type="spellEnd"/>
+      <w:r>
+        <w:rPr>
+          <w:rFonts w:eastAsia="SimSun"/>
+          <w:sz w:val="28"/>
+          <w:szCs w:val="28"/>
+          <w:lang w:eastAsia="zh-CN"/>
+        </w:rPr>
+        <w:t xml:space="preserve"> (ON DELETE CASCADE).</w:t>
+      </w:r>
+    </w:p>
+    <w:p>
+      <w:pPr>
+        <w:numPr>
+          <w:ilvl w:val="0"/>
+          <w:numId w:val="29"/>
+        </w:numPr>
+        <w:spacing w:line="360" w:lineRule="auto"/>
+        <w:ind w:left="0" w:firstLine="709"/>
+        <w:jc w:val="both"/>
+        <w:rPr>
+          <w:rFonts w:eastAsia="SimSun"/>
+          <w:sz w:val="28"/>
+          <w:szCs w:val="28"/>
+          <w:lang w:eastAsia="zh-CN"/>
+        </w:rPr>
+      </w:pPr>
+      <w:proofErr w:type="spellStart"/>
+      <w:r>
+        <w:rPr>
+          <w:rFonts w:eastAsia="SimSun"/>
+          <w:sz w:val="28"/>
+          <w:szCs w:val="28"/>
+          <w:lang w:eastAsia="zh-CN"/>
+        </w:rPr>
+        <w:t>users</w:t>
+      </w:r>
+      <w:proofErr w:type="spellEnd"/>
+      <w:r>
+        <w:rPr>
+          <w:rFonts w:eastAsia="SimSun"/>
+          <w:b/>
+          <w:bCs/>
+          <w:sz w:val="28"/>
+          <w:szCs w:val="28"/>
+          <w:lang w:eastAsia="zh-CN"/>
+        </w:rPr>
+        <w:t> — </w:t>
+      </w:r>
+      <w:proofErr w:type="spellStart"/>
+      <w:proofErr w:type="gramStart"/>
+      <w:r>
+        <w:rPr>
+          <w:rFonts w:eastAsia="SimSun"/>
+          <w:sz w:val="28"/>
+          <w:szCs w:val="28"/>
+          <w:lang w:eastAsia="zh-CN"/>
+        </w:rPr>
+        <w:t>history</w:t>
+      </w:r>
+      <w:proofErr w:type="spellEnd"/>
+      <w:r>
+        <w:rPr>
+          <w:rFonts w:eastAsia="SimSun"/>
+          <w:sz w:val="28"/>
+          <w:szCs w:val="28"/>
+          <w:lang w:eastAsia="zh-CN"/>
+        </w:rPr>
+        <w:t> :</w:t>
+      </w:r>
+      <w:proofErr w:type="gramEnd"/>
+      <w:r>
+        <w:rPr>
+          <w:rFonts w:eastAsia="SimSun"/>
+          <w:sz w:val="28"/>
+          <w:szCs w:val="28"/>
+          <w:lang w:eastAsia="zh-CN"/>
+        </w:rPr>
+        <w:t xml:space="preserve"> один пользователь может иметь много записей в истории чтения (связь 1:N).</w:t>
+      </w:r>
+    </w:p>
+    <w:p>
+      <w:pPr>
+        <w:numPr>
+          <w:ilvl w:val="0"/>
+          <w:numId w:val="29"/>
+        </w:numPr>
+        <w:spacing w:line="360" w:lineRule="auto"/>
+        <w:ind w:left="0" w:firstLine="709"/>
+        <w:jc w:val="both"/>
+        <w:rPr>
+          <w:rFonts w:eastAsia="SimSun"/>
+          <w:sz w:val="28"/>
+          <w:szCs w:val="28"/>
+          <w:lang w:eastAsia="zh-CN"/>
+        </w:rPr>
+      </w:pPr>
+      <w:proofErr w:type="spellStart"/>
+      <w:r>
+        <w:rPr>
+          <w:rFonts w:eastAsia="SimSun"/>
+          <w:sz w:val="28"/>
+          <w:szCs w:val="28"/>
+          <w:lang w:eastAsia="zh-CN"/>
+        </w:rPr>
+        <w:t>books</w:t>
+      </w:r>
+      <w:proofErr w:type="spellEnd"/>
+      <w:r>
+        <w:rPr>
+          <w:rFonts w:eastAsia="SimSun"/>
+          <w:b/>
+          <w:bCs/>
+          <w:sz w:val="28"/>
+          <w:szCs w:val="28"/>
+          <w:lang w:eastAsia="zh-CN"/>
+        </w:rPr>
+        <w:t> — </w:t>
+      </w:r>
+      <w:proofErr w:type="spellStart"/>
+      <w:proofErr w:type="gramStart"/>
+      <w:r>
+        <w:rPr>
+          <w:rFonts w:eastAsia="SimSun"/>
+          <w:sz w:val="28"/>
+          <w:szCs w:val="28"/>
+          <w:lang w:eastAsia="zh-CN"/>
+        </w:rPr>
+        <w:t>favorites</w:t>
+      </w:r>
+      <w:proofErr w:type="spellEnd"/>
+      <w:r>
+        <w:rPr>
+          <w:rFonts w:eastAsia="SimSun"/>
+          <w:sz w:val="28"/>
+          <w:szCs w:val="28"/>
+          <w:lang w:eastAsia="zh-CN"/>
+        </w:rPr>
+        <w:t> :</w:t>
+      </w:r>
+      <w:proofErr w:type="gramEnd"/>
+      <w:r>
+        <w:rPr>
+          <w:rFonts w:eastAsia="SimSun"/>
+          <w:sz w:val="28"/>
+          <w:szCs w:val="28"/>
+          <w:lang w:eastAsia="zh-CN"/>
+        </w:rPr>
+        <w:t xml:space="preserve"> одна книга может быть добавлена в избранное многими пользователями (связь 1:N).</w:t>
+      </w:r>
+    </w:p>
+    <w:p>
+      <w:pPr>
+        <w:numPr>
+          <w:ilvl w:val="0"/>
+          <w:numId w:val="29"/>
+        </w:numPr>
+        <w:spacing w:line="360" w:lineRule="auto"/>
+        <w:ind w:left="0" w:firstLine="709"/>
+        <w:jc w:val="both"/>
+        <w:rPr>
+          <w:rFonts w:eastAsia="SimSun"/>
+          <w:sz w:val="28"/>
+          <w:szCs w:val="28"/>
+          <w:lang w:eastAsia="zh-CN"/>
+        </w:rPr>
+      </w:pPr>
+      <w:proofErr w:type="spellStart"/>
+      <w:r>
+        <w:rPr>
+          <w:rFonts w:eastAsia="SimSun"/>
+          <w:sz w:val="28"/>
+          <w:szCs w:val="28"/>
+          <w:lang w:eastAsia="zh-CN"/>
+        </w:rPr>
+        <w:t>books</w:t>
+      </w:r>
+      <w:proofErr w:type="spellEnd"/>
+      <w:r>
+        <w:rPr>
+          <w:rFonts w:eastAsia="SimSun"/>
+          <w:b/>
+          <w:bCs/>
+          <w:sz w:val="28"/>
+          <w:szCs w:val="28"/>
+          <w:lang w:eastAsia="zh-CN"/>
+        </w:rPr>
+        <w:t> — </w:t>
+      </w:r>
+      <w:proofErr w:type="spellStart"/>
+      <w:proofErr w:type="gramStart"/>
+      <w:r>
+        <w:rPr>
+          <w:rFonts w:eastAsia="SimSun"/>
+          <w:sz w:val="28"/>
+          <w:szCs w:val="28"/>
+          <w:lang w:eastAsia="zh-CN"/>
+        </w:rPr>
+        <w:t>history</w:t>
+      </w:r>
+      <w:proofErr w:type="spellEnd"/>
+      <w:r>
+        <w:rPr>
+          <w:rFonts w:eastAsia="SimSun"/>
+          <w:sz w:val="28"/>
+          <w:szCs w:val="28"/>
+          <w:lang w:eastAsia="zh-CN"/>
+        </w:rPr>
+        <w:t> :</w:t>
+      </w:r>
+      <w:proofErr w:type="gramEnd"/>
+      <w:r>
+        <w:rPr>
+          <w:rFonts w:eastAsia="SimSun"/>
+          <w:sz w:val="28"/>
+          <w:szCs w:val="28"/>
+          <w:lang w:eastAsia="zh-CN"/>
+        </w:rPr>
+        <w:t xml:space="preserve"> одна книга может фигурировать в истории чтения многих пользователей (связь 1:N).</w:t>
+      </w:r>
+    </w:p>
+    <w:p>
+      <w:pPr>
         <w:spacing w:line="360" w:lineRule="auto"/>
         <w:ind w:firstLine="709"/>
         <w:jc w:val="both"/>
         <w:rPr>
           <w:rFonts w:eastAsia="SimSun"/>
-          <w:sz w:val="28"/>
-          <w:szCs w:val="28"/>
-          <w:lang w:eastAsia="zh-CN"/>
-        </w:rPr>
-      </w:pPr>
-      <w:proofErr w:type="spellStart"/>
-      <w:r>
-        <w:rPr>
-          <w:rFonts w:eastAsia="SimSun"/>
-          <w:sz w:val="28"/>
-          <w:szCs w:val="28"/>
-          <w:lang w:eastAsia="zh-CN"/>
-        </w:rPr>
-        <w:t>message_text</w:t>
-      </w:r>
-      <w:proofErr w:type="spellEnd"/>
-      <w:r>
-        <w:rPr>
-          <w:rFonts w:eastAsia="SimSun"/>
-          <w:sz w:val="28"/>
-          <w:szCs w:val="28"/>
-          <w:lang w:eastAsia="zh-CN"/>
-        </w:rPr>
-        <w:t xml:space="preserve"> (текст сообщения); </w:t>
+          <w:b/>
+          <w:bCs/>
+          <w:sz w:val="28"/>
+          <w:szCs w:val="28"/>
+          <w:lang w:eastAsia="zh-CN"/>
+        </w:rPr>
+      </w:pPr>
+      <w:r>
+        <w:rPr>
+          <w:rFonts w:eastAsia="SimSun"/>
+          <w:b/>
+          <w:bCs/>
+          <w:sz w:val="28"/>
+          <w:szCs w:val="28"/>
+          <w:lang w:eastAsia="zh-CN"/>
+        </w:rPr>
+        <w:t>Преимущества разработанной структуры</w:t>
       </w:r>
     </w:p>
     <w:p>
       <w:pPr>
-        <w:numPr>
-          <w:ilvl w:val="0"/>
-          <w:numId w:val="23"/>
-        </w:numPr>
         <w:spacing w:line="360" w:lineRule="auto"/>
         <w:ind w:firstLine="709"/>
         <w:jc w:val="both"/>
@@ -3265,6 +2897,67 @@
           <w:lang w:eastAsia="zh-CN"/>
         </w:rPr>
       </w:pPr>
+      <w:r>
+        <w:rPr>
+          <w:rFonts w:eastAsia="SimSun"/>
+          <w:sz w:val="28"/>
+          <w:szCs w:val="28"/>
+          <w:lang w:eastAsia="zh-CN"/>
+        </w:rPr>
+        <w:t>Разработанная база данных обеспечивает:</w:t>
+      </w:r>
+    </w:p>
+    <w:p>
+      <w:pPr>
+        <w:numPr>
+          <w:ilvl w:val="0"/>
+          <w:numId w:val="30"/>
+        </w:numPr>
+        <w:spacing w:line="360" w:lineRule="auto"/>
+        <w:ind w:left="0" w:firstLine="709"/>
+        <w:jc w:val="both"/>
+        <w:rPr>
+          <w:rFonts w:eastAsia="SimSun"/>
+          <w:sz w:val="28"/>
+          <w:szCs w:val="28"/>
+          <w:lang w:eastAsia="zh-CN"/>
+        </w:rPr>
+      </w:pPr>
+      <w:r>
+        <w:rPr>
+          <w:rFonts w:eastAsia="SimSun"/>
+          <w:sz w:val="28"/>
+          <w:szCs w:val="28"/>
+          <w:lang w:eastAsia="zh-CN"/>
+        </w:rPr>
+        <w:t>надёжное хранение информации о пользователях и книгах;</w:t>
+      </w:r>
+    </w:p>
+    <w:p>
+      <w:pPr>
+        <w:numPr>
+          <w:ilvl w:val="0"/>
+          <w:numId w:val="30"/>
+        </w:numPr>
+        <w:spacing w:line="360" w:lineRule="auto"/>
+        <w:ind w:left="0" w:firstLine="709"/>
+        <w:jc w:val="both"/>
+        <w:rPr>
+          <w:rFonts w:eastAsia="SimSun"/>
+          <w:sz w:val="28"/>
+          <w:szCs w:val="28"/>
+          <w:lang w:eastAsia="zh-CN"/>
+        </w:rPr>
+      </w:pPr>
+      <w:r>
+        <w:rPr>
+          <w:rFonts w:eastAsia="SimSun"/>
+          <w:sz w:val="28"/>
+          <w:szCs w:val="28"/>
+          <w:lang w:eastAsia="zh-CN"/>
+        </w:rPr>
+        <w:t>высокую скорость обработки данных (индексы по полям </w:t>
+      </w:r>
       <w:proofErr w:type="spellStart"/>
       <w:r>
         <w:rPr>
@@ -3273,7 +2966,7 @@
           <w:szCs w:val="28"/>
           <w:lang w:eastAsia="zh-CN"/>
         </w:rPr>
-        <w:t>send_date</w:t>
+        <w:t>login</w:t>
       </w:r>
       <w:proofErr w:type="spellEnd"/>
       <w:r>
@@ -3283,7 +2976,223 @@
           <w:szCs w:val="28"/>
           <w:lang w:eastAsia="zh-CN"/>
         </w:rPr>
-        <w:t xml:space="preserve"> (дата отправки сообщения). </w:t>
+        <w:t>, </w:t>
+      </w:r>
+      <w:proofErr w:type="spellStart"/>
+      <w:r>
+        <w:rPr>
+          <w:rFonts w:eastAsia="SimSun"/>
+          <w:sz w:val="28"/>
+          <w:szCs w:val="28"/>
+          <w:lang w:eastAsia="zh-CN"/>
+        </w:rPr>
+        <w:t>title</w:t>
+      </w:r>
+      <w:proofErr w:type="spellEnd"/>
+      <w:r>
+        <w:rPr>
+          <w:rFonts w:eastAsia="SimSun"/>
+          <w:sz w:val="28"/>
+          <w:szCs w:val="28"/>
+          <w:lang w:eastAsia="zh-CN"/>
+        </w:rPr>
+        <w:t>, </w:t>
+      </w:r>
+      <w:proofErr w:type="spellStart"/>
+      <w:r>
+        <w:rPr>
+          <w:rFonts w:eastAsia="SimSun"/>
+          <w:sz w:val="28"/>
+          <w:szCs w:val="28"/>
+          <w:lang w:eastAsia="zh-CN"/>
+        </w:rPr>
+        <w:t>author</w:t>
+      </w:r>
+      <w:proofErr w:type="spellEnd"/>
+      <w:r>
+        <w:rPr>
+          <w:rFonts w:eastAsia="SimSun"/>
+          <w:sz w:val="28"/>
+          <w:szCs w:val="28"/>
+          <w:lang w:eastAsia="zh-CN"/>
+        </w:rPr>
+        <w:t>, </w:t>
+      </w:r>
+      <w:proofErr w:type="spellStart"/>
+      <w:r>
+        <w:rPr>
+          <w:rFonts w:eastAsia="SimSun"/>
+          <w:sz w:val="28"/>
+          <w:szCs w:val="28"/>
+          <w:lang w:eastAsia="zh-CN"/>
+        </w:rPr>
+        <w:t>genre</w:t>
+      </w:r>
+      <w:proofErr w:type="spellEnd"/>
+      <w:r>
+        <w:rPr>
+          <w:rFonts w:eastAsia="SimSun"/>
+          <w:sz w:val="28"/>
+          <w:szCs w:val="28"/>
+          <w:lang w:eastAsia="zh-CN"/>
+        </w:rPr>
+        <w:t>);</w:t>
+      </w:r>
+    </w:p>
+    <w:p>
+      <w:pPr>
+        <w:numPr>
+          <w:ilvl w:val="0"/>
+          <w:numId w:val="30"/>
+        </w:numPr>
+        <w:spacing w:line="360" w:lineRule="auto"/>
+        <w:ind w:left="0" w:firstLine="709"/>
+        <w:jc w:val="both"/>
+        <w:rPr>
+          <w:rFonts w:eastAsia="SimSun"/>
+          <w:sz w:val="28"/>
+          <w:szCs w:val="28"/>
+          <w:lang w:eastAsia="zh-CN"/>
+        </w:rPr>
+      </w:pPr>
+      <w:r>
+        <w:rPr>
+          <w:rFonts w:eastAsia="SimSun"/>
+          <w:sz w:val="28"/>
+          <w:szCs w:val="28"/>
+          <w:lang w:eastAsia="zh-CN"/>
+        </w:rPr>
+        <w:t>поддержку работы двух ролей: обычный пользователь и администратор;</w:t>
+      </w:r>
+    </w:p>
+    <w:p>
+      <w:pPr>
+        <w:numPr>
+          <w:ilvl w:val="0"/>
+          <w:numId w:val="30"/>
+        </w:numPr>
+        <w:spacing w:line="360" w:lineRule="auto"/>
+        <w:ind w:left="0" w:firstLine="709"/>
+        <w:jc w:val="both"/>
+        <w:rPr>
+          <w:rFonts w:eastAsia="SimSun"/>
+          <w:sz w:val="28"/>
+          <w:szCs w:val="28"/>
+          <w:lang w:eastAsia="zh-CN"/>
+        </w:rPr>
+      </w:pPr>
+      <w:r>
+        <w:rPr>
+          <w:rFonts w:eastAsia="SimSun"/>
+          <w:sz w:val="28"/>
+          <w:szCs w:val="28"/>
+          <w:lang w:eastAsia="zh-CN"/>
+        </w:rPr>
+        <w:t>удобный поиск литературы по названию, автору, жанру;</w:t>
+      </w:r>
+    </w:p>
+    <w:p>
+      <w:pPr>
+        <w:numPr>
+          <w:ilvl w:val="0"/>
+          <w:numId w:val="30"/>
+        </w:numPr>
+        <w:spacing w:line="360" w:lineRule="auto"/>
+        <w:ind w:left="0" w:firstLine="709"/>
+        <w:jc w:val="both"/>
+        <w:rPr>
+          <w:rFonts w:eastAsia="SimSun"/>
+          <w:sz w:val="28"/>
+          <w:szCs w:val="28"/>
+          <w:lang w:eastAsia="zh-CN"/>
+        </w:rPr>
+      </w:pPr>
+      <w:r>
+        <w:rPr>
+          <w:rFonts w:eastAsia="SimSun"/>
+          <w:sz w:val="28"/>
+          <w:szCs w:val="28"/>
+          <w:lang w:eastAsia="zh-CN"/>
+        </w:rPr>
+        <w:t>хранение электронных материалов (пути к PDF-файлам);</w:t>
+      </w:r>
+    </w:p>
+    <w:p>
+      <w:pPr>
+        <w:numPr>
+          <w:ilvl w:val="0"/>
+          <w:numId w:val="30"/>
+        </w:numPr>
+        <w:spacing w:line="360" w:lineRule="auto"/>
+        <w:ind w:left="0" w:firstLine="709"/>
+        <w:jc w:val="both"/>
+        <w:rPr>
+          <w:rFonts w:eastAsia="SimSun"/>
+          <w:sz w:val="28"/>
+          <w:szCs w:val="28"/>
+          <w:lang w:eastAsia="zh-CN"/>
+        </w:rPr>
+      </w:pPr>
+      <w:r>
+        <w:rPr>
+          <w:rFonts w:eastAsia="SimSun"/>
+          <w:sz w:val="28"/>
+          <w:szCs w:val="28"/>
+          <w:lang w:eastAsia="zh-CN"/>
+        </w:rPr>
+        <w:t>автоматическое сохранение истории прочитанных книг;</w:t>
+      </w:r>
+    </w:p>
+    <w:p>
+      <w:pPr>
+        <w:numPr>
+          <w:ilvl w:val="0"/>
+          <w:numId w:val="30"/>
+        </w:numPr>
+        <w:spacing w:line="360" w:lineRule="auto"/>
+        <w:ind w:left="0" w:firstLine="709"/>
+        <w:jc w:val="both"/>
+        <w:rPr>
+          <w:rFonts w:eastAsia="SimSun"/>
+          <w:sz w:val="28"/>
+          <w:szCs w:val="28"/>
+          <w:lang w:eastAsia="zh-CN"/>
+        </w:rPr>
+      </w:pPr>
+      <w:r>
+        <w:rPr>
+          <w:rFonts w:eastAsia="SimSun"/>
+          <w:sz w:val="28"/>
+          <w:szCs w:val="28"/>
+          <w:lang w:eastAsia="zh-CN"/>
+        </w:rPr>
+        <w:t>автоматическое начисление баллов за чтение и формирование рейтинга пользователей;</w:t>
+      </w:r>
+    </w:p>
+    <w:p>
+      <w:pPr>
+        <w:numPr>
+          <w:ilvl w:val="0"/>
+          <w:numId w:val="30"/>
+        </w:numPr>
+        <w:spacing w:line="360" w:lineRule="auto"/>
+        <w:ind w:left="0" w:firstLine="709"/>
+        <w:jc w:val="both"/>
+        <w:rPr>
+          <w:rFonts w:eastAsia="SimSun"/>
+          <w:sz w:val="28"/>
+          <w:szCs w:val="28"/>
+          <w:lang w:eastAsia="zh-CN"/>
+        </w:rPr>
+      </w:pPr>
+      <w:r>
+        <w:rPr>
+          <w:rFonts w:eastAsia="SimSun"/>
+          <w:sz w:val="28"/>
+          <w:szCs w:val="28"/>
+          <w:lang w:eastAsia="zh-CN"/>
+        </w:rPr>
+        <w:t>хранение индивидуальных списков избранного.</w:t>
       </w:r>
     </w:p>
     <w:p>
@@ -3305,121 +3214,8 @@
           <w:szCs w:val="28"/>
           <w:lang w:eastAsia="zh-CN"/>
         </w:rPr>
-        <w:t>База данных была приведена к третьей нормальной форме. Для этого были выполнены следующие этапы:</w:t>
-      </w:r>
-    </w:p>
-    <w:p>
-      <w:pPr>
-        <w:numPr>
-          <w:ilvl w:val="0"/>
-          <w:numId w:val="24"/>
-        </w:numPr>
-        <w:spacing w:line="360" w:lineRule="auto"/>
-        <w:ind w:firstLine="709"/>
-        <w:jc w:val="both"/>
-        <w:rPr>
-          <w:rFonts w:eastAsia="SimSun"/>
-          <w:sz w:val="28"/>
-          <w:szCs w:val="28"/>
-          <w:lang w:eastAsia="zh-CN"/>
-        </w:rPr>
-      </w:pPr>
-      <w:r>
-        <w:rPr>
-          <w:rFonts w:eastAsia="SimSun"/>
-          <w:sz w:val="28"/>
-          <w:szCs w:val="28"/>
-          <w:lang w:eastAsia="zh-CN"/>
-        </w:rPr>
-        <w:t xml:space="preserve">нормализация до первой нормальной формы; </w:t>
-      </w:r>
-    </w:p>
-    <w:p>
-      <w:pPr>
-        <w:numPr>
-          <w:ilvl w:val="0"/>
-          <w:numId w:val="24"/>
-        </w:numPr>
-        <w:spacing w:line="360" w:lineRule="auto"/>
-        <w:ind w:firstLine="709"/>
-        <w:jc w:val="both"/>
-        <w:rPr>
-          <w:rFonts w:eastAsia="SimSun"/>
-          <w:sz w:val="28"/>
-          <w:szCs w:val="28"/>
-          <w:lang w:eastAsia="zh-CN"/>
-        </w:rPr>
-      </w:pPr>
-      <w:r>
-        <w:rPr>
-          <w:rFonts w:eastAsia="SimSun"/>
-          <w:sz w:val="28"/>
-          <w:szCs w:val="28"/>
-          <w:lang w:eastAsia="zh-CN"/>
-        </w:rPr>
-        <w:t xml:space="preserve">нормализация до второй нормальной формы; </w:t>
-      </w:r>
-    </w:p>
-    <w:p>
-      <w:pPr>
-        <w:numPr>
-          <w:ilvl w:val="0"/>
-          <w:numId w:val="24"/>
-        </w:numPr>
-        <w:spacing w:line="360" w:lineRule="auto"/>
-        <w:ind w:firstLine="709"/>
-        <w:jc w:val="both"/>
-        <w:rPr>
-          <w:rFonts w:eastAsia="SimSun"/>
-          <w:sz w:val="28"/>
-          <w:szCs w:val="28"/>
-          <w:lang w:eastAsia="zh-CN"/>
-        </w:rPr>
-      </w:pPr>
-      <w:r>
-        <w:rPr>
-          <w:rFonts w:eastAsia="SimSun"/>
-          <w:sz w:val="28"/>
-          <w:szCs w:val="28"/>
-          <w:lang w:eastAsia="zh-CN"/>
-        </w:rPr>
-        <w:t xml:space="preserve">нормализация до третьей нормальной формы. </w:t>
-      </w:r>
-    </w:p>
-    <w:p>
-      <w:pPr>
-        <w:spacing w:line="360" w:lineRule="auto"/>
-        <w:ind w:firstLine="709"/>
-        <w:jc w:val="both"/>
-        <w:rPr>
-          <w:rFonts w:eastAsia="SimSun"/>
-          <w:sz w:val="28"/>
-          <w:szCs w:val="28"/>
-          <w:lang w:eastAsia="zh-CN"/>
-        </w:rPr>
-      </w:pPr>
-      <w:r>
-        <w:rPr>
-          <w:rFonts w:eastAsia="SimSun"/>
-          <w:sz w:val="28"/>
-          <w:szCs w:val="28"/>
-          <w:lang w:eastAsia="zh-CN"/>
-        </w:rPr>
-        <w:t>Нормальная форма представляет собой свойство реляционной модели данных, определяющее степень устранения избыточности информации и зависимостей между атрибутами.</w:t>
-      </w:r>
-    </w:p>
-    <w:p>
-      <w:pPr>
-        <w:spacing w:line="360" w:lineRule="auto"/>
-        <w:ind w:firstLine="709"/>
-        <w:jc w:val="both"/>
-        <w:rPr>
-          <w:rFonts w:eastAsia="SimSun"/>
-          <w:sz w:val="28"/>
-          <w:szCs w:val="28"/>
-          <w:lang w:eastAsia="zh-CN"/>
-        </w:rPr>
-      </w:pPr>
+        <w:t xml:space="preserve">Созданная структура базы данных позволяет эффективно использовать приложение «Электронная библиотека» и обеспечивает возможность </w:t>
+      </w:r>
       <w:r>
         <w:rPr>
           <w:rFonts w:eastAsia="SimSun"/>
@@ -3428,277 +3224,7 @@
           <w:lang w:eastAsia="zh-CN"/>
         </w:rPr>
         <w:lastRenderedPageBreak/>
-        <w:t>При приведении базы данных к первой нормальной форме были выполнены требования атомарности данных. Каждое поле таблицы содержит только одно значение.</w:t>
-      </w:r>
-    </w:p>
-    <w:p>
-      <w:pPr>
-        <w:spacing w:line="360" w:lineRule="auto"/>
-        <w:ind w:firstLine="709"/>
-        <w:jc w:val="both"/>
-        <w:rPr>
-          <w:rFonts w:eastAsia="SimSun"/>
-          <w:sz w:val="28"/>
-          <w:szCs w:val="28"/>
-          <w:lang w:eastAsia="zh-CN"/>
-        </w:rPr>
-      </w:pPr>
-      <w:r>
-        <w:rPr>
-          <w:rFonts w:eastAsia="SimSun"/>
-          <w:sz w:val="28"/>
-          <w:szCs w:val="28"/>
-          <w:lang w:eastAsia="zh-CN"/>
-        </w:rPr>
-        <w:t>Для достижения второй нормальной формы были устранены частичные зависимости между атрибутами и организованы связи между таблицами базы данных.</w:t>
-      </w:r>
-    </w:p>
-    <w:p>
-      <w:pPr>
-        <w:spacing w:line="360" w:lineRule="auto"/>
-        <w:ind w:firstLine="709"/>
-        <w:jc w:val="both"/>
-        <w:rPr>
-          <w:rFonts w:eastAsia="SimSun"/>
-          <w:sz w:val="28"/>
-          <w:szCs w:val="28"/>
-          <w:lang w:eastAsia="zh-CN"/>
-        </w:rPr>
-      </w:pPr>
-      <w:r>
-        <w:rPr>
-          <w:rFonts w:eastAsia="SimSun"/>
-          <w:sz w:val="28"/>
-          <w:szCs w:val="28"/>
-          <w:lang w:eastAsia="zh-CN"/>
-        </w:rPr>
-        <w:t>При приведении базы данных к третьей нормальной форме были устранены транзитивные зависимости между неключевыми атрибутами. Каждый неключевой атрибут зависит только от первичного ключа таблицы.</w:t>
-      </w:r>
-    </w:p>
-    <w:p>
-      <w:pPr>
-        <w:spacing w:line="360" w:lineRule="auto"/>
-        <w:ind w:firstLine="709"/>
-        <w:jc w:val="both"/>
-        <w:rPr>
-          <w:rFonts w:eastAsia="SimSun"/>
-          <w:sz w:val="28"/>
-          <w:szCs w:val="28"/>
-          <w:lang w:eastAsia="zh-CN"/>
-        </w:rPr>
-      </w:pPr>
-      <w:r>
-        <w:rPr>
-          <w:rFonts w:eastAsia="SimSun"/>
-          <w:sz w:val="28"/>
-          <w:szCs w:val="28"/>
-          <w:lang w:eastAsia="zh-CN"/>
-        </w:rPr>
-        <w:t>Таким образом, разработанная база данных обеспечивает:</w:t>
-      </w:r>
-    </w:p>
-    <w:p>
-      <w:pPr>
-        <w:numPr>
-          <w:ilvl w:val="0"/>
-          <w:numId w:val="25"/>
-        </w:numPr>
-        <w:spacing w:line="360" w:lineRule="auto"/>
-        <w:ind w:firstLine="709"/>
-        <w:jc w:val="both"/>
-        <w:rPr>
-          <w:rFonts w:eastAsia="SimSun"/>
-          <w:sz w:val="28"/>
-          <w:szCs w:val="28"/>
-          <w:lang w:eastAsia="zh-CN"/>
-        </w:rPr>
-      </w:pPr>
-      <w:r>
-        <w:rPr>
-          <w:rFonts w:eastAsia="SimSun"/>
-          <w:sz w:val="28"/>
-          <w:szCs w:val="28"/>
-          <w:lang w:eastAsia="zh-CN"/>
-        </w:rPr>
-        <w:t xml:space="preserve">надежное хранение информации; </w:t>
-      </w:r>
-    </w:p>
-    <w:p>
-      <w:pPr>
-        <w:numPr>
-          <w:ilvl w:val="0"/>
-          <w:numId w:val="25"/>
-        </w:numPr>
-        <w:spacing w:line="360" w:lineRule="auto"/>
-        <w:ind w:firstLine="709"/>
-        <w:jc w:val="both"/>
-        <w:rPr>
-          <w:rFonts w:eastAsia="SimSun"/>
-          <w:sz w:val="28"/>
-          <w:szCs w:val="28"/>
-          <w:lang w:eastAsia="zh-CN"/>
-        </w:rPr>
-      </w:pPr>
-      <w:r>
-        <w:rPr>
-          <w:rFonts w:eastAsia="SimSun"/>
-          <w:sz w:val="28"/>
-          <w:szCs w:val="28"/>
-          <w:lang w:eastAsia="zh-CN"/>
-        </w:rPr>
-        <w:t xml:space="preserve">высокую скорость обработки данных; </w:t>
-      </w:r>
-    </w:p>
-    <w:p>
-      <w:pPr>
-        <w:numPr>
-          <w:ilvl w:val="0"/>
-          <w:numId w:val="25"/>
-        </w:numPr>
-        <w:spacing w:line="360" w:lineRule="auto"/>
-        <w:ind w:firstLine="709"/>
-        <w:jc w:val="both"/>
-        <w:rPr>
-          <w:rFonts w:eastAsia="SimSun"/>
-          <w:sz w:val="28"/>
-          <w:szCs w:val="28"/>
-          <w:lang w:eastAsia="zh-CN"/>
-        </w:rPr>
-      </w:pPr>
-      <w:r>
-        <w:rPr>
-          <w:rFonts w:eastAsia="SimSun"/>
-          <w:sz w:val="28"/>
-          <w:szCs w:val="28"/>
-          <w:lang w:eastAsia="zh-CN"/>
-        </w:rPr>
-        <w:t xml:space="preserve">поддержку работы пользователей и библиотекарей; </w:t>
-      </w:r>
-    </w:p>
-    <w:p>
-      <w:pPr>
-        <w:numPr>
-          <w:ilvl w:val="0"/>
-          <w:numId w:val="25"/>
-        </w:numPr>
-        <w:spacing w:line="360" w:lineRule="auto"/>
-        <w:ind w:firstLine="709"/>
-        <w:jc w:val="both"/>
-        <w:rPr>
-          <w:rFonts w:eastAsia="SimSun"/>
-          <w:sz w:val="28"/>
-          <w:szCs w:val="28"/>
-          <w:lang w:eastAsia="zh-CN"/>
-        </w:rPr>
-      </w:pPr>
-      <w:r>
-        <w:rPr>
-          <w:rFonts w:eastAsia="SimSun"/>
-          <w:sz w:val="28"/>
-          <w:szCs w:val="28"/>
-          <w:lang w:eastAsia="zh-CN"/>
-        </w:rPr>
-        <w:t xml:space="preserve">удобный поиск литературы; </w:t>
-      </w:r>
-    </w:p>
-    <w:p>
-      <w:pPr>
-        <w:numPr>
-          <w:ilvl w:val="0"/>
-          <w:numId w:val="25"/>
-        </w:numPr>
-        <w:spacing w:line="360" w:lineRule="auto"/>
-        <w:ind w:firstLine="709"/>
-        <w:jc w:val="both"/>
-        <w:rPr>
-          <w:rFonts w:eastAsia="SimSun"/>
-          <w:sz w:val="28"/>
-          <w:szCs w:val="28"/>
-          <w:lang w:eastAsia="zh-CN"/>
-        </w:rPr>
-      </w:pPr>
-      <w:r>
-        <w:rPr>
-          <w:rFonts w:eastAsia="SimSun"/>
-          <w:sz w:val="28"/>
-          <w:szCs w:val="28"/>
-          <w:lang w:eastAsia="zh-CN"/>
-        </w:rPr>
-        <w:t xml:space="preserve">хранение электронных материалов; </w:t>
-      </w:r>
-    </w:p>
-    <w:p>
-      <w:pPr>
-        <w:numPr>
-          <w:ilvl w:val="0"/>
-          <w:numId w:val="25"/>
-        </w:numPr>
-        <w:spacing w:line="360" w:lineRule="auto"/>
-        <w:ind w:firstLine="709"/>
-        <w:jc w:val="both"/>
-        <w:rPr>
-          <w:rFonts w:eastAsia="SimSun"/>
-          <w:sz w:val="28"/>
-          <w:szCs w:val="28"/>
-          <w:lang w:eastAsia="zh-CN"/>
-        </w:rPr>
-      </w:pPr>
-      <w:r>
-        <w:rPr>
-          <w:rFonts w:eastAsia="SimSun"/>
-          <w:sz w:val="28"/>
-          <w:szCs w:val="28"/>
-          <w:lang w:eastAsia="zh-CN"/>
-        </w:rPr>
-        <w:t xml:space="preserve">автоматизацию учета выдачи книг; </w:t>
-      </w:r>
-    </w:p>
-    <w:p>
-      <w:pPr>
-        <w:numPr>
-          <w:ilvl w:val="0"/>
-          <w:numId w:val="25"/>
-        </w:numPr>
-        <w:spacing w:line="360" w:lineRule="auto"/>
-        <w:ind w:firstLine="709"/>
-        <w:jc w:val="both"/>
-        <w:rPr>
-          <w:rFonts w:eastAsia="SimSun"/>
-          <w:sz w:val="28"/>
-          <w:szCs w:val="28"/>
-          <w:lang w:eastAsia="zh-CN"/>
-        </w:rPr>
-      </w:pPr>
-      <w:r>
-        <w:rPr>
-          <w:rFonts w:eastAsia="SimSun"/>
-          <w:sz w:val="28"/>
-          <w:szCs w:val="28"/>
-          <w:lang w:eastAsia="zh-CN"/>
-        </w:rPr>
-        <w:t xml:space="preserve">поддержку рейтингов и рецензий. </w:t>
-      </w:r>
-    </w:p>
-    <w:p>
-      <w:pPr>
-        <w:spacing w:line="360" w:lineRule="auto"/>
-        <w:ind w:firstLine="709"/>
-        <w:jc w:val="both"/>
-        <w:rPr>
-          <w:rFonts w:eastAsia="SimSun"/>
-          <w:sz w:val="28"/>
-          <w:szCs w:val="28"/>
-          <w:lang w:eastAsia="zh-CN"/>
-        </w:rPr>
-      </w:pPr>
-      <w:r>
-        <w:rPr>
-          <w:rFonts w:eastAsia="SimSun"/>
-          <w:sz w:val="28"/>
-          <w:szCs w:val="28"/>
-          <w:lang w:eastAsia="zh-CN"/>
-        </w:rPr>
-        <w:t>Созданная структура базы данных позволяет эффективно использовать приложение «Электронная библиотека» и обеспечивает возможность дальнейшего расширения функциональности системы.</w:t>
+        <w:t>дальнейшего расширения функциональности (например, добавление новых жанров, тегов или рекомендаций).</w:t>
       </w:r>
     </w:p>
     <w:p>
@@ -4657,6 +4183,155 @@
     </w:lvl>
   </w:abstractNum>
   <w:abstractNum w:abstractNumId="6" w15:restartNumberingAfterBreak="0">
+    <w:nsid w:val="04A85738"/>
+    <w:multiLevelType w:val="multilevel"/>
+    <w:tmpl w:val="9D0C7718"/>
+    <w:lvl w:ilvl="0">
+      <w:start w:val="1"/>
+      <w:numFmt w:val="bullet"/>
+      <w:lvlText w:val=""/>
+      <w:lvlJc w:val="left"/>
+      <w:pPr>
+        <w:tabs>
+          <w:tab w:val="num" w:pos="720"/>
+        </w:tabs>
+        <w:ind w:left="720" w:hanging="360"/>
+      </w:pPr>
+      <w:rPr>
+        <w:rFonts w:ascii="Symbol" w:hAnsi="Symbol" w:hint="default"/>
+        <w:sz w:val="20"/>
+      </w:rPr>
+    </w:lvl>
+    <w:lvl w:ilvl="1" w:tentative="1">
+      <w:start w:val="1"/>
+      <w:numFmt w:val="bullet"/>
+      <w:lvlText w:val="o"/>
+      <w:lvlJc w:val="left"/>
+      <w:pPr>
+        <w:tabs>
+          <w:tab w:val="num" w:pos="1440"/>
+        </w:tabs>
+        <w:ind w:left="1440" w:hanging="360"/>
+      </w:pPr>
+      <w:rPr>
+        <w:rFonts w:ascii="Courier New" w:hAnsi="Courier New" w:hint="default"/>
+        <w:sz w:val="20"/>
+      </w:rPr>
+    </w:lvl>
+    <w:lvl w:ilvl="2" w:tentative="1">
+      <w:start w:val="1"/>
+      <w:numFmt w:val="bullet"/>
+      <w:lvlText w:val=""/>
+      <w:lvlJc w:val="left"/>
+      <w:pPr>
+        <w:tabs>
+          <w:tab w:val="num" w:pos="2160"/>
+        </w:tabs>
+        <w:ind w:left="2160" w:hanging="360"/>
+      </w:pPr>
+      <w:rPr>
+        <w:rFonts w:ascii="Wingdings" w:hAnsi="Wingdings" w:hint="default"/>
+        <w:sz w:val="20"/>
+      </w:rPr>
+    </w:lvl>
+    <w:lvl w:ilvl="3" w:tentative="1">
+      <w:start w:val="1"/>
+      <w:numFmt w:val="bullet"/>
+      <w:lvlText w:val=""/>
+      <w:lvlJc w:val="left"/>
+      <w:pPr>
+        <w:tabs>
+          <w:tab w:val="num" w:pos="2880"/>
+        </w:tabs>
+        <w:ind w:left="2880" w:hanging="360"/>
+      </w:pPr>
+      <w:rPr>
+        <w:rFonts w:ascii="Wingdings" w:hAnsi="Wingdings" w:hint="default"/>
+        <w:sz w:val="20"/>
+      </w:rPr>
+    </w:lvl>
+    <w:lvl w:ilvl="4" w:tentative="1">
+      <w:start w:val="1"/>
+      <w:numFmt w:val="bullet"/>
+      <w:lvlText w:val=""/>
+      <w:lvlJc w:val="left"/>
+      <w:pPr>
+        <w:tabs>
+          <w:tab w:val="num" w:pos="3600"/>
+        </w:tabs>
+        <w:ind w:left="3600" w:hanging="360"/>
+      </w:pPr>
+      <w:rPr>
+        <w:rFonts w:ascii="Wingdings" w:hAnsi="Wingdings" w:hint="default"/>
+        <w:sz w:val="20"/>
+      </w:rPr>
+    </w:lvl>
+    <w:lvl w:ilvl="5" w:tentative="1">
+      <w:start w:val="1"/>
+      <w:numFmt w:val="bullet"/>
+      <w:lvlText w:val=""/>
+      <w:lvlJc w:val="left"/>
+      <w:pPr>
+        <w:tabs>
+          <w:tab w:val="num" w:pos="4320"/>
+        </w:tabs>
+        <w:ind w:left="4320" w:hanging="360"/>
+      </w:pPr>
+      <w:rPr>
+        <w:rFonts w:ascii="Wingdings" w:hAnsi="Wingdings" w:hint="default"/>
+        <w:sz w:val="20"/>
+      </w:rPr>
+    </w:lvl>
+    <w:lvl w:ilvl="6" w:tentative="1">
+      <w:start w:val="1"/>
+      <w:numFmt w:val="bullet"/>
+      <w:lvlText w:val=""/>
+      <w:lvlJc w:val="left"/>
+      <w:pPr>
+        <w:tabs>
+          <w:tab w:val="num" w:pos="5040"/>
+        </w:tabs>
+        <w:ind w:left="5040" w:hanging="360"/>
+      </w:pPr>
+      <w:rPr>
+        <w:rFonts w:ascii="Wingdings" w:hAnsi="Wingdings" w:hint="default"/>
+        <w:sz w:val="20"/>
+      </w:rPr>
+    </w:lvl>
+    <w:lvl w:ilvl="7" w:tentative="1">
+      <w:start w:val="1"/>
+      <w:numFmt w:val="bullet"/>
+      <w:lvlText w:val=""/>
+      <w:lvlJc w:val="left"/>
+      <w:pPr>
+        <w:tabs>
+          <w:tab w:val="num" w:pos="5760"/>
+        </w:tabs>
+        <w:ind w:left="5760" w:hanging="360"/>
+      </w:pPr>
+      <w:rPr>
+        <w:rFonts w:ascii="Wingdings" w:hAnsi="Wingdings" w:hint="default"/>
+        <w:sz w:val="20"/>
+      </w:rPr>
+    </w:lvl>
+    <w:lvl w:ilvl="8" w:tentative="1">
+      <w:start w:val="1"/>
+      <w:numFmt w:val="bullet"/>
+      <w:lvlText w:val=""/>
+      <w:lvlJc w:val="left"/>
+      <w:pPr>
+        <w:tabs>
+          <w:tab w:val="num" w:pos="6480"/>
+        </w:tabs>
+        <w:ind w:left="6480" w:hanging="360"/>
+      </w:pPr>
+      <w:rPr>
+        <w:rFonts w:ascii="Wingdings" w:hAnsi="Wingdings" w:hint="default"/>
+        <w:sz w:val="20"/>
+      </w:rPr>
+    </w:lvl>
+  </w:abstractNum>
+  <w:abstractNum w:abstractNumId="7" w15:restartNumberingAfterBreak="0">
     <w:nsid w:val="056E6E89"/>
     <w:multiLevelType w:val="multilevel"/>
     <w:tmpl w:val="8BEED60C"/>
@@ -4805,7 +4480,7 @@
       </w:rPr>
     </w:lvl>
   </w:abstractNum>
-  <w:abstractNum w:abstractNumId="7" w15:restartNumberingAfterBreak="0">
+  <w:abstractNum w:abstractNumId="8" w15:restartNumberingAfterBreak="0">
     <w:nsid w:val="07E462F4"/>
     <w:multiLevelType w:val="multilevel"/>
     <w:tmpl w:val="0E02BEB8"/>
@@ -4954,7 +4629,7 @@
       </w:rPr>
     </w:lvl>
   </w:abstractNum>
-  <w:abstractNum w:abstractNumId="8" w15:restartNumberingAfterBreak="0">
+  <w:abstractNum w:abstractNumId="9" w15:restartNumberingAfterBreak="0">
     <w:nsid w:val="113C52F1"/>
     <w:multiLevelType w:val="multilevel"/>
     <w:tmpl w:val="72A8229E"/>
@@ -5103,7 +4778,269 @@
       </w:rPr>
     </w:lvl>
   </w:abstractNum>
-  <w:abstractNum w:abstractNumId="9" w15:restartNumberingAfterBreak="0">
+  <w:abstractNum w:abstractNumId="10" w15:restartNumberingAfterBreak="0">
+    <w:nsid w:val="149540F9"/>
+    <w:multiLevelType w:val="multilevel"/>
+    <w:tmpl w:val="C7A0CEDA"/>
+    <w:lvl w:ilvl="0">
+      <w:start w:val="1"/>
+      <w:numFmt w:val="bullet"/>
+      <w:lvlText w:val=""/>
+      <w:lvlJc w:val="left"/>
+      <w:pPr>
+        <w:tabs>
+          <w:tab w:val="num" w:pos="720"/>
+        </w:tabs>
+        <w:ind w:left="720" w:hanging="360"/>
+      </w:pPr>
+      <w:rPr>
+        <w:rFonts w:ascii="Symbol" w:hAnsi="Symbol" w:hint="default"/>
+        <w:sz w:val="20"/>
+      </w:rPr>
+    </w:lvl>
+    <w:lvl w:ilvl="1" w:tentative="1">
+      <w:start w:val="1"/>
+      <w:numFmt w:val="bullet"/>
+      <w:lvlText w:val="o"/>
+      <w:lvlJc w:val="left"/>
+      <w:pPr>
+        <w:tabs>
+          <w:tab w:val="num" w:pos="1440"/>
+        </w:tabs>
+        <w:ind w:left="1440" w:hanging="360"/>
+      </w:pPr>
+      <w:rPr>
+        <w:rFonts w:ascii="Courier New" w:hAnsi="Courier New" w:hint="default"/>
+        <w:sz w:val="20"/>
+      </w:rPr>
+    </w:lvl>
+    <w:lvl w:ilvl="2" w:tentative="1">
+      <w:start w:val="1"/>
+      <w:numFmt w:val="bullet"/>
+      <w:lvlText w:val=""/>
+      <w:lvlJc w:val="left"/>
+      <w:pPr>
+        <w:tabs>
+          <w:tab w:val="num" w:pos="2160"/>
+        </w:tabs>
+        <w:ind w:left="2160" w:hanging="360"/>
+      </w:pPr>
+      <w:rPr>
+        <w:rFonts w:ascii="Wingdings" w:hAnsi="Wingdings" w:hint="default"/>
+        <w:sz w:val="20"/>
+      </w:rPr>
+    </w:lvl>
+    <w:lvl w:ilvl="3" w:tentative="1">
+      <w:start w:val="1"/>
+      <w:numFmt w:val="bullet"/>
+      <w:lvlText w:val=""/>
+      <w:lvlJc w:val="left"/>
+      <w:pPr>
+        <w:tabs>
+          <w:tab w:val="num" w:pos="2880"/>
+        </w:tabs>
+        <w:ind w:left="2880" w:hanging="360"/>
+      </w:pPr>
+      <w:rPr>
+        <w:rFonts w:ascii="Wingdings" w:hAnsi="Wingdings" w:hint="default"/>
+        <w:sz w:val="20"/>
+      </w:rPr>
+    </w:lvl>
+    <w:lvl w:ilvl="4" w:tentative="1">
+      <w:start w:val="1"/>
+      <w:numFmt w:val="bullet"/>
+      <w:lvlText w:val=""/>
+      <w:lvlJc w:val="left"/>
+      <w:pPr>
+        <w:tabs>
+          <w:tab w:val="num" w:pos="3600"/>
+        </w:tabs>
+        <w:ind w:left="3600" w:hanging="360"/>
+      </w:pPr>
+      <w:rPr>
+        <w:rFonts w:ascii="Wingdings" w:hAnsi="Wingdings" w:hint="default"/>
+        <w:sz w:val="20"/>
+      </w:rPr>
+    </w:lvl>
+    <w:lvl w:ilvl="5" w:tentative="1">
+      <w:start w:val="1"/>
+      <w:numFmt w:val="bullet"/>
+      <w:lvlText w:val=""/>
+      <w:lvlJc w:val="left"/>
+      <w:pPr>
+        <w:tabs>
+          <w:tab w:val="num" w:pos="4320"/>
+        </w:tabs>
+        <w:ind w:left="4320" w:hanging="360"/>
+      </w:pPr>
+      <w:rPr>
+        <w:rFonts w:ascii="Wingdings" w:hAnsi="Wingdings" w:hint="default"/>
+        <w:sz w:val="20"/>
+      </w:rPr>
+    </w:lvl>
+    <w:lvl w:ilvl="6" w:tentative="1">
+      <w:start w:val="1"/>
+      <w:numFmt w:val="bullet"/>
+      <w:lvlText w:val=""/>
+      <w:lvlJc w:val="left"/>
+      <w:pPr>
+        <w:tabs>
+          <w:tab w:val="num" w:pos="5040"/>
+        </w:tabs>
+        <w:ind w:left="5040" w:hanging="360"/>
+      </w:pPr>
+      <w:rPr>
+        <w:rFonts w:ascii="Wingdings" w:hAnsi="Wingdings" w:hint="default"/>
+        <w:sz w:val="20"/>
+      </w:rPr>
+    </w:lvl>
+    <w:lvl w:ilvl="7" w:tentative="1">
+      <w:start w:val="1"/>
+      <w:numFmt w:val="bullet"/>
+      <w:lvlText w:val=""/>
+      <w:lvlJc w:val="left"/>
+      <w:pPr>
+        <w:tabs>
+          <w:tab w:val="num" w:pos="5760"/>
+        </w:tabs>
+        <w:ind w:left="5760" w:hanging="360"/>
+      </w:pPr>
+      <w:rPr>
+        <w:rFonts w:ascii="Wingdings" w:hAnsi="Wingdings" w:hint="default"/>
+        <w:sz w:val="20"/>
+      </w:rPr>
+    </w:lvl>
+    <w:lvl w:ilvl="8" w:tentative="1">
+      <w:start w:val="1"/>
+      <w:numFmt w:val="bullet"/>
+      <w:lvlText w:val=""/>
+      <w:lvlJc w:val="left"/>
+      <w:pPr>
+        <w:tabs>
+          <w:tab w:val="num" w:pos="6480"/>
+        </w:tabs>
+        <w:ind w:left="6480" w:hanging="360"/>
+      </w:pPr>
+      <w:rPr>
+        <w:rFonts w:ascii="Wingdings" w:hAnsi="Wingdings" w:hint="default"/>
+        <w:sz w:val="20"/>
+      </w:rPr>
+    </w:lvl>
+  </w:abstractNum>
+  <w:abstractNum w:abstractNumId="11" w15:restartNumberingAfterBreak="0">
+    <w:nsid w:val="21964013"/>
+    <w:multiLevelType w:val="multilevel"/>
+    <w:tmpl w:val="D25EE43A"/>
+    <w:lvl w:ilvl="0">
+      <w:start w:val="1"/>
+      <w:numFmt w:val="decimal"/>
+      <w:lvlText w:val="%1."/>
+      <w:lvlJc w:val="left"/>
+      <w:pPr>
+        <w:tabs>
+          <w:tab w:val="num" w:pos="720"/>
+        </w:tabs>
+        <w:ind w:left="720" w:hanging="360"/>
+      </w:pPr>
+    </w:lvl>
+    <w:lvl w:ilvl="1" w:tentative="1">
+      <w:start w:val="1"/>
+      <w:numFmt w:val="decimal"/>
+      <w:lvlText w:val="%2."/>
+      <w:lvlJc w:val="left"/>
+      <w:pPr>
+        <w:tabs>
+          <w:tab w:val="num" w:pos="1440"/>
+        </w:tabs>
+        <w:ind w:left="1440" w:hanging="360"/>
+      </w:pPr>
+    </w:lvl>
+    <w:lvl w:ilvl="2" w:tentative="1">
+      <w:start w:val="1"/>
+      <w:numFmt w:val="decimal"/>
+      <w:lvlText w:val="%3."/>
+      <w:lvlJc w:val="left"/>
+      <w:pPr>
+        <w:tabs>
+          <w:tab w:val="num" w:pos="2160"/>
+        </w:tabs>
+        <w:ind w:left="2160" w:hanging="360"/>
+      </w:pPr>
+    </w:lvl>
+    <w:lvl w:ilvl="3" w:tentative="1">
+      <w:start w:val="1"/>
+      <w:numFmt w:val="decimal"/>
+      <w:lvlText w:val="%4."/>
+      <w:lvlJc w:val="left"/>
+      <w:pPr>
+        <w:tabs>
+          <w:tab w:val="num" w:pos="2880"/>
+        </w:tabs>
+        <w:ind w:left="2880" w:hanging="360"/>
+      </w:pPr>
+    </w:lvl>
+    <w:lvl w:ilvl="4" w:tentative="1">
+      <w:start w:val="1"/>
+      <w:numFmt w:val="decimal"/>
+      <w:lvlText w:val="%5."/>
+      <w:lvlJc w:val="left"/>
+      <w:pPr>
+        <w:tabs>
+          <w:tab w:val="num" w:pos="3600"/>
+        </w:tabs>
+        <w:ind w:left="3600" w:hanging="360"/>
+      </w:pPr>
+    </w:lvl>
+    <w:lvl w:ilvl="5" w:tentative="1">
+      <w:start w:val="1"/>
+      <w:numFmt w:val="decimal"/>
+      <w:lvlText w:val="%6."/>
+      <w:lvlJc w:val="left"/>
+      <w:pPr>
+        <w:tabs>
+          <w:tab w:val="num" w:pos="4320"/>
+        </w:tabs>
+        <w:ind w:left="4320" w:hanging="360"/>
+      </w:pPr>
+    </w:lvl>
+    <w:lvl w:ilvl="6" w:tentative="1">
+      <w:start w:val="1"/>
+      <w:numFmt w:val="decimal"/>
+      <w:lvlText w:val="%7."/>
+      <w:lvlJc w:val="left"/>
+      <w:pPr>
+        <w:tabs>
+          <w:tab w:val="num" w:pos="5040"/>
+        </w:tabs>
+        <w:ind w:left="5040" w:hanging="360"/>
+      </w:pPr>
+    </w:lvl>
+    <w:lvl w:ilvl="7" w:tentative="1">
+      <w:start w:val="1"/>
+      <w:numFmt w:val="decimal"/>
+      <w:lvlText w:val="%8."/>
+      <w:lvlJc w:val="left"/>
+      <w:pPr>
+        <w:tabs>
+          <w:tab w:val="num" w:pos="5760"/>
+        </w:tabs>
+        <w:ind w:left="5760" w:hanging="360"/>
+      </w:pPr>
+    </w:lvl>
+    <w:lvl w:ilvl="8" w:tentative="1">
+      <w:start w:val="1"/>
+      <w:numFmt w:val="decimal"/>
+      <w:lvlText w:val="%9."/>
+      <w:lvlJc w:val="left"/>
+      <w:pPr>
+        <w:tabs>
+          <w:tab w:val="num" w:pos="6480"/>
+        </w:tabs>
+        <w:ind w:left="6480" w:hanging="360"/>
+      </w:pPr>
+    </w:lvl>
+  </w:abstractNum>
+  <w:abstractNum w:abstractNumId="12" w15:restartNumberingAfterBreak="0">
     <w:nsid w:val="23E6CC20"/>
     <w:multiLevelType w:val="multilevel"/>
     <w:tmpl w:val="23E6CC20"/>
@@ -5252,7 +5189,7 @@
       </w:rPr>
     </w:lvl>
   </w:abstractNum>
-  <w:abstractNum w:abstractNumId="10" w15:restartNumberingAfterBreak="0">
+  <w:abstractNum w:abstractNumId="13" w15:restartNumberingAfterBreak="0">
     <w:nsid w:val="23F586E0"/>
     <w:multiLevelType w:val="multilevel"/>
     <w:tmpl w:val="23F586E0"/>
@@ -5401,7 +5338,7 @@
       </w:rPr>
     </w:lvl>
   </w:abstractNum>
-  <w:abstractNum w:abstractNumId="11" w15:restartNumberingAfterBreak="0">
+  <w:abstractNum w:abstractNumId="14" w15:restartNumberingAfterBreak="0">
     <w:nsid w:val="25D64371"/>
     <w:multiLevelType w:val="multilevel"/>
     <w:tmpl w:val="07849562"/>
@@ -5550,7 +5487,7 @@
       </w:rPr>
     </w:lvl>
   </w:abstractNum>
-  <w:abstractNum w:abstractNumId="12" w15:restartNumberingAfterBreak="0">
+  <w:abstractNum w:abstractNumId="15" w15:restartNumberingAfterBreak="0">
     <w:nsid w:val="25F327D0"/>
     <w:multiLevelType w:val="multilevel"/>
     <w:tmpl w:val="FCC82E28"/>
@@ -5699,7 +5636,7 @@
       </w:rPr>
     </w:lvl>
   </w:abstractNum>
-  <w:abstractNum w:abstractNumId="13" w15:restartNumberingAfterBreak="0">
+  <w:abstractNum w:abstractNumId="16" w15:restartNumberingAfterBreak="0">
     <w:nsid w:val="26570C8E"/>
     <w:multiLevelType w:val="multilevel"/>
     <w:tmpl w:val="D0D048B4"/>
@@ -5848,7 +5785,7 @@
       </w:rPr>
     </w:lvl>
   </w:abstractNum>
-  <w:abstractNum w:abstractNumId="14" w15:restartNumberingAfterBreak="0">
+  <w:abstractNum w:abstractNumId="17" w15:restartNumberingAfterBreak="0">
     <w:nsid w:val="2C7A7B64"/>
     <w:multiLevelType w:val="multilevel"/>
     <w:tmpl w:val="2C7A7B64"/>
@@ -5937,7 +5874,156 @@
       </w:pPr>
     </w:lvl>
   </w:abstractNum>
-  <w:abstractNum w:abstractNumId="15" w15:restartNumberingAfterBreak="0">
+  <w:abstractNum w:abstractNumId="18" w15:restartNumberingAfterBreak="0">
+    <w:nsid w:val="2D9865C4"/>
+    <w:multiLevelType w:val="multilevel"/>
+    <w:tmpl w:val="960A99CE"/>
+    <w:lvl w:ilvl="0">
+      <w:start w:val="1"/>
+      <w:numFmt w:val="bullet"/>
+      <w:lvlText w:val=""/>
+      <w:lvlJc w:val="left"/>
+      <w:pPr>
+        <w:tabs>
+          <w:tab w:val="num" w:pos="720"/>
+        </w:tabs>
+        <w:ind w:left="720" w:hanging="360"/>
+      </w:pPr>
+      <w:rPr>
+        <w:rFonts w:ascii="Symbol" w:hAnsi="Symbol" w:hint="default"/>
+        <w:sz w:val="20"/>
+      </w:rPr>
+    </w:lvl>
+    <w:lvl w:ilvl="1" w:tentative="1">
+      <w:start w:val="1"/>
+      <w:numFmt w:val="bullet"/>
+      <w:lvlText w:val="o"/>
+      <w:lvlJc w:val="left"/>
+      <w:pPr>
+        <w:tabs>
+          <w:tab w:val="num" w:pos="1440"/>
+        </w:tabs>
+        <w:ind w:left="1440" w:hanging="360"/>
+      </w:pPr>
+      <w:rPr>
+        <w:rFonts w:ascii="Courier New" w:hAnsi="Courier New" w:hint="default"/>
+        <w:sz w:val="20"/>
+      </w:rPr>
+    </w:lvl>
+    <w:lvl w:ilvl="2" w:tentative="1">
+      <w:start w:val="1"/>
+      <w:numFmt w:val="bullet"/>
+      <w:lvlText w:val=""/>
+      <w:lvlJc w:val="left"/>
+      <w:pPr>
+        <w:tabs>
+          <w:tab w:val="num" w:pos="2160"/>
+        </w:tabs>
+        <w:ind w:left="2160" w:hanging="360"/>
+      </w:pPr>
+      <w:rPr>
+        <w:rFonts w:ascii="Wingdings" w:hAnsi="Wingdings" w:hint="default"/>
+        <w:sz w:val="20"/>
+      </w:rPr>
+    </w:lvl>
+    <w:lvl w:ilvl="3" w:tentative="1">
+      <w:start w:val="1"/>
+      <w:numFmt w:val="bullet"/>
+      <w:lvlText w:val=""/>
+      <w:lvlJc w:val="left"/>
+      <w:pPr>
+        <w:tabs>
+          <w:tab w:val="num" w:pos="2880"/>
+        </w:tabs>
+        <w:ind w:left="2880" w:hanging="360"/>
+      </w:pPr>
+      <w:rPr>
+        <w:rFonts w:ascii="Wingdings" w:hAnsi="Wingdings" w:hint="default"/>
+        <w:sz w:val="20"/>
+      </w:rPr>
+    </w:lvl>
+    <w:lvl w:ilvl="4" w:tentative="1">
+      <w:start w:val="1"/>
+      <w:numFmt w:val="bullet"/>
+      <w:lvlText w:val=""/>
+      <w:lvlJc w:val="left"/>
+      <w:pPr>
+        <w:tabs>
+          <w:tab w:val="num" w:pos="3600"/>
+        </w:tabs>
+        <w:ind w:left="3600" w:hanging="360"/>
+      </w:pPr>
+      <w:rPr>
+        <w:rFonts w:ascii="Wingdings" w:hAnsi="Wingdings" w:hint="default"/>
+        <w:sz w:val="20"/>
+      </w:rPr>
+    </w:lvl>
+    <w:lvl w:ilvl="5" w:tentative="1">
+      <w:start w:val="1"/>
+      <w:numFmt w:val="bullet"/>
+      <w:lvlText w:val=""/>
+      <w:lvlJc w:val="left"/>
+      <w:pPr>
+        <w:tabs>
+          <w:tab w:val="num" w:pos="4320"/>
+        </w:tabs>
+        <w:ind w:left="4320" w:hanging="360"/>
+      </w:pPr>
+      <w:rPr>
+        <w:rFonts w:ascii="Wingdings" w:hAnsi="Wingdings" w:hint="default"/>
+        <w:sz w:val="20"/>
+      </w:rPr>
+    </w:lvl>
+    <w:lvl w:ilvl="6" w:tentative="1">
+      <w:start w:val="1"/>
+      <w:numFmt w:val="bullet"/>
+      <w:lvlText w:val=""/>
+      <w:lvlJc w:val="left"/>
+      <w:pPr>
+        <w:tabs>
+          <w:tab w:val="num" w:pos="5040"/>
+        </w:tabs>
+        <w:ind w:left="5040" w:hanging="360"/>
+      </w:pPr>
+      <w:rPr>
+        <w:rFonts w:ascii="Wingdings" w:hAnsi="Wingdings" w:hint="default"/>
+        <w:sz w:val="20"/>
+      </w:rPr>
+    </w:lvl>
+    <w:lvl w:ilvl="7" w:tentative="1">
+      <w:start w:val="1"/>
+      <w:numFmt w:val="bullet"/>
+      <w:lvlText w:val=""/>
+      <w:lvlJc w:val="left"/>
+      <w:pPr>
+        <w:tabs>
+          <w:tab w:val="num" w:pos="5760"/>
+        </w:tabs>
+        <w:ind w:left="5760" w:hanging="360"/>
+      </w:pPr>
+      <w:rPr>
+        <w:rFonts w:ascii="Wingdings" w:hAnsi="Wingdings" w:hint="default"/>
+        <w:sz w:val="20"/>
+      </w:rPr>
+    </w:lvl>
+    <w:lvl w:ilvl="8" w:tentative="1">
+      <w:start w:val="1"/>
+      <w:numFmt w:val="bullet"/>
+      <w:lvlText w:val=""/>
+      <w:lvlJc w:val="left"/>
+      <w:pPr>
+        <w:tabs>
+          <w:tab w:val="num" w:pos="6480"/>
+        </w:tabs>
+        <w:ind w:left="6480" w:hanging="360"/>
+      </w:pPr>
+      <w:rPr>
+        <w:rFonts w:ascii="Wingdings" w:hAnsi="Wingdings" w:hint="default"/>
+        <w:sz w:val="20"/>
+      </w:rPr>
+    </w:lvl>
+  </w:abstractNum>
+  <w:abstractNum w:abstractNumId="19" w15:restartNumberingAfterBreak="0">
     <w:nsid w:val="2DFD0A69"/>
     <w:multiLevelType w:val="multilevel"/>
     <w:tmpl w:val="1750B8DA"/>
@@ -6086,7 +6172,7 @@
       </w:rPr>
     </w:lvl>
   </w:abstractNum>
-  <w:abstractNum w:abstractNumId="16" w15:restartNumberingAfterBreak="0">
+  <w:abstractNum w:abstractNumId="20" w15:restartNumberingAfterBreak="0">
     <w:nsid w:val="3F613CC7"/>
     <w:multiLevelType w:val="multilevel"/>
     <w:tmpl w:val="CC38FD02"/>
@@ -6235,7 +6321,7 @@
       </w:rPr>
     </w:lvl>
   </w:abstractNum>
-  <w:abstractNum w:abstractNumId="17" w15:restartNumberingAfterBreak="0">
+  <w:abstractNum w:abstractNumId="21" w15:restartNumberingAfterBreak="0">
     <w:nsid w:val="402C3E60"/>
     <w:multiLevelType w:val="multilevel"/>
     <w:tmpl w:val="402C3E60"/>
@@ -6384,7 +6470,156 @@
       </w:rPr>
     </w:lvl>
   </w:abstractNum>
-  <w:abstractNum w:abstractNumId="18" w15:restartNumberingAfterBreak="0">
+  <w:abstractNum w:abstractNumId="22" w15:restartNumberingAfterBreak="0">
+    <w:nsid w:val="404D1913"/>
+    <w:multiLevelType w:val="multilevel"/>
+    <w:tmpl w:val="56488624"/>
+    <w:lvl w:ilvl="0">
+      <w:start w:val="1"/>
+      <w:numFmt w:val="bullet"/>
+      <w:lvlText w:val=""/>
+      <w:lvlJc w:val="left"/>
+      <w:pPr>
+        <w:tabs>
+          <w:tab w:val="num" w:pos="720"/>
+        </w:tabs>
+        <w:ind w:left="720" w:hanging="360"/>
+      </w:pPr>
+      <w:rPr>
+        <w:rFonts w:ascii="Symbol" w:hAnsi="Symbol" w:hint="default"/>
+        <w:sz w:val="20"/>
+      </w:rPr>
+    </w:lvl>
+    <w:lvl w:ilvl="1" w:tentative="1">
+      <w:start w:val="1"/>
+      <w:numFmt w:val="bullet"/>
+      <w:lvlText w:val="o"/>
+      <w:lvlJc w:val="left"/>
+      <w:pPr>
+        <w:tabs>
+          <w:tab w:val="num" w:pos="1440"/>
+        </w:tabs>
+        <w:ind w:left="1440" w:hanging="360"/>
+      </w:pPr>
+      <w:rPr>
+        <w:rFonts w:ascii="Courier New" w:hAnsi="Courier New" w:hint="default"/>
+        <w:sz w:val="20"/>
+      </w:rPr>
+    </w:lvl>
+    <w:lvl w:ilvl="2" w:tentative="1">
+      <w:start w:val="1"/>
+      <w:numFmt w:val="bullet"/>
+      <w:lvlText w:val=""/>
+      <w:lvlJc w:val="left"/>
+      <w:pPr>
+        <w:tabs>
+          <w:tab w:val="num" w:pos="2160"/>
+        </w:tabs>
+        <w:ind w:left="2160" w:hanging="360"/>
+      </w:pPr>
+      <w:rPr>
+        <w:rFonts w:ascii="Wingdings" w:hAnsi="Wingdings" w:hint="default"/>
+        <w:sz w:val="20"/>
+      </w:rPr>
+    </w:lvl>
+    <w:lvl w:ilvl="3" w:tentative="1">
+      <w:start w:val="1"/>
+      <w:numFmt w:val="bullet"/>
+      <w:lvlText w:val=""/>
+      <w:lvlJc w:val="left"/>
+      <w:pPr>
+        <w:tabs>
+          <w:tab w:val="num" w:pos="2880"/>
+        </w:tabs>
+        <w:ind w:left="2880" w:hanging="360"/>
+      </w:pPr>
+      <w:rPr>
+        <w:rFonts w:ascii="Wingdings" w:hAnsi="Wingdings" w:hint="default"/>
+        <w:sz w:val="20"/>
+      </w:rPr>
+    </w:lvl>
+    <w:lvl w:ilvl="4" w:tentative="1">
+      <w:start w:val="1"/>
+      <w:numFmt w:val="bullet"/>
+      <w:lvlText w:val=""/>
+      <w:lvlJc w:val="left"/>
+      <w:pPr>
+        <w:tabs>
+          <w:tab w:val="num" w:pos="3600"/>
+        </w:tabs>
+        <w:ind w:left="3600" w:hanging="360"/>
+      </w:pPr>
+      <w:rPr>
+        <w:rFonts w:ascii="Wingdings" w:hAnsi="Wingdings" w:hint="default"/>
+        <w:sz w:val="20"/>
+      </w:rPr>
+    </w:lvl>
+    <w:lvl w:ilvl="5" w:tentative="1">
+      <w:start w:val="1"/>
+      <w:numFmt w:val="bullet"/>
+      <w:lvlText w:val=""/>
+      <w:lvlJc w:val="left"/>
+      <w:pPr>
+        <w:tabs>
+          <w:tab w:val="num" w:pos="4320"/>
+        </w:tabs>
+        <w:ind w:left="4320" w:hanging="360"/>
+      </w:pPr>
+      <w:rPr>
+        <w:rFonts w:ascii="Wingdings" w:hAnsi="Wingdings" w:hint="default"/>
+        <w:sz w:val="20"/>
+      </w:rPr>
+    </w:lvl>
+    <w:lvl w:ilvl="6" w:tentative="1">
+      <w:start w:val="1"/>
+      <w:numFmt w:val="bullet"/>
+      <w:lvlText w:val=""/>
+      <w:lvlJc w:val="left"/>
+      <w:pPr>
+        <w:tabs>
+          <w:tab w:val="num" w:pos="5040"/>
+        </w:tabs>
+        <w:ind w:left="5040" w:hanging="360"/>
+      </w:pPr>
+      <w:rPr>
+        <w:rFonts w:ascii="Wingdings" w:hAnsi="Wingdings" w:hint="default"/>
+        <w:sz w:val="20"/>
+      </w:rPr>
+    </w:lvl>
+    <w:lvl w:ilvl="7" w:tentative="1">
+      <w:start w:val="1"/>
+      <w:numFmt w:val="bullet"/>
+      <w:lvlText w:val=""/>
+      <w:lvlJc w:val="left"/>
+      <w:pPr>
+        <w:tabs>
+          <w:tab w:val="num" w:pos="5760"/>
+        </w:tabs>
+        <w:ind w:left="5760" w:hanging="360"/>
+      </w:pPr>
+      <w:rPr>
+        <w:rFonts w:ascii="Wingdings" w:hAnsi="Wingdings" w:hint="default"/>
+        <w:sz w:val="20"/>
+      </w:rPr>
+    </w:lvl>
+    <w:lvl w:ilvl="8" w:tentative="1">
+      <w:start w:val="1"/>
+      <w:numFmt w:val="bullet"/>
+      <w:lvlText w:val=""/>
+      <w:lvlJc w:val="left"/>
+      <w:pPr>
+        <w:tabs>
+          <w:tab w:val="num" w:pos="6480"/>
+        </w:tabs>
+        <w:ind w:left="6480" w:hanging="360"/>
+      </w:pPr>
+      <w:rPr>
+        <w:rFonts w:ascii="Wingdings" w:hAnsi="Wingdings" w:hint="default"/>
+        <w:sz w:val="20"/>
+      </w:rPr>
+    </w:lvl>
+  </w:abstractNum>
+  <w:abstractNum w:abstractNumId="23" w15:restartNumberingAfterBreak="0">
     <w:nsid w:val="427FE2F4"/>
     <w:multiLevelType w:val="multilevel"/>
     <w:tmpl w:val="427FE2F4"/>
@@ -6533,7 +6768,7 @@
       </w:rPr>
     </w:lvl>
   </w:abstractNum>
-  <w:abstractNum w:abstractNumId="19" w15:restartNumberingAfterBreak="0">
+  <w:abstractNum w:abstractNumId="24" w15:restartNumberingAfterBreak="0">
     <w:nsid w:val="539BA94B"/>
     <w:multiLevelType w:val="multilevel"/>
     <w:tmpl w:val="539BA94B"/>
@@ -6682,7 +6917,7 @@
       </w:rPr>
     </w:lvl>
   </w:abstractNum>
-  <w:abstractNum w:abstractNumId="20" w15:restartNumberingAfterBreak="0">
+  <w:abstractNum w:abstractNumId="25" w15:restartNumberingAfterBreak="0">
     <w:nsid w:val="54B225D3"/>
     <w:multiLevelType w:val="multilevel"/>
     <w:tmpl w:val="54B225D3"/>
@@ -6831,7 +7066,7 @@
       </w:rPr>
     </w:lvl>
   </w:abstractNum>
-  <w:abstractNum w:abstractNumId="21" w15:restartNumberingAfterBreak="0">
+  <w:abstractNum w:abstractNumId="26" w15:restartNumberingAfterBreak="0">
     <w:nsid w:val="58364F18"/>
     <w:multiLevelType w:val="multilevel"/>
     <w:tmpl w:val="1C6A65C2"/>
@@ -6980,7 +7215,7 @@
       </w:rPr>
     </w:lvl>
   </w:abstractNum>
-  <w:abstractNum w:abstractNumId="22" w15:restartNumberingAfterBreak="0">
+  <w:abstractNum w:abstractNumId="27" w15:restartNumberingAfterBreak="0">
     <w:nsid w:val="69989ECE"/>
     <w:multiLevelType w:val="multilevel"/>
     <w:tmpl w:val="69989ECE"/>
@@ -7129,7 +7364,7 @@
       </w:rPr>
     </w:lvl>
   </w:abstractNum>
-  <w:abstractNum w:abstractNumId="23" w15:restartNumberingAfterBreak="0">
+  <w:abstractNum w:abstractNumId="28" w15:restartNumberingAfterBreak="0">
     <w:nsid w:val="6ABB1F90"/>
     <w:multiLevelType w:val="multilevel"/>
     <w:tmpl w:val="6ABB1F90"/>
@@ -7278,7 +7513,7 @@
       </w:rPr>
     </w:lvl>
   </w:abstractNum>
-  <w:abstractNum w:abstractNumId="24" w15:restartNumberingAfterBreak="0">
+  <w:abstractNum w:abstractNumId="29" w15:restartNumberingAfterBreak="0">
     <w:nsid w:val="78133933"/>
     <w:multiLevelType w:val="multilevel"/>
     <w:tmpl w:val="10060226"/>
@@ -7428,22 +7663,22 @@
     </w:lvl>
   </w:abstractNum>
   <w:num w:numId="1" w16cid:durableId="1608805451">
-    <w:abstractNumId w:val="14"/>
+    <w:abstractNumId w:val="17"/>
   </w:num>
   <w:num w:numId="2" w16cid:durableId="30347425">
-    <w:abstractNumId w:val="23"/>
+    <w:abstractNumId w:val="28"/>
   </w:num>
   <w:num w:numId="3" w16cid:durableId="1376927525">
-    <w:abstractNumId w:val="9"/>
+    <w:abstractNumId w:val="12"/>
   </w:num>
   <w:num w:numId="4" w16cid:durableId="1091514164">
-    <w:abstractNumId w:val="19"/>
+    <w:abstractNumId w:val="24"/>
   </w:num>
   <w:num w:numId="5" w16cid:durableId="510723195">
-    <w:abstractNumId w:val="10"/>
+    <w:abstractNumId w:val="13"/>
   </w:num>
   <w:num w:numId="6" w16cid:durableId="1338070935">
-    <w:abstractNumId w:val="18"/>
+    <w:abstractNumId w:val="23"/>
   </w:num>
   <w:num w:numId="7" w16cid:durableId="1199006617">
     <w:abstractNumId w:val="1"/>
@@ -7455,28 +7690,28 @@
     <w:abstractNumId w:val="0"/>
   </w:num>
   <w:num w:numId="10" w16cid:durableId="315764963">
-    <w:abstractNumId w:val="17"/>
+    <w:abstractNumId w:val="21"/>
   </w:num>
   <w:num w:numId="11" w16cid:durableId="600065406">
-    <w:abstractNumId w:val="22"/>
+    <w:abstractNumId w:val="27"/>
   </w:num>
   <w:num w:numId="12" w16cid:durableId="626281135">
-    <w:abstractNumId w:val="20"/>
+    <w:abstractNumId w:val="25"/>
   </w:num>
   <w:num w:numId="13" w16cid:durableId="1646273583">
     <w:abstractNumId w:val="2"/>
   </w:num>
   <w:num w:numId="14" w16cid:durableId="187716738">
-    <w:abstractNumId w:val="6"/>
+    <w:abstractNumId w:val="7"/>
   </w:num>
   <w:num w:numId="15" w16cid:durableId="810637939">
-    <w:abstractNumId w:val="21"/>
+    <w:abstractNumId w:val="26"/>
   </w:num>
   <w:num w:numId="16" w16cid:durableId="1708336070">
-    <w:abstractNumId w:val="24"/>
+    <w:abstractNumId w:val="29"/>
   </w:num>
   <w:num w:numId="17" w16cid:durableId="1352952401">
-    <w:abstractNumId w:val="13"/>
+    <w:abstractNumId w:val="16"/>
   </w:num>
   <w:num w:numId="18" w16cid:durableId="716125640">
     <w:abstractNumId w:val="5"/>
@@ -7485,22 +7720,37 @@
     <w:abstractNumId w:val="4"/>
   </w:num>
   <w:num w:numId="20" w16cid:durableId="326713099">
-    <w:abstractNumId w:val="12"/>
+    <w:abstractNumId w:val="15"/>
   </w:num>
   <w:num w:numId="21" w16cid:durableId="1946426313">
-    <w:abstractNumId w:val="16"/>
+    <w:abstractNumId w:val="20"/>
   </w:num>
   <w:num w:numId="22" w16cid:durableId="435712694">
-    <w:abstractNumId w:val="15"/>
+    <w:abstractNumId w:val="19"/>
   </w:num>
   <w:num w:numId="23" w16cid:durableId="710619409">
-    <w:abstractNumId w:val="7"/>
+    <w:abstractNumId w:val="8"/>
   </w:num>
   <w:num w:numId="24" w16cid:durableId="815609536">
+    <w:abstractNumId w:val="14"/>
+  </w:num>
+  <w:num w:numId="25" w16cid:durableId="915167335">
+    <w:abstractNumId w:val="9"/>
+  </w:num>
+  <w:num w:numId="26" w16cid:durableId="426080819">
+    <w:abstractNumId w:val="6"/>
+  </w:num>
+  <w:num w:numId="27" w16cid:durableId="1553233521">
+    <w:abstractNumId w:val="22"/>
+  </w:num>
+  <w:num w:numId="28" w16cid:durableId="288516103">
     <w:abstractNumId w:val="11"/>
   </w:num>
-  <w:num w:numId="25" w16cid:durableId="915167335">
-    <w:abstractNumId w:val="8"/>
+  <w:num w:numId="29" w16cid:durableId="177551947">
+    <w:abstractNumId w:val="18"/>
+  </w:num>
+  <w:num w:numId="30" w16cid:durableId="265426957">
+    <w:abstractNumId w:val="10"/>
   </w:num>
 </w:numbering>
 </file>
